--- a/Felhasználói_Dokumentáció.docx
+++ b/Felhasználói_Dokumentáció.docx
@@ -501,7 +501,15 @@
         <w:jc w:val="both"/>
       </w:pPr>
       <w:r>
-        <w:t>Az Arany Agancs Webshop projekt célja egy modern, reszponzív, PHP és MySQL alapú online áruház létrehozása, amely vadászathoz szükséges kiegészítőket és felszereléseket kínál a vásárlók számára. A rendszer célja, hogy egy megbízható, könnyen kezelhető, többnyelvű (angol és magyar) felületet biztosítson mind a vásárlók, mind az adminisztrátorok számára, figyelembe véve a mai digitális elvárásokat és a felhasználói élmény fontosságát.</w:t>
+        <w:t xml:space="preserve">Az Arany Agancs Webshop projekt célja egy modern, reszponzív, PHP és </w:t>
+      </w:r>
+      <w:proofErr w:type="spellStart"/>
+      <w:r>
+        <w:t>MySQL</w:t>
+      </w:r>
+      <w:proofErr w:type="spellEnd"/>
+      <w:r>
+        <w:t xml:space="preserve"> alapú online áruház létrehozása, amely vadászathoz szükséges kiegészítőket és felszereléseket kínál a vásárlók számára. A rendszer célja, hogy egy megbízható, könnyen kezelhető, többnyelvű (angol és magyar) felületet biztosítson mind a vásárlók, mind az adminisztrátorok számára, figyelembe véve a mai digitális elvárásokat és a felhasználói élmény fontosságát.</w:t>
       </w:r>
     </w:p>
     <w:p>
@@ -726,25 +734,81 @@
           <w:sz w:val="28"/>
           <w:szCs w:val="28"/>
         </w:rPr>
-        <w:t>Operációs rendszer: Window 7,8,10,11, Linux (32 vagy 64 bites), macOS 10.10 vagy újabb</w:t>
-      </w:r>
-    </w:p>
-    <w:p>
-      <w:pPr>
-        <w:rPr>
-          <w:rFonts w:ascii="Times New Roman" w:hAnsi="Times New Roman" w:cs="Times New Roman"/>
-          <w:sz w:val="28"/>
-          <w:szCs w:val="28"/>
-        </w:rPr>
-      </w:pPr>
-      <w:r>
-        <w:rPr>
-          <w:rFonts w:ascii="Times New Roman" w:hAnsi="Times New Roman" w:cs="Times New Roman"/>
-          <w:sz w:val="28"/>
-          <w:szCs w:val="28"/>
-        </w:rPr>
-        <w:t>Github cmd</w:t>
-      </w:r>
+        <w:t xml:space="preserve">Operációs rendszer: </w:t>
+      </w:r>
+      <w:proofErr w:type="spellStart"/>
+      <w:r>
+        <w:rPr>
+          <w:rFonts w:ascii="Times New Roman" w:hAnsi="Times New Roman" w:cs="Times New Roman"/>
+          <w:sz w:val="28"/>
+          <w:szCs w:val="28"/>
+        </w:rPr>
+        <w:t>Window</w:t>
+      </w:r>
+      <w:proofErr w:type="spellEnd"/>
+      <w:r>
+        <w:rPr>
+          <w:rFonts w:ascii="Times New Roman" w:hAnsi="Times New Roman" w:cs="Times New Roman"/>
+          <w:sz w:val="28"/>
+          <w:szCs w:val="28"/>
+        </w:rPr>
+        <w:t xml:space="preserve"> 7,8,10,11, Linux (32 vagy 64 bites), </w:t>
+      </w:r>
+      <w:proofErr w:type="spellStart"/>
+      <w:r>
+        <w:rPr>
+          <w:rFonts w:ascii="Times New Roman" w:hAnsi="Times New Roman" w:cs="Times New Roman"/>
+          <w:sz w:val="28"/>
+          <w:szCs w:val="28"/>
+        </w:rPr>
+        <w:t>macOS</w:t>
+      </w:r>
+      <w:proofErr w:type="spellEnd"/>
+      <w:r>
+        <w:rPr>
+          <w:rFonts w:ascii="Times New Roman" w:hAnsi="Times New Roman" w:cs="Times New Roman"/>
+          <w:sz w:val="28"/>
+          <w:szCs w:val="28"/>
+        </w:rPr>
+        <w:t xml:space="preserve"> 10.10 vagy újabb</w:t>
+      </w:r>
+    </w:p>
+    <w:p>
+      <w:pPr>
+        <w:rPr>
+          <w:rFonts w:ascii="Times New Roman" w:hAnsi="Times New Roman" w:cs="Times New Roman"/>
+          <w:sz w:val="28"/>
+          <w:szCs w:val="28"/>
+        </w:rPr>
+      </w:pPr>
+      <w:proofErr w:type="spellStart"/>
+      <w:r>
+        <w:rPr>
+          <w:rFonts w:ascii="Times New Roman" w:hAnsi="Times New Roman" w:cs="Times New Roman"/>
+          <w:sz w:val="28"/>
+          <w:szCs w:val="28"/>
+        </w:rPr>
+        <w:t>Github</w:t>
+      </w:r>
+      <w:proofErr w:type="spellEnd"/>
+      <w:r>
+        <w:rPr>
+          <w:rFonts w:ascii="Times New Roman" w:hAnsi="Times New Roman" w:cs="Times New Roman"/>
+          <w:sz w:val="28"/>
+          <w:szCs w:val="28"/>
+        </w:rPr>
+        <w:t xml:space="preserve"> </w:t>
+      </w:r>
+      <w:proofErr w:type="spellStart"/>
+      <w:r>
+        <w:rPr>
+          <w:rFonts w:ascii="Times New Roman" w:hAnsi="Times New Roman" w:cs="Times New Roman"/>
+          <w:sz w:val="28"/>
+          <w:szCs w:val="28"/>
+        </w:rPr>
+        <w:t>cmd</w:t>
+      </w:r>
+      <w:proofErr w:type="spellEnd"/>
     </w:p>
     <w:p>
       <w:pPr>
@@ -777,8 +841,18 @@
           <w:sz w:val="28"/>
           <w:szCs w:val="28"/>
         </w:rPr>
-        <w:t>XAMPP phpmyadmin</w:t>
-      </w:r>
+        <w:t xml:space="preserve">XAMPP </w:t>
+      </w:r>
+      <w:proofErr w:type="spellStart"/>
+      <w:r>
+        <w:rPr>
+          <w:rFonts w:ascii="Times New Roman" w:hAnsi="Times New Roman" w:cs="Times New Roman"/>
+          <w:sz w:val="28"/>
+          <w:szCs w:val="28"/>
+        </w:rPr>
+        <w:t>phpmyadmin</w:t>
+      </w:r>
+      <w:proofErr w:type="spellEnd"/>
     </w:p>
     <w:p>
       <w:pPr>
@@ -805,13 +879,41 @@
           <w:szCs w:val="28"/>
         </w:rPr>
       </w:pPr>
-      <w:r>
-        <w:rPr>
-          <w:rFonts w:ascii="Times New Roman" w:hAnsi="Times New Roman" w:cs="Times New Roman"/>
-          <w:sz w:val="28"/>
-          <w:szCs w:val="28"/>
-        </w:rPr>
-        <w:t>phpmyadmin-ba importálni az „arany_agancs.sql”-t</w:t>
+      <w:proofErr w:type="spellStart"/>
+      <w:r>
+        <w:rPr>
+          <w:rFonts w:ascii="Times New Roman" w:hAnsi="Times New Roman" w:cs="Times New Roman"/>
+          <w:sz w:val="28"/>
+          <w:szCs w:val="28"/>
+        </w:rPr>
+        <w:t>phpmyadmin-ba</w:t>
+      </w:r>
+      <w:proofErr w:type="spellEnd"/>
+      <w:r>
+        <w:rPr>
+          <w:rFonts w:ascii="Times New Roman" w:hAnsi="Times New Roman" w:cs="Times New Roman"/>
+          <w:sz w:val="28"/>
+          <w:szCs w:val="28"/>
+        </w:rPr>
+        <w:t xml:space="preserve"> importálni az „</w:t>
+      </w:r>
+      <w:proofErr w:type="spellStart"/>
+      <w:r>
+        <w:rPr>
+          <w:rFonts w:ascii="Times New Roman" w:hAnsi="Times New Roman" w:cs="Times New Roman"/>
+          <w:sz w:val="28"/>
+          <w:szCs w:val="28"/>
+        </w:rPr>
+        <w:t>arany_agancs.sql</w:t>
+      </w:r>
+      <w:proofErr w:type="spellEnd"/>
+      <w:r>
+        <w:rPr>
+          <w:rFonts w:ascii="Times New Roman" w:hAnsi="Times New Roman" w:cs="Times New Roman"/>
+          <w:sz w:val="28"/>
+          <w:szCs w:val="28"/>
+        </w:rPr>
+        <w:t>”-t</w:t>
       </w:r>
     </w:p>
     <w:p>
@@ -849,21 +951,139 @@
           <w:szCs w:val="24"/>
         </w:rPr>
       </w:pPr>
-      <w:r>
-        <w:rPr>
-          <w:rFonts w:ascii="Times New Roman" w:hAnsi="Times New Roman" w:cs="Times New Roman"/>
-          <w:sz w:val="24"/>
-          <w:szCs w:val="24"/>
-        </w:rPr>
-        <w:t xml:space="preserve">Github cmd megnyitása után el kell navigálni a „C:\xampp\htdocs” mapáig, ahol kiadod a </w:t>
-      </w:r>
-      <w:r>
-        <w:rPr>
-          <w:rFonts w:ascii="Times New Roman" w:hAnsi="Times New Roman" w:cs="Times New Roman"/>
-          <w:sz w:val="24"/>
-          <w:szCs w:val="24"/>
-        </w:rPr>
-        <w:t xml:space="preserve">„git clone </w:t>
+      <w:proofErr w:type="spellStart"/>
+      <w:r>
+        <w:rPr>
+          <w:rFonts w:ascii="Times New Roman" w:hAnsi="Times New Roman" w:cs="Times New Roman"/>
+          <w:sz w:val="24"/>
+          <w:szCs w:val="24"/>
+        </w:rPr>
+        <w:t>Github</w:t>
+      </w:r>
+      <w:proofErr w:type="spellEnd"/>
+      <w:r>
+        <w:rPr>
+          <w:rFonts w:ascii="Times New Roman" w:hAnsi="Times New Roman" w:cs="Times New Roman"/>
+          <w:sz w:val="24"/>
+          <w:szCs w:val="24"/>
+        </w:rPr>
+        <w:t xml:space="preserve"> </w:t>
+      </w:r>
+      <w:proofErr w:type="spellStart"/>
+      <w:r>
+        <w:rPr>
+          <w:rFonts w:ascii="Times New Roman" w:hAnsi="Times New Roman" w:cs="Times New Roman"/>
+          <w:sz w:val="24"/>
+          <w:szCs w:val="24"/>
+        </w:rPr>
+        <w:t>cmd</w:t>
+      </w:r>
+      <w:proofErr w:type="spellEnd"/>
+      <w:r>
+        <w:rPr>
+          <w:rFonts w:ascii="Times New Roman" w:hAnsi="Times New Roman" w:cs="Times New Roman"/>
+          <w:sz w:val="24"/>
+          <w:szCs w:val="24"/>
+        </w:rPr>
+        <w:t xml:space="preserve"> megnyitása után el kell navigálni a „C:\</w:t>
+      </w:r>
+      <w:proofErr w:type="spellStart"/>
+      <w:r>
+        <w:rPr>
+          <w:rFonts w:ascii="Times New Roman" w:hAnsi="Times New Roman" w:cs="Times New Roman"/>
+          <w:sz w:val="24"/>
+          <w:szCs w:val="24"/>
+        </w:rPr>
+        <w:t>xampp</w:t>
+      </w:r>
+      <w:proofErr w:type="spellEnd"/>
+      <w:r>
+        <w:rPr>
+          <w:rFonts w:ascii="Times New Roman" w:hAnsi="Times New Roman" w:cs="Times New Roman"/>
+          <w:sz w:val="24"/>
+          <w:szCs w:val="24"/>
+        </w:rPr>
+        <w:t>\</w:t>
+      </w:r>
+      <w:proofErr w:type="spellStart"/>
+      <w:r>
+        <w:rPr>
+          <w:rFonts w:ascii="Times New Roman" w:hAnsi="Times New Roman" w:cs="Times New Roman"/>
+          <w:sz w:val="24"/>
+          <w:szCs w:val="24"/>
+        </w:rPr>
+        <w:t>htdocs</w:t>
+      </w:r>
+      <w:proofErr w:type="spellEnd"/>
+      <w:r>
+        <w:rPr>
+          <w:rFonts w:ascii="Times New Roman" w:hAnsi="Times New Roman" w:cs="Times New Roman"/>
+          <w:sz w:val="24"/>
+          <w:szCs w:val="24"/>
+        </w:rPr>
+        <w:t xml:space="preserve">” </w:t>
+      </w:r>
+      <w:proofErr w:type="spellStart"/>
+      <w:r>
+        <w:rPr>
+          <w:rFonts w:ascii="Times New Roman" w:hAnsi="Times New Roman" w:cs="Times New Roman"/>
+          <w:sz w:val="24"/>
+          <w:szCs w:val="24"/>
+        </w:rPr>
+        <w:t>mapáig</w:t>
+      </w:r>
+      <w:proofErr w:type="spellEnd"/>
+      <w:r>
+        <w:rPr>
+          <w:rFonts w:ascii="Times New Roman" w:hAnsi="Times New Roman" w:cs="Times New Roman"/>
+          <w:sz w:val="24"/>
+          <w:szCs w:val="24"/>
+        </w:rPr>
+        <w:t xml:space="preserve">, ahol kiadod a </w:t>
+      </w:r>
+      <w:r>
+        <w:rPr>
+          <w:rFonts w:ascii="Times New Roman" w:hAnsi="Times New Roman" w:cs="Times New Roman"/>
+          <w:sz w:val="24"/>
+          <w:szCs w:val="24"/>
+        </w:rPr>
+        <w:t>„</w:t>
+      </w:r>
+      <w:proofErr w:type="spellStart"/>
+      <w:r>
+        <w:rPr>
+          <w:rFonts w:ascii="Times New Roman" w:hAnsi="Times New Roman" w:cs="Times New Roman"/>
+          <w:sz w:val="24"/>
+          <w:szCs w:val="24"/>
+        </w:rPr>
+        <w:t>git</w:t>
+      </w:r>
+      <w:proofErr w:type="spellEnd"/>
+      <w:r>
+        <w:rPr>
+          <w:rFonts w:ascii="Times New Roman" w:hAnsi="Times New Roman" w:cs="Times New Roman"/>
+          <w:sz w:val="24"/>
+          <w:szCs w:val="24"/>
+        </w:rPr>
+        <w:t xml:space="preserve"> </w:t>
+      </w:r>
+      <w:proofErr w:type="spellStart"/>
+      <w:r>
+        <w:rPr>
+          <w:rFonts w:ascii="Times New Roman" w:hAnsi="Times New Roman" w:cs="Times New Roman"/>
+          <w:sz w:val="24"/>
+          <w:szCs w:val="24"/>
+        </w:rPr>
+        <w:t>clone</w:t>
+      </w:r>
+      <w:proofErr w:type="spellEnd"/>
+      <w:r>
+        <w:rPr>
+          <w:rFonts w:ascii="Times New Roman" w:hAnsi="Times New Roman" w:cs="Times New Roman"/>
+          <w:sz w:val="24"/>
+          <w:szCs w:val="24"/>
+        </w:rPr>
+        <w:t xml:space="preserve"> </w:t>
       </w:r>
       <w:hyperlink r:id="rId6" w:history="1">
         <w:r>
@@ -897,6 +1117,7 @@
       <w:r>
         <w:rPr>
           <w:rFonts w:ascii="Times New Roman" w:hAnsi="Times New Roman" w:cs="Times New Roman"/>
+          <w:noProof/>
           <w:sz w:val="24"/>
           <w:szCs w:val="24"/>
         </w:rPr>
@@ -953,27 +1174,48 @@
           <w:szCs w:val="24"/>
         </w:rPr>
         <w:lastRenderedPageBreak/>
-        <w:t xml:space="preserve">A </w:t>
-      </w:r>
-      <w:r>
-        <w:rPr>
-          <w:rFonts w:ascii="Times New Roman" w:hAnsi="Times New Roman" w:cs="Times New Roman"/>
-          <w:sz w:val="24"/>
-          <w:szCs w:val="24"/>
-        </w:rPr>
-        <w:t>C:\xampp\htdocs</w:t>
-      </w:r>
-      <w:r>
-        <w:rPr>
-          <w:rFonts w:ascii="Times New Roman" w:hAnsi="Times New Roman" w:cs="Times New Roman"/>
-          <w:sz w:val="24"/>
-          <w:szCs w:val="24"/>
-        </w:rPr>
-        <w:t>\vadaszProjekt mappából „arany_agancs.sql” beimportálni a phpmyadmin-ba.</w:t>
-      </w:r>
-      <w:r>
-        <w:rPr>
-          <w:rFonts w:ascii="Times New Roman" w:hAnsi="Times New Roman" w:cs="Times New Roman"/>
+        <w:t>A C:\xampp\htdocs\vadaszProjekt mappából „</w:t>
+      </w:r>
+      <w:proofErr w:type="spellStart"/>
+      <w:r>
+        <w:rPr>
+          <w:rFonts w:ascii="Times New Roman" w:hAnsi="Times New Roman" w:cs="Times New Roman"/>
+          <w:sz w:val="24"/>
+          <w:szCs w:val="24"/>
+        </w:rPr>
+        <w:t>arany_agancs.sql</w:t>
+      </w:r>
+      <w:proofErr w:type="spellEnd"/>
+      <w:r>
+        <w:rPr>
+          <w:rFonts w:ascii="Times New Roman" w:hAnsi="Times New Roman" w:cs="Times New Roman"/>
+          <w:sz w:val="24"/>
+          <w:szCs w:val="24"/>
+        </w:rPr>
+        <w:t xml:space="preserve">” beimportálni a </w:t>
+      </w:r>
+      <w:proofErr w:type="spellStart"/>
+      <w:r>
+        <w:rPr>
+          <w:rFonts w:ascii="Times New Roman" w:hAnsi="Times New Roman" w:cs="Times New Roman"/>
+          <w:sz w:val="24"/>
+          <w:szCs w:val="24"/>
+        </w:rPr>
+        <w:t>phpmyadmin-ba</w:t>
+      </w:r>
+      <w:proofErr w:type="spellEnd"/>
+      <w:r>
+        <w:rPr>
+          <w:rFonts w:ascii="Times New Roman" w:hAnsi="Times New Roman" w:cs="Times New Roman"/>
+          <w:sz w:val="24"/>
+          <w:szCs w:val="24"/>
+        </w:rPr>
+        <w:t>.</w:t>
+      </w:r>
+      <w:r>
+        <w:rPr>
+          <w:rFonts w:ascii="Times New Roman" w:hAnsi="Times New Roman" w:cs="Times New Roman"/>
+          <w:noProof/>
           <w:sz w:val="24"/>
           <w:szCs w:val="24"/>
         </w:rPr>
@@ -1045,8 +1287,25 @@
         </w:r>
       </w:hyperlink>
       <w:r>
-        <w:t xml:space="preserve"> oldalról letöltött ZIP-ből ki kell szedni a src mappát és át kell helyezni a </w:t>
-      </w:r>
+        <w:t xml:space="preserve"> oldalról letöltött ZIP-</w:t>
+      </w:r>
+      <w:proofErr w:type="spellStart"/>
+      <w:r>
+        <w:t>ből</w:t>
+      </w:r>
+      <w:proofErr w:type="spellEnd"/>
+      <w:r>
+        <w:t xml:space="preserve"> ki kell szedni a </w:t>
+      </w:r>
+      <w:proofErr w:type="spellStart"/>
+      <w:r>
+        <w:t>src</w:t>
+      </w:r>
+      <w:proofErr w:type="spellEnd"/>
+      <w:r>
+        <w:t xml:space="preserve"> mappát és át kell helyezni a </w:t>
+      </w:r>
+      <w:proofErr w:type="spellStart"/>
       <w:r>
         <w:rPr>
           <w:rFonts w:ascii="Times New Roman" w:hAnsi="Times New Roman" w:cs="Times New Roman"/>
@@ -1055,8 +1314,9 @@
           <w:szCs w:val="24"/>
           <w:shd w:val="clear" w:color="auto" w:fill="FFFFFF"/>
         </w:rPr>
-        <w:t>vadaszProjekt/backend/bejelentkezes/vendor/firebase/php-jwt</w:t>
-      </w:r>
+        <w:t>vadaszProjekt</w:t>
+      </w:r>
+      <w:proofErr w:type="spellEnd"/>
       <w:r>
         <w:rPr>
           <w:rFonts w:ascii="Times New Roman" w:hAnsi="Times New Roman" w:cs="Times New Roman"/>
@@ -1065,6 +1325,94 @@
           <w:szCs w:val="24"/>
           <w:shd w:val="clear" w:color="auto" w:fill="FFFFFF"/>
         </w:rPr>
+        <w:t>/backend/</w:t>
+      </w:r>
+      <w:proofErr w:type="spellStart"/>
+      <w:r>
+        <w:rPr>
+          <w:rFonts w:ascii="Times New Roman" w:hAnsi="Times New Roman" w:cs="Times New Roman"/>
+          <w:color w:val="1F2328"/>
+          <w:sz w:val="24"/>
+          <w:szCs w:val="24"/>
+          <w:shd w:val="clear" w:color="auto" w:fill="FFFFFF"/>
+        </w:rPr>
+        <w:t>bejelentkezes</w:t>
+      </w:r>
+      <w:proofErr w:type="spellEnd"/>
+      <w:r>
+        <w:rPr>
+          <w:rFonts w:ascii="Times New Roman" w:hAnsi="Times New Roman" w:cs="Times New Roman"/>
+          <w:color w:val="1F2328"/>
+          <w:sz w:val="24"/>
+          <w:szCs w:val="24"/>
+          <w:shd w:val="clear" w:color="auto" w:fill="FFFFFF"/>
+        </w:rPr>
+        <w:t>/</w:t>
+      </w:r>
+      <w:proofErr w:type="spellStart"/>
+      <w:r>
+        <w:rPr>
+          <w:rFonts w:ascii="Times New Roman" w:hAnsi="Times New Roman" w:cs="Times New Roman"/>
+          <w:color w:val="1F2328"/>
+          <w:sz w:val="24"/>
+          <w:szCs w:val="24"/>
+          <w:shd w:val="clear" w:color="auto" w:fill="FFFFFF"/>
+        </w:rPr>
+        <w:t>vendor</w:t>
+      </w:r>
+      <w:proofErr w:type="spellEnd"/>
+      <w:r>
+        <w:rPr>
+          <w:rFonts w:ascii="Times New Roman" w:hAnsi="Times New Roman" w:cs="Times New Roman"/>
+          <w:color w:val="1F2328"/>
+          <w:sz w:val="24"/>
+          <w:szCs w:val="24"/>
+          <w:shd w:val="clear" w:color="auto" w:fill="FFFFFF"/>
+        </w:rPr>
+        <w:t>/</w:t>
+      </w:r>
+      <w:proofErr w:type="spellStart"/>
+      <w:r>
+        <w:rPr>
+          <w:rFonts w:ascii="Times New Roman" w:hAnsi="Times New Roman" w:cs="Times New Roman"/>
+          <w:color w:val="1F2328"/>
+          <w:sz w:val="24"/>
+          <w:szCs w:val="24"/>
+          <w:shd w:val="clear" w:color="auto" w:fill="FFFFFF"/>
+        </w:rPr>
+        <w:t>firebase</w:t>
+      </w:r>
+      <w:proofErr w:type="spellEnd"/>
+      <w:r>
+        <w:rPr>
+          <w:rFonts w:ascii="Times New Roman" w:hAnsi="Times New Roman" w:cs="Times New Roman"/>
+          <w:color w:val="1F2328"/>
+          <w:sz w:val="24"/>
+          <w:szCs w:val="24"/>
+          <w:shd w:val="clear" w:color="auto" w:fill="FFFFFF"/>
+        </w:rPr>
+        <w:t>/php-</w:t>
+      </w:r>
+      <w:proofErr w:type="spellStart"/>
+      <w:r>
+        <w:rPr>
+          <w:rFonts w:ascii="Times New Roman" w:hAnsi="Times New Roman" w:cs="Times New Roman"/>
+          <w:color w:val="1F2328"/>
+          <w:sz w:val="24"/>
+          <w:szCs w:val="24"/>
+          <w:shd w:val="clear" w:color="auto" w:fill="FFFFFF"/>
+        </w:rPr>
+        <w:t>jwt</w:t>
+      </w:r>
+      <w:proofErr w:type="spellEnd"/>
+      <w:r>
+        <w:rPr>
+          <w:rFonts w:ascii="Times New Roman" w:hAnsi="Times New Roman" w:cs="Times New Roman"/>
+          <w:color w:val="1F2328"/>
+          <w:sz w:val="24"/>
+          <w:szCs w:val="24"/>
+          <w:shd w:val="clear" w:color="auto" w:fill="FFFFFF"/>
+        </w:rPr>
         <w:t xml:space="preserve"> mappába. </w:t>
       </w:r>
     </w:p>
@@ -1087,8 +1435,9 @@
           <w:szCs w:val="24"/>
           <w:shd w:val="clear" w:color="auto" w:fill="FFFFFF"/>
         </w:rPr>
-        <w:t>Ezután a „JWT.php” fájlból ki kell törölni a 7</w:t>
-      </w:r>
+        <w:t>Ezután a „</w:t>
+      </w:r>
+      <w:proofErr w:type="spellStart"/>
       <w:r>
         <w:rPr>
           <w:rFonts w:ascii="Times New Roman" w:hAnsi="Times New Roman" w:cs="Times New Roman"/>
@@ -1097,8 +1446,9 @@
           <w:szCs w:val="24"/>
           <w:shd w:val="clear" w:color="auto" w:fill="FFFFFF"/>
         </w:rPr>
-        <w:t>20</w:t>
-      </w:r>
+        <w:t>JWT.php</w:t>
+      </w:r>
+      <w:proofErr w:type="spellEnd"/>
       <w:r>
         <w:rPr>
           <w:rFonts w:ascii="Times New Roman" w:hAnsi="Times New Roman" w:cs="Times New Roman"/>
@@ -1107,7 +1457,7 @@
           <w:szCs w:val="24"/>
           <w:shd w:val="clear" w:color="auto" w:fill="FFFFFF"/>
         </w:rPr>
-        <w:t>-7</w:t>
+        <w:t xml:space="preserve">” fájlból ki kell törölni a </w:t>
       </w:r>
       <w:r>
         <w:rPr>
@@ -1117,7 +1467,7 @@
           <w:szCs w:val="24"/>
           <w:shd w:val="clear" w:color="auto" w:fill="FFFFFF"/>
         </w:rPr>
-        <w:t>22</w:t>
+        <w:t>684</w:t>
       </w:r>
       <w:r>
         <w:rPr>
@@ -1127,6 +1477,26 @@
           <w:szCs w:val="24"/>
           <w:shd w:val="clear" w:color="auto" w:fill="FFFFFF"/>
         </w:rPr>
+        <w:t>-</w:t>
+      </w:r>
+      <w:r>
+        <w:rPr>
+          <w:rFonts w:ascii="Times New Roman" w:hAnsi="Times New Roman" w:cs="Times New Roman"/>
+          <w:color w:val="1F2328"/>
+          <w:sz w:val="24"/>
+          <w:szCs w:val="24"/>
+          <w:shd w:val="clear" w:color="auto" w:fill="FFFFFF"/>
+        </w:rPr>
+        <w:t>686</w:t>
+      </w:r>
+      <w:r>
+        <w:rPr>
+          <w:rFonts w:ascii="Times New Roman" w:hAnsi="Times New Roman" w:cs="Times New Roman"/>
+          <w:color w:val="1F2328"/>
+          <w:sz w:val="24"/>
+          <w:szCs w:val="24"/>
+          <w:shd w:val="clear" w:color="auto" w:fill="FFFFFF"/>
+        </w:rPr>
         <w:t xml:space="preserve"> sort.</w:t>
       </w:r>
     </w:p>
@@ -1146,10 +1516,10 @@
           <w:szCs w:val="24"/>
         </w:rPr>
         <w:drawing>
-          <wp:inline distT="0" distB="0" distL="0" distR="0" wp14:anchorId="22B00CA0" wp14:editId="56E10FAB">
-            <wp:extent cx="5563376" cy="2210108"/>
+          <wp:inline distT="0" distB="0" distL="0" distR="0" wp14:anchorId="6563797C" wp14:editId="0C936054">
+            <wp:extent cx="5760720" cy="1283970"/>
             <wp:effectExtent l="0" t="0" r="0" b="0"/>
-            <wp:docPr id="5" name="Kép 5"/>
+            <wp:docPr id="2" name="Kép 2"/>
             <wp:cNvGraphicFramePr>
               <a:graphicFrameLocks xmlns:a="http://schemas.openxmlformats.org/drawingml/2006/main" noChangeAspect="1"/>
             </wp:cNvGraphicFramePr>
@@ -1169,7 +1539,7 @@
                   <pic:spPr>
                     <a:xfrm>
                       <a:off x="0" y="0"/>
-                      <a:ext cx="5563376" cy="2210108"/>
+                      <a:ext cx="5760720" cy="1283970"/>
                     </a:xfrm>
                     <a:prstGeom prst="rect">
                       <a:avLst/>

--- a/Felhasználói_Dokumentáció.docx
+++ b/Felhasználói_Dokumentáció.docx
@@ -1,6 +1,6 @@
 
 <file path=word/document.xml><?xml version="1.0" encoding="utf-8"?>
-<w:document xmlns:wpc="http://schemas.microsoft.com/office/word/2010/wordprocessingCanvas" xmlns:cx="http://schemas.microsoft.com/office/drawing/2014/chartex" xmlns:cx1="http://schemas.microsoft.com/office/drawing/2015/9/8/chartex" xmlns:cx2="http://schemas.microsoft.com/office/drawing/2015/10/21/chartex" xmlns:cx3="http://schemas.microsoft.com/office/drawing/2016/5/9/chartex" xmlns:cx4="http://schemas.microsoft.com/office/drawing/2016/5/10/chartex" xmlns:cx5="http://schemas.microsoft.com/office/drawing/2016/5/11/chartex" xmlns:cx6="http://schemas.microsoft.com/office/drawing/2016/5/12/chartex" xmlns:cx7="http://schemas.microsoft.com/office/drawing/2016/5/13/chartex" xmlns:cx8="http://schemas.microsoft.com/office/drawing/2016/5/14/chartex" xmlns:mc="http://schemas.openxmlformats.org/markup-compatibility/2006" xmlns:aink="http://schemas.microsoft.com/office/drawing/2016/ink" xmlns:am3d="http://schemas.microsoft.com/office/drawing/2017/model3d" xmlns:o="urn:schemas-microsoft-com:office:office" xmlns:r="http://schemas.openxmlformats.org/officeDocument/2006/relationships" xmlns:m="http://schemas.openxmlformats.org/officeDocument/2006/math" xmlns:v="urn:schemas-microsoft-com:vml" xmlns:wp14="http://schemas.microsoft.com/office/word/2010/wordprocessingDrawing" xmlns:wp="http://schemas.openxmlformats.org/drawingml/2006/wordprocessingDrawing" xmlns:w10="urn:schemas-microsoft-com:office:word" xmlns:w="http://schemas.openxmlformats.org/wordprocessingml/2006/main" xmlns:w14="http://schemas.microsoft.com/office/word/2010/wordml" xmlns:w15="http://schemas.microsoft.com/office/word/2012/wordml" xmlns:w16cex="http://schemas.microsoft.com/office/word/2018/wordml/cex" xmlns:w16cid="http://schemas.microsoft.com/office/word/2016/wordml/cid" xmlns:w16="http://schemas.microsoft.com/office/word/2018/wordml" xmlns:w16sdtdh="http://schemas.microsoft.com/office/word/2020/wordml/sdtdatahash" xmlns:w16se="http://schemas.microsoft.com/office/word/2015/wordml/symex" xmlns:wpg="http://schemas.microsoft.com/office/word/2010/wordprocessingGroup" xmlns:wpi="http://schemas.microsoft.com/office/word/2010/wordprocessingInk" xmlns:wne="http://schemas.microsoft.com/office/word/2006/wordml" xmlns:wps="http://schemas.microsoft.com/office/word/2010/wordprocessingShape" mc:Ignorable="w14 w15 w16se w16cid w16 w16cex w16sdtdh wp14">
+<w:document xmlns:wpc="http://schemas.microsoft.com/office/word/2010/wordprocessingCanvas" xmlns:cx="http://schemas.microsoft.com/office/drawing/2014/chartex" xmlns:cx1="http://schemas.microsoft.com/office/drawing/2015/9/8/chartex" xmlns:cx2="http://schemas.microsoft.com/office/drawing/2015/10/21/chartex" xmlns:cx3="http://schemas.microsoft.com/office/drawing/2016/5/9/chartex" xmlns:cx4="http://schemas.microsoft.com/office/drawing/2016/5/10/chartex" xmlns:cx5="http://schemas.microsoft.com/office/drawing/2016/5/11/chartex" xmlns:cx6="http://schemas.microsoft.com/office/drawing/2016/5/12/chartex" xmlns:cx7="http://schemas.microsoft.com/office/drawing/2016/5/13/chartex" xmlns:cx8="http://schemas.microsoft.com/office/drawing/2016/5/14/chartex" xmlns:mc="http://schemas.openxmlformats.org/markup-compatibility/2006" xmlns:aink="http://schemas.microsoft.com/office/drawing/2016/ink" xmlns:am3d="http://schemas.microsoft.com/office/drawing/2017/model3d" xmlns:o="urn:schemas-microsoft-com:office:office" xmlns:oel="http://schemas.microsoft.com/office/2019/extlst" xmlns:r="http://schemas.openxmlformats.org/officeDocument/2006/relationships" xmlns:m="http://schemas.openxmlformats.org/officeDocument/2006/math" xmlns:v="urn:schemas-microsoft-com:vml" xmlns:wp14="http://schemas.microsoft.com/office/word/2010/wordprocessingDrawing" xmlns:wp="http://schemas.openxmlformats.org/drawingml/2006/wordprocessingDrawing" xmlns:w10="urn:schemas-microsoft-com:office:word" xmlns:w="http://schemas.openxmlformats.org/wordprocessingml/2006/main" xmlns:w14="http://schemas.microsoft.com/office/word/2010/wordml" xmlns:w15="http://schemas.microsoft.com/office/word/2012/wordml" xmlns:w16cex="http://schemas.microsoft.com/office/word/2018/wordml/cex" xmlns:w16cid="http://schemas.microsoft.com/office/word/2016/wordml/cid" xmlns:w16="http://schemas.microsoft.com/office/word/2018/wordml" xmlns:w16du="http://schemas.microsoft.com/office/word/2023/wordml/word16du" xmlns:w16sdtdh="http://schemas.microsoft.com/office/word/2020/wordml/sdtdatahash" xmlns:w16sdtfl="http://schemas.microsoft.com/office/word/2024/wordml/sdtformatlock" xmlns:w16se="http://schemas.microsoft.com/office/word/2015/wordml/symex" xmlns:wpg="http://schemas.microsoft.com/office/word/2010/wordprocessingGroup" xmlns:wpi="http://schemas.microsoft.com/office/word/2010/wordprocessingInk" xmlns:wne="http://schemas.microsoft.com/office/word/2006/wordml" xmlns:wps="http://schemas.microsoft.com/office/word/2010/wordprocessingShape" mc:Ignorable="w14 w15 w16se w16cid w16 w16cex w16sdtdh w16sdtfl w16du wp14">
   <w:body>
     <w:p>
       <w:pPr>
@@ -478,43 +478,25 @@
     </w:p>
     <w:p>
       <w:pPr>
-        <w:jc w:val="both"/>
-        <w:rPr>
-          <w:rFonts w:ascii="Times New Roman" w:hAnsi="Times New Roman" w:cs="Times New Roman"/>
-          <w:sz w:val="36"/>
-          <w:szCs w:val="36"/>
-        </w:rPr>
-      </w:pPr>
-      <w:r>
-        <w:rPr>
-          <w:rFonts w:ascii="Times New Roman" w:hAnsi="Times New Roman" w:cs="Times New Roman"/>
-          <w:sz w:val="36"/>
-          <w:szCs w:val="36"/>
-        </w:rPr>
+        <w:pStyle w:val="Heading1"/>
+      </w:pPr>
+      <w:r>
         <w:lastRenderedPageBreak/>
         <w:t>Általános Specifikáció</w:t>
       </w:r>
     </w:p>
     <w:p>
       <w:pPr>
-        <w:pStyle w:val="NormlWeb"/>
+        <w:pStyle w:val="NormalWeb"/>
         <w:jc w:val="both"/>
       </w:pPr>
       <w:r>
-        <w:t xml:space="preserve">Az Arany Agancs Webshop projekt célja egy modern, reszponzív, PHP és </w:t>
-      </w:r>
-      <w:proofErr w:type="spellStart"/>
-      <w:r>
-        <w:t>MySQL</w:t>
-      </w:r>
-      <w:proofErr w:type="spellEnd"/>
-      <w:r>
-        <w:t xml:space="preserve"> alapú online áruház létrehozása, amely vadászathoz szükséges kiegészítőket és felszereléseket kínál a vásárlók számára. A rendszer célja, hogy egy megbízható, könnyen kezelhető, többnyelvű (angol és magyar) felületet biztosítson mind a vásárlók, mind az adminisztrátorok számára, figyelembe véve a mai digitális elvárásokat és a felhasználói élmény fontosságát.</w:t>
-      </w:r>
-    </w:p>
-    <w:p>
-      <w:pPr>
-        <w:pStyle w:val="NormlWeb"/>
+        <w:t>Az Arany Agancs Webshop projekt célja egy modern, reszponzív, PHP és MySQL alapú online áruház létrehozása, amely vadászathoz szükséges kiegészítőket és felszereléseket kínál a vásárlók számára. A rendszer célja, hogy egy megbízható, könnyen kezelhető, többnyelvű (angol és magyar) felületet biztosítson mind a vásárlók, mind az adminisztrátorok számára, figyelembe véve a mai digitális elvárásokat és a felhasználói élmény fontosságát.</w:t>
+      </w:r>
+    </w:p>
+    <w:p>
+      <w:pPr>
+        <w:pStyle w:val="NormalWeb"/>
         <w:jc w:val="both"/>
       </w:pPr>
       <w:r>
@@ -523,7 +505,7 @@
     </w:p>
     <w:p>
       <w:pPr>
-        <w:pStyle w:val="NormlWeb"/>
+        <w:pStyle w:val="NormalWeb"/>
         <w:jc w:val="both"/>
       </w:pPr>
       <w:r>
@@ -544,7 +526,7 @@
     </w:p>
     <w:p>
       <w:pPr>
-        <w:pStyle w:val="NormlWeb"/>
+        <w:pStyle w:val="NormalWeb"/>
         <w:jc w:val="both"/>
       </w:pPr>
       <w:r>
@@ -553,7 +535,7 @@
     </w:p>
     <w:p>
       <w:pPr>
-        <w:pStyle w:val="NormlWeb"/>
+        <w:pStyle w:val="NormalWeb"/>
         <w:jc w:val="both"/>
       </w:pPr>
       <w:r>
@@ -562,7 +544,7 @@
     </w:p>
     <w:p>
       <w:pPr>
-        <w:pStyle w:val="NormlWeb"/>
+        <w:pStyle w:val="NormalWeb"/>
         <w:jc w:val="both"/>
       </w:pPr>
       <w:r>
@@ -571,7 +553,7 @@
     </w:p>
     <w:p>
       <w:pPr>
-        <w:pStyle w:val="NormlWeb"/>
+        <w:pStyle w:val="NormalWeb"/>
         <w:jc w:val="both"/>
       </w:pPr>
       <w:r>
@@ -607,44 +589,17 @@
     </w:p>
     <w:p>
       <w:pPr>
-        <w:rPr>
-          <w:rFonts w:ascii="Times New Roman" w:hAnsi="Times New Roman" w:cs="Times New Roman"/>
-          <w:b/>
-          <w:bCs/>
-          <w:sz w:val="36"/>
-          <w:szCs w:val="36"/>
-        </w:rPr>
-      </w:pPr>
-      <w:r>
-        <w:rPr>
-          <w:rFonts w:ascii="Times New Roman" w:hAnsi="Times New Roman" w:cs="Times New Roman"/>
-          <w:b/>
-          <w:bCs/>
-          <w:sz w:val="36"/>
-          <w:szCs w:val="36"/>
-        </w:rPr>
-        <w:lastRenderedPageBreak/>
+        <w:pStyle w:val="Heading1"/>
+      </w:pPr>
+      <w:r>
         <w:t>Rendszerkövetelmények:</w:t>
       </w:r>
     </w:p>
     <w:p>
       <w:pPr>
-        <w:rPr>
-          <w:rFonts w:ascii="Times New Roman" w:hAnsi="Times New Roman" w:cs="Times New Roman"/>
-          <w:b/>
-          <w:bCs/>
-          <w:sz w:val="32"/>
-          <w:szCs w:val="32"/>
-        </w:rPr>
-      </w:pPr>
-      <w:r>
-        <w:rPr>
-          <w:rFonts w:ascii="Times New Roman" w:hAnsi="Times New Roman" w:cs="Times New Roman"/>
-          <w:b/>
-          <w:bCs/>
-          <w:sz w:val="32"/>
-          <w:szCs w:val="32"/>
-        </w:rPr>
+        <w:pStyle w:val="Heading2"/>
+      </w:pPr>
+      <w:r>
         <w:t>Hardver:</w:t>
       </w:r>
     </w:p>
@@ -701,22 +656,9 @@
     </w:p>
     <w:p>
       <w:pPr>
-        <w:rPr>
-          <w:rFonts w:ascii="Times New Roman" w:hAnsi="Times New Roman" w:cs="Times New Roman"/>
-          <w:b/>
-          <w:bCs/>
-          <w:sz w:val="32"/>
-          <w:szCs w:val="32"/>
-        </w:rPr>
-      </w:pPr>
-      <w:r>
-        <w:rPr>
-          <w:rFonts w:ascii="Times New Roman" w:hAnsi="Times New Roman" w:cs="Times New Roman"/>
-          <w:b/>
-          <w:bCs/>
-          <w:sz w:val="32"/>
-          <w:szCs w:val="32"/>
-        </w:rPr>
+        <w:pStyle w:val="Heading2"/>
+      </w:pPr>
+      <w:r>
         <w:t>Szoftver:</w:t>
       </w:r>
     </w:p>
@@ -734,43 +676,41 @@
           <w:sz w:val="28"/>
           <w:szCs w:val="28"/>
         </w:rPr>
-        <w:t xml:space="preserve">Operációs rendszer: </w:t>
-      </w:r>
-      <w:proofErr w:type="spellStart"/>
-      <w:r>
+        <w:t>Operációs rendszer: Window 7,8,10,11, Linux (32 vagy 64 bites), macOS 10.10 vagy újabb</w:t>
+      </w:r>
+    </w:p>
+    <w:p>
+      <w:pPr>
         <w:rPr>
           <w:rFonts w:ascii="Times New Roman" w:hAnsi="Times New Roman" w:cs="Times New Roman"/>
           <w:sz w:val="28"/>
           <w:szCs w:val="28"/>
         </w:rPr>
-        <w:t>Window</w:t>
-      </w:r>
-      <w:proofErr w:type="spellEnd"/>
+      </w:pPr>
       <w:r>
         <w:rPr>
           <w:rFonts w:ascii="Times New Roman" w:hAnsi="Times New Roman" w:cs="Times New Roman"/>
           <w:sz w:val="28"/>
           <w:szCs w:val="28"/>
         </w:rPr>
-        <w:t xml:space="preserve"> 7,8,10,11, Linux (32 vagy 64 bites), </w:t>
-      </w:r>
-      <w:proofErr w:type="spellStart"/>
-      <w:r>
+        <w:t>Github cmd</w:t>
+      </w:r>
+    </w:p>
+    <w:p>
+      <w:pPr>
         <w:rPr>
           <w:rFonts w:ascii="Times New Roman" w:hAnsi="Times New Roman" w:cs="Times New Roman"/>
           <w:sz w:val="28"/>
           <w:szCs w:val="28"/>
         </w:rPr>
-        <w:t>macOS</w:t>
-      </w:r>
-      <w:proofErr w:type="spellEnd"/>
+      </w:pPr>
       <w:r>
         <w:rPr>
           <w:rFonts w:ascii="Times New Roman" w:hAnsi="Times New Roman" w:cs="Times New Roman"/>
           <w:sz w:val="28"/>
           <w:szCs w:val="28"/>
         </w:rPr>
-        <w:t xml:space="preserve"> 10.10 vagy újabb</w:t>
+        <w:t>XAMPP telepítése a „C” meghajtóra</w:t>
       </w:r>
     </w:p>
     <w:p>
@@ -781,34 +721,31 @@
           <w:szCs w:val="28"/>
         </w:rPr>
       </w:pPr>
-      <w:proofErr w:type="spellStart"/>
       <w:r>
         <w:rPr>
           <w:rFonts w:ascii="Times New Roman" w:hAnsi="Times New Roman" w:cs="Times New Roman"/>
           <w:sz w:val="28"/>
           <w:szCs w:val="28"/>
         </w:rPr>
-        <w:t>Github</w:t>
-      </w:r>
-      <w:proofErr w:type="spellEnd"/>
-      <w:r>
+        <w:t>XAMPP phpmyadmin</w:t>
+      </w:r>
+    </w:p>
+    <w:p>
+      <w:pPr>
         <w:rPr>
           <w:rFonts w:ascii="Times New Roman" w:hAnsi="Times New Roman" w:cs="Times New Roman"/>
           <w:sz w:val="28"/>
           <w:szCs w:val="28"/>
         </w:rPr>
-        <w:t xml:space="preserve"> </w:t>
-      </w:r>
-      <w:proofErr w:type="spellStart"/>
+      </w:pPr>
       <w:r>
         <w:rPr>
           <w:rFonts w:ascii="Times New Roman" w:hAnsi="Times New Roman" w:cs="Times New Roman"/>
           <w:sz w:val="28"/>
           <w:szCs w:val="28"/>
         </w:rPr>
-        <w:t>cmd</w:t>
-      </w:r>
-      <w:proofErr w:type="spellEnd"/>
+        <w:t>szabad 80 és 443 port</w:t>
+      </w:r>
     </w:p>
     <w:p>
       <w:pPr>
@@ -824,7 +761,7 @@
           <w:sz w:val="28"/>
           <w:szCs w:val="28"/>
         </w:rPr>
-        <w:t>XAMPP telepítése a „C” meghajtóra</w:t>
+        <w:t>phpmyadmin-ba importálni az „arany_agancs.sql”-t</w:t>
       </w:r>
     </w:p>
     <w:p>
@@ -835,111 +772,21 @@
           <w:szCs w:val="28"/>
         </w:rPr>
       </w:pPr>
-      <w:r>
-        <w:rPr>
-          <w:rFonts w:ascii="Times New Roman" w:hAnsi="Times New Roman" w:cs="Times New Roman"/>
-          <w:sz w:val="28"/>
-          <w:szCs w:val="28"/>
-        </w:rPr>
-        <w:t xml:space="preserve">XAMPP </w:t>
-      </w:r>
-      <w:proofErr w:type="spellStart"/>
-      <w:r>
-        <w:rPr>
-          <w:rFonts w:ascii="Times New Roman" w:hAnsi="Times New Roman" w:cs="Times New Roman"/>
-          <w:sz w:val="28"/>
-          <w:szCs w:val="28"/>
-        </w:rPr>
-        <w:t>phpmyadmin</w:t>
-      </w:r>
-      <w:proofErr w:type="spellEnd"/>
-    </w:p>
-    <w:p>
-      <w:pPr>
-        <w:rPr>
-          <w:rFonts w:ascii="Times New Roman" w:hAnsi="Times New Roman" w:cs="Times New Roman"/>
-          <w:sz w:val="28"/>
-          <w:szCs w:val="28"/>
-        </w:rPr>
-      </w:pPr>
-      <w:r>
-        <w:rPr>
-          <w:rFonts w:ascii="Times New Roman" w:hAnsi="Times New Roman" w:cs="Times New Roman"/>
-          <w:sz w:val="28"/>
-          <w:szCs w:val="28"/>
-        </w:rPr>
-        <w:t>szabad 80 és 443 port</w:t>
-      </w:r>
-    </w:p>
-    <w:p>
-      <w:pPr>
-        <w:rPr>
-          <w:rFonts w:ascii="Times New Roman" w:hAnsi="Times New Roman" w:cs="Times New Roman"/>
-          <w:sz w:val="28"/>
-          <w:szCs w:val="28"/>
-        </w:rPr>
-      </w:pPr>
-      <w:proofErr w:type="spellStart"/>
-      <w:r>
-        <w:rPr>
-          <w:rFonts w:ascii="Times New Roman" w:hAnsi="Times New Roman" w:cs="Times New Roman"/>
-          <w:sz w:val="28"/>
-          <w:szCs w:val="28"/>
-        </w:rPr>
-        <w:t>phpmyadmin-ba</w:t>
-      </w:r>
-      <w:proofErr w:type="spellEnd"/>
-      <w:r>
-        <w:rPr>
-          <w:rFonts w:ascii="Times New Roman" w:hAnsi="Times New Roman" w:cs="Times New Roman"/>
-          <w:sz w:val="28"/>
-          <w:szCs w:val="28"/>
-        </w:rPr>
-        <w:t xml:space="preserve"> importálni az „</w:t>
-      </w:r>
-      <w:proofErr w:type="spellStart"/>
-      <w:r>
-        <w:rPr>
-          <w:rFonts w:ascii="Times New Roman" w:hAnsi="Times New Roman" w:cs="Times New Roman"/>
-          <w:sz w:val="28"/>
-          <w:szCs w:val="28"/>
-        </w:rPr>
-        <w:t>arany_agancs.sql</w:t>
-      </w:r>
-      <w:proofErr w:type="spellEnd"/>
-      <w:r>
-        <w:rPr>
-          <w:rFonts w:ascii="Times New Roman" w:hAnsi="Times New Roman" w:cs="Times New Roman"/>
-          <w:sz w:val="28"/>
-          <w:szCs w:val="28"/>
-        </w:rPr>
-        <w:t>”-t</w:t>
-      </w:r>
-    </w:p>
-    <w:p>
-      <w:pPr>
-        <w:rPr>
-          <w:rFonts w:ascii="Times New Roman" w:hAnsi="Times New Roman" w:cs="Times New Roman"/>
-          <w:sz w:val="28"/>
-          <w:szCs w:val="28"/>
-        </w:rPr>
-      </w:pPr>
-    </w:p>
-    <w:p>
-      <w:pPr>
-        <w:rPr>
-          <w:rFonts w:ascii="Times New Roman" w:hAnsi="Times New Roman" w:cs="Times New Roman"/>
-          <w:sz w:val="36"/>
-          <w:szCs w:val="36"/>
-        </w:rPr>
-      </w:pPr>
-      <w:r>
-        <w:rPr>
-          <w:rFonts w:ascii="Times New Roman" w:hAnsi="Times New Roman" w:cs="Times New Roman"/>
-          <w:sz w:val="36"/>
-          <w:szCs w:val="36"/>
-        </w:rPr>
+    </w:p>
+    <w:p>
+      <w:pPr>
+        <w:pStyle w:val="Heading1"/>
+      </w:pPr>
+      <w:r>
         <w:t>A program telepítése:</w:t>
+      </w:r>
+    </w:p>
+    <w:p>
+      <w:pPr>
+        <w:pStyle w:val="Heading2"/>
+      </w:pPr>
+      <w:r>
+        <w:t>Projekt működéséhez kötelező letöltések:</w:t>
       </w:r>
     </w:p>
     <w:p>
@@ -951,144 +798,26 @@
           <w:szCs w:val="24"/>
         </w:rPr>
       </w:pPr>
-      <w:proofErr w:type="spellStart"/>
       <w:r>
         <w:rPr>
           <w:rFonts w:ascii="Times New Roman" w:hAnsi="Times New Roman" w:cs="Times New Roman"/>
           <w:sz w:val="24"/>
           <w:szCs w:val="24"/>
         </w:rPr>
-        <w:t>Github</w:t>
-      </w:r>
-      <w:proofErr w:type="spellEnd"/>
+        <w:t xml:space="preserve">Github cmd megnyitása után el kell navigálni a „C:\xampp\htdocs” mapáig, ahol kiadod a </w:t>
+      </w:r>
       <w:r>
         <w:rPr>
           <w:rFonts w:ascii="Times New Roman" w:hAnsi="Times New Roman" w:cs="Times New Roman"/>
           <w:sz w:val="24"/>
           <w:szCs w:val="24"/>
         </w:rPr>
-        <w:t xml:space="preserve"> </w:t>
-      </w:r>
-      <w:proofErr w:type="spellStart"/>
-      <w:r>
-        <w:rPr>
-          <w:rFonts w:ascii="Times New Roman" w:hAnsi="Times New Roman" w:cs="Times New Roman"/>
-          <w:sz w:val="24"/>
-          <w:szCs w:val="24"/>
-        </w:rPr>
-        <w:t>cmd</w:t>
-      </w:r>
-      <w:proofErr w:type="spellEnd"/>
-      <w:r>
-        <w:rPr>
-          <w:rFonts w:ascii="Times New Roman" w:hAnsi="Times New Roman" w:cs="Times New Roman"/>
-          <w:sz w:val="24"/>
-          <w:szCs w:val="24"/>
-        </w:rPr>
-        <w:t xml:space="preserve"> megnyitása után el kell navigálni a „C:\</w:t>
-      </w:r>
-      <w:proofErr w:type="spellStart"/>
-      <w:r>
-        <w:rPr>
-          <w:rFonts w:ascii="Times New Roman" w:hAnsi="Times New Roman" w:cs="Times New Roman"/>
-          <w:sz w:val="24"/>
-          <w:szCs w:val="24"/>
-        </w:rPr>
-        <w:t>xampp</w:t>
-      </w:r>
-      <w:proofErr w:type="spellEnd"/>
-      <w:r>
-        <w:rPr>
-          <w:rFonts w:ascii="Times New Roman" w:hAnsi="Times New Roman" w:cs="Times New Roman"/>
-          <w:sz w:val="24"/>
-          <w:szCs w:val="24"/>
-        </w:rPr>
-        <w:t>\</w:t>
-      </w:r>
-      <w:proofErr w:type="spellStart"/>
-      <w:r>
-        <w:rPr>
-          <w:rFonts w:ascii="Times New Roman" w:hAnsi="Times New Roman" w:cs="Times New Roman"/>
-          <w:sz w:val="24"/>
-          <w:szCs w:val="24"/>
-        </w:rPr>
-        <w:t>htdocs</w:t>
-      </w:r>
-      <w:proofErr w:type="spellEnd"/>
-      <w:r>
-        <w:rPr>
-          <w:rFonts w:ascii="Times New Roman" w:hAnsi="Times New Roman" w:cs="Times New Roman"/>
-          <w:sz w:val="24"/>
-          <w:szCs w:val="24"/>
-        </w:rPr>
-        <w:t xml:space="preserve">” </w:t>
-      </w:r>
-      <w:proofErr w:type="spellStart"/>
-      <w:r>
-        <w:rPr>
-          <w:rFonts w:ascii="Times New Roman" w:hAnsi="Times New Roman" w:cs="Times New Roman"/>
-          <w:sz w:val="24"/>
-          <w:szCs w:val="24"/>
-        </w:rPr>
-        <w:t>mapáig</w:t>
-      </w:r>
-      <w:proofErr w:type="spellEnd"/>
-      <w:r>
-        <w:rPr>
-          <w:rFonts w:ascii="Times New Roman" w:hAnsi="Times New Roman" w:cs="Times New Roman"/>
-          <w:sz w:val="24"/>
-          <w:szCs w:val="24"/>
-        </w:rPr>
-        <w:t xml:space="preserve">, ahol kiadod a </w:t>
-      </w:r>
-      <w:r>
-        <w:rPr>
-          <w:rFonts w:ascii="Times New Roman" w:hAnsi="Times New Roman" w:cs="Times New Roman"/>
-          <w:sz w:val="24"/>
-          <w:szCs w:val="24"/>
-        </w:rPr>
-        <w:t>„</w:t>
-      </w:r>
-      <w:proofErr w:type="spellStart"/>
-      <w:r>
-        <w:rPr>
-          <w:rFonts w:ascii="Times New Roman" w:hAnsi="Times New Roman" w:cs="Times New Roman"/>
-          <w:sz w:val="24"/>
-          <w:szCs w:val="24"/>
-        </w:rPr>
-        <w:t>git</w:t>
-      </w:r>
-      <w:proofErr w:type="spellEnd"/>
-      <w:r>
-        <w:rPr>
-          <w:rFonts w:ascii="Times New Roman" w:hAnsi="Times New Roman" w:cs="Times New Roman"/>
-          <w:sz w:val="24"/>
-          <w:szCs w:val="24"/>
-        </w:rPr>
-        <w:t xml:space="preserve"> </w:t>
-      </w:r>
-      <w:proofErr w:type="spellStart"/>
-      <w:r>
-        <w:rPr>
-          <w:rFonts w:ascii="Times New Roman" w:hAnsi="Times New Roman" w:cs="Times New Roman"/>
-          <w:sz w:val="24"/>
-          <w:szCs w:val="24"/>
-        </w:rPr>
-        <w:t>clone</w:t>
-      </w:r>
-      <w:proofErr w:type="spellEnd"/>
-      <w:r>
-        <w:rPr>
-          <w:rFonts w:ascii="Times New Roman" w:hAnsi="Times New Roman" w:cs="Times New Roman"/>
-          <w:sz w:val="24"/>
-          <w:szCs w:val="24"/>
-        </w:rPr>
-        <w:t xml:space="preserve"> </w:t>
-      </w:r>
-      <w:hyperlink r:id="rId6" w:history="1">
+        <w:t xml:space="preserve">„git clone </w:t>
+      </w:r>
+      <w:hyperlink r:id="rId7" w:history="1">
         <w:r>
           <w:rPr>
-            <w:rStyle w:val="Hiperhivatkozs"/>
+            <w:rStyle w:val="Hyperlink"/>
             <w:rFonts w:ascii="Times New Roman" w:hAnsi="Times New Roman" w:cs="Times New Roman"/>
             <w:sz w:val="24"/>
             <w:szCs w:val="24"/>
@@ -1126,104 +855,6 @@
             <wp:extent cx="5760720" cy="1604645"/>
             <wp:effectExtent l="0" t="0" r="0" b="0"/>
             <wp:docPr id="3" name="Kép 3"/>
-            <wp:cNvGraphicFramePr>
-              <a:graphicFrameLocks xmlns:a="http://schemas.openxmlformats.org/drawingml/2006/main" noChangeAspect="1"/>
-            </wp:cNvGraphicFramePr>
-            <a:graphic xmlns:a="http://schemas.openxmlformats.org/drawingml/2006/main">
-              <a:graphicData uri="http://schemas.openxmlformats.org/drawingml/2006/picture">
-                <pic:pic xmlns:pic="http://schemas.openxmlformats.org/drawingml/2006/picture">
-                  <pic:nvPicPr>
-                    <pic:cNvPr id="1" name=""/>
-                    <pic:cNvPicPr/>
-                  </pic:nvPicPr>
-                  <pic:blipFill>
-                    <a:blip r:embed="rId7"/>
-                    <a:stretch>
-                      <a:fillRect/>
-                    </a:stretch>
-                  </pic:blipFill>
-                  <pic:spPr>
-                    <a:xfrm>
-                      <a:off x="0" y="0"/>
-                      <a:ext cx="5760720" cy="1604645"/>
-                    </a:xfrm>
-                    <a:prstGeom prst="rect">
-                      <a:avLst/>
-                    </a:prstGeom>
-                  </pic:spPr>
-                </pic:pic>
-              </a:graphicData>
-            </a:graphic>
-          </wp:inline>
-        </w:drawing>
-      </w:r>
-    </w:p>
-    <w:p>
-      <w:pPr>
-        <w:jc w:val="both"/>
-        <w:rPr>
-          <w:rFonts w:ascii="Times New Roman" w:hAnsi="Times New Roman" w:cs="Times New Roman"/>
-          <w:sz w:val="24"/>
-          <w:szCs w:val="24"/>
-        </w:rPr>
-      </w:pPr>
-      <w:r>
-        <w:rPr>
-          <w:rFonts w:ascii="Times New Roman" w:hAnsi="Times New Roman" w:cs="Times New Roman"/>
-          <w:sz w:val="24"/>
-          <w:szCs w:val="24"/>
-        </w:rPr>
-        <w:lastRenderedPageBreak/>
-        <w:t>A C:\xampp\htdocs\vadaszProjekt mappából „</w:t>
-      </w:r>
-      <w:proofErr w:type="spellStart"/>
-      <w:r>
-        <w:rPr>
-          <w:rFonts w:ascii="Times New Roman" w:hAnsi="Times New Roman" w:cs="Times New Roman"/>
-          <w:sz w:val="24"/>
-          <w:szCs w:val="24"/>
-        </w:rPr>
-        <w:t>arany_agancs.sql</w:t>
-      </w:r>
-      <w:proofErr w:type="spellEnd"/>
-      <w:r>
-        <w:rPr>
-          <w:rFonts w:ascii="Times New Roman" w:hAnsi="Times New Roman" w:cs="Times New Roman"/>
-          <w:sz w:val="24"/>
-          <w:szCs w:val="24"/>
-        </w:rPr>
-        <w:t xml:space="preserve">” beimportálni a </w:t>
-      </w:r>
-      <w:proofErr w:type="spellStart"/>
-      <w:r>
-        <w:rPr>
-          <w:rFonts w:ascii="Times New Roman" w:hAnsi="Times New Roman" w:cs="Times New Roman"/>
-          <w:sz w:val="24"/>
-          <w:szCs w:val="24"/>
-        </w:rPr>
-        <w:t>phpmyadmin-ba</w:t>
-      </w:r>
-      <w:proofErr w:type="spellEnd"/>
-      <w:r>
-        <w:rPr>
-          <w:rFonts w:ascii="Times New Roman" w:hAnsi="Times New Roman" w:cs="Times New Roman"/>
-          <w:sz w:val="24"/>
-          <w:szCs w:val="24"/>
-        </w:rPr>
-        <w:t>.</w:t>
-      </w:r>
-      <w:r>
-        <w:rPr>
-          <w:rFonts w:ascii="Times New Roman" w:hAnsi="Times New Roman" w:cs="Times New Roman"/>
-          <w:noProof/>
-          <w:sz w:val="24"/>
-          <w:szCs w:val="24"/>
-        </w:rPr>
-        <w:drawing>
-          <wp:inline distT="0" distB="0" distL="0" distR="0" wp14:anchorId="7034A101" wp14:editId="6A574346">
-            <wp:extent cx="5760720" cy="1752600"/>
-            <wp:effectExtent l="0" t="0" r="0" b="0"/>
-            <wp:docPr id="4" name="Kép 4"/>
             <wp:cNvGraphicFramePr>
               <a:graphicFrameLocks xmlns:a="http://schemas.openxmlformats.org/drawingml/2006/main" noChangeAspect="1"/>
             </wp:cNvGraphicFramePr>
@@ -1243,6 +874,67 @@
                   <pic:spPr>
                     <a:xfrm>
                       <a:off x="0" y="0"/>
+                      <a:ext cx="5760720" cy="1604645"/>
+                    </a:xfrm>
+                    <a:prstGeom prst="rect">
+                      <a:avLst/>
+                    </a:prstGeom>
+                  </pic:spPr>
+                </pic:pic>
+              </a:graphicData>
+            </a:graphic>
+          </wp:inline>
+        </w:drawing>
+      </w:r>
+    </w:p>
+    <w:p>
+      <w:pPr>
+        <w:jc w:val="both"/>
+        <w:rPr>
+          <w:rFonts w:ascii="Times New Roman" w:hAnsi="Times New Roman" w:cs="Times New Roman"/>
+          <w:sz w:val="24"/>
+          <w:szCs w:val="24"/>
+        </w:rPr>
+      </w:pPr>
+      <w:r>
+        <w:rPr>
+          <w:rFonts w:ascii="Times New Roman" w:hAnsi="Times New Roman" w:cs="Times New Roman"/>
+          <w:sz w:val="24"/>
+          <w:szCs w:val="24"/>
+        </w:rPr>
+        <w:t>A C:\xampp\htdocs\vadaszProjekt mappából „arany_agancs.sql” beimportálni a phpmyadmin-ba.</w:t>
+      </w:r>
+      <w:r>
+        <w:rPr>
+          <w:rFonts w:ascii="Times New Roman" w:hAnsi="Times New Roman" w:cs="Times New Roman"/>
+          <w:noProof/>
+          <w:sz w:val="24"/>
+          <w:szCs w:val="24"/>
+        </w:rPr>
+        <w:drawing>
+          <wp:inline distT="0" distB="0" distL="0" distR="0" wp14:anchorId="7034A101" wp14:editId="6A574346">
+            <wp:extent cx="5760720" cy="1752600"/>
+            <wp:effectExtent l="0" t="0" r="0" b="0"/>
+            <wp:docPr id="4" name="Kép 4"/>
+            <wp:cNvGraphicFramePr>
+              <a:graphicFrameLocks xmlns:a="http://schemas.openxmlformats.org/drawingml/2006/main" noChangeAspect="1"/>
+            </wp:cNvGraphicFramePr>
+            <a:graphic xmlns:a="http://schemas.openxmlformats.org/drawingml/2006/main">
+              <a:graphicData uri="http://schemas.openxmlformats.org/drawingml/2006/picture">
+                <pic:pic xmlns:pic="http://schemas.openxmlformats.org/drawingml/2006/picture">
+                  <pic:nvPicPr>
+                    <pic:cNvPr id="1" name=""/>
+                    <pic:cNvPicPr/>
+                  </pic:nvPicPr>
+                  <pic:blipFill>
+                    <a:blip r:embed="rId9"/>
+                    <a:stretch>
+                      <a:fillRect/>
+                    </a:stretch>
+                  </pic:blipFill>
+                  <pic:spPr>
+                    <a:xfrm>
+                      <a:off x="0" y="0"/>
                       <a:ext cx="5760720" cy="1752600"/>
                     </a:xfrm>
                     <a:prstGeom prst="rect">
@@ -1275,10 +967,10 @@
         </w:rPr>
         <w:t xml:space="preserve">Ezek mellett a </w:t>
       </w:r>
-      <w:hyperlink r:id="rId9" w:history="1">
+      <w:hyperlink r:id="rId10" w:history="1">
         <w:r>
           <w:rPr>
-            <w:rStyle w:val="Hiperhivatkozs"/>
+            <w:rStyle w:val="Hyperlink"/>
             <w:rFonts w:ascii="Segoe UI" w:hAnsi="Segoe UI" w:cs="Segoe UI"/>
             <w:color w:val="0969DA"/>
             <w:shd w:val="clear" w:color="auto" w:fill="FFFFFF"/>
@@ -1287,25 +979,8 @@
         </w:r>
       </w:hyperlink>
       <w:r>
-        <w:t xml:space="preserve"> oldalról letöltött ZIP-</w:t>
-      </w:r>
-      <w:proofErr w:type="spellStart"/>
-      <w:r>
-        <w:t>ből</w:t>
-      </w:r>
-      <w:proofErr w:type="spellEnd"/>
-      <w:r>
-        <w:t xml:space="preserve"> ki kell szedni a </w:t>
-      </w:r>
-      <w:proofErr w:type="spellStart"/>
-      <w:r>
-        <w:t>src</w:t>
-      </w:r>
-      <w:proofErr w:type="spellEnd"/>
-      <w:r>
-        <w:t xml:space="preserve"> mappát és át kell helyezni a </w:t>
-      </w:r>
-      <w:proofErr w:type="spellStart"/>
+        <w:t xml:space="preserve"> oldalról letöltött ZIP-ből ki kell szedni a src mappát és át kell helyezni a </w:t>
+      </w:r>
       <w:r>
         <w:rPr>
           <w:rFonts w:ascii="Times New Roman" w:hAnsi="Times New Roman" w:cs="Times New Roman"/>
@@ -1314,9 +989,8 @@
           <w:szCs w:val="24"/>
           <w:shd w:val="clear" w:color="auto" w:fill="FFFFFF"/>
         </w:rPr>
-        <w:t>vadaszProjekt</w:t>
-      </w:r>
-      <w:proofErr w:type="spellEnd"/>
+        <w:t>vadaszProjekt/backend/bejelentkezes/vendor/firebase/php-jwt</w:t>
+      </w:r>
       <w:r>
         <w:rPr>
           <w:rFonts w:ascii="Times New Roman" w:hAnsi="Times New Roman" w:cs="Times New Roman"/>
@@ -1325,10 +999,12 @@
           <w:szCs w:val="24"/>
           <w:shd w:val="clear" w:color="auto" w:fill="FFFFFF"/>
         </w:rPr>
-        <w:t>/backend/</w:t>
-      </w:r>
-      <w:proofErr w:type="spellStart"/>
-      <w:r>
+        <w:t xml:space="preserve"> mappába. </w:t>
+      </w:r>
+    </w:p>
+    <w:p>
+      <w:pPr>
+        <w:jc w:val="both"/>
         <w:rPr>
           <w:rFonts w:ascii="Times New Roman" w:hAnsi="Times New Roman" w:cs="Times New Roman"/>
           <w:color w:val="1F2328"/>
@@ -1336,9 +1012,7 @@
           <w:szCs w:val="24"/>
           <w:shd w:val="clear" w:color="auto" w:fill="FFFFFF"/>
         </w:rPr>
-        <w:t>bejelentkezes</w:t>
-      </w:r>
-      <w:proofErr w:type="spellEnd"/>
+      </w:pPr>
       <w:r>
         <w:rPr>
           <w:rFonts w:ascii="Times New Roman" w:hAnsi="Times New Roman" w:cs="Times New Roman"/>
@@ -1347,9 +1021,8 @@
           <w:szCs w:val="24"/>
           <w:shd w:val="clear" w:color="auto" w:fill="FFFFFF"/>
         </w:rPr>
-        <w:t>/</w:t>
-      </w:r>
-      <w:proofErr w:type="spellStart"/>
+        <w:t xml:space="preserve">Ezután a „JWT.php” fájlból ki kell törölni a </w:t>
+      </w:r>
       <w:r>
         <w:rPr>
           <w:rFonts w:ascii="Times New Roman" w:hAnsi="Times New Roman" w:cs="Times New Roman"/>
@@ -1358,9 +1031,8 @@
           <w:szCs w:val="24"/>
           <w:shd w:val="clear" w:color="auto" w:fill="FFFFFF"/>
         </w:rPr>
-        <w:t>vendor</w:t>
-      </w:r>
-      <w:proofErr w:type="spellEnd"/>
+        <w:t>684</w:t>
+      </w:r>
       <w:r>
         <w:rPr>
           <w:rFonts w:ascii="Times New Roman" w:hAnsi="Times New Roman" w:cs="Times New Roman"/>
@@ -1369,9 +1041,8 @@
           <w:szCs w:val="24"/>
           <w:shd w:val="clear" w:color="auto" w:fill="FFFFFF"/>
         </w:rPr>
-        <w:t>/</w:t>
-      </w:r>
-      <w:proofErr w:type="spellStart"/>
+        <w:t>-</w:t>
+      </w:r>
       <w:r>
         <w:rPr>
           <w:rFonts w:ascii="Times New Roman" w:hAnsi="Times New Roman" w:cs="Times New Roman"/>
@@ -1380,9 +1051,8 @@
           <w:szCs w:val="24"/>
           <w:shd w:val="clear" w:color="auto" w:fill="FFFFFF"/>
         </w:rPr>
-        <w:t>firebase</w:t>
-      </w:r>
-      <w:proofErr w:type="spellEnd"/>
+        <w:t>686</w:t>
+      </w:r>
       <w:r>
         <w:rPr>
           <w:rFonts w:ascii="Times New Roman" w:hAnsi="Times New Roman" w:cs="Times New Roman"/>
@@ -1391,127 +1061,22 @@
           <w:szCs w:val="24"/>
           <w:shd w:val="clear" w:color="auto" w:fill="FFFFFF"/>
         </w:rPr>
-        <w:t>/php-</w:t>
-      </w:r>
-      <w:proofErr w:type="spellStart"/>
-      <w:r>
-        <w:rPr>
-          <w:rFonts w:ascii="Times New Roman" w:hAnsi="Times New Roman" w:cs="Times New Roman"/>
-          <w:color w:val="1F2328"/>
+        <w:t xml:space="preserve"> sort.</w:t>
+      </w:r>
+    </w:p>
+    <w:p>
+      <w:pPr>
+        <w:jc w:val="both"/>
+        <w:rPr>
+          <w:rFonts w:ascii="Times New Roman" w:hAnsi="Times New Roman" w:cs="Times New Roman"/>
           <w:sz w:val="24"/>
           <w:szCs w:val="24"/>
-          <w:shd w:val="clear" w:color="auto" w:fill="FFFFFF"/>
-        </w:rPr>
-        <w:t>jwt</w:t>
-      </w:r>
-      <w:proofErr w:type="spellEnd"/>
-      <w:r>
-        <w:rPr>
-          <w:rFonts w:ascii="Times New Roman" w:hAnsi="Times New Roman" w:cs="Times New Roman"/>
-          <w:color w:val="1F2328"/>
-          <w:sz w:val="24"/>
-          <w:szCs w:val="24"/>
-          <w:shd w:val="clear" w:color="auto" w:fill="FFFFFF"/>
-        </w:rPr>
-        <w:t xml:space="preserve"> mappába. </w:t>
-      </w:r>
-    </w:p>
-    <w:p>
-      <w:pPr>
-        <w:jc w:val="both"/>
-        <w:rPr>
-          <w:rFonts w:ascii="Times New Roman" w:hAnsi="Times New Roman" w:cs="Times New Roman"/>
-          <w:color w:val="1F2328"/>
-          <w:sz w:val="24"/>
-          <w:szCs w:val="24"/>
-          <w:shd w:val="clear" w:color="auto" w:fill="FFFFFF"/>
-        </w:rPr>
-      </w:pPr>
-      <w:r>
-        <w:rPr>
-          <w:rFonts w:ascii="Times New Roman" w:hAnsi="Times New Roman" w:cs="Times New Roman"/>
-          <w:color w:val="1F2328"/>
-          <w:sz w:val="24"/>
-          <w:szCs w:val="24"/>
-          <w:shd w:val="clear" w:color="auto" w:fill="FFFFFF"/>
-        </w:rPr>
-        <w:t>Ezután a „</w:t>
-      </w:r>
-      <w:proofErr w:type="spellStart"/>
-      <w:r>
-        <w:rPr>
-          <w:rFonts w:ascii="Times New Roman" w:hAnsi="Times New Roman" w:cs="Times New Roman"/>
-          <w:color w:val="1F2328"/>
-          <w:sz w:val="24"/>
-          <w:szCs w:val="24"/>
-          <w:shd w:val="clear" w:color="auto" w:fill="FFFFFF"/>
-        </w:rPr>
-        <w:t>JWT.php</w:t>
-      </w:r>
-      <w:proofErr w:type="spellEnd"/>
-      <w:r>
-        <w:rPr>
-          <w:rFonts w:ascii="Times New Roman" w:hAnsi="Times New Roman" w:cs="Times New Roman"/>
-          <w:color w:val="1F2328"/>
-          <w:sz w:val="24"/>
-          <w:szCs w:val="24"/>
-          <w:shd w:val="clear" w:color="auto" w:fill="FFFFFF"/>
-        </w:rPr>
-        <w:t xml:space="preserve">” fájlból ki kell törölni a </w:t>
-      </w:r>
-      <w:r>
-        <w:rPr>
-          <w:rFonts w:ascii="Times New Roman" w:hAnsi="Times New Roman" w:cs="Times New Roman"/>
-          <w:color w:val="1F2328"/>
-          <w:sz w:val="24"/>
-          <w:szCs w:val="24"/>
-          <w:shd w:val="clear" w:color="auto" w:fill="FFFFFF"/>
-        </w:rPr>
-        <w:t>684</w:t>
-      </w:r>
-      <w:r>
-        <w:rPr>
-          <w:rFonts w:ascii="Times New Roman" w:hAnsi="Times New Roman" w:cs="Times New Roman"/>
-          <w:color w:val="1F2328"/>
-          <w:sz w:val="24"/>
-          <w:szCs w:val="24"/>
-          <w:shd w:val="clear" w:color="auto" w:fill="FFFFFF"/>
-        </w:rPr>
-        <w:t>-</w:t>
-      </w:r>
-      <w:r>
-        <w:rPr>
-          <w:rFonts w:ascii="Times New Roman" w:hAnsi="Times New Roman" w:cs="Times New Roman"/>
-          <w:color w:val="1F2328"/>
-          <w:sz w:val="24"/>
-          <w:szCs w:val="24"/>
-          <w:shd w:val="clear" w:color="auto" w:fill="FFFFFF"/>
-        </w:rPr>
-        <w:t>686</w:t>
-      </w:r>
-      <w:r>
-        <w:rPr>
-          <w:rFonts w:ascii="Times New Roman" w:hAnsi="Times New Roman" w:cs="Times New Roman"/>
-          <w:color w:val="1F2328"/>
-          <w:sz w:val="24"/>
-          <w:szCs w:val="24"/>
-          <w:shd w:val="clear" w:color="auto" w:fill="FFFFFF"/>
-        </w:rPr>
-        <w:t xml:space="preserve"> sort.</w:t>
-      </w:r>
-    </w:p>
-    <w:p>
-      <w:pPr>
-        <w:jc w:val="both"/>
-        <w:rPr>
-          <w:rFonts w:ascii="Times New Roman" w:hAnsi="Times New Roman" w:cs="Times New Roman"/>
-          <w:sz w:val="24"/>
-          <w:szCs w:val="24"/>
-        </w:rPr>
-      </w:pPr>
-      <w:r>
-        <w:rPr>
-          <w:rFonts w:ascii="Times New Roman" w:hAnsi="Times New Roman" w:cs="Times New Roman"/>
+        </w:rPr>
+      </w:pPr>
+      <w:r>
+        <w:rPr>
+          <w:rFonts w:ascii="Times New Roman" w:hAnsi="Times New Roman" w:cs="Times New Roman"/>
+          <w:noProof/>
           <w:sz w:val="24"/>
           <w:szCs w:val="24"/>
         </w:rPr>
@@ -1531,7 +1096,7 @@
                     <pic:cNvPicPr/>
                   </pic:nvPicPr>
                   <pic:blipFill>
-                    <a:blip r:embed="rId10"/>
+                    <a:blip r:embed="rId11"/>
                     <a:stretch>
                       <a:fillRect/>
                     </a:stretch>
@@ -1552,8 +1117,2667 @@
         </w:drawing>
       </w:r>
     </w:p>
+    <w:p>
+      <w:pPr>
+        <w:jc w:val="both"/>
+        <w:rPr>
+          <w:rFonts w:ascii="Times New Roman" w:hAnsi="Times New Roman" w:cs="Times New Roman"/>
+          <w:sz w:val="24"/>
+          <w:szCs w:val="24"/>
+        </w:rPr>
+      </w:pPr>
+      <w:r>
+        <w:rPr>
+          <w:rFonts w:ascii="Times New Roman" w:hAnsi="Times New Roman" w:cs="Times New Roman"/>
+          <w:sz w:val="24"/>
+          <w:szCs w:val="24"/>
+        </w:rPr>
+        <w:t>Ha a gépen még nincsen letöltve a Composer, akkor ezen a linken kell letölteni</w:t>
+      </w:r>
+      <w:r>
+        <w:t xml:space="preserve"> </w:t>
+      </w:r>
+      <w:r>
+        <w:rPr>
+          <w:rFonts w:ascii="Times New Roman" w:hAnsi="Times New Roman" w:cs="Times New Roman"/>
+          <w:color w:val="2E74B5" w:themeColor="accent5" w:themeShade="BF"/>
+          <w:sz w:val="24"/>
+          <w:szCs w:val="24"/>
+        </w:rPr>
+        <w:t>https://getcomposer.org/download/</w:t>
+      </w:r>
+    </w:p>
+    <w:p>
+      <w:pPr>
+        <w:rPr>
+          <w:rFonts w:ascii="Times New Roman" w:hAnsi="Times New Roman" w:cs="Times New Roman"/>
+          <w:sz w:val="24"/>
+          <w:szCs w:val="24"/>
+        </w:rPr>
+      </w:pPr>
+      <w:r>
+        <w:rPr>
+          <w:rFonts w:ascii="Times New Roman" w:hAnsi="Times New Roman" w:cs="Times New Roman"/>
+          <w:sz w:val="24"/>
+          <w:szCs w:val="24"/>
+        </w:rPr>
+        <w:t>Email küldési funkcióhoz</w:t>
+      </w:r>
+      <w:r>
+        <w:rPr>
+          <w:rFonts w:ascii="Times New Roman" w:hAnsi="Times New Roman" w:cs="Times New Roman"/>
+          <w:sz w:val="24"/>
+          <w:szCs w:val="24"/>
+        </w:rPr>
+        <w:t xml:space="preserve"> a parancsorba el kell navigálni a vadászProjekt mappához, majd ki kell adni a „composer require phpmailer/phpmailer”-t</w:t>
+      </w:r>
+    </w:p>
+    <w:p>
+      <w:pPr>
+        <w:rPr>
+          <w:rFonts w:ascii="Times New Roman" w:hAnsi="Times New Roman" w:cs="Times New Roman"/>
+          <w:sz w:val="24"/>
+          <w:szCs w:val="24"/>
+        </w:rPr>
+      </w:pPr>
+      <w:r>
+        <w:rPr>
+          <w:noProof/>
+        </w:rPr>
+        <w:drawing>
+          <wp:inline distT="0" distB="0" distL="0" distR="0" wp14:anchorId="36E6BF5A" wp14:editId="117A2111">
+            <wp:extent cx="5760720" cy="2880360"/>
+            <wp:effectExtent l="0" t="0" r="0" b="0"/>
+            <wp:docPr id="1532366703" name="Picture 1"/>
+            <wp:cNvGraphicFramePr>
+              <a:graphicFrameLocks xmlns:a="http://schemas.openxmlformats.org/drawingml/2006/main" noChangeAspect="1"/>
+            </wp:cNvGraphicFramePr>
+            <a:graphic xmlns:a="http://schemas.openxmlformats.org/drawingml/2006/main">
+              <a:graphicData uri="http://schemas.openxmlformats.org/drawingml/2006/picture">
+                <pic:pic xmlns:pic="http://schemas.openxmlformats.org/drawingml/2006/picture">
+                  <pic:nvPicPr>
+                    <pic:cNvPr id="1532366703" name=""/>
+                    <pic:cNvPicPr/>
+                  </pic:nvPicPr>
+                  <pic:blipFill>
+                    <a:blip r:embed="rId12"/>
+                    <a:stretch>
+                      <a:fillRect/>
+                    </a:stretch>
+                  </pic:blipFill>
+                  <pic:spPr>
+                    <a:xfrm>
+                      <a:off x="0" y="0"/>
+                      <a:ext cx="5760720" cy="2880360"/>
+                    </a:xfrm>
+                    <a:prstGeom prst="rect">
+                      <a:avLst/>
+                    </a:prstGeom>
+                  </pic:spPr>
+                </pic:pic>
+              </a:graphicData>
+            </a:graphic>
+          </wp:inline>
+        </w:drawing>
+      </w:r>
+    </w:p>
+    <w:p>
+      <w:pPr>
+        <w:rPr>
+          <w:rFonts w:ascii="Times New Roman" w:hAnsi="Times New Roman" w:cs="Times New Roman"/>
+          <w:sz w:val="24"/>
+          <w:szCs w:val="24"/>
+        </w:rPr>
+      </w:pPr>
+      <w:r>
+        <w:rPr>
+          <w:rFonts w:ascii="Times New Roman" w:hAnsi="Times New Roman" w:cs="Times New Roman"/>
+          <w:sz w:val="24"/>
+          <w:szCs w:val="24"/>
+        </w:rPr>
+        <w:t>Majd ki kell adni ugyanabban sorban a „composer require vlucas/phpdotenv” parancsot</w:t>
+      </w:r>
+    </w:p>
+    <w:p>
+      <w:pPr>
+        <w:rPr>
+          <w:rFonts w:ascii="Times New Roman" w:hAnsi="Times New Roman" w:cs="Times New Roman"/>
+          <w:sz w:val="24"/>
+          <w:szCs w:val="24"/>
+        </w:rPr>
+      </w:pPr>
+      <w:r>
+        <w:rPr>
+          <w:noProof/>
+        </w:rPr>
+        <w:drawing>
+          <wp:inline distT="0" distB="0" distL="0" distR="0" wp14:anchorId="71A4CE6D" wp14:editId="70F547A8">
+            <wp:extent cx="5760720" cy="1546860"/>
+            <wp:effectExtent l="0" t="0" r="0" b="0"/>
+            <wp:docPr id="1216165693" name="Picture 1"/>
+            <wp:cNvGraphicFramePr>
+              <a:graphicFrameLocks xmlns:a="http://schemas.openxmlformats.org/drawingml/2006/main" noChangeAspect="1"/>
+            </wp:cNvGraphicFramePr>
+            <a:graphic xmlns:a="http://schemas.openxmlformats.org/drawingml/2006/main">
+              <a:graphicData uri="http://schemas.openxmlformats.org/drawingml/2006/picture">
+                <pic:pic xmlns:pic="http://schemas.openxmlformats.org/drawingml/2006/picture">
+                  <pic:nvPicPr>
+                    <pic:cNvPr id="1216165693" name=""/>
+                    <pic:cNvPicPr/>
+                  </pic:nvPicPr>
+                  <pic:blipFill>
+                    <a:blip r:embed="rId13"/>
+                    <a:stretch>
+                      <a:fillRect/>
+                    </a:stretch>
+                  </pic:blipFill>
+                  <pic:spPr>
+                    <a:xfrm>
+                      <a:off x="0" y="0"/>
+                      <a:ext cx="5760720" cy="1546860"/>
+                    </a:xfrm>
+                    <a:prstGeom prst="rect">
+                      <a:avLst/>
+                    </a:prstGeom>
+                  </pic:spPr>
+                </pic:pic>
+              </a:graphicData>
+            </a:graphic>
+          </wp:inline>
+        </w:drawing>
+      </w:r>
+    </w:p>
+    <w:p>
+      <w:pPr>
+        <w:rPr>
+          <w:rFonts w:ascii="Times New Roman" w:hAnsi="Times New Roman" w:cs="Times New Roman"/>
+          <w:sz w:val="24"/>
+          <w:szCs w:val="24"/>
+        </w:rPr>
+      </w:pPr>
+      <w:r>
+        <w:rPr>
+          <w:rFonts w:ascii="Times New Roman" w:hAnsi="Times New Roman" w:cs="Times New Roman"/>
+          <w:sz w:val="24"/>
+          <w:szCs w:val="24"/>
+        </w:rPr>
+        <w:t>Ezután létre kell hozni egy „.env” a „.envexample”-lel egy sorban</w:t>
+      </w:r>
+    </w:p>
+    <w:p>
+      <w:pPr>
+        <w:rPr>
+          <w:rFonts w:ascii="Times New Roman" w:hAnsi="Times New Roman" w:cs="Times New Roman"/>
+          <w:sz w:val="24"/>
+          <w:szCs w:val="24"/>
+        </w:rPr>
+      </w:pPr>
+      <w:r>
+        <w:rPr>
+          <w:noProof/>
+        </w:rPr>
+        <w:drawing>
+          <wp:inline distT="0" distB="0" distL="0" distR="0" wp14:anchorId="22AEFABC" wp14:editId="2DD5B18D">
+            <wp:extent cx="2419350" cy="514350"/>
+            <wp:effectExtent l="0" t="0" r="0" b="0"/>
+            <wp:docPr id="964513071" name="Picture 1"/>
+            <wp:cNvGraphicFramePr>
+              <a:graphicFrameLocks xmlns:a="http://schemas.openxmlformats.org/drawingml/2006/main" noChangeAspect="1"/>
+            </wp:cNvGraphicFramePr>
+            <a:graphic xmlns:a="http://schemas.openxmlformats.org/drawingml/2006/main">
+              <a:graphicData uri="http://schemas.openxmlformats.org/drawingml/2006/picture">
+                <pic:pic xmlns:pic="http://schemas.openxmlformats.org/drawingml/2006/picture">
+                  <pic:nvPicPr>
+                    <pic:cNvPr id="964513071" name=""/>
+                    <pic:cNvPicPr/>
+                  </pic:nvPicPr>
+                  <pic:blipFill>
+                    <a:blip r:embed="rId14"/>
+                    <a:stretch>
+                      <a:fillRect/>
+                    </a:stretch>
+                  </pic:blipFill>
+                  <pic:spPr>
+                    <a:xfrm>
+                      <a:off x="0" y="0"/>
+                      <a:ext cx="2419350" cy="514350"/>
+                    </a:xfrm>
+                    <a:prstGeom prst="rect">
+                      <a:avLst/>
+                    </a:prstGeom>
+                  </pic:spPr>
+                </pic:pic>
+              </a:graphicData>
+            </a:graphic>
+          </wp:inline>
+        </w:drawing>
+      </w:r>
+    </w:p>
+    <w:p>
+      <w:pPr>
+        <w:rPr>
+          <w:rFonts w:ascii="Times New Roman" w:hAnsi="Times New Roman" w:cs="Times New Roman"/>
+          <w:sz w:val="24"/>
+          <w:szCs w:val="24"/>
+        </w:rPr>
+      </w:pPr>
+      <w:r>
+        <w:rPr>
+          <w:rFonts w:ascii="Times New Roman" w:hAnsi="Times New Roman" w:cs="Times New Roman"/>
+          <w:sz w:val="24"/>
+          <w:szCs w:val="24"/>
+        </w:rPr>
+        <w:t>És bel kell írni az email címét és jelszavát:</w:t>
+      </w:r>
+    </w:p>
+    <w:p>
+      <w:pPr>
+        <w:rPr>
+          <w:rFonts w:ascii="Times New Roman" w:hAnsi="Times New Roman" w:cs="Times New Roman"/>
+          <w:sz w:val="24"/>
+          <w:szCs w:val="24"/>
+        </w:rPr>
+      </w:pPr>
+      <w:r>
+        <w:rPr>
+          <w:noProof/>
+        </w:rPr>
+        <w:drawing>
+          <wp:inline distT="0" distB="0" distL="0" distR="0" wp14:anchorId="224D7BDB" wp14:editId="11954053">
+            <wp:extent cx="4591050" cy="1000125"/>
+            <wp:effectExtent l="0" t="0" r="0" b="9525"/>
+            <wp:docPr id="416980286" name="Picture 1"/>
+            <wp:cNvGraphicFramePr>
+              <a:graphicFrameLocks xmlns:a="http://schemas.openxmlformats.org/drawingml/2006/main" noChangeAspect="1"/>
+            </wp:cNvGraphicFramePr>
+            <a:graphic xmlns:a="http://schemas.openxmlformats.org/drawingml/2006/main">
+              <a:graphicData uri="http://schemas.openxmlformats.org/drawingml/2006/picture">
+                <pic:pic xmlns:pic="http://schemas.openxmlformats.org/drawingml/2006/picture">
+                  <pic:nvPicPr>
+                    <pic:cNvPr id="416980286" name=""/>
+                    <pic:cNvPicPr/>
+                  </pic:nvPicPr>
+                  <pic:blipFill>
+                    <a:blip r:embed="rId15"/>
+                    <a:stretch>
+                      <a:fillRect/>
+                    </a:stretch>
+                  </pic:blipFill>
+                  <pic:spPr>
+                    <a:xfrm>
+                      <a:off x="0" y="0"/>
+                      <a:ext cx="4591050" cy="1000125"/>
+                    </a:xfrm>
+                    <a:prstGeom prst="rect">
+                      <a:avLst/>
+                    </a:prstGeom>
+                  </pic:spPr>
+                </pic:pic>
+              </a:graphicData>
+            </a:graphic>
+          </wp:inline>
+        </w:drawing>
+      </w:r>
+    </w:p>
+    <w:p>
+      <w:pPr>
+        <w:pStyle w:val="Heading2"/>
+      </w:pPr>
+      <w:r>
+        <w:t>Frontend tesztelés futtatásához szükséges letöltés:</w:t>
+      </w:r>
+    </w:p>
+    <w:p>
+      <w:pPr>
+        <w:rPr>
+          <w:rFonts w:ascii="Times New Roman" w:hAnsi="Times New Roman" w:cs="Times New Roman"/>
+          <w:sz w:val="24"/>
+          <w:szCs w:val="24"/>
+          <w:lang w:val="hu" w:eastAsia="hu-HU"/>
+        </w:rPr>
+      </w:pPr>
+      <w:r>
+        <w:rPr>
+          <w:rFonts w:ascii="Times New Roman" w:hAnsi="Times New Roman" w:cs="Times New Roman"/>
+          <w:sz w:val="24"/>
+          <w:szCs w:val="24"/>
+          <w:lang w:val="hu" w:eastAsia="hu-HU"/>
+        </w:rPr>
+        <w:t>Ha gépen nincsen letöltve a Node.js akkor itt le lehet tölteni:</w:t>
+      </w:r>
+    </w:p>
+    <w:p>
+      <w:pPr>
+        <w:rPr>
+          <w:rFonts w:ascii="Times New Roman" w:hAnsi="Times New Roman" w:cs="Times New Roman"/>
+          <w:color w:val="00B0F0"/>
+          <w:sz w:val="24"/>
+          <w:szCs w:val="24"/>
+          <w:lang w:val="hu" w:eastAsia="hu-HU"/>
+        </w:rPr>
+      </w:pPr>
+      <w:hyperlink r:id="rId16" w:history="1">
+        <w:r>
+          <w:rPr>
+            <w:rStyle w:val="Hyperlink"/>
+            <w:rFonts w:ascii="Times New Roman" w:hAnsi="Times New Roman" w:cs="Times New Roman"/>
+            <w:sz w:val="24"/>
+            <w:szCs w:val="24"/>
+            <w:lang w:val="hu" w:eastAsia="hu-HU"/>
+          </w:rPr>
+          <w:t>https://nodejs.org/en/download/</w:t>
+        </w:r>
+      </w:hyperlink>
+    </w:p>
+    <w:p>
+      <w:pPr>
+        <w:rPr>
+          <w:rFonts w:ascii="Times New Roman" w:hAnsi="Times New Roman" w:cs="Times New Roman"/>
+          <w:sz w:val="24"/>
+          <w:szCs w:val="24"/>
+          <w:lang w:val="hu" w:eastAsia="hu-HU"/>
+        </w:rPr>
+      </w:pPr>
+      <w:r>
+        <w:rPr>
+          <w:rFonts w:ascii="Times New Roman" w:hAnsi="Times New Roman" w:cs="Times New Roman"/>
+          <w:sz w:val="24"/>
+          <w:szCs w:val="24"/>
+          <w:lang w:val="hu" w:eastAsia="hu-HU"/>
+        </w:rPr>
+        <w:t>A Cypress megnyitásához a Parancsorban ki kell adni a „npm install cypress –save-dev” és a „npx cypress open” parancsot</w:t>
+      </w:r>
+    </w:p>
+    <w:p>
+      <w:pPr>
+        <w:rPr>
+          <w:rFonts w:ascii="Times New Roman" w:hAnsi="Times New Roman" w:cs="Times New Roman"/>
+          <w:sz w:val="24"/>
+          <w:szCs w:val="24"/>
+          <w:lang w:val="hu" w:eastAsia="hu-HU"/>
+        </w:rPr>
+      </w:pPr>
+      <w:r>
+        <w:rPr>
+          <w:noProof/>
+        </w:rPr>
+        <w:drawing>
+          <wp:inline distT="0" distB="0" distL="0" distR="0" wp14:anchorId="27A1903F" wp14:editId="57242BAC">
+            <wp:extent cx="5760720" cy="3100705"/>
+            <wp:effectExtent l="0" t="0" r="0" b="4445"/>
+            <wp:docPr id="1527170103" name="Picture 1"/>
+            <wp:cNvGraphicFramePr>
+              <a:graphicFrameLocks xmlns:a="http://schemas.openxmlformats.org/drawingml/2006/main" noChangeAspect="1"/>
+            </wp:cNvGraphicFramePr>
+            <a:graphic xmlns:a="http://schemas.openxmlformats.org/drawingml/2006/main">
+              <a:graphicData uri="http://schemas.openxmlformats.org/drawingml/2006/picture">
+                <pic:pic xmlns:pic="http://schemas.openxmlformats.org/drawingml/2006/picture">
+                  <pic:nvPicPr>
+                    <pic:cNvPr id="1527170103" name=""/>
+                    <pic:cNvPicPr/>
+                  </pic:nvPicPr>
+                  <pic:blipFill>
+                    <a:blip r:embed="rId17"/>
+                    <a:stretch>
+                      <a:fillRect/>
+                    </a:stretch>
+                  </pic:blipFill>
+                  <pic:spPr>
+                    <a:xfrm>
+                      <a:off x="0" y="0"/>
+                      <a:ext cx="5760720" cy="3100705"/>
+                    </a:xfrm>
+                    <a:prstGeom prst="rect">
+                      <a:avLst/>
+                    </a:prstGeom>
+                  </pic:spPr>
+                </pic:pic>
+              </a:graphicData>
+            </a:graphic>
+          </wp:inline>
+        </w:drawing>
+      </w:r>
+    </w:p>
+    <w:p>
+      <w:pPr>
+        <w:pStyle w:val="Heading2"/>
+      </w:pPr>
+      <w:r>
+        <w:t xml:space="preserve">Backend tesztelés </w:t>
+      </w:r>
+      <w:r>
+        <w:t>futtatásához</w:t>
+      </w:r>
+      <w:r>
+        <w:t xml:space="preserve"> szükséges letöltés</w:t>
+      </w:r>
+      <w:r>
+        <w:t>:</w:t>
+      </w:r>
+    </w:p>
+    <w:p>
+      <w:pPr>
+        <w:rPr>
+          <w:rFonts w:ascii="Times New Roman" w:hAnsi="Times New Roman" w:cs="Times New Roman"/>
+          <w:sz w:val="24"/>
+          <w:szCs w:val="24"/>
+        </w:rPr>
+      </w:pPr>
+      <w:r>
+        <w:rPr>
+          <w:rFonts w:ascii="Times New Roman" w:hAnsi="Times New Roman" w:cs="Times New Roman"/>
+          <w:sz w:val="24"/>
+          <w:szCs w:val="24"/>
+        </w:rPr>
+        <w:t>A backend teszteléshez Postman-t használtunk, így, ha nincsen itt kell letölteni:</w:t>
+      </w:r>
+    </w:p>
+    <w:p>
+      <w:pPr>
+        <w:rPr>
+          <w:rFonts w:ascii="Times New Roman" w:hAnsi="Times New Roman" w:cs="Times New Roman"/>
+          <w:color w:val="00B0F0"/>
+          <w:sz w:val="24"/>
+          <w:szCs w:val="24"/>
+        </w:rPr>
+      </w:pPr>
+      <w:r>
+        <w:rPr>
+          <w:rFonts w:ascii="Times New Roman" w:hAnsi="Times New Roman" w:cs="Times New Roman"/>
+          <w:color w:val="00B0F0"/>
+          <w:sz w:val="24"/>
+          <w:szCs w:val="24"/>
+        </w:rPr>
+        <w:t>https://www.postman.com/downloads/</w:t>
+      </w:r>
+      <w:r>
+        <w:rPr>
+          <w:rFonts w:ascii="Times New Roman" w:hAnsi="Times New Roman" w:cs="Times New Roman"/>
+          <w:color w:val="00B0F0"/>
+          <w:sz w:val="24"/>
+          <w:szCs w:val="24"/>
+        </w:rPr>
+        <w:t xml:space="preserve"> </w:t>
+      </w:r>
+    </w:p>
+    <w:p>
+      <w:pPr>
+        <w:rPr>
+          <w:rFonts w:ascii="Times New Roman" w:hAnsi="Times New Roman" w:cs="Times New Roman"/>
+          <w:sz w:val="24"/>
+          <w:szCs w:val="24"/>
+        </w:rPr>
+      </w:pPr>
+      <w:r>
+        <w:rPr>
+          <w:rFonts w:ascii="Times New Roman" w:hAnsi="Times New Roman" w:cs="Times New Roman"/>
+          <w:sz w:val="24"/>
+          <w:szCs w:val="24"/>
+        </w:rPr>
+        <w:t>Majd bekell jelentkezni, hogy importálni lehessen a teszteket</w:t>
+      </w:r>
+    </w:p>
+    <w:p>
+      <w:pPr>
+        <w:rPr>
+          <w:rFonts w:ascii="Times New Roman" w:hAnsi="Times New Roman" w:cs="Times New Roman"/>
+          <w:sz w:val="24"/>
+          <w:szCs w:val="24"/>
+        </w:rPr>
+      </w:pPr>
+      <w:r>
+        <w:rPr>
+          <w:noProof/>
+        </w:rPr>
+        <w:lastRenderedPageBreak/>
+        <w:drawing>
+          <wp:inline distT="0" distB="0" distL="0" distR="0" wp14:anchorId="1067B52E" wp14:editId="759E6493">
+            <wp:extent cx="5760720" cy="4953000"/>
+            <wp:effectExtent l="0" t="0" r="0" b="0"/>
+            <wp:docPr id="1401244490" name="Picture 1"/>
+            <wp:cNvGraphicFramePr>
+              <a:graphicFrameLocks xmlns:a="http://schemas.openxmlformats.org/drawingml/2006/main" noChangeAspect="1"/>
+            </wp:cNvGraphicFramePr>
+            <a:graphic xmlns:a="http://schemas.openxmlformats.org/drawingml/2006/main">
+              <a:graphicData uri="http://schemas.openxmlformats.org/drawingml/2006/picture">
+                <pic:pic xmlns:pic="http://schemas.openxmlformats.org/drawingml/2006/picture">
+                  <pic:nvPicPr>
+                    <pic:cNvPr id="1401244490" name=""/>
+                    <pic:cNvPicPr/>
+                  </pic:nvPicPr>
+                  <pic:blipFill>
+                    <a:blip r:embed="rId18"/>
+                    <a:stretch>
+                      <a:fillRect/>
+                    </a:stretch>
+                  </pic:blipFill>
+                  <pic:spPr>
+                    <a:xfrm>
+                      <a:off x="0" y="0"/>
+                      <a:ext cx="5760720" cy="4953000"/>
+                    </a:xfrm>
+                    <a:prstGeom prst="rect">
+                      <a:avLst/>
+                    </a:prstGeom>
+                  </pic:spPr>
+                </pic:pic>
+              </a:graphicData>
+            </a:graphic>
+          </wp:inline>
+        </w:drawing>
+      </w:r>
+      <w:r>
+        <w:rPr>
+          <w:rFonts w:ascii="Times New Roman" w:hAnsi="Times New Roman" w:cs="Times New Roman"/>
+          <w:sz w:val="24"/>
+          <w:szCs w:val="24"/>
+        </w:rPr>
+        <w:t xml:space="preserve"> </w:t>
+      </w:r>
+    </w:p>
+    <w:p>
+      <w:pPr>
+        <w:rPr>
+          <w:rFonts w:ascii="Times New Roman" w:hAnsi="Times New Roman" w:cs="Times New Roman"/>
+          <w:sz w:val="24"/>
+          <w:szCs w:val="24"/>
+        </w:rPr>
+      </w:pPr>
+      <w:r>
+        <w:rPr>
+          <w:rFonts w:ascii="Times New Roman" w:hAnsi="Times New Roman" w:cs="Times New Roman"/>
+          <w:sz w:val="24"/>
+          <w:szCs w:val="24"/>
+        </w:rPr>
+        <w:t>A tesztelési kollekció megtalálható a /backend/tesztek mappában</w:t>
+      </w:r>
+    </w:p>
+    <w:p>
+      <w:pPr>
+        <w:rPr>
+          <w:rFonts w:ascii="Times New Roman" w:hAnsi="Times New Roman" w:cs="Times New Roman"/>
+          <w:color w:val="2E74B5" w:themeColor="accent5" w:themeShade="BF"/>
+          <w:sz w:val="24"/>
+          <w:szCs w:val="24"/>
+        </w:rPr>
+      </w:pPr>
+      <w:r>
+        <w:rPr>
+          <w:noProof/>
+        </w:rPr>
+        <w:drawing>
+          <wp:inline distT="0" distB="0" distL="0" distR="0" wp14:anchorId="06A3B27C" wp14:editId="5102EF73">
+            <wp:extent cx="5760720" cy="1063625"/>
+            <wp:effectExtent l="0" t="0" r="0" b="3175"/>
+            <wp:docPr id="1154600777" name="Picture 1"/>
+            <wp:cNvGraphicFramePr>
+              <a:graphicFrameLocks xmlns:a="http://schemas.openxmlformats.org/drawingml/2006/main" noChangeAspect="1"/>
+            </wp:cNvGraphicFramePr>
+            <a:graphic xmlns:a="http://schemas.openxmlformats.org/drawingml/2006/main">
+              <a:graphicData uri="http://schemas.openxmlformats.org/drawingml/2006/picture">
+                <pic:pic xmlns:pic="http://schemas.openxmlformats.org/drawingml/2006/picture">
+                  <pic:nvPicPr>
+                    <pic:cNvPr id="1154600777" name=""/>
+                    <pic:cNvPicPr/>
+                  </pic:nvPicPr>
+                  <pic:blipFill>
+                    <a:blip r:embed="rId19"/>
+                    <a:stretch>
+                      <a:fillRect/>
+                    </a:stretch>
+                  </pic:blipFill>
+                  <pic:spPr>
+                    <a:xfrm>
+                      <a:off x="0" y="0"/>
+                      <a:ext cx="5760720" cy="1063625"/>
+                    </a:xfrm>
+                    <a:prstGeom prst="rect">
+                      <a:avLst/>
+                    </a:prstGeom>
+                  </pic:spPr>
+                </pic:pic>
+              </a:graphicData>
+            </a:graphic>
+          </wp:inline>
+        </w:drawing>
+      </w:r>
+      <w:r>
+        <w:rPr>
+          <w:rFonts w:ascii="Times New Roman" w:hAnsi="Times New Roman" w:cs="Times New Roman"/>
+          <w:sz w:val="24"/>
+          <w:szCs w:val="24"/>
+        </w:rPr>
+        <w:t xml:space="preserve"> </w:t>
+      </w:r>
+      <w:r>
+        <w:rPr>
+          <w:rFonts w:ascii="Times New Roman" w:hAnsi="Times New Roman" w:cs="Times New Roman"/>
+          <w:sz w:val="24"/>
+          <w:szCs w:val="24"/>
+        </w:rPr>
+        <w:br w:type="page"/>
+      </w:r>
+    </w:p>
+    <w:p>
+      <w:pPr>
+        <w:pStyle w:val="Heading1"/>
+      </w:pPr>
+      <w:bookmarkStart w:id="0" w:name="_c830ly1ptb07" w:colFirst="0" w:colLast="0"/>
+      <w:bookmarkEnd w:id="0"/>
+      <w:r>
+        <w:lastRenderedPageBreak/>
+        <w:t>Program rendszerhasználati leírása:</w:t>
+      </w:r>
+    </w:p>
+    <w:p>
+      <w:pPr>
+        <w:pStyle w:val="Heading2"/>
+        <w:keepNext w:val="0"/>
+        <w:keepLines w:val="0"/>
+        <w:spacing w:after="80"/>
+        <w:rPr>
+          <w:b/>
+          <w:bCs/>
+          <w:sz w:val="34"/>
+          <w:szCs w:val="34"/>
+        </w:rPr>
+      </w:pPr>
+      <w:r>
+        <w:rPr>
+          <w:b/>
+          <w:bCs/>
+          <w:sz w:val="34"/>
+          <w:szCs w:val="34"/>
+        </w:rPr>
+        <w:t>Főoldal</w:t>
+      </w:r>
+    </w:p>
+    <w:p>
+      <w:pPr>
+        <w:spacing w:before="240" w:after="240"/>
+      </w:pPr>
+      <w:r>
+        <w:t>A főoldal az alkalmazás kezdőfelülete, amelyet a felhasználó elsőként lát meg a webáruház megnyitásakor. Az oldal célja, hogy pozitív első benyomást keltsen és megismertesse a látogatóval a webáruház alapvető jellegét.</w:t>
+      </w:r>
+    </w:p>
+    <w:p>
+      <w:pPr>
+        <w:spacing w:before="240" w:after="240"/>
+      </w:pPr>
+      <w:r>
+        <w:t>Főbb jellemzői:</w:t>
+      </w:r>
+    </w:p>
+    <w:p>
+      <w:pPr>
+        <w:numPr>
+          <w:ilvl w:val="0"/>
+          <w:numId w:val="13"/>
+        </w:numPr>
+        <w:spacing w:before="240" w:after="0" w:line="276" w:lineRule="auto"/>
+      </w:pPr>
+      <w:r>
+        <w:t>Rövid, informatív bemutatkozó szöveg a webáruházról, amely összefoglalja a kínálatot és a vállalkozás értékeit</w:t>
+      </w:r>
+    </w:p>
+    <w:p>
+      <w:pPr>
+        <w:numPr>
+          <w:ilvl w:val="0"/>
+          <w:numId w:val="13"/>
+        </w:numPr>
+        <w:spacing w:after="0" w:line="276" w:lineRule="auto"/>
+      </w:pPr>
+      <w:r>
+        <w:t>Figyelemfelkeltő grafikai elemek, beleértve az esztétikus háttérképet és a kiemelt szöveget, amelyek vizuálisan is vonzóvá teszik az oldalt</w:t>
+      </w:r>
+    </w:p>
+    <w:p>
+      <w:pPr>
+        <w:numPr>
+          <w:ilvl w:val="0"/>
+          <w:numId w:val="13"/>
+        </w:numPr>
+        <w:spacing w:after="240" w:line="276" w:lineRule="auto"/>
+      </w:pPr>
+      <w:r>
+        <w:t>Regisztrációs lehetőség közvetlenül elérhető egy gombbal, amely egyetlen kattintással elvezeti a felhasználót a regisztrációs felületre</w:t>
+      </w:r>
+    </w:p>
+    <w:p>
+      <w:pPr>
+        <w:spacing w:before="240" w:after="240"/>
+      </w:pPr>
+      <w:r>
+        <w:t>Célja:</w:t>
+      </w:r>
+    </w:p>
+    <w:p>
+      <w:pPr>
+        <w:numPr>
+          <w:ilvl w:val="0"/>
+          <w:numId w:val="5"/>
+        </w:numPr>
+        <w:spacing w:before="240" w:after="0" w:line="276" w:lineRule="auto"/>
+      </w:pPr>
+      <w:r>
+        <w:t>Ösztönözze a felhasználót a regisztrációra, hogy teljes körűen élvezhesse a webáruház szolgáltatásait</w:t>
+      </w:r>
+    </w:p>
+    <w:p>
+      <w:pPr>
+        <w:numPr>
+          <w:ilvl w:val="0"/>
+          <w:numId w:val="5"/>
+        </w:numPr>
+        <w:spacing w:after="240" w:line="276" w:lineRule="auto"/>
+      </w:pPr>
+      <w:r>
+        <w:t>Bizalmat ébresszen a látogatóban a professzionális megjelenéssel</w:t>
+      </w:r>
+    </w:p>
+    <w:p>
+      <w:pPr>
+        <w:jc w:val="both"/>
+      </w:pPr>
+      <w:r>
+        <w:rPr>
+          <w:b/>
+          <w:bCs/>
+          <w:noProof/>
+        </w:rPr>
+        <w:drawing>
+          <wp:inline distT="114300" distB="114300" distL="114300" distR="114300" wp14:anchorId="4C09A18D" wp14:editId="2887863A">
+            <wp:extent cx="5731200" cy="2717800"/>
+            <wp:effectExtent l="0" t="0" r="0" b="0"/>
+            <wp:docPr id="1700382955" name="image9.png"/>
+            <wp:cNvGraphicFramePr/>
+            <a:graphic xmlns:a="http://schemas.openxmlformats.org/drawingml/2006/main">
+              <a:graphicData uri="http://schemas.openxmlformats.org/drawingml/2006/picture">
+                <pic:pic xmlns:pic="http://schemas.openxmlformats.org/drawingml/2006/picture">
+                  <pic:nvPicPr>
+                    <pic:cNvPr id="0" name="image9.png"/>
+                    <pic:cNvPicPr preferRelativeResize="0"/>
+                  </pic:nvPicPr>
+                  <pic:blipFill>
+                    <a:blip r:embed="rId20"/>
+                    <a:srcRect/>
+                    <a:stretch>
+                      <a:fillRect/>
+                    </a:stretch>
+                  </pic:blipFill>
+                  <pic:spPr>
+                    <a:xfrm>
+                      <a:off x="0" y="0"/>
+                      <a:ext cx="5731200" cy="2717800"/>
+                    </a:xfrm>
+                    <a:prstGeom prst="rect">
+                      <a:avLst/>
+                    </a:prstGeom>
+                    <a:ln/>
+                  </pic:spPr>
+                </pic:pic>
+              </a:graphicData>
+            </a:graphic>
+          </wp:inline>
+        </w:drawing>
+      </w:r>
+    </w:p>
+    <w:p>
+      <w:pPr>
+        <w:pStyle w:val="Heading2"/>
+        <w:keepNext w:val="0"/>
+        <w:keepLines w:val="0"/>
+        <w:spacing w:after="80"/>
+        <w:rPr>
+          <w:b/>
+          <w:bCs/>
+          <w:sz w:val="34"/>
+          <w:szCs w:val="34"/>
+        </w:rPr>
+      </w:pPr>
+      <w:bookmarkStart w:id="1" w:name="_4nzuincdu7r0" w:colFirst="0" w:colLast="0"/>
+      <w:bookmarkEnd w:id="1"/>
+      <w:r>
+        <w:rPr>
+          <w:b/>
+          <w:bCs/>
+          <w:sz w:val="34"/>
+          <w:szCs w:val="34"/>
+        </w:rPr>
+        <w:t>Regisztráció</w:t>
+      </w:r>
+    </w:p>
+    <w:p>
+      <w:pPr>
+        <w:spacing w:before="240" w:after="240"/>
+      </w:pPr>
+      <w:r>
+        <w:t>A regisztrációs oldalon a felhasználó megadhatja a szükséges személyes adatait, amelyek elengedhetetlenek a vásárláshoz és a rendelések kézbesítéséhez. Az űrlap tartalmazza a név, e-mail cím, jelszó, valamint a számlázási és szállítási cím mezőket.</w:t>
+      </w:r>
+    </w:p>
+    <w:p>
+      <w:pPr>
+        <w:spacing w:before="240" w:after="240"/>
+      </w:pPr>
+      <w:r>
+        <w:t>A regisztráció folyamata:</w:t>
+      </w:r>
+    </w:p>
+    <w:p>
+      <w:pPr>
+        <w:numPr>
+          <w:ilvl w:val="0"/>
+          <w:numId w:val="15"/>
+        </w:numPr>
+        <w:spacing w:before="240" w:after="0" w:line="276" w:lineRule="auto"/>
+      </w:pPr>
+      <w:r>
+        <w:t>A felhasználó kitölti az űrlapot a kért adatokkal</w:t>
+      </w:r>
+    </w:p>
+    <w:p>
+      <w:pPr>
+        <w:numPr>
+          <w:ilvl w:val="0"/>
+          <w:numId w:val="15"/>
+        </w:numPr>
+        <w:spacing w:after="0" w:line="276" w:lineRule="auto"/>
+      </w:pPr>
+      <w:r>
+        <w:t xml:space="preserve">A rendszer ellenőrzi az adatok helyességét és formátumát(pl.: jelszót kétszer adja meg a megerősítés érdekében) </w:t>
+      </w:r>
+    </w:p>
+    <w:p>
+      <w:pPr>
+        <w:numPr>
+          <w:ilvl w:val="0"/>
+          <w:numId w:val="15"/>
+        </w:numPr>
+        <w:spacing w:after="240" w:line="276" w:lineRule="auto"/>
+      </w:pPr>
+      <w:r>
+        <w:t>Sikeres regisztráció esetén a felhasználó visszajelző e-mailt kap a megadott címre</w:t>
+      </w:r>
+    </w:p>
+    <w:p>
+      <w:pPr>
+        <w:spacing w:before="240" w:after="240"/>
+      </w:pPr>
+      <w:r>
+        <w:t>A regisztrált felhasználók ezt követően bármikor bejelentkezhetnek fiókjukba.</w:t>
+      </w:r>
+    </w:p>
+    <w:p>
+      <w:pPr>
+        <w:spacing w:before="240" w:after="240"/>
+      </w:pPr>
+    </w:p>
+    <w:p>
+      <w:pPr>
+        <w:pStyle w:val="Heading2"/>
+        <w:keepNext w:val="0"/>
+        <w:keepLines w:val="0"/>
+        <w:spacing w:after="80"/>
+        <w:rPr>
+          <w:b/>
+          <w:bCs/>
+          <w:sz w:val="34"/>
+          <w:szCs w:val="34"/>
+        </w:rPr>
+      </w:pPr>
+      <w:bookmarkStart w:id="2" w:name="_f5vxif5ad84p" w:colFirst="0" w:colLast="0"/>
+      <w:bookmarkEnd w:id="2"/>
+      <w:r>
+        <w:rPr>
+          <w:b/>
+          <w:bCs/>
+          <w:sz w:val="34"/>
+          <w:szCs w:val="34"/>
+        </w:rPr>
+        <w:t>Bejelentkezés</w:t>
+      </w:r>
+    </w:p>
+    <w:p>
+      <w:pPr>
+        <w:spacing w:before="240" w:after="240"/>
+      </w:pPr>
+      <w:r>
+        <w:t>A bejelentkezési oldalon a felhasználó a korábban megadott hitelesítő adataival léphet be személyes fiókjába. Ez a felület egyszerű és átlátható kialakítású, hogy a visszatérő vásárlók gyorsan hozzáférhessenek profiljukhoz.</w:t>
+      </w:r>
+    </w:p>
+    <w:p>
+      <w:pPr>
+        <w:spacing w:before="240" w:after="240"/>
+      </w:pPr>
+      <w:r>
+        <w:t>Funkciók:</w:t>
+      </w:r>
+    </w:p>
+    <w:p>
+      <w:pPr>
+        <w:numPr>
+          <w:ilvl w:val="0"/>
+          <w:numId w:val="12"/>
+        </w:numPr>
+        <w:spacing w:before="240" w:after="0" w:line="276" w:lineRule="auto"/>
+      </w:pPr>
+      <w:r>
+        <w:t>E-mail és jelszó alapú azonosítás: A felhasználó a regisztrációkor megadott adat párral tud bejelentkezni</w:t>
+      </w:r>
+    </w:p>
+    <w:p>
+      <w:pPr>
+        <w:numPr>
+          <w:ilvl w:val="0"/>
+          <w:numId w:val="12"/>
+        </w:numPr>
+        <w:spacing w:after="0" w:line="276" w:lineRule="auto"/>
+      </w:pPr>
+      <w:r>
+        <w:t>Captcha: Biztonsági ellenőrzés a robotok és automatizált támadások kiszűrése érdekében</w:t>
+      </w:r>
+    </w:p>
+    <w:p>
+      <w:pPr>
+        <w:numPr>
+          <w:ilvl w:val="0"/>
+          <w:numId w:val="12"/>
+        </w:numPr>
+        <w:spacing w:after="0" w:line="276" w:lineRule="auto"/>
+      </w:pPr>
+      <w:r>
+        <w:t>Hibakezelés: Hibás adatok megadása esetén a rendszer egyértelmű visszajelzést ad, segítve a felhasználót a probléma azonosításában</w:t>
+      </w:r>
+    </w:p>
+    <w:p>
+      <w:pPr>
+        <w:numPr>
+          <w:ilvl w:val="0"/>
+          <w:numId w:val="12"/>
+        </w:numPr>
+        <w:spacing w:after="240" w:line="276" w:lineRule="auto"/>
+      </w:pPr>
+      <w:r>
+        <w:t>Elfelejtett jelszó kezelése: Amennyiben a felhasználó elfelejti jelszavát, e-mailes visszaállítási lehetőséget biztosít a rendszer, amelyen keresztül új jelszót állíthat be</w:t>
+      </w:r>
+    </w:p>
+    <w:p>
+      <w:pPr>
+        <w:jc w:val="both"/>
+      </w:pPr>
+      <w:r>
+        <w:rPr>
+          <w:noProof/>
+        </w:rPr>
+        <w:drawing>
+          <wp:inline distT="114300" distB="114300" distL="114300" distR="114300" wp14:anchorId="7235170A" wp14:editId="79C1CEC5">
+            <wp:extent cx="5731200" cy="2717800"/>
+            <wp:effectExtent l="0" t="0" r="0" b="0"/>
+            <wp:docPr id="5" name="image3.png"/>
+            <wp:cNvGraphicFramePr/>
+            <a:graphic xmlns:a="http://schemas.openxmlformats.org/drawingml/2006/main">
+              <a:graphicData uri="http://schemas.openxmlformats.org/drawingml/2006/picture">
+                <pic:pic xmlns:pic="http://schemas.openxmlformats.org/drawingml/2006/picture">
+                  <pic:nvPicPr>
+                    <pic:cNvPr id="0" name="image3.png"/>
+                    <pic:cNvPicPr preferRelativeResize="0"/>
+                  </pic:nvPicPr>
+                  <pic:blipFill>
+                    <a:blip r:embed="rId21"/>
+                    <a:srcRect/>
+                    <a:stretch>
+                      <a:fillRect/>
+                    </a:stretch>
+                  </pic:blipFill>
+                  <pic:spPr>
+                    <a:xfrm>
+                      <a:off x="0" y="0"/>
+                      <a:ext cx="5731200" cy="2717800"/>
+                    </a:xfrm>
+                    <a:prstGeom prst="rect">
+                      <a:avLst/>
+                    </a:prstGeom>
+                    <a:ln/>
+                  </pic:spPr>
+                </pic:pic>
+              </a:graphicData>
+            </a:graphic>
+          </wp:inline>
+        </w:drawing>
+      </w:r>
+    </w:p>
+    <w:p>
+      <w:pPr>
+        <w:pStyle w:val="Heading2"/>
+        <w:keepNext w:val="0"/>
+        <w:keepLines w:val="0"/>
+        <w:spacing w:after="80"/>
+        <w:rPr>
+          <w:b/>
+          <w:bCs/>
+          <w:sz w:val="34"/>
+          <w:szCs w:val="34"/>
+        </w:rPr>
+      </w:pPr>
+      <w:bookmarkStart w:id="3" w:name="_hudk1kl6lwjg" w:colFirst="0" w:colLast="0"/>
+      <w:bookmarkEnd w:id="3"/>
+      <w:r>
+        <w:rPr>
+          <w:b/>
+          <w:bCs/>
+          <w:sz w:val="34"/>
+          <w:szCs w:val="34"/>
+        </w:rPr>
+        <w:t>Felhasználói oldal</w:t>
+      </w:r>
+    </w:p>
+    <w:p>
+      <w:pPr>
+        <w:spacing w:before="240" w:after="240"/>
+      </w:pPr>
+      <w:r>
+        <w:t>A bejelentkezett felhasználók számára elérhető személyes felület, amely központi helyet biztosít az összes felhasználói adat és vásárlási információ kezelésére.</w:t>
+      </w:r>
+    </w:p>
+    <w:p>
+      <w:pPr>
+        <w:spacing w:before="240" w:after="240"/>
+      </w:pPr>
+      <w:r>
+        <w:t>Elérhető funkciók:</w:t>
+      </w:r>
+    </w:p>
+    <w:p>
+      <w:pPr>
+        <w:numPr>
+          <w:ilvl w:val="0"/>
+          <w:numId w:val="6"/>
+        </w:numPr>
+        <w:spacing w:before="240" w:after="0" w:line="276" w:lineRule="auto"/>
+      </w:pPr>
+      <w:r>
+        <w:t>Jelszó módosítása: A felhasználó bármikor megváltoztathatja jelenlegi jelszavát egy újra</w:t>
+      </w:r>
+    </w:p>
+    <w:p>
+      <w:pPr>
+        <w:numPr>
+          <w:ilvl w:val="0"/>
+          <w:numId w:val="6"/>
+        </w:numPr>
+        <w:spacing w:after="0" w:line="276" w:lineRule="auto"/>
+      </w:pPr>
+      <w:r>
+        <w:t>Szállítási cím kezelése: Meglévő szállítási címek módosítása, illetve új címek hozzáadása (például munkahelyi vagy ajándékozási cím)</w:t>
+      </w:r>
+    </w:p>
+    <w:p>
+      <w:pPr>
+        <w:numPr>
+          <w:ilvl w:val="0"/>
+          <w:numId w:val="6"/>
+        </w:numPr>
+        <w:spacing w:after="0" w:line="276" w:lineRule="auto"/>
+      </w:pPr>
+      <w:r>
+        <w:t>Rendelési előzmények megtekintése: Korábbi vásárlások listája dátum és összeg szerint rendezve</w:t>
+      </w:r>
+    </w:p>
+    <w:p>
+      <w:pPr>
+        <w:numPr>
+          <w:ilvl w:val="0"/>
+          <w:numId w:val="6"/>
+        </w:numPr>
+        <w:spacing w:after="0" w:line="276" w:lineRule="auto"/>
+      </w:pPr>
+      <w:r>
+        <w:t>Vásárlási statisztikák: Grafikus megjelenítésű összesítők a korábbi vásárlásokról</w:t>
+      </w:r>
+    </w:p>
+    <w:p>
+      <w:pPr>
+        <w:numPr>
+          <w:ilvl w:val="0"/>
+          <w:numId w:val="6"/>
+        </w:numPr>
+        <w:spacing w:after="240" w:line="276" w:lineRule="auto"/>
+      </w:pPr>
+      <w:r>
+        <w:t>Rendelés részletei: Felugró ablakban megtekinthetők az egyes rendelések pontos részletei, beleértve a megrendelt termékeket, mennyiségeket és árakat</w:t>
+      </w:r>
+    </w:p>
+    <w:p>
+      <w:pPr>
+        <w:spacing w:before="240" w:after="240"/>
+      </w:pPr>
+      <w:r>
+        <w:t>Ez az oldal átfogó lehetőséget biztosít a felhasználó számára saját adatainak és vásárlási előzményeinek kezelésére, áttekintésére.</w:t>
+      </w:r>
+    </w:p>
+    <w:p>
+      <w:pPr>
+        <w:jc w:val="both"/>
+      </w:pPr>
+      <w:r>
+        <w:rPr>
+          <w:noProof/>
+        </w:rPr>
+        <w:drawing>
+          <wp:inline distT="114300" distB="114300" distL="114300" distR="114300" wp14:anchorId="1B264A63" wp14:editId="27008452">
+            <wp:extent cx="5731200" cy="2717800"/>
+            <wp:effectExtent l="0" t="0" r="0" b="0"/>
+            <wp:docPr id="11" name="image11.png"/>
+            <wp:cNvGraphicFramePr/>
+            <a:graphic xmlns:a="http://schemas.openxmlformats.org/drawingml/2006/main">
+              <a:graphicData uri="http://schemas.openxmlformats.org/drawingml/2006/picture">
+                <pic:pic xmlns:pic="http://schemas.openxmlformats.org/drawingml/2006/picture">
+                  <pic:nvPicPr>
+                    <pic:cNvPr id="0" name="image11.png"/>
+                    <pic:cNvPicPr preferRelativeResize="0"/>
+                  </pic:nvPicPr>
+                  <pic:blipFill>
+                    <a:blip r:embed="rId22"/>
+                    <a:srcRect/>
+                    <a:stretch>
+                      <a:fillRect/>
+                    </a:stretch>
+                  </pic:blipFill>
+                  <pic:spPr>
+                    <a:xfrm>
+                      <a:off x="0" y="0"/>
+                      <a:ext cx="5731200" cy="2717800"/>
+                    </a:xfrm>
+                    <a:prstGeom prst="rect">
+                      <a:avLst/>
+                    </a:prstGeom>
+                    <a:ln/>
+                  </pic:spPr>
+                </pic:pic>
+              </a:graphicData>
+            </a:graphic>
+          </wp:inline>
+        </w:drawing>
+      </w:r>
+    </w:p>
+    <w:p>
+      <w:pPr>
+        <w:pStyle w:val="Heading2"/>
+        <w:keepNext w:val="0"/>
+        <w:keepLines w:val="0"/>
+        <w:spacing w:after="80"/>
+        <w:rPr>
+          <w:b/>
+          <w:bCs/>
+          <w:sz w:val="34"/>
+          <w:szCs w:val="34"/>
+        </w:rPr>
+      </w:pPr>
+      <w:bookmarkStart w:id="4" w:name="_1w10co6swlrb" w:colFirst="0" w:colLast="0"/>
+      <w:bookmarkEnd w:id="4"/>
+      <w:r>
+        <w:rPr>
+          <w:b/>
+          <w:bCs/>
+          <w:sz w:val="34"/>
+          <w:szCs w:val="34"/>
+        </w:rPr>
+        <w:t>Termékek oldal</w:t>
+      </w:r>
+    </w:p>
+    <w:p>
+      <w:pPr>
+        <w:spacing w:before="240" w:after="240"/>
+      </w:pPr>
+      <w:r>
+        <w:t>A termékek oldalon található a webáruház teljes kínálata áttekinthető formában. Itt böngészhetnek a felhasználók a rendelkezésre álló árucikkek között, és innen helyezhetik kosarukba a kiválasztott termékeket.</w:t>
+      </w:r>
+    </w:p>
+    <w:p>
+      <w:pPr>
+        <w:spacing w:before="240" w:after="240"/>
+      </w:pPr>
+      <w:r>
+        <w:t>Funkciók:</w:t>
+      </w:r>
+    </w:p>
+    <w:p>
+      <w:pPr>
+        <w:numPr>
+          <w:ilvl w:val="0"/>
+          <w:numId w:val="11"/>
+        </w:numPr>
+        <w:spacing w:before="240" w:after="0" w:line="276" w:lineRule="auto"/>
+      </w:pPr>
+      <w:r>
+        <w:t>Termékek listázása: Az összes elérhető termék megjelenítése képpel, névvel és árral</w:t>
+      </w:r>
+    </w:p>
+    <w:p>
+      <w:pPr>
+        <w:numPr>
+          <w:ilvl w:val="0"/>
+          <w:numId w:val="11"/>
+        </w:numPr>
+        <w:spacing w:after="0" w:line="276" w:lineRule="auto"/>
+      </w:pPr>
+      <w:r>
+        <w:t>Szűrési lehetőségek:</w:t>
+      </w:r>
+    </w:p>
+    <w:p>
+      <w:pPr>
+        <w:numPr>
+          <w:ilvl w:val="1"/>
+          <w:numId w:val="11"/>
+        </w:numPr>
+        <w:spacing w:after="0" w:line="276" w:lineRule="auto"/>
+      </w:pPr>
+      <w:r>
+        <w:t>Kategória szerinti szűrés (például csapdák, táskák, kések)</w:t>
+      </w:r>
+    </w:p>
+    <w:p>
+      <w:pPr>
+        <w:numPr>
+          <w:ilvl w:val="1"/>
+          <w:numId w:val="11"/>
+        </w:numPr>
+        <w:spacing w:after="0" w:line="276" w:lineRule="auto"/>
+      </w:pPr>
+      <w:r>
+        <w:t>Ár alapján történő szűkítés (minimális és maximális ár beállítása)</w:t>
+      </w:r>
+    </w:p>
+    <w:p>
+      <w:pPr>
+        <w:numPr>
+          <w:ilvl w:val="1"/>
+          <w:numId w:val="11"/>
+        </w:numPr>
+        <w:spacing w:after="0" w:line="276" w:lineRule="auto"/>
+      </w:pPr>
+      <w:r>
+        <w:t>Keresés név vagy leírás alapján (a beírt karaktersor megjelenése a termék adataiban)</w:t>
+      </w:r>
+    </w:p>
+    <w:p>
+      <w:pPr>
+        <w:numPr>
+          <w:ilvl w:val="1"/>
+          <w:numId w:val="11"/>
+        </w:numPr>
+        <w:spacing w:after="0" w:line="276" w:lineRule="auto"/>
+      </w:pPr>
+      <w:r>
+        <w:t>Csak akciós termékek megjelenítése</w:t>
+      </w:r>
+    </w:p>
+    <w:p>
+      <w:pPr>
+        <w:numPr>
+          <w:ilvl w:val="1"/>
+          <w:numId w:val="11"/>
+        </w:numPr>
+        <w:spacing w:after="0" w:line="276" w:lineRule="auto"/>
+      </w:pPr>
+      <w:r>
+        <w:t>Csak raktáron lévő termékek listázása</w:t>
+      </w:r>
+    </w:p>
+    <w:p>
+      <w:pPr>
+        <w:numPr>
+          <w:ilvl w:val="0"/>
+          <w:numId w:val="11"/>
+        </w:numPr>
+        <w:spacing w:after="240" w:line="276" w:lineRule="auto"/>
+      </w:pPr>
+      <w:r>
+        <w:t>Rendezés: A termékek rendezhetők ár szerint növekvő vagy csökkenő sorrendbe</w:t>
+      </w:r>
+    </w:p>
+    <w:p>
+      <w:pPr>
+        <w:spacing w:before="240" w:after="240"/>
+      </w:pPr>
+      <w:r>
+        <w:t>A felhasználó erről az oldalról tudja a kiválasztott termékeket a kosárba helyezni a megfelelő gomb megnyomásával.</w:t>
+      </w:r>
+    </w:p>
+    <w:p>
+      <w:pPr>
+        <w:jc w:val="both"/>
+      </w:pPr>
+      <w:r>
+        <w:rPr>
+          <w:noProof/>
+        </w:rPr>
+        <w:drawing>
+          <wp:inline distT="114300" distB="114300" distL="114300" distR="114300" wp14:anchorId="59E0F4C9" wp14:editId="261BA94C">
+            <wp:extent cx="5731200" cy="2705100"/>
+            <wp:effectExtent l="0" t="0" r="0" b="0"/>
+            <wp:docPr id="8" name="image6.png"/>
+            <wp:cNvGraphicFramePr/>
+            <a:graphic xmlns:a="http://schemas.openxmlformats.org/drawingml/2006/main">
+              <a:graphicData uri="http://schemas.openxmlformats.org/drawingml/2006/picture">
+                <pic:pic xmlns:pic="http://schemas.openxmlformats.org/drawingml/2006/picture">
+                  <pic:nvPicPr>
+                    <pic:cNvPr id="0" name="image6.png"/>
+                    <pic:cNvPicPr preferRelativeResize="0"/>
+                  </pic:nvPicPr>
+                  <pic:blipFill>
+                    <a:blip r:embed="rId23"/>
+                    <a:srcRect/>
+                    <a:stretch>
+                      <a:fillRect/>
+                    </a:stretch>
+                  </pic:blipFill>
+                  <pic:spPr>
+                    <a:xfrm>
+                      <a:off x="0" y="0"/>
+                      <a:ext cx="5731200" cy="2705100"/>
+                    </a:xfrm>
+                    <a:prstGeom prst="rect">
+                      <a:avLst/>
+                    </a:prstGeom>
+                    <a:ln/>
+                  </pic:spPr>
+                </pic:pic>
+              </a:graphicData>
+            </a:graphic>
+          </wp:inline>
+        </w:drawing>
+      </w:r>
+    </w:p>
+    <w:p>
+      <w:pPr>
+        <w:pStyle w:val="Heading2"/>
+        <w:keepNext w:val="0"/>
+        <w:keepLines w:val="0"/>
+        <w:spacing w:after="80"/>
+        <w:rPr>
+          <w:b/>
+          <w:bCs/>
+          <w:sz w:val="34"/>
+          <w:szCs w:val="34"/>
+        </w:rPr>
+      </w:pPr>
+      <w:bookmarkStart w:id="5" w:name="_fwym1zw44kuz" w:colFirst="0" w:colLast="0"/>
+      <w:bookmarkEnd w:id="5"/>
+      <w:r>
+        <w:rPr>
+          <w:b/>
+          <w:bCs/>
+          <w:sz w:val="34"/>
+          <w:szCs w:val="34"/>
+        </w:rPr>
+        <w:t>Kosár</w:t>
+      </w:r>
+    </w:p>
+    <w:p>
+      <w:pPr>
+        <w:spacing w:before="240" w:after="240"/>
+      </w:pPr>
+      <w:r>
+        <w:t>A kosár oldal a kiválasztott termékek kezelésére szolgál, ahol a felhasználó áttekintheti és módosíthatja a megvásárolni kívánt árucikkeket a rendelés véglegesítése előtt.</w:t>
+      </w:r>
+    </w:p>
+    <w:p>
+      <w:pPr>
+        <w:spacing w:before="240" w:after="240"/>
+      </w:pPr>
+      <w:r>
+        <w:t>Funkciók:</w:t>
+      </w:r>
+    </w:p>
+    <w:p>
+      <w:pPr>
+        <w:numPr>
+          <w:ilvl w:val="0"/>
+          <w:numId w:val="9"/>
+        </w:numPr>
+        <w:spacing w:before="240" w:after="0" w:line="276" w:lineRule="auto"/>
+      </w:pPr>
+      <w:r>
+        <w:t>Termékek listázása: A kosárba helyezett termékek megjelenítése képpel, névvel és darabárral</w:t>
+      </w:r>
+    </w:p>
+    <w:p>
+      <w:pPr>
+        <w:numPr>
+          <w:ilvl w:val="0"/>
+          <w:numId w:val="9"/>
+        </w:numPr>
+        <w:spacing w:after="0" w:line="276" w:lineRule="auto"/>
+      </w:pPr>
+      <w:r>
+        <w:t>Mennyiség módosítása: Az egyes termékek darabszámának növelése vagy csökkentése</w:t>
+      </w:r>
+    </w:p>
+    <w:p>
+      <w:pPr>
+        <w:numPr>
+          <w:ilvl w:val="0"/>
+          <w:numId w:val="9"/>
+        </w:numPr>
+        <w:spacing w:after="0" w:line="276" w:lineRule="auto"/>
+      </w:pPr>
+      <w:r>
+        <w:t>Termék törlése: Szükésgtelenné vált termékek eltávolítása a kosárból</w:t>
+      </w:r>
+    </w:p>
+    <w:p>
+      <w:pPr>
+        <w:numPr>
+          <w:ilvl w:val="0"/>
+          <w:numId w:val="9"/>
+        </w:numPr>
+        <w:spacing w:after="0" w:line="276" w:lineRule="auto"/>
+      </w:pPr>
+      <w:r>
+        <w:t>Végösszeg kiszámítása: A rendszer automatikusan kiszámítja és megjeleníti a teljes fizetendő összeget</w:t>
+      </w:r>
+    </w:p>
+    <w:p>
+      <w:pPr>
+        <w:numPr>
+          <w:ilvl w:val="0"/>
+          <w:numId w:val="9"/>
+        </w:numPr>
+        <w:spacing w:after="0" w:line="276" w:lineRule="auto"/>
+      </w:pPr>
+      <w:r>
+        <w:t>Szállítási cím kiválasztása: A mentett címek közül választható ki a kézbesítési cím</w:t>
+      </w:r>
+    </w:p>
+    <w:p>
+      <w:pPr>
+        <w:numPr>
+          <w:ilvl w:val="0"/>
+          <w:numId w:val="9"/>
+        </w:numPr>
+        <w:spacing w:after="240" w:line="276" w:lineRule="auto"/>
+      </w:pPr>
+      <w:r>
+        <w:t>Fizetési mód kiválasztása: Elérhető fizetési opciók közüli választás</w:t>
+      </w:r>
+    </w:p>
+    <w:p>
+      <w:pPr>
+        <w:spacing w:before="240" w:after="240"/>
+      </w:pPr>
+      <w:r>
+        <w:t>Fontos megjegyzés: A fizetés</w:t>
+      </w:r>
+      <w:r>
+        <w:rPr>
+          <w:b/>
+          <w:bCs/>
+        </w:rPr>
+        <w:t xml:space="preserve"> nem valós</w:t>
+      </w:r>
+      <w:r>
+        <w:t xml:space="preserve"> csak demonstrációs célú, tehát a rendszer nem kezel tényleges bankkártyás vagy egyéb pénzügyi tranzakciókat.</w:t>
+      </w:r>
+    </w:p>
+    <w:p>
+      <w:pPr>
+        <w:jc w:val="both"/>
+      </w:pPr>
+      <w:r>
+        <w:rPr>
+          <w:noProof/>
+        </w:rPr>
+        <w:drawing>
+          <wp:inline distT="114300" distB="114300" distL="114300" distR="114300" wp14:anchorId="0E3AA021" wp14:editId="7A1DCB74">
+            <wp:extent cx="5731200" cy="2730500"/>
+            <wp:effectExtent l="0" t="0" r="0" b="0"/>
+            <wp:docPr id="6" name="image5.png"/>
+            <wp:cNvGraphicFramePr/>
+            <a:graphic xmlns:a="http://schemas.openxmlformats.org/drawingml/2006/main">
+              <a:graphicData uri="http://schemas.openxmlformats.org/drawingml/2006/picture">
+                <pic:pic xmlns:pic="http://schemas.openxmlformats.org/drawingml/2006/picture">
+                  <pic:nvPicPr>
+                    <pic:cNvPr id="0" name="image5.png"/>
+                    <pic:cNvPicPr preferRelativeResize="0"/>
+                  </pic:nvPicPr>
+                  <pic:blipFill>
+                    <a:blip r:embed="rId24"/>
+                    <a:srcRect/>
+                    <a:stretch>
+                      <a:fillRect/>
+                    </a:stretch>
+                  </pic:blipFill>
+                  <pic:spPr>
+                    <a:xfrm>
+                      <a:off x="0" y="0"/>
+                      <a:ext cx="5731200" cy="2730500"/>
+                    </a:xfrm>
+                    <a:prstGeom prst="rect">
+                      <a:avLst/>
+                    </a:prstGeom>
+                    <a:ln/>
+                  </pic:spPr>
+                </pic:pic>
+              </a:graphicData>
+            </a:graphic>
+          </wp:inline>
+        </w:drawing>
+      </w:r>
+    </w:p>
+    <w:p>
+      <w:pPr>
+        <w:pStyle w:val="Heading2"/>
+        <w:keepNext w:val="0"/>
+        <w:keepLines w:val="0"/>
+        <w:spacing w:after="80"/>
+        <w:rPr>
+          <w:b/>
+          <w:bCs/>
+          <w:sz w:val="34"/>
+          <w:szCs w:val="34"/>
+        </w:rPr>
+      </w:pPr>
+      <w:bookmarkStart w:id="6" w:name="_bhsc954iem63" w:colFirst="0" w:colLast="0"/>
+      <w:bookmarkEnd w:id="6"/>
+      <w:r>
+        <w:rPr>
+          <w:b/>
+          <w:bCs/>
+          <w:sz w:val="34"/>
+          <w:szCs w:val="34"/>
+        </w:rPr>
+        <w:t>Rendelések kezelése</w:t>
+      </w:r>
+    </w:p>
+    <w:p>
+      <w:pPr>
+        <w:spacing w:before="240" w:after="240"/>
+      </w:pPr>
+      <w:r>
+        <w:t>Rendelés leadása után a rendszer automatikusan nyilvántartja az összes kapcsolódó adatot, és a felhasználó folyamatosan nyomon követheti rendelése állapotát.</w:t>
+      </w:r>
+    </w:p>
+    <w:p>
+      <w:pPr>
+        <w:spacing w:before="240" w:after="240"/>
+      </w:pPr>
+      <w:r>
+        <w:t>Rendelési állapotok:</w:t>
+      </w:r>
+    </w:p>
+    <w:p>
+      <w:pPr>
+        <w:numPr>
+          <w:ilvl w:val="0"/>
+          <w:numId w:val="4"/>
+        </w:numPr>
+        <w:spacing w:before="240" w:after="0" w:line="276" w:lineRule="auto"/>
+      </w:pPr>
+      <w:r>
+        <w:t>Folyamatban: A rendelés feldolgozás alatt áll, még nem került feladásra</w:t>
+      </w:r>
+    </w:p>
+    <w:p>
+      <w:pPr>
+        <w:numPr>
+          <w:ilvl w:val="0"/>
+          <w:numId w:val="4"/>
+        </w:numPr>
+        <w:spacing w:after="0" w:line="276" w:lineRule="auto"/>
+      </w:pPr>
+      <w:r>
+        <w:t>Elküldve/feladva: A csomag úton van a szállítási cím felé</w:t>
+      </w:r>
+    </w:p>
+    <w:p>
+      <w:pPr>
+        <w:numPr>
+          <w:ilvl w:val="0"/>
+          <w:numId w:val="4"/>
+        </w:numPr>
+        <w:spacing w:after="0" w:line="276" w:lineRule="auto"/>
+      </w:pPr>
+      <w:r>
+        <w:t>Teljesítve: A rendelés sikeresen megérkezett a megadott címre</w:t>
+      </w:r>
+    </w:p>
+    <w:p>
+      <w:pPr>
+        <w:numPr>
+          <w:ilvl w:val="0"/>
+          <w:numId w:val="4"/>
+        </w:numPr>
+        <w:spacing w:after="240" w:line="276" w:lineRule="auto"/>
+      </w:pPr>
+      <w:r>
+        <w:t>Törölve: A rendelés valamilyen okból törlésre került</w:t>
+      </w:r>
+    </w:p>
+    <w:p>
+      <w:pPr>
+        <w:spacing w:before="240" w:after="240"/>
+      </w:pPr>
+      <w:r>
+        <w:t>A felhasználó lehetőségei:</w:t>
+      </w:r>
+    </w:p>
+    <w:p>
+      <w:pPr>
+        <w:numPr>
+          <w:ilvl w:val="0"/>
+          <w:numId w:val="16"/>
+        </w:numPr>
+        <w:spacing w:before="240" w:after="0" w:line="276" w:lineRule="auto"/>
+      </w:pPr>
+      <w:r>
+        <w:t>Megtekintheti összes korábbi és aktuális rendelését időrendben</w:t>
+      </w:r>
+    </w:p>
+    <w:p>
+      <w:pPr>
+        <w:numPr>
+          <w:ilvl w:val="0"/>
+          <w:numId w:val="16"/>
+        </w:numPr>
+        <w:spacing w:after="0" w:line="276" w:lineRule="auto"/>
+      </w:pPr>
+      <w:r>
+        <w:t>Részletes adatokat is láthat minden egyes rendelésről, beleértve a termékeket, mennyiségeket és árakat</w:t>
+      </w:r>
+    </w:p>
+    <w:p>
+      <w:pPr>
+        <w:numPr>
+          <w:ilvl w:val="0"/>
+          <w:numId w:val="16"/>
+        </w:numPr>
+        <w:spacing w:after="240" w:line="276" w:lineRule="auto"/>
+      </w:pPr>
+      <w:r>
+        <w:t>A rendszer automatikus e-mail értesítést küld, valahányszor a rendelés állapota megváltozik</w:t>
+      </w:r>
+    </w:p>
+    <w:p>
+      <w:pPr>
+        <w:pStyle w:val="Heading2"/>
+        <w:keepNext w:val="0"/>
+        <w:keepLines w:val="0"/>
+        <w:spacing w:after="80"/>
+        <w:rPr>
+          <w:b/>
+          <w:bCs/>
+          <w:sz w:val="34"/>
+          <w:szCs w:val="34"/>
+        </w:rPr>
+      </w:pPr>
+      <w:bookmarkStart w:id="7" w:name="_amhqiunhn2sb" w:colFirst="0" w:colLast="0"/>
+      <w:bookmarkEnd w:id="7"/>
+      <w:r>
+        <w:rPr>
+          <w:b/>
+          <w:bCs/>
+          <w:sz w:val="34"/>
+          <w:szCs w:val="34"/>
+        </w:rPr>
+        <w:t>Dolgozói felület</w:t>
+      </w:r>
+    </w:p>
+    <w:p>
+      <w:pPr>
+        <w:spacing w:before="240" w:after="240"/>
+      </w:pPr>
+      <w:r>
+        <w:t>A dolgozói oldal kifejezetten az alkalmazottak számára készült adminisztrációs felület, amelyhez az adminisztrátorok is teljes hozzáféréssel rendelkeznek. Ez a felület teszi lehetővé a webáruház napi működésének kezelését.</w:t>
+      </w:r>
+    </w:p>
+    <w:p>
+      <w:pPr>
+        <w:spacing w:before="240" w:after="240"/>
+      </w:pPr>
+      <w:r>
+        <w:t>Elérhető funkciók:</w:t>
+      </w:r>
+    </w:p>
+    <w:p>
+      <w:pPr>
+        <w:numPr>
+          <w:ilvl w:val="0"/>
+          <w:numId w:val="8"/>
+        </w:numPr>
+        <w:spacing w:before="240" w:after="0" w:line="276" w:lineRule="auto"/>
+      </w:pPr>
+      <w:r>
+        <w:t>Új termék felvétele: Új árucikkek hozzáadása a kínálathoz, beleértve a név, leírás, ár, kategória és kép megadását</w:t>
+      </w:r>
+    </w:p>
+    <w:p>
+      <w:pPr>
+        <w:numPr>
+          <w:ilvl w:val="0"/>
+          <w:numId w:val="8"/>
+        </w:numPr>
+        <w:spacing w:after="0" w:line="276" w:lineRule="auto"/>
+      </w:pPr>
+      <w:r>
+        <w:t>Akciók beállítása: Kedvezmények alkalmazása egyedi termékekre vagy teljes termékkategóriákra</w:t>
+      </w:r>
+    </w:p>
+    <w:p>
+      <w:pPr>
+        <w:numPr>
+          <w:ilvl w:val="0"/>
+          <w:numId w:val="8"/>
+        </w:numPr>
+        <w:spacing w:after="0" w:line="276" w:lineRule="auto"/>
+      </w:pPr>
+      <w:r>
+        <w:t>Rendelések állapotának kezelése: A rendelések státuszának frissítése:</w:t>
+      </w:r>
+    </w:p>
+    <w:p>
+      <w:pPr>
+        <w:numPr>
+          <w:ilvl w:val="1"/>
+          <w:numId w:val="8"/>
+        </w:numPr>
+        <w:spacing w:after="0" w:line="276" w:lineRule="auto"/>
+      </w:pPr>
+      <w:r>
+        <w:t>Elküldöttre állítás (feladás jelzése)</w:t>
+      </w:r>
+    </w:p>
+    <w:p>
+      <w:pPr>
+        <w:numPr>
+          <w:ilvl w:val="1"/>
+          <w:numId w:val="8"/>
+        </w:numPr>
+        <w:spacing w:after="0" w:line="276" w:lineRule="auto"/>
+      </w:pPr>
+      <w:r>
+        <w:t>Teljesítettre állítás (sikeres kézbesítés)</w:t>
+      </w:r>
+    </w:p>
+    <w:p>
+      <w:pPr>
+        <w:numPr>
+          <w:ilvl w:val="1"/>
+          <w:numId w:val="8"/>
+        </w:numPr>
+        <w:spacing w:after="240" w:line="276" w:lineRule="auto"/>
+      </w:pPr>
+      <w:r>
+        <w:t>Törölt státusz beállítása (problémás rendelések kezelése)</w:t>
+      </w:r>
+    </w:p>
+    <w:p>
+      <w:pPr>
+        <w:jc w:val="both"/>
+      </w:pPr>
+      <w:r>
+        <w:rPr>
+          <w:noProof/>
+        </w:rPr>
+        <w:drawing>
+          <wp:inline distT="114300" distB="114300" distL="114300" distR="114300" wp14:anchorId="64132D8E" wp14:editId="4EC789B6">
+            <wp:extent cx="5731200" cy="2717800"/>
+            <wp:effectExtent l="0" t="0" r="0" b="0"/>
+            <wp:docPr id="568478586" name="image10.png"/>
+            <wp:cNvGraphicFramePr/>
+            <a:graphic xmlns:a="http://schemas.openxmlformats.org/drawingml/2006/main">
+              <a:graphicData uri="http://schemas.openxmlformats.org/drawingml/2006/picture">
+                <pic:pic xmlns:pic="http://schemas.openxmlformats.org/drawingml/2006/picture">
+                  <pic:nvPicPr>
+                    <pic:cNvPr id="0" name="image10.png"/>
+                    <pic:cNvPicPr preferRelativeResize="0"/>
+                  </pic:nvPicPr>
+                  <pic:blipFill>
+                    <a:blip r:embed="rId25"/>
+                    <a:srcRect/>
+                    <a:stretch>
+                      <a:fillRect/>
+                    </a:stretch>
+                  </pic:blipFill>
+                  <pic:spPr>
+                    <a:xfrm>
+                      <a:off x="0" y="0"/>
+                      <a:ext cx="5731200" cy="2717800"/>
+                    </a:xfrm>
+                    <a:prstGeom prst="rect">
+                      <a:avLst/>
+                    </a:prstGeom>
+                    <a:ln/>
+                  </pic:spPr>
+                </pic:pic>
+              </a:graphicData>
+            </a:graphic>
+          </wp:inline>
+        </w:drawing>
+      </w:r>
+    </w:p>
+    <w:p>
+      <w:pPr>
+        <w:pStyle w:val="Heading2"/>
+        <w:keepNext w:val="0"/>
+        <w:keepLines w:val="0"/>
+        <w:spacing w:after="80"/>
+        <w:rPr>
+          <w:b/>
+          <w:bCs/>
+          <w:sz w:val="34"/>
+          <w:szCs w:val="34"/>
+        </w:rPr>
+      </w:pPr>
+      <w:bookmarkStart w:id="8" w:name="_dyc17u1optnu" w:colFirst="0" w:colLast="0"/>
+      <w:bookmarkEnd w:id="8"/>
+      <w:r>
+        <w:rPr>
+          <w:b/>
+          <w:bCs/>
+          <w:sz w:val="34"/>
+          <w:szCs w:val="34"/>
+        </w:rPr>
+        <w:t>Admin felület</w:t>
+      </w:r>
+    </w:p>
+    <w:p>
+      <w:pPr>
+        <w:spacing w:before="240" w:after="240"/>
+      </w:pPr>
+      <w:r>
+        <w:t>Az adminisztrátori felület a legmagasabb jogosultsági szinttel rendelkező felhasználók számára érhető el. Ez a felület teljes körű kontrollt biztosít a webáruház működése felett.</w:t>
+      </w:r>
+    </w:p>
+    <w:p>
+      <w:pPr>
+        <w:spacing w:before="240" w:after="240"/>
+      </w:pPr>
+      <w:r>
+        <w:t>Felhasználók és termékek kezelése:</w:t>
+      </w:r>
+    </w:p>
+    <w:p>
+      <w:pPr>
+        <w:numPr>
+          <w:ilvl w:val="0"/>
+          <w:numId w:val="10"/>
+        </w:numPr>
+        <w:spacing w:before="240" w:after="0" w:line="276" w:lineRule="auto"/>
+      </w:pPr>
+      <w:r>
+        <w:t>Hozzáadás: Új felhasználók vagy termékek létrehozása</w:t>
+      </w:r>
+    </w:p>
+    <w:p>
+      <w:pPr>
+        <w:numPr>
+          <w:ilvl w:val="0"/>
+          <w:numId w:val="10"/>
+        </w:numPr>
+        <w:spacing w:after="0" w:line="276" w:lineRule="auto"/>
+      </w:pPr>
+      <w:r>
+        <w:t>Módosítás: Meglévő adatok szerkesztése</w:t>
+      </w:r>
+    </w:p>
+    <w:p>
+      <w:pPr>
+        <w:numPr>
+          <w:ilvl w:val="0"/>
+          <w:numId w:val="10"/>
+        </w:numPr>
+        <w:spacing w:after="240" w:line="276" w:lineRule="auto"/>
+      </w:pPr>
+      <w:r>
+        <w:t>Törlés: Feleslegessé vált rekordok eltávolítása</w:t>
+      </w:r>
+    </w:p>
+    <w:p>
+      <w:pPr>
+        <w:jc w:val="both"/>
+      </w:pPr>
+      <w:r>
+        <w:rPr>
+          <w:b/>
+          <w:bCs/>
+          <w:noProof/>
+          <w:sz w:val="28"/>
+          <w:szCs w:val="28"/>
+        </w:rPr>
+        <w:drawing>
+          <wp:inline distT="114300" distB="114300" distL="114300" distR="114300" wp14:anchorId="57FADEE3" wp14:editId="4E458727">
+            <wp:extent cx="5731200" cy="2438400"/>
+            <wp:effectExtent l="0" t="0" r="0" b="0"/>
+            <wp:docPr id="10" name="image2.png"/>
+            <wp:cNvGraphicFramePr/>
+            <a:graphic xmlns:a="http://schemas.openxmlformats.org/drawingml/2006/main">
+              <a:graphicData uri="http://schemas.openxmlformats.org/drawingml/2006/picture">
+                <pic:pic xmlns:pic="http://schemas.openxmlformats.org/drawingml/2006/picture">
+                  <pic:nvPicPr>
+                    <pic:cNvPr id="0" name="image2.png"/>
+                    <pic:cNvPicPr preferRelativeResize="0"/>
+                  </pic:nvPicPr>
+                  <pic:blipFill>
+                    <a:blip r:embed="rId26"/>
+                    <a:srcRect/>
+                    <a:stretch>
+                      <a:fillRect/>
+                    </a:stretch>
+                  </pic:blipFill>
+                  <pic:spPr>
+                    <a:xfrm>
+                      <a:off x="0" y="0"/>
+                      <a:ext cx="5731200" cy="2438400"/>
+                    </a:xfrm>
+                    <a:prstGeom prst="rect">
+                      <a:avLst/>
+                    </a:prstGeom>
+                    <a:ln/>
+                  </pic:spPr>
+                </pic:pic>
+              </a:graphicData>
+            </a:graphic>
+          </wp:inline>
+        </w:drawing>
+      </w:r>
+    </w:p>
+    <w:p>
+      <w:pPr>
+        <w:spacing w:before="240" w:after="240"/>
+      </w:pPr>
+      <w:r>
+        <w:t>Statisztikák és grafikonok:</w:t>
+      </w:r>
+    </w:p>
+    <w:p>
+      <w:pPr>
+        <w:spacing w:before="240" w:after="240"/>
+      </w:pPr>
+      <w:r>
+        <w:t>Az admin felület vizuális grafikonokat is tartalmaz, amelyek segítik az üzleti adatok könnyebb áttekintését és elemzését:</w:t>
+      </w:r>
+    </w:p>
+    <w:p>
+      <w:pPr>
+        <w:numPr>
+          <w:ilvl w:val="0"/>
+          <w:numId w:val="7"/>
+        </w:numPr>
+        <w:spacing w:before="240" w:after="0" w:line="276" w:lineRule="auto"/>
+      </w:pPr>
+      <w:r>
+        <w:t>Törzsvásárlók listája: A legtöbbet vásárló felhasználók kimutatása</w:t>
+      </w:r>
+    </w:p>
+    <w:p>
+      <w:pPr>
+        <w:numPr>
+          <w:ilvl w:val="0"/>
+          <w:numId w:val="7"/>
+        </w:numPr>
+        <w:spacing w:after="240" w:line="276" w:lineRule="auto"/>
+      </w:pPr>
+      <w:r>
+        <w:t>Legkelendőbb termékek: A legnépszerűbb és legtöbbször megvásárolt árucikkek statisztikája</w:t>
+      </w:r>
+    </w:p>
+    <w:p>
+      <w:pPr>
+        <w:spacing w:before="240" w:after="240"/>
+      </w:pPr>
+      <w:r>
+        <w:t>Ezek a vizualizációk segítenek az üzleti döntések meghozatalában és a készletgazdálkodás optimalizálásában.</w:t>
+      </w:r>
+    </w:p>
+    <w:p>
+      <w:pPr>
+        <w:jc w:val="both"/>
+      </w:pPr>
+      <w:r>
+        <w:rPr>
+          <w:b/>
+          <w:bCs/>
+          <w:noProof/>
+          <w:sz w:val="28"/>
+          <w:szCs w:val="28"/>
+        </w:rPr>
+        <w:drawing>
+          <wp:inline distT="114300" distB="114300" distL="114300" distR="114300" wp14:anchorId="5C5EB118" wp14:editId="37BCBBF6">
+            <wp:extent cx="5731200" cy="1435100"/>
+            <wp:effectExtent l="0" t="0" r="0" b="0"/>
+            <wp:docPr id="9" name="image4.png"/>
+            <wp:cNvGraphicFramePr/>
+            <a:graphic xmlns:a="http://schemas.openxmlformats.org/drawingml/2006/main">
+              <a:graphicData uri="http://schemas.openxmlformats.org/drawingml/2006/picture">
+                <pic:pic xmlns:pic="http://schemas.openxmlformats.org/drawingml/2006/picture">
+                  <pic:nvPicPr>
+                    <pic:cNvPr id="0" name="image4.png"/>
+                    <pic:cNvPicPr preferRelativeResize="0"/>
+                  </pic:nvPicPr>
+                  <pic:blipFill>
+                    <a:blip r:embed="rId27"/>
+                    <a:srcRect/>
+                    <a:stretch>
+                      <a:fillRect/>
+                    </a:stretch>
+                  </pic:blipFill>
+                  <pic:spPr>
+                    <a:xfrm>
+                      <a:off x="0" y="0"/>
+                      <a:ext cx="5731200" cy="1435100"/>
+                    </a:xfrm>
+                    <a:prstGeom prst="rect">
+                      <a:avLst/>
+                    </a:prstGeom>
+                    <a:ln/>
+                  </pic:spPr>
+                </pic:pic>
+              </a:graphicData>
+            </a:graphic>
+          </wp:inline>
+        </w:drawing>
+      </w:r>
+    </w:p>
+    <w:p>
+      <w:pPr>
+        <w:pStyle w:val="Heading2"/>
+        <w:keepNext w:val="0"/>
+        <w:keepLines w:val="0"/>
+        <w:spacing w:after="80"/>
+        <w:rPr>
+          <w:b/>
+          <w:bCs/>
+          <w:sz w:val="34"/>
+          <w:szCs w:val="34"/>
+        </w:rPr>
+      </w:pPr>
+      <w:bookmarkStart w:id="9" w:name="_1fy2g9jjslhc" w:colFirst="0" w:colLast="0"/>
+      <w:bookmarkEnd w:id="9"/>
+      <w:r>
+        <w:rPr>
+          <w:b/>
+          <w:bCs/>
+          <w:sz w:val="34"/>
+          <w:szCs w:val="34"/>
+        </w:rPr>
+        <w:t>Rólunk oldal</w:t>
+      </w:r>
+    </w:p>
+    <w:p>
+      <w:pPr>
+        <w:spacing w:before="240" w:after="240"/>
+      </w:pPr>
+      <w:r>
+        <w:t>Ez az oldal a webáruház és a mögötte álló vállalkozás bemutatására szolgál, lehetőséget adva a látogatóknak, hogy jobban megismerjék a cég hátterét és filozófiáját.</w:t>
+      </w:r>
+    </w:p>
+    <w:p>
+      <w:pPr>
+        <w:spacing w:before="240" w:after="240"/>
+      </w:pPr>
+      <w:r>
+        <w:t>Tartalma:</w:t>
+      </w:r>
+    </w:p>
+    <w:p>
+      <w:pPr>
+        <w:numPr>
+          <w:ilvl w:val="0"/>
+          <w:numId w:val="3"/>
+        </w:numPr>
+        <w:spacing w:before="240" w:after="0" w:line="276" w:lineRule="auto"/>
+      </w:pPr>
+      <w:r>
+        <w:t>A vállalkozás részletes bemutatása, története és működése</w:t>
+      </w:r>
+    </w:p>
+    <w:p>
+      <w:pPr>
+        <w:numPr>
+          <w:ilvl w:val="0"/>
+          <w:numId w:val="3"/>
+        </w:numPr>
+        <w:spacing w:after="0" w:line="276" w:lineRule="auto"/>
+      </w:pPr>
+      <w:r>
+        <w:t>A cég céljai, küldetése és alapvető értékei</w:t>
+      </w:r>
+    </w:p>
+    <w:p>
+      <w:pPr>
+        <w:numPr>
+          <w:ilvl w:val="0"/>
+          <w:numId w:val="3"/>
+        </w:numPr>
+        <w:spacing w:after="240" w:line="276" w:lineRule="auto"/>
+      </w:pPr>
+      <w:r>
+        <w:t>Információk a csapatról és a minőségbiztosításról</w:t>
+      </w:r>
+    </w:p>
+    <w:p>
+      <w:pPr>
+        <w:spacing w:before="240" w:after="240"/>
+      </w:pPr>
+      <w:r>
+        <w:t>Ez az oldal elsősorban marketing és bizalomépítő funkciót tölt be, segítve a látogatókat abban, hogy megalapozott döntést hozhassanak a vásárlás mellett.</w:t>
+      </w:r>
+    </w:p>
+    <w:p>
+      <w:pPr>
+        <w:jc w:val="both"/>
+      </w:pPr>
+      <w:r>
+        <w:rPr>
+          <w:noProof/>
+        </w:rPr>
+        <w:drawing>
+          <wp:inline distT="114300" distB="114300" distL="114300" distR="114300" wp14:anchorId="5E83A8D4" wp14:editId="7BF0AC65">
+            <wp:extent cx="5731200" cy="2717800"/>
+            <wp:effectExtent l="0" t="0" r="0" b="0"/>
+            <wp:docPr id="12" name="image7.png"/>
+            <wp:cNvGraphicFramePr/>
+            <a:graphic xmlns:a="http://schemas.openxmlformats.org/drawingml/2006/main">
+              <a:graphicData uri="http://schemas.openxmlformats.org/drawingml/2006/picture">
+                <pic:pic xmlns:pic="http://schemas.openxmlformats.org/drawingml/2006/picture">
+                  <pic:nvPicPr>
+                    <pic:cNvPr id="0" name="image7.png"/>
+                    <pic:cNvPicPr preferRelativeResize="0"/>
+                  </pic:nvPicPr>
+                  <pic:blipFill>
+                    <a:blip r:embed="rId28"/>
+                    <a:srcRect/>
+                    <a:stretch>
+                      <a:fillRect/>
+                    </a:stretch>
+                  </pic:blipFill>
+                  <pic:spPr>
+                    <a:xfrm>
+                      <a:off x="0" y="0"/>
+                      <a:ext cx="5731200" cy="2717800"/>
+                    </a:xfrm>
+                    <a:prstGeom prst="rect">
+                      <a:avLst/>
+                    </a:prstGeom>
+                    <a:ln/>
+                  </pic:spPr>
+                </pic:pic>
+              </a:graphicData>
+            </a:graphic>
+          </wp:inline>
+        </w:drawing>
+      </w:r>
+    </w:p>
+    <w:p>
+      <w:pPr>
+        <w:pStyle w:val="Heading2"/>
+        <w:keepNext w:val="0"/>
+        <w:keepLines w:val="0"/>
+        <w:spacing w:after="80"/>
+        <w:rPr>
+          <w:b/>
+          <w:bCs/>
+          <w:sz w:val="34"/>
+          <w:szCs w:val="34"/>
+        </w:rPr>
+      </w:pPr>
+      <w:bookmarkStart w:id="10" w:name="_gv66vrt53v4" w:colFirst="0" w:colLast="0"/>
+      <w:bookmarkEnd w:id="10"/>
+      <w:r>
+        <w:rPr>
+          <w:b/>
+          <w:bCs/>
+          <w:sz w:val="34"/>
+          <w:szCs w:val="34"/>
+        </w:rPr>
+        <w:t>Navigáció</w:t>
+      </w:r>
+    </w:p>
+    <w:p>
+      <w:pPr>
+        <w:pStyle w:val="Heading3"/>
+        <w:keepNext w:val="0"/>
+        <w:keepLines w:val="0"/>
+        <w:spacing w:before="280"/>
+        <w:rPr>
+          <w:b/>
+          <w:bCs/>
+          <w:color w:val="000000"/>
+          <w:sz w:val="26"/>
+          <w:szCs w:val="26"/>
+        </w:rPr>
+      </w:pPr>
+      <w:bookmarkStart w:id="11" w:name="_pdj3njmey17l" w:colFirst="0" w:colLast="0"/>
+      <w:bookmarkEnd w:id="11"/>
+      <w:r>
+        <w:rPr>
+          <w:b/>
+          <w:bCs/>
+          <w:color w:val="000000"/>
+          <w:sz w:val="26"/>
+          <w:szCs w:val="26"/>
+        </w:rPr>
+        <w:t>Navigációs sáv (Navbar)</w:t>
+      </w:r>
+    </w:p>
+    <w:p>
+      <w:pPr>
+        <w:spacing w:before="240" w:after="240"/>
+      </w:pPr>
+      <w:r>
+        <w:t>A navigációs sáv minden oldalon megjelenik a képernyő tetején, biztosítva a gyors és egyszerű navigációt az oldal különböző részei között.</w:t>
+      </w:r>
+    </w:p>
+    <w:p>
+      <w:pPr>
+        <w:spacing w:before="240" w:after="240"/>
+      </w:pPr>
+      <w:r>
+        <w:t>Funkciók:</w:t>
+      </w:r>
+    </w:p>
+    <w:p>
+      <w:pPr>
+        <w:numPr>
+          <w:ilvl w:val="0"/>
+          <w:numId w:val="1"/>
+        </w:numPr>
+        <w:spacing w:before="240" w:after="0" w:line="276" w:lineRule="auto"/>
+      </w:pPr>
+      <w:r>
+        <w:t>Oldalak közötti navigáció: Egyetlen kattintással elérhetők a főbb oldalak</w:t>
+      </w:r>
+    </w:p>
+    <w:p>
+      <w:pPr>
+        <w:numPr>
+          <w:ilvl w:val="0"/>
+          <w:numId w:val="1"/>
+        </w:numPr>
+        <w:spacing w:after="0" w:line="276" w:lineRule="auto"/>
+      </w:pPr>
+      <w:r>
+        <w:t>Nyelvválasztás: Magyar és angol nyelv közötti váltás lehetősége</w:t>
+      </w:r>
+    </w:p>
+    <w:p>
+      <w:pPr>
+        <w:numPr>
+          <w:ilvl w:val="1"/>
+          <w:numId w:val="1"/>
+        </w:numPr>
+        <w:spacing w:after="0" w:line="276" w:lineRule="auto"/>
+      </w:pPr>
+      <w:r>
+        <w:t>Angol nyelv választása esetén a pénznem automatikusan magyar forintról (HUF) euróra (€) vált</w:t>
+      </w:r>
+    </w:p>
+    <w:p>
+      <w:pPr>
+        <w:numPr>
+          <w:ilvl w:val="0"/>
+          <w:numId w:val="1"/>
+        </w:numPr>
+        <w:spacing w:after="0" w:line="276" w:lineRule="auto"/>
+      </w:pPr>
+      <w:r>
+        <w:t>Kosár elérése: Közvetlen hozzáférés a kosár oldalhoz</w:t>
+      </w:r>
+    </w:p>
+    <w:p>
+      <w:pPr>
+        <w:numPr>
+          <w:ilvl w:val="0"/>
+          <w:numId w:val="1"/>
+        </w:numPr>
+        <w:spacing w:after="0" w:line="276" w:lineRule="auto"/>
+      </w:pPr>
+      <w:r>
+        <w:t>Felhasználói profil: Bejelentkezett felhasználók profiljának elérése (ha nincs bejelentkezve a Bejelentkezési oldalra dobja a felhasználót)</w:t>
+      </w:r>
+    </w:p>
+    <w:p>
+      <w:pPr>
+        <w:numPr>
+          <w:ilvl w:val="0"/>
+          <w:numId w:val="1"/>
+        </w:numPr>
+        <w:spacing w:after="0" w:line="276" w:lineRule="auto"/>
+      </w:pPr>
+      <w:r>
+        <w:t>Jogosultságfüggő menüpontok:</w:t>
+      </w:r>
+    </w:p>
+    <w:p>
+      <w:pPr>
+        <w:numPr>
+          <w:ilvl w:val="1"/>
+          <w:numId w:val="1"/>
+        </w:numPr>
+        <w:spacing w:after="0" w:line="276" w:lineRule="auto"/>
+      </w:pPr>
+      <w:r>
+        <w:t>Admin jogosultság esetén: admin oldal elérése</w:t>
+      </w:r>
+    </w:p>
+    <w:p>
+      <w:pPr>
+        <w:numPr>
+          <w:ilvl w:val="1"/>
+          <w:numId w:val="1"/>
+        </w:numPr>
+        <w:spacing w:after="0" w:line="276" w:lineRule="auto"/>
+      </w:pPr>
+      <w:r>
+        <w:t>Dolgozói jogosultság esetén: dolgozói felület elérése</w:t>
+      </w:r>
+    </w:p>
+    <w:p>
+      <w:pPr>
+        <w:numPr>
+          <w:ilvl w:val="0"/>
+          <w:numId w:val="1"/>
+        </w:numPr>
+        <w:spacing w:after="240" w:line="276" w:lineRule="auto"/>
+      </w:pPr>
+      <w:r>
+        <w:t>Hamburger menü: Kategóriák szerinti terméklistát tartalmazó lenyíló menü</w:t>
+      </w:r>
+    </w:p>
+    <w:p>
+      <w:pPr>
+        <w:jc w:val="both"/>
+      </w:pPr>
+      <w:r>
+        <w:rPr>
+          <w:noProof/>
+        </w:rPr>
+        <w:drawing>
+          <wp:inline distT="114300" distB="114300" distL="114300" distR="114300" wp14:anchorId="5B12A7A9" wp14:editId="75B6D9BB">
+            <wp:extent cx="5731200" cy="546100"/>
+            <wp:effectExtent l="0" t="0" r="0" b="0"/>
+            <wp:docPr id="743697606" name="image1.png"/>
+            <wp:cNvGraphicFramePr/>
+            <a:graphic xmlns:a="http://schemas.openxmlformats.org/drawingml/2006/main">
+              <a:graphicData uri="http://schemas.openxmlformats.org/drawingml/2006/picture">
+                <pic:pic xmlns:pic="http://schemas.openxmlformats.org/drawingml/2006/picture">
+                  <pic:nvPicPr>
+                    <pic:cNvPr id="0" name="image1.png"/>
+                    <pic:cNvPicPr preferRelativeResize="0"/>
+                  </pic:nvPicPr>
+                  <pic:blipFill>
+                    <a:blip r:embed="rId29"/>
+                    <a:srcRect/>
+                    <a:stretch>
+                      <a:fillRect/>
+                    </a:stretch>
+                  </pic:blipFill>
+                  <pic:spPr>
+                    <a:xfrm>
+                      <a:off x="0" y="0"/>
+                      <a:ext cx="5731200" cy="546100"/>
+                    </a:xfrm>
+                    <a:prstGeom prst="rect">
+                      <a:avLst/>
+                    </a:prstGeom>
+                    <a:ln/>
+                  </pic:spPr>
+                </pic:pic>
+              </a:graphicData>
+            </a:graphic>
+          </wp:inline>
+        </w:drawing>
+      </w:r>
+    </w:p>
+    <w:p>
+      <w:pPr>
+        <w:pStyle w:val="Heading3"/>
+        <w:keepNext w:val="0"/>
+        <w:keepLines w:val="0"/>
+        <w:spacing w:before="280"/>
+        <w:rPr>
+          <w:b/>
+          <w:bCs/>
+          <w:color w:val="000000"/>
+          <w:sz w:val="26"/>
+          <w:szCs w:val="26"/>
+        </w:rPr>
+      </w:pPr>
+      <w:bookmarkStart w:id="12" w:name="_gnboe35wu9uv" w:colFirst="0" w:colLast="0"/>
+      <w:bookmarkEnd w:id="12"/>
+      <w:r>
+        <w:rPr>
+          <w:b/>
+          <w:bCs/>
+          <w:color w:val="000000"/>
+          <w:sz w:val="26"/>
+          <w:szCs w:val="26"/>
+        </w:rPr>
+        <w:t>Lábléc (Footer)</w:t>
+      </w:r>
+    </w:p>
+    <w:p>
+      <w:pPr>
+        <w:spacing w:before="240" w:after="240"/>
+      </w:pPr>
+      <w:r>
+        <w:t>A lábléc a legtöbb oldalon megtalálható az oldal alján.</w:t>
+      </w:r>
+    </w:p>
+    <w:p>
+      <w:pPr>
+        <w:spacing w:before="240" w:after="240"/>
+      </w:pPr>
+      <w:r>
+        <w:t>Tartalma:</w:t>
+      </w:r>
+    </w:p>
+    <w:p>
+      <w:pPr>
+        <w:numPr>
+          <w:ilvl w:val="0"/>
+          <w:numId w:val="2"/>
+        </w:numPr>
+        <w:spacing w:before="240" w:after="0" w:line="276" w:lineRule="auto"/>
+      </w:pPr>
+      <w:r>
+        <w:t>Elérhetőségek (e-mail cím, telefonszám, üzlet címe)</w:t>
+      </w:r>
+    </w:p>
+    <w:p>
+      <w:pPr>
+        <w:numPr>
+          <w:ilvl w:val="0"/>
+          <w:numId w:val="2"/>
+        </w:numPr>
+        <w:spacing w:after="240" w:line="276" w:lineRule="auto"/>
+      </w:pPr>
+      <w:r>
+        <w:t>Nyitvatartási információk (bár fizikai üzlet valójában nem működik)</w:t>
+      </w:r>
+    </w:p>
+    <w:p>
+      <w:pPr>
+        <w:jc w:val="both"/>
+      </w:pPr>
+      <w:r>
+        <w:rPr>
+          <w:noProof/>
+        </w:rPr>
+        <w:drawing>
+          <wp:inline distT="114300" distB="114300" distL="114300" distR="114300" wp14:anchorId="02CBC4E3" wp14:editId="5E4CE5F2">
+            <wp:extent cx="5731200" cy="1016000"/>
+            <wp:effectExtent l="0" t="0" r="0" b="0"/>
+            <wp:docPr id="7" name="image8.png"/>
+            <wp:cNvGraphicFramePr/>
+            <a:graphic xmlns:a="http://schemas.openxmlformats.org/drawingml/2006/main">
+              <a:graphicData uri="http://schemas.openxmlformats.org/drawingml/2006/picture">
+                <pic:pic xmlns:pic="http://schemas.openxmlformats.org/drawingml/2006/picture">
+                  <pic:nvPicPr>
+                    <pic:cNvPr id="0" name="image8.png"/>
+                    <pic:cNvPicPr preferRelativeResize="0"/>
+                  </pic:nvPicPr>
+                  <pic:blipFill>
+                    <a:blip r:embed="rId30"/>
+                    <a:srcRect/>
+                    <a:stretch>
+                      <a:fillRect/>
+                    </a:stretch>
+                  </pic:blipFill>
+                  <pic:spPr>
+                    <a:xfrm>
+                      <a:off x="0" y="0"/>
+                      <a:ext cx="5731200" cy="1016000"/>
+                    </a:xfrm>
+                    <a:prstGeom prst="rect">
+                      <a:avLst/>
+                    </a:prstGeom>
+                    <a:ln/>
+                  </pic:spPr>
+                </pic:pic>
+              </a:graphicData>
+            </a:graphic>
+          </wp:inline>
+        </w:drawing>
+      </w:r>
+    </w:p>
+    <w:p>
+      <w:pPr>
+        <w:pStyle w:val="Heading2"/>
+        <w:keepNext w:val="0"/>
+        <w:keepLines w:val="0"/>
+        <w:spacing w:after="80"/>
+        <w:rPr>
+          <w:b/>
+          <w:bCs/>
+          <w:sz w:val="34"/>
+          <w:szCs w:val="34"/>
+        </w:rPr>
+      </w:pPr>
+      <w:bookmarkStart w:id="13" w:name="_pnu9agu3bmlg" w:colFirst="0" w:colLast="0"/>
+      <w:bookmarkEnd w:id="13"/>
+      <w:r>
+        <w:rPr>
+          <w:b/>
+          <w:bCs/>
+          <w:sz w:val="34"/>
+          <w:szCs w:val="34"/>
+        </w:rPr>
+        <w:t>E-mail értesítések</w:t>
+      </w:r>
+    </w:p>
+    <w:p>
+      <w:pPr>
+        <w:spacing w:before="240" w:after="240"/>
+      </w:pPr>
+      <w:r>
+        <w:t>A rendszer automatikus e-mail értesítéseket küld a felhasználóknak az alábbi események bekövetkezésekor:</w:t>
+      </w:r>
+    </w:p>
+    <w:p>
+      <w:pPr>
+        <w:numPr>
+          <w:ilvl w:val="0"/>
+          <w:numId w:val="14"/>
+        </w:numPr>
+        <w:spacing w:before="240" w:after="0" w:line="276" w:lineRule="auto"/>
+      </w:pPr>
+      <w:r>
+        <w:t>Sikeres regisztráció: Visszaigazoló e-mail a fiók létrehozásáról és aktiválási linkkel</w:t>
+      </w:r>
+    </w:p>
+    <w:p>
+      <w:pPr>
+        <w:numPr>
+          <w:ilvl w:val="0"/>
+          <w:numId w:val="14"/>
+        </w:numPr>
+        <w:spacing w:after="0" w:line="276" w:lineRule="auto"/>
+      </w:pPr>
+      <w:r>
+        <w:t>Elfelejtett jelszó esetén e-mail segítségével állít be újat a felhasználó</w:t>
+      </w:r>
+    </w:p>
+    <w:p>
+      <w:pPr>
+        <w:numPr>
+          <w:ilvl w:val="0"/>
+          <w:numId w:val="14"/>
+        </w:numPr>
+        <w:spacing w:after="240" w:line="276" w:lineRule="auto"/>
+      </w:pPr>
+      <w:r>
+        <w:t>Rendelés állapotának változása: Értesítés a rendelés feladásáról, kézbesítéséről vagy esetleges törléséről</w:t>
+      </w:r>
+    </w:p>
+    <w:p>
+      <w:pPr>
+        <w:spacing w:before="240" w:after="240"/>
+      </w:pPr>
+      <w:r>
+        <w:t>Ezek az automatikus értesítések biztosítják a felhasználók folyamatos tájékoztatását, hogy mindig naprakészek legyenek rendeléseik állapotával kapcsolatban, anélkül hogy külön be kellene lépniük a rendszerbe.</w:t>
+      </w:r>
+    </w:p>
+    <w:p>
+      <w:pPr>
+        <w:jc w:val="both"/>
+      </w:pPr>
+      <w:r>
+        <w:rPr>
+          <w:noProof/>
+        </w:rPr>
+        <w:drawing>
+          <wp:inline distT="114300" distB="114300" distL="114300" distR="114300" wp14:anchorId="471E5892" wp14:editId="7238B9D8">
+            <wp:extent cx="1833563" cy="3274791"/>
+            <wp:effectExtent l="0" t="0" r="0" b="0"/>
+            <wp:docPr id="1485503929" name="image12.jpg"/>
+            <wp:cNvGraphicFramePr/>
+            <a:graphic xmlns:a="http://schemas.openxmlformats.org/drawingml/2006/main">
+              <a:graphicData uri="http://schemas.openxmlformats.org/drawingml/2006/picture">
+                <pic:pic xmlns:pic="http://schemas.openxmlformats.org/drawingml/2006/picture">
+                  <pic:nvPicPr>
+                    <pic:cNvPr id="0" name="image12.jpg"/>
+                    <pic:cNvPicPr preferRelativeResize="0"/>
+                  </pic:nvPicPr>
+                  <pic:blipFill>
+                    <a:blip r:embed="rId31"/>
+                    <a:srcRect/>
+                    <a:stretch>
+                      <a:fillRect/>
+                    </a:stretch>
+                  </pic:blipFill>
+                  <pic:spPr>
+                    <a:xfrm>
+                      <a:off x="0" y="0"/>
+                      <a:ext cx="1833563" cy="3274791"/>
+                    </a:xfrm>
+                    <a:prstGeom prst="rect">
+                      <a:avLst/>
+                    </a:prstGeom>
+                    <a:ln/>
+                  </pic:spPr>
+                </pic:pic>
+              </a:graphicData>
+            </a:graphic>
+          </wp:inline>
+        </w:drawing>
+      </w:r>
+    </w:p>
+    <w:p>
+      <w:pPr>
+        <w:jc w:val="both"/>
+        <w:rPr>
+          <w:rFonts w:ascii="Times New Roman" w:hAnsi="Times New Roman" w:cs="Times New Roman"/>
+          <w:sz w:val="24"/>
+          <w:szCs w:val="24"/>
+        </w:rPr>
+      </w:pPr>
+    </w:p>
     <w:sectPr>
-      <w:footerReference w:type="default" r:id="rId11"/>
+      <w:footerReference w:type="default" r:id="rId32"/>
       <w:pgSz w:w="11906" w:h="16838"/>
       <w:pgMar w:top="1417" w:right="1417" w:bottom="1417" w:left="1417" w:header="708" w:footer="708" w:gutter="0"/>
       <w:cols w:space="708"/>
@@ -1564,7 +3788,7 @@
 </file>
 
 <file path=word/endnotes.xml><?xml version="1.0" encoding="utf-8"?>
-<w:endnotes xmlns:wpc="http://schemas.microsoft.com/office/word/2010/wordprocessingCanvas" xmlns:cx="http://schemas.microsoft.com/office/drawing/2014/chartex" xmlns:cx1="http://schemas.microsoft.com/office/drawing/2015/9/8/chartex" xmlns:cx2="http://schemas.microsoft.com/office/drawing/2015/10/21/chartex" xmlns:cx3="http://schemas.microsoft.com/office/drawing/2016/5/9/chartex" xmlns:cx4="http://schemas.microsoft.com/office/drawing/2016/5/10/chartex" xmlns:cx5="http://schemas.microsoft.com/office/drawing/2016/5/11/chartex" xmlns:cx6="http://schemas.microsoft.com/office/drawing/2016/5/12/chartex" xmlns:cx7="http://schemas.microsoft.com/office/drawing/2016/5/13/chartex" xmlns:cx8="http://schemas.microsoft.com/office/drawing/2016/5/14/chartex" xmlns:mc="http://schemas.openxmlformats.org/markup-compatibility/2006" xmlns:aink="http://schemas.microsoft.com/office/drawing/2016/ink" xmlns:am3d="http://schemas.microsoft.com/office/drawing/2017/model3d" xmlns:o="urn:schemas-microsoft-com:office:office" xmlns:r="http://schemas.openxmlformats.org/officeDocument/2006/relationships" xmlns:m="http://schemas.openxmlformats.org/officeDocument/2006/math" xmlns:v="urn:schemas-microsoft-com:vml" xmlns:wp14="http://schemas.microsoft.com/office/word/2010/wordprocessingDrawing" xmlns:wp="http://schemas.openxmlformats.org/drawingml/2006/wordprocessingDrawing" xmlns:w10="urn:schemas-microsoft-com:office:word" xmlns:w="http://schemas.openxmlformats.org/wordprocessingml/2006/main" xmlns:w14="http://schemas.microsoft.com/office/word/2010/wordml" xmlns:w15="http://schemas.microsoft.com/office/word/2012/wordml" xmlns:w16cex="http://schemas.microsoft.com/office/word/2018/wordml/cex" xmlns:w16cid="http://schemas.microsoft.com/office/word/2016/wordml/cid" xmlns:w16="http://schemas.microsoft.com/office/word/2018/wordml" xmlns:w16sdtdh="http://schemas.microsoft.com/office/word/2020/wordml/sdtdatahash" xmlns:w16se="http://schemas.microsoft.com/office/word/2015/wordml/symex" xmlns:wpg="http://schemas.microsoft.com/office/word/2010/wordprocessingGroup" xmlns:wpi="http://schemas.microsoft.com/office/word/2010/wordprocessingInk" xmlns:wne="http://schemas.microsoft.com/office/word/2006/wordml" xmlns:wps="http://schemas.microsoft.com/office/word/2010/wordprocessingShape" mc:Ignorable="w14 w15 w16se w16cid w16 w16cex w16sdtdh wp14">
+<w:endnotes xmlns:wpc="http://schemas.microsoft.com/office/word/2010/wordprocessingCanvas" xmlns:cx="http://schemas.microsoft.com/office/drawing/2014/chartex" xmlns:cx1="http://schemas.microsoft.com/office/drawing/2015/9/8/chartex" xmlns:cx2="http://schemas.microsoft.com/office/drawing/2015/10/21/chartex" xmlns:cx3="http://schemas.microsoft.com/office/drawing/2016/5/9/chartex" xmlns:cx4="http://schemas.microsoft.com/office/drawing/2016/5/10/chartex" xmlns:cx5="http://schemas.microsoft.com/office/drawing/2016/5/11/chartex" xmlns:cx6="http://schemas.microsoft.com/office/drawing/2016/5/12/chartex" xmlns:cx7="http://schemas.microsoft.com/office/drawing/2016/5/13/chartex" xmlns:cx8="http://schemas.microsoft.com/office/drawing/2016/5/14/chartex" xmlns:mc="http://schemas.openxmlformats.org/markup-compatibility/2006" xmlns:aink="http://schemas.microsoft.com/office/drawing/2016/ink" xmlns:am3d="http://schemas.microsoft.com/office/drawing/2017/model3d" xmlns:o="urn:schemas-microsoft-com:office:office" xmlns:oel="http://schemas.microsoft.com/office/2019/extlst" xmlns:r="http://schemas.openxmlformats.org/officeDocument/2006/relationships" xmlns:m="http://schemas.openxmlformats.org/officeDocument/2006/math" xmlns:v="urn:schemas-microsoft-com:vml" xmlns:wp14="http://schemas.microsoft.com/office/word/2010/wordprocessingDrawing" xmlns:wp="http://schemas.openxmlformats.org/drawingml/2006/wordprocessingDrawing" xmlns:w10="urn:schemas-microsoft-com:office:word" xmlns:w="http://schemas.openxmlformats.org/wordprocessingml/2006/main" xmlns:w14="http://schemas.microsoft.com/office/word/2010/wordml" xmlns:w15="http://schemas.microsoft.com/office/word/2012/wordml" xmlns:w16cex="http://schemas.microsoft.com/office/word/2018/wordml/cex" xmlns:w16cid="http://schemas.microsoft.com/office/word/2016/wordml/cid" xmlns:w16="http://schemas.microsoft.com/office/word/2018/wordml" xmlns:w16du="http://schemas.microsoft.com/office/word/2023/wordml/word16du" xmlns:w16sdtdh="http://schemas.microsoft.com/office/word/2020/wordml/sdtdatahash" xmlns:w16sdtfl="http://schemas.microsoft.com/office/word/2024/wordml/sdtformatlock" xmlns:w16se="http://schemas.microsoft.com/office/word/2015/wordml/symex" xmlns:wpg="http://schemas.microsoft.com/office/word/2010/wordprocessingGroup" xmlns:wpi="http://schemas.microsoft.com/office/word/2010/wordprocessingInk" xmlns:wne="http://schemas.microsoft.com/office/word/2006/wordml" xmlns:wps="http://schemas.microsoft.com/office/word/2010/wordprocessingShape" mc:Ignorable="w14 w15 w16se w16cid w16 w16cex w16sdtdh w16sdtfl w16du wp14">
   <w:endnote w:type="separator" w:id="-1">
     <w:p>
       <w:pPr>
@@ -1589,10 +3813,10 @@
 </file>
 
 <file path=word/footer1.xml><?xml version="1.0" encoding="utf-8"?>
-<w:ftr xmlns:wpc="http://schemas.microsoft.com/office/word/2010/wordprocessingCanvas" xmlns:cx="http://schemas.microsoft.com/office/drawing/2014/chartex" xmlns:cx1="http://schemas.microsoft.com/office/drawing/2015/9/8/chartex" xmlns:cx2="http://schemas.microsoft.com/office/drawing/2015/10/21/chartex" xmlns:cx3="http://schemas.microsoft.com/office/drawing/2016/5/9/chartex" xmlns:cx4="http://schemas.microsoft.com/office/drawing/2016/5/10/chartex" xmlns:cx5="http://schemas.microsoft.com/office/drawing/2016/5/11/chartex" xmlns:cx6="http://schemas.microsoft.com/office/drawing/2016/5/12/chartex" xmlns:cx7="http://schemas.microsoft.com/office/drawing/2016/5/13/chartex" xmlns:cx8="http://schemas.microsoft.com/office/drawing/2016/5/14/chartex" xmlns:mc="http://schemas.openxmlformats.org/markup-compatibility/2006" xmlns:aink="http://schemas.microsoft.com/office/drawing/2016/ink" xmlns:am3d="http://schemas.microsoft.com/office/drawing/2017/model3d" xmlns:o="urn:schemas-microsoft-com:office:office" xmlns:r="http://schemas.openxmlformats.org/officeDocument/2006/relationships" xmlns:m="http://schemas.openxmlformats.org/officeDocument/2006/math" xmlns:v="urn:schemas-microsoft-com:vml" xmlns:wp14="http://schemas.microsoft.com/office/word/2010/wordprocessingDrawing" xmlns:wp="http://schemas.openxmlformats.org/drawingml/2006/wordprocessingDrawing" xmlns:w10="urn:schemas-microsoft-com:office:word" xmlns:w="http://schemas.openxmlformats.org/wordprocessingml/2006/main" xmlns:w14="http://schemas.microsoft.com/office/word/2010/wordml" xmlns:w15="http://schemas.microsoft.com/office/word/2012/wordml" xmlns:w16cex="http://schemas.microsoft.com/office/word/2018/wordml/cex" xmlns:w16cid="http://schemas.microsoft.com/office/word/2016/wordml/cid" xmlns:w16="http://schemas.microsoft.com/office/word/2018/wordml" xmlns:w16sdtdh="http://schemas.microsoft.com/office/word/2020/wordml/sdtdatahash" xmlns:w16se="http://schemas.microsoft.com/office/word/2015/wordml/symex" xmlns:wpg="http://schemas.microsoft.com/office/word/2010/wordprocessingGroup" xmlns:wpi="http://schemas.microsoft.com/office/word/2010/wordprocessingInk" xmlns:wne="http://schemas.microsoft.com/office/word/2006/wordml" xmlns:wps="http://schemas.microsoft.com/office/word/2010/wordprocessingShape" mc:Ignorable="w14 w15 w16se w16cid w16 w16cex w16sdtdh wp14">
+<w:ftr xmlns:wpc="http://schemas.microsoft.com/office/word/2010/wordprocessingCanvas" xmlns:cx="http://schemas.microsoft.com/office/drawing/2014/chartex" xmlns:cx1="http://schemas.microsoft.com/office/drawing/2015/9/8/chartex" xmlns:cx2="http://schemas.microsoft.com/office/drawing/2015/10/21/chartex" xmlns:cx3="http://schemas.microsoft.com/office/drawing/2016/5/9/chartex" xmlns:cx4="http://schemas.microsoft.com/office/drawing/2016/5/10/chartex" xmlns:cx5="http://schemas.microsoft.com/office/drawing/2016/5/11/chartex" xmlns:cx6="http://schemas.microsoft.com/office/drawing/2016/5/12/chartex" xmlns:cx7="http://schemas.microsoft.com/office/drawing/2016/5/13/chartex" xmlns:cx8="http://schemas.microsoft.com/office/drawing/2016/5/14/chartex" xmlns:mc="http://schemas.openxmlformats.org/markup-compatibility/2006" xmlns:aink="http://schemas.microsoft.com/office/drawing/2016/ink" xmlns:am3d="http://schemas.microsoft.com/office/drawing/2017/model3d" xmlns:o="urn:schemas-microsoft-com:office:office" xmlns:oel="http://schemas.microsoft.com/office/2019/extlst" xmlns:r="http://schemas.openxmlformats.org/officeDocument/2006/relationships" xmlns:m="http://schemas.openxmlformats.org/officeDocument/2006/math" xmlns:v="urn:schemas-microsoft-com:vml" xmlns:wp14="http://schemas.microsoft.com/office/word/2010/wordprocessingDrawing" xmlns:wp="http://schemas.openxmlformats.org/drawingml/2006/wordprocessingDrawing" xmlns:w10="urn:schemas-microsoft-com:office:word" xmlns:w="http://schemas.openxmlformats.org/wordprocessingml/2006/main" xmlns:w14="http://schemas.microsoft.com/office/word/2010/wordml" xmlns:w15="http://schemas.microsoft.com/office/word/2012/wordml" xmlns:w16cex="http://schemas.microsoft.com/office/word/2018/wordml/cex" xmlns:w16cid="http://schemas.microsoft.com/office/word/2016/wordml/cid" xmlns:w16="http://schemas.microsoft.com/office/word/2018/wordml" xmlns:w16du="http://schemas.microsoft.com/office/word/2023/wordml/word16du" xmlns:w16sdtdh="http://schemas.microsoft.com/office/word/2020/wordml/sdtdatahash" xmlns:w16sdtfl="http://schemas.microsoft.com/office/word/2024/wordml/sdtformatlock" xmlns:w16se="http://schemas.microsoft.com/office/word/2015/wordml/symex" xmlns:wpg="http://schemas.microsoft.com/office/word/2010/wordprocessingGroup" xmlns:wpi="http://schemas.microsoft.com/office/word/2010/wordprocessingInk" xmlns:wne="http://schemas.microsoft.com/office/word/2006/wordml" xmlns:wps="http://schemas.microsoft.com/office/word/2010/wordprocessingShape" mc:Ignorable="w14 w15 w16se w16cid w16 w16cex w16sdtdh w16sdtfl w16du wp14">
   <w:p>
     <w:pPr>
-      <w:pStyle w:val="llb"/>
+      <w:pStyle w:val="Footer"/>
       <w:jc w:val="center"/>
       <w:rPr>
         <w:rFonts w:ascii="Times New Roman" w:hAnsi="Times New Roman" w:cs="Times New Roman"/>
@@ -1605,7 +3829,7 @@
 </file>
 
 <file path=word/footnotes.xml><?xml version="1.0" encoding="utf-8"?>
-<w:footnotes xmlns:wpc="http://schemas.microsoft.com/office/word/2010/wordprocessingCanvas" xmlns:cx="http://schemas.microsoft.com/office/drawing/2014/chartex" xmlns:cx1="http://schemas.microsoft.com/office/drawing/2015/9/8/chartex" xmlns:cx2="http://schemas.microsoft.com/office/drawing/2015/10/21/chartex" xmlns:cx3="http://schemas.microsoft.com/office/drawing/2016/5/9/chartex" xmlns:cx4="http://schemas.microsoft.com/office/drawing/2016/5/10/chartex" xmlns:cx5="http://schemas.microsoft.com/office/drawing/2016/5/11/chartex" xmlns:cx6="http://schemas.microsoft.com/office/drawing/2016/5/12/chartex" xmlns:cx7="http://schemas.microsoft.com/office/drawing/2016/5/13/chartex" xmlns:cx8="http://schemas.microsoft.com/office/drawing/2016/5/14/chartex" xmlns:mc="http://schemas.openxmlformats.org/markup-compatibility/2006" xmlns:aink="http://schemas.microsoft.com/office/drawing/2016/ink" xmlns:am3d="http://schemas.microsoft.com/office/drawing/2017/model3d" xmlns:o="urn:schemas-microsoft-com:office:office" xmlns:r="http://schemas.openxmlformats.org/officeDocument/2006/relationships" xmlns:m="http://schemas.openxmlformats.org/officeDocument/2006/math" xmlns:v="urn:schemas-microsoft-com:vml" xmlns:wp14="http://schemas.microsoft.com/office/word/2010/wordprocessingDrawing" xmlns:wp="http://schemas.openxmlformats.org/drawingml/2006/wordprocessingDrawing" xmlns:w10="urn:schemas-microsoft-com:office:word" xmlns:w="http://schemas.openxmlformats.org/wordprocessingml/2006/main" xmlns:w14="http://schemas.microsoft.com/office/word/2010/wordml" xmlns:w15="http://schemas.microsoft.com/office/word/2012/wordml" xmlns:w16cex="http://schemas.microsoft.com/office/word/2018/wordml/cex" xmlns:w16cid="http://schemas.microsoft.com/office/word/2016/wordml/cid" xmlns:w16="http://schemas.microsoft.com/office/word/2018/wordml" xmlns:w16sdtdh="http://schemas.microsoft.com/office/word/2020/wordml/sdtdatahash" xmlns:w16se="http://schemas.microsoft.com/office/word/2015/wordml/symex" xmlns:wpg="http://schemas.microsoft.com/office/word/2010/wordprocessingGroup" xmlns:wpi="http://schemas.microsoft.com/office/word/2010/wordprocessingInk" xmlns:wne="http://schemas.microsoft.com/office/word/2006/wordml" xmlns:wps="http://schemas.microsoft.com/office/word/2010/wordprocessingShape" mc:Ignorable="w14 w15 w16se w16cid w16 w16cex w16sdtdh wp14">
+<w:footnotes xmlns:wpc="http://schemas.microsoft.com/office/word/2010/wordprocessingCanvas" xmlns:cx="http://schemas.microsoft.com/office/drawing/2014/chartex" xmlns:cx1="http://schemas.microsoft.com/office/drawing/2015/9/8/chartex" xmlns:cx2="http://schemas.microsoft.com/office/drawing/2015/10/21/chartex" xmlns:cx3="http://schemas.microsoft.com/office/drawing/2016/5/9/chartex" xmlns:cx4="http://schemas.microsoft.com/office/drawing/2016/5/10/chartex" xmlns:cx5="http://schemas.microsoft.com/office/drawing/2016/5/11/chartex" xmlns:cx6="http://schemas.microsoft.com/office/drawing/2016/5/12/chartex" xmlns:cx7="http://schemas.microsoft.com/office/drawing/2016/5/13/chartex" xmlns:cx8="http://schemas.microsoft.com/office/drawing/2016/5/14/chartex" xmlns:mc="http://schemas.openxmlformats.org/markup-compatibility/2006" xmlns:aink="http://schemas.microsoft.com/office/drawing/2016/ink" xmlns:am3d="http://schemas.microsoft.com/office/drawing/2017/model3d" xmlns:o="urn:schemas-microsoft-com:office:office" xmlns:oel="http://schemas.microsoft.com/office/2019/extlst" xmlns:r="http://schemas.openxmlformats.org/officeDocument/2006/relationships" xmlns:m="http://schemas.openxmlformats.org/officeDocument/2006/math" xmlns:v="urn:schemas-microsoft-com:vml" xmlns:wp14="http://schemas.microsoft.com/office/word/2010/wordprocessingDrawing" xmlns:wp="http://schemas.openxmlformats.org/drawingml/2006/wordprocessingDrawing" xmlns:w10="urn:schemas-microsoft-com:office:word" xmlns:w="http://schemas.openxmlformats.org/wordprocessingml/2006/main" xmlns:w14="http://schemas.microsoft.com/office/word/2010/wordml" xmlns:w15="http://schemas.microsoft.com/office/word/2012/wordml" xmlns:w16cex="http://schemas.microsoft.com/office/word/2018/wordml/cex" xmlns:w16cid="http://schemas.microsoft.com/office/word/2016/wordml/cid" xmlns:w16="http://schemas.microsoft.com/office/word/2018/wordml" xmlns:w16du="http://schemas.microsoft.com/office/word/2023/wordml/word16du" xmlns:w16sdtdh="http://schemas.microsoft.com/office/word/2020/wordml/sdtdatahash" xmlns:w16sdtfl="http://schemas.microsoft.com/office/word/2024/wordml/sdtformatlock" xmlns:w16se="http://schemas.microsoft.com/office/word/2015/wordml/symex" xmlns:wpg="http://schemas.microsoft.com/office/word/2010/wordprocessingGroup" xmlns:wpi="http://schemas.microsoft.com/office/word/2010/wordprocessingInk" xmlns:wne="http://schemas.microsoft.com/office/word/2006/wordml" xmlns:wps="http://schemas.microsoft.com/office/word/2010/wordprocessingShape" mc:Ignorable="w14 w15 w16se w16cid w16 w16cex w16sdtdh w16sdtfl w16du wp14">
   <w:footnote w:type="separator" w:id="-1">
     <w:p>
       <w:pPr>
@@ -1629,8 +3853,1869 @@
 </w:footnotes>
 </file>
 
+<file path=word/numbering.xml><?xml version="1.0" encoding="utf-8"?>
+<w:numbering xmlns:wpc="http://schemas.microsoft.com/office/word/2010/wordprocessingCanvas" xmlns:cx="http://schemas.microsoft.com/office/drawing/2014/chartex" xmlns:cx1="http://schemas.microsoft.com/office/drawing/2015/9/8/chartex" xmlns:cx2="http://schemas.microsoft.com/office/drawing/2015/10/21/chartex" xmlns:cx3="http://schemas.microsoft.com/office/drawing/2016/5/9/chartex" xmlns:cx4="http://schemas.microsoft.com/office/drawing/2016/5/10/chartex" xmlns:cx5="http://schemas.microsoft.com/office/drawing/2016/5/11/chartex" xmlns:cx6="http://schemas.microsoft.com/office/drawing/2016/5/12/chartex" xmlns:cx7="http://schemas.microsoft.com/office/drawing/2016/5/13/chartex" xmlns:cx8="http://schemas.microsoft.com/office/drawing/2016/5/14/chartex" xmlns:mc="http://schemas.openxmlformats.org/markup-compatibility/2006" xmlns:aink="http://schemas.microsoft.com/office/drawing/2016/ink" xmlns:am3d="http://schemas.microsoft.com/office/drawing/2017/model3d" xmlns:o="urn:schemas-microsoft-com:office:office" xmlns:oel="http://schemas.microsoft.com/office/2019/extlst" xmlns:r="http://schemas.openxmlformats.org/officeDocument/2006/relationships" xmlns:m="http://schemas.openxmlformats.org/officeDocument/2006/math" xmlns:v="urn:schemas-microsoft-com:vml" xmlns:wp14="http://schemas.microsoft.com/office/word/2010/wordprocessingDrawing" xmlns:wp="http://schemas.openxmlformats.org/drawingml/2006/wordprocessingDrawing" xmlns:w10="urn:schemas-microsoft-com:office:word" xmlns:w="http://schemas.openxmlformats.org/wordprocessingml/2006/main" xmlns:w14="http://schemas.microsoft.com/office/word/2010/wordml" xmlns:w15="http://schemas.microsoft.com/office/word/2012/wordml" xmlns:w16cex="http://schemas.microsoft.com/office/word/2018/wordml/cex" xmlns:w16cid="http://schemas.microsoft.com/office/word/2016/wordml/cid" xmlns:w16="http://schemas.microsoft.com/office/word/2018/wordml" xmlns:w16du="http://schemas.microsoft.com/office/word/2023/wordml/word16du" xmlns:w16sdtdh="http://schemas.microsoft.com/office/word/2020/wordml/sdtdatahash" xmlns:w16sdtfl="http://schemas.microsoft.com/office/word/2024/wordml/sdtformatlock" xmlns:w16se="http://schemas.microsoft.com/office/word/2015/wordml/symex" xmlns:wpg="http://schemas.microsoft.com/office/word/2010/wordprocessingGroup" xmlns:wpi="http://schemas.microsoft.com/office/word/2010/wordprocessingInk" xmlns:wne="http://schemas.microsoft.com/office/word/2006/wordml" xmlns:wps="http://schemas.microsoft.com/office/word/2010/wordprocessingShape" mc:Ignorable="w14 w15 w16se w16cid w16 w16cex w16sdtdh w16sdtfl w16du wp14">
+  <w:abstractNum w:abstractNumId="0" w15:restartNumberingAfterBreak="0">
+    <w:nsid w:val="02EF290A"/>
+    <w:multiLevelType w:val="multilevel"/>
+    <w:tmpl w:val="2DAEB6A0"/>
+    <w:lvl w:ilvl="0">
+      <w:start w:val="1"/>
+      <w:numFmt w:val="bullet"/>
+      <w:lvlText w:val="●"/>
+      <w:lvlJc w:val="left"/>
+      <w:pPr>
+        <w:ind w:left="720" w:hanging="360"/>
+      </w:pPr>
+      <w:rPr>
+        <w:u w:val="none"/>
+      </w:rPr>
+    </w:lvl>
+    <w:lvl w:ilvl="1">
+      <w:start w:val="1"/>
+      <w:numFmt w:val="bullet"/>
+      <w:lvlText w:val="○"/>
+      <w:lvlJc w:val="left"/>
+      <w:pPr>
+        <w:ind w:left="1440" w:hanging="360"/>
+      </w:pPr>
+      <w:rPr>
+        <w:u w:val="none"/>
+      </w:rPr>
+    </w:lvl>
+    <w:lvl w:ilvl="2">
+      <w:start w:val="1"/>
+      <w:numFmt w:val="bullet"/>
+      <w:lvlText w:val="■"/>
+      <w:lvlJc w:val="left"/>
+      <w:pPr>
+        <w:ind w:left="2160" w:hanging="360"/>
+      </w:pPr>
+      <w:rPr>
+        <w:u w:val="none"/>
+      </w:rPr>
+    </w:lvl>
+    <w:lvl w:ilvl="3">
+      <w:start w:val="1"/>
+      <w:numFmt w:val="bullet"/>
+      <w:lvlText w:val="●"/>
+      <w:lvlJc w:val="left"/>
+      <w:pPr>
+        <w:ind w:left="2880" w:hanging="360"/>
+      </w:pPr>
+      <w:rPr>
+        <w:u w:val="none"/>
+      </w:rPr>
+    </w:lvl>
+    <w:lvl w:ilvl="4">
+      <w:start w:val="1"/>
+      <w:numFmt w:val="bullet"/>
+      <w:lvlText w:val="○"/>
+      <w:lvlJc w:val="left"/>
+      <w:pPr>
+        <w:ind w:left="3600" w:hanging="360"/>
+      </w:pPr>
+      <w:rPr>
+        <w:u w:val="none"/>
+      </w:rPr>
+    </w:lvl>
+    <w:lvl w:ilvl="5">
+      <w:start w:val="1"/>
+      <w:numFmt w:val="bullet"/>
+      <w:lvlText w:val="■"/>
+      <w:lvlJc w:val="left"/>
+      <w:pPr>
+        <w:ind w:left="4320" w:hanging="360"/>
+      </w:pPr>
+      <w:rPr>
+        <w:u w:val="none"/>
+      </w:rPr>
+    </w:lvl>
+    <w:lvl w:ilvl="6">
+      <w:start w:val="1"/>
+      <w:numFmt w:val="bullet"/>
+      <w:lvlText w:val="●"/>
+      <w:lvlJc w:val="left"/>
+      <w:pPr>
+        <w:ind w:left="5040" w:hanging="360"/>
+      </w:pPr>
+      <w:rPr>
+        <w:u w:val="none"/>
+      </w:rPr>
+    </w:lvl>
+    <w:lvl w:ilvl="7">
+      <w:start w:val="1"/>
+      <w:numFmt w:val="bullet"/>
+      <w:lvlText w:val="○"/>
+      <w:lvlJc w:val="left"/>
+      <w:pPr>
+        <w:ind w:left="5760" w:hanging="360"/>
+      </w:pPr>
+      <w:rPr>
+        <w:u w:val="none"/>
+      </w:rPr>
+    </w:lvl>
+    <w:lvl w:ilvl="8">
+      <w:start w:val="1"/>
+      <w:numFmt w:val="bullet"/>
+      <w:lvlText w:val="■"/>
+      <w:lvlJc w:val="left"/>
+      <w:pPr>
+        <w:ind w:left="6480" w:hanging="360"/>
+      </w:pPr>
+      <w:rPr>
+        <w:u w:val="none"/>
+      </w:rPr>
+    </w:lvl>
+  </w:abstractNum>
+  <w:abstractNum w:abstractNumId="1" w15:restartNumberingAfterBreak="0">
+    <w:nsid w:val="1660159A"/>
+    <w:multiLevelType w:val="multilevel"/>
+    <w:tmpl w:val="1A9AD9A8"/>
+    <w:lvl w:ilvl="0">
+      <w:start w:val="1"/>
+      <w:numFmt w:val="bullet"/>
+      <w:lvlText w:val="●"/>
+      <w:lvlJc w:val="left"/>
+      <w:pPr>
+        <w:ind w:left="720" w:hanging="360"/>
+      </w:pPr>
+      <w:rPr>
+        <w:u w:val="none"/>
+      </w:rPr>
+    </w:lvl>
+    <w:lvl w:ilvl="1">
+      <w:start w:val="1"/>
+      <w:numFmt w:val="bullet"/>
+      <w:lvlText w:val="○"/>
+      <w:lvlJc w:val="left"/>
+      <w:pPr>
+        <w:ind w:left="1440" w:hanging="360"/>
+      </w:pPr>
+      <w:rPr>
+        <w:u w:val="none"/>
+      </w:rPr>
+    </w:lvl>
+    <w:lvl w:ilvl="2">
+      <w:start w:val="1"/>
+      <w:numFmt w:val="bullet"/>
+      <w:lvlText w:val="■"/>
+      <w:lvlJc w:val="left"/>
+      <w:pPr>
+        <w:ind w:left="2160" w:hanging="360"/>
+      </w:pPr>
+      <w:rPr>
+        <w:u w:val="none"/>
+      </w:rPr>
+    </w:lvl>
+    <w:lvl w:ilvl="3">
+      <w:start w:val="1"/>
+      <w:numFmt w:val="bullet"/>
+      <w:lvlText w:val="●"/>
+      <w:lvlJc w:val="left"/>
+      <w:pPr>
+        <w:ind w:left="2880" w:hanging="360"/>
+      </w:pPr>
+      <w:rPr>
+        <w:u w:val="none"/>
+      </w:rPr>
+    </w:lvl>
+    <w:lvl w:ilvl="4">
+      <w:start w:val="1"/>
+      <w:numFmt w:val="bullet"/>
+      <w:lvlText w:val="○"/>
+      <w:lvlJc w:val="left"/>
+      <w:pPr>
+        <w:ind w:left="3600" w:hanging="360"/>
+      </w:pPr>
+      <w:rPr>
+        <w:u w:val="none"/>
+      </w:rPr>
+    </w:lvl>
+    <w:lvl w:ilvl="5">
+      <w:start w:val="1"/>
+      <w:numFmt w:val="bullet"/>
+      <w:lvlText w:val="■"/>
+      <w:lvlJc w:val="left"/>
+      <w:pPr>
+        <w:ind w:left="4320" w:hanging="360"/>
+      </w:pPr>
+      <w:rPr>
+        <w:u w:val="none"/>
+      </w:rPr>
+    </w:lvl>
+    <w:lvl w:ilvl="6">
+      <w:start w:val="1"/>
+      <w:numFmt w:val="bullet"/>
+      <w:lvlText w:val="●"/>
+      <w:lvlJc w:val="left"/>
+      <w:pPr>
+        <w:ind w:left="5040" w:hanging="360"/>
+      </w:pPr>
+      <w:rPr>
+        <w:u w:val="none"/>
+      </w:rPr>
+    </w:lvl>
+    <w:lvl w:ilvl="7">
+      <w:start w:val="1"/>
+      <w:numFmt w:val="bullet"/>
+      <w:lvlText w:val="○"/>
+      <w:lvlJc w:val="left"/>
+      <w:pPr>
+        <w:ind w:left="5760" w:hanging="360"/>
+      </w:pPr>
+      <w:rPr>
+        <w:u w:val="none"/>
+      </w:rPr>
+    </w:lvl>
+    <w:lvl w:ilvl="8">
+      <w:start w:val="1"/>
+      <w:numFmt w:val="bullet"/>
+      <w:lvlText w:val="■"/>
+      <w:lvlJc w:val="left"/>
+      <w:pPr>
+        <w:ind w:left="6480" w:hanging="360"/>
+      </w:pPr>
+      <w:rPr>
+        <w:u w:val="none"/>
+      </w:rPr>
+    </w:lvl>
+  </w:abstractNum>
+  <w:abstractNum w:abstractNumId="2" w15:restartNumberingAfterBreak="0">
+    <w:nsid w:val="1E9E396C"/>
+    <w:multiLevelType w:val="multilevel"/>
+    <w:tmpl w:val="657EF708"/>
+    <w:lvl w:ilvl="0">
+      <w:start w:val="1"/>
+      <w:numFmt w:val="bullet"/>
+      <w:lvlText w:val="●"/>
+      <w:lvlJc w:val="left"/>
+      <w:pPr>
+        <w:ind w:left="720" w:hanging="360"/>
+      </w:pPr>
+      <w:rPr>
+        <w:u w:val="none"/>
+      </w:rPr>
+    </w:lvl>
+    <w:lvl w:ilvl="1">
+      <w:start w:val="1"/>
+      <w:numFmt w:val="bullet"/>
+      <w:lvlText w:val="○"/>
+      <w:lvlJc w:val="left"/>
+      <w:pPr>
+        <w:ind w:left="1440" w:hanging="360"/>
+      </w:pPr>
+      <w:rPr>
+        <w:u w:val="none"/>
+      </w:rPr>
+    </w:lvl>
+    <w:lvl w:ilvl="2">
+      <w:start w:val="1"/>
+      <w:numFmt w:val="bullet"/>
+      <w:lvlText w:val="■"/>
+      <w:lvlJc w:val="left"/>
+      <w:pPr>
+        <w:ind w:left="2160" w:hanging="360"/>
+      </w:pPr>
+      <w:rPr>
+        <w:u w:val="none"/>
+      </w:rPr>
+    </w:lvl>
+    <w:lvl w:ilvl="3">
+      <w:start w:val="1"/>
+      <w:numFmt w:val="bullet"/>
+      <w:lvlText w:val="●"/>
+      <w:lvlJc w:val="left"/>
+      <w:pPr>
+        <w:ind w:left="2880" w:hanging="360"/>
+      </w:pPr>
+      <w:rPr>
+        <w:u w:val="none"/>
+      </w:rPr>
+    </w:lvl>
+    <w:lvl w:ilvl="4">
+      <w:start w:val="1"/>
+      <w:numFmt w:val="bullet"/>
+      <w:lvlText w:val="○"/>
+      <w:lvlJc w:val="left"/>
+      <w:pPr>
+        <w:ind w:left="3600" w:hanging="360"/>
+      </w:pPr>
+      <w:rPr>
+        <w:u w:val="none"/>
+      </w:rPr>
+    </w:lvl>
+    <w:lvl w:ilvl="5">
+      <w:start w:val="1"/>
+      <w:numFmt w:val="bullet"/>
+      <w:lvlText w:val="■"/>
+      <w:lvlJc w:val="left"/>
+      <w:pPr>
+        <w:ind w:left="4320" w:hanging="360"/>
+      </w:pPr>
+      <w:rPr>
+        <w:u w:val="none"/>
+      </w:rPr>
+    </w:lvl>
+    <w:lvl w:ilvl="6">
+      <w:start w:val="1"/>
+      <w:numFmt w:val="bullet"/>
+      <w:lvlText w:val="●"/>
+      <w:lvlJc w:val="left"/>
+      <w:pPr>
+        <w:ind w:left="5040" w:hanging="360"/>
+      </w:pPr>
+      <w:rPr>
+        <w:u w:val="none"/>
+      </w:rPr>
+    </w:lvl>
+    <w:lvl w:ilvl="7">
+      <w:start w:val="1"/>
+      <w:numFmt w:val="bullet"/>
+      <w:lvlText w:val="○"/>
+      <w:lvlJc w:val="left"/>
+      <w:pPr>
+        <w:ind w:left="5760" w:hanging="360"/>
+      </w:pPr>
+      <w:rPr>
+        <w:u w:val="none"/>
+      </w:rPr>
+    </w:lvl>
+    <w:lvl w:ilvl="8">
+      <w:start w:val="1"/>
+      <w:numFmt w:val="bullet"/>
+      <w:lvlText w:val="■"/>
+      <w:lvlJc w:val="left"/>
+      <w:pPr>
+        <w:ind w:left="6480" w:hanging="360"/>
+      </w:pPr>
+      <w:rPr>
+        <w:u w:val="none"/>
+      </w:rPr>
+    </w:lvl>
+  </w:abstractNum>
+  <w:abstractNum w:abstractNumId="3" w15:restartNumberingAfterBreak="0">
+    <w:nsid w:val="1EFF4FD9"/>
+    <w:multiLevelType w:val="multilevel"/>
+    <w:tmpl w:val="FFD88888"/>
+    <w:lvl w:ilvl="0">
+      <w:start w:val="1"/>
+      <w:numFmt w:val="bullet"/>
+      <w:lvlText w:val="●"/>
+      <w:lvlJc w:val="left"/>
+      <w:pPr>
+        <w:ind w:left="720" w:hanging="360"/>
+      </w:pPr>
+      <w:rPr>
+        <w:u w:val="none"/>
+      </w:rPr>
+    </w:lvl>
+    <w:lvl w:ilvl="1">
+      <w:start w:val="1"/>
+      <w:numFmt w:val="bullet"/>
+      <w:lvlText w:val="○"/>
+      <w:lvlJc w:val="left"/>
+      <w:pPr>
+        <w:ind w:left="1440" w:hanging="360"/>
+      </w:pPr>
+      <w:rPr>
+        <w:u w:val="none"/>
+      </w:rPr>
+    </w:lvl>
+    <w:lvl w:ilvl="2">
+      <w:start w:val="1"/>
+      <w:numFmt w:val="bullet"/>
+      <w:lvlText w:val="■"/>
+      <w:lvlJc w:val="left"/>
+      <w:pPr>
+        <w:ind w:left="2160" w:hanging="360"/>
+      </w:pPr>
+      <w:rPr>
+        <w:u w:val="none"/>
+      </w:rPr>
+    </w:lvl>
+    <w:lvl w:ilvl="3">
+      <w:start w:val="1"/>
+      <w:numFmt w:val="bullet"/>
+      <w:lvlText w:val="●"/>
+      <w:lvlJc w:val="left"/>
+      <w:pPr>
+        <w:ind w:left="2880" w:hanging="360"/>
+      </w:pPr>
+      <w:rPr>
+        <w:u w:val="none"/>
+      </w:rPr>
+    </w:lvl>
+    <w:lvl w:ilvl="4">
+      <w:start w:val="1"/>
+      <w:numFmt w:val="bullet"/>
+      <w:lvlText w:val="○"/>
+      <w:lvlJc w:val="left"/>
+      <w:pPr>
+        <w:ind w:left="3600" w:hanging="360"/>
+      </w:pPr>
+      <w:rPr>
+        <w:u w:val="none"/>
+      </w:rPr>
+    </w:lvl>
+    <w:lvl w:ilvl="5">
+      <w:start w:val="1"/>
+      <w:numFmt w:val="bullet"/>
+      <w:lvlText w:val="■"/>
+      <w:lvlJc w:val="left"/>
+      <w:pPr>
+        <w:ind w:left="4320" w:hanging="360"/>
+      </w:pPr>
+      <w:rPr>
+        <w:u w:val="none"/>
+      </w:rPr>
+    </w:lvl>
+    <w:lvl w:ilvl="6">
+      <w:start w:val="1"/>
+      <w:numFmt w:val="bullet"/>
+      <w:lvlText w:val="●"/>
+      <w:lvlJc w:val="left"/>
+      <w:pPr>
+        <w:ind w:left="5040" w:hanging="360"/>
+      </w:pPr>
+      <w:rPr>
+        <w:u w:val="none"/>
+      </w:rPr>
+    </w:lvl>
+    <w:lvl w:ilvl="7">
+      <w:start w:val="1"/>
+      <w:numFmt w:val="bullet"/>
+      <w:lvlText w:val="○"/>
+      <w:lvlJc w:val="left"/>
+      <w:pPr>
+        <w:ind w:left="5760" w:hanging="360"/>
+      </w:pPr>
+      <w:rPr>
+        <w:u w:val="none"/>
+      </w:rPr>
+    </w:lvl>
+    <w:lvl w:ilvl="8">
+      <w:start w:val="1"/>
+      <w:numFmt w:val="bullet"/>
+      <w:lvlText w:val="■"/>
+      <w:lvlJc w:val="left"/>
+      <w:pPr>
+        <w:ind w:left="6480" w:hanging="360"/>
+      </w:pPr>
+      <w:rPr>
+        <w:u w:val="none"/>
+      </w:rPr>
+    </w:lvl>
+  </w:abstractNum>
+  <w:abstractNum w:abstractNumId="4" w15:restartNumberingAfterBreak="0">
+    <w:nsid w:val="2C52112D"/>
+    <w:multiLevelType w:val="multilevel"/>
+    <w:tmpl w:val="535A04BA"/>
+    <w:lvl w:ilvl="0">
+      <w:start w:val="1"/>
+      <w:numFmt w:val="bullet"/>
+      <w:lvlText w:val="●"/>
+      <w:lvlJc w:val="left"/>
+      <w:pPr>
+        <w:ind w:left="720" w:hanging="360"/>
+      </w:pPr>
+      <w:rPr>
+        <w:u w:val="none"/>
+      </w:rPr>
+    </w:lvl>
+    <w:lvl w:ilvl="1">
+      <w:start w:val="1"/>
+      <w:numFmt w:val="bullet"/>
+      <w:lvlText w:val="○"/>
+      <w:lvlJc w:val="left"/>
+      <w:pPr>
+        <w:ind w:left="1440" w:hanging="360"/>
+      </w:pPr>
+      <w:rPr>
+        <w:u w:val="none"/>
+      </w:rPr>
+    </w:lvl>
+    <w:lvl w:ilvl="2">
+      <w:start w:val="1"/>
+      <w:numFmt w:val="bullet"/>
+      <w:lvlText w:val="■"/>
+      <w:lvlJc w:val="left"/>
+      <w:pPr>
+        <w:ind w:left="2160" w:hanging="360"/>
+      </w:pPr>
+      <w:rPr>
+        <w:u w:val="none"/>
+      </w:rPr>
+    </w:lvl>
+    <w:lvl w:ilvl="3">
+      <w:start w:val="1"/>
+      <w:numFmt w:val="bullet"/>
+      <w:lvlText w:val="●"/>
+      <w:lvlJc w:val="left"/>
+      <w:pPr>
+        <w:ind w:left="2880" w:hanging="360"/>
+      </w:pPr>
+      <w:rPr>
+        <w:u w:val="none"/>
+      </w:rPr>
+    </w:lvl>
+    <w:lvl w:ilvl="4">
+      <w:start w:val="1"/>
+      <w:numFmt w:val="bullet"/>
+      <w:lvlText w:val="○"/>
+      <w:lvlJc w:val="left"/>
+      <w:pPr>
+        <w:ind w:left="3600" w:hanging="360"/>
+      </w:pPr>
+      <w:rPr>
+        <w:u w:val="none"/>
+      </w:rPr>
+    </w:lvl>
+    <w:lvl w:ilvl="5">
+      <w:start w:val="1"/>
+      <w:numFmt w:val="bullet"/>
+      <w:lvlText w:val="■"/>
+      <w:lvlJc w:val="left"/>
+      <w:pPr>
+        <w:ind w:left="4320" w:hanging="360"/>
+      </w:pPr>
+      <w:rPr>
+        <w:u w:val="none"/>
+      </w:rPr>
+    </w:lvl>
+    <w:lvl w:ilvl="6">
+      <w:start w:val="1"/>
+      <w:numFmt w:val="bullet"/>
+      <w:lvlText w:val="●"/>
+      <w:lvlJc w:val="left"/>
+      <w:pPr>
+        <w:ind w:left="5040" w:hanging="360"/>
+      </w:pPr>
+      <w:rPr>
+        <w:u w:val="none"/>
+      </w:rPr>
+    </w:lvl>
+    <w:lvl w:ilvl="7">
+      <w:start w:val="1"/>
+      <w:numFmt w:val="bullet"/>
+      <w:lvlText w:val="○"/>
+      <w:lvlJc w:val="left"/>
+      <w:pPr>
+        <w:ind w:left="5760" w:hanging="360"/>
+      </w:pPr>
+      <w:rPr>
+        <w:u w:val="none"/>
+      </w:rPr>
+    </w:lvl>
+    <w:lvl w:ilvl="8">
+      <w:start w:val="1"/>
+      <w:numFmt w:val="bullet"/>
+      <w:lvlText w:val="■"/>
+      <w:lvlJc w:val="left"/>
+      <w:pPr>
+        <w:ind w:left="6480" w:hanging="360"/>
+      </w:pPr>
+      <w:rPr>
+        <w:u w:val="none"/>
+      </w:rPr>
+    </w:lvl>
+  </w:abstractNum>
+  <w:abstractNum w:abstractNumId="5" w15:restartNumberingAfterBreak="0">
+    <w:nsid w:val="405B30FA"/>
+    <w:multiLevelType w:val="multilevel"/>
+    <w:tmpl w:val="52CE25C4"/>
+    <w:lvl w:ilvl="0">
+      <w:start w:val="1"/>
+      <w:numFmt w:val="bullet"/>
+      <w:lvlText w:val="●"/>
+      <w:lvlJc w:val="left"/>
+      <w:pPr>
+        <w:ind w:left="720" w:hanging="360"/>
+      </w:pPr>
+      <w:rPr>
+        <w:u w:val="none"/>
+      </w:rPr>
+    </w:lvl>
+    <w:lvl w:ilvl="1">
+      <w:start w:val="1"/>
+      <w:numFmt w:val="bullet"/>
+      <w:lvlText w:val="○"/>
+      <w:lvlJc w:val="left"/>
+      <w:pPr>
+        <w:ind w:left="1440" w:hanging="360"/>
+      </w:pPr>
+      <w:rPr>
+        <w:u w:val="none"/>
+      </w:rPr>
+    </w:lvl>
+    <w:lvl w:ilvl="2">
+      <w:start w:val="1"/>
+      <w:numFmt w:val="bullet"/>
+      <w:lvlText w:val="■"/>
+      <w:lvlJc w:val="left"/>
+      <w:pPr>
+        <w:ind w:left="2160" w:hanging="360"/>
+      </w:pPr>
+      <w:rPr>
+        <w:u w:val="none"/>
+      </w:rPr>
+    </w:lvl>
+    <w:lvl w:ilvl="3">
+      <w:start w:val="1"/>
+      <w:numFmt w:val="bullet"/>
+      <w:lvlText w:val="●"/>
+      <w:lvlJc w:val="left"/>
+      <w:pPr>
+        <w:ind w:left="2880" w:hanging="360"/>
+      </w:pPr>
+      <w:rPr>
+        <w:u w:val="none"/>
+      </w:rPr>
+    </w:lvl>
+    <w:lvl w:ilvl="4">
+      <w:start w:val="1"/>
+      <w:numFmt w:val="bullet"/>
+      <w:lvlText w:val="○"/>
+      <w:lvlJc w:val="left"/>
+      <w:pPr>
+        <w:ind w:left="3600" w:hanging="360"/>
+      </w:pPr>
+      <w:rPr>
+        <w:u w:val="none"/>
+      </w:rPr>
+    </w:lvl>
+    <w:lvl w:ilvl="5">
+      <w:start w:val="1"/>
+      <w:numFmt w:val="bullet"/>
+      <w:lvlText w:val="■"/>
+      <w:lvlJc w:val="left"/>
+      <w:pPr>
+        <w:ind w:left="4320" w:hanging="360"/>
+      </w:pPr>
+      <w:rPr>
+        <w:u w:val="none"/>
+      </w:rPr>
+    </w:lvl>
+    <w:lvl w:ilvl="6">
+      <w:start w:val="1"/>
+      <w:numFmt w:val="bullet"/>
+      <w:lvlText w:val="●"/>
+      <w:lvlJc w:val="left"/>
+      <w:pPr>
+        <w:ind w:left="5040" w:hanging="360"/>
+      </w:pPr>
+      <w:rPr>
+        <w:u w:val="none"/>
+      </w:rPr>
+    </w:lvl>
+    <w:lvl w:ilvl="7">
+      <w:start w:val="1"/>
+      <w:numFmt w:val="bullet"/>
+      <w:lvlText w:val="○"/>
+      <w:lvlJc w:val="left"/>
+      <w:pPr>
+        <w:ind w:left="5760" w:hanging="360"/>
+      </w:pPr>
+      <w:rPr>
+        <w:u w:val="none"/>
+      </w:rPr>
+    </w:lvl>
+    <w:lvl w:ilvl="8">
+      <w:start w:val="1"/>
+      <w:numFmt w:val="bullet"/>
+      <w:lvlText w:val="■"/>
+      <w:lvlJc w:val="left"/>
+      <w:pPr>
+        <w:ind w:left="6480" w:hanging="360"/>
+      </w:pPr>
+      <w:rPr>
+        <w:u w:val="none"/>
+      </w:rPr>
+    </w:lvl>
+  </w:abstractNum>
+  <w:abstractNum w:abstractNumId="6" w15:restartNumberingAfterBreak="0">
+    <w:nsid w:val="46420F6C"/>
+    <w:multiLevelType w:val="multilevel"/>
+    <w:tmpl w:val="C4765740"/>
+    <w:lvl w:ilvl="0">
+      <w:start w:val="1"/>
+      <w:numFmt w:val="bullet"/>
+      <w:lvlText w:val="●"/>
+      <w:lvlJc w:val="left"/>
+      <w:pPr>
+        <w:ind w:left="720" w:hanging="360"/>
+      </w:pPr>
+      <w:rPr>
+        <w:u w:val="none"/>
+      </w:rPr>
+    </w:lvl>
+    <w:lvl w:ilvl="1">
+      <w:start w:val="1"/>
+      <w:numFmt w:val="bullet"/>
+      <w:lvlText w:val="○"/>
+      <w:lvlJc w:val="left"/>
+      <w:pPr>
+        <w:ind w:left="1440" w:hanging="360"/>
+      </w:pPr>
+      <w:rPr>
+        <w:u w:val="none"/>
+      </w:rPr>
+    </w:lvl>
+    <w:lvl w:ilvl="2">
+      <w:start w:val="1"/>
+      <w:numFmt w:val="bullet"/>
+      <w:lvlText w:val="■"/>
+      <w:lvlJc w:val="left"/>
+      <w:pPr>
+        <w:ind w:left="2160" w:hanging="360"/>
+      </w:pPr>
+      <w:rPr>
+        <w:u w:val="none"/>
+      </w:rPr>
+    </w:lvl>
+    <w:lvl w:ilvl="3">
+      <w:start w:val="1"/>
+      <w:numFmt w:val="bullet"/>
+      <w:lvlText w:val="●"/>
+      <w:lvlJc w:val="left"/>
+      <w:pPr>
+        <w:ind w:left="2880" w:hanging="360"/>
+      </w:pPr>
+      <w:rPr>
+        <w:u w:val="none"/>
+      </w:rPr>
+    </w:lvl>
+    <w:lvl w:ilvl="4">
+      <w:start w:val="1"/>
+      <w:numFmt w:val="bullet"/>
+      <w:lvlText w:val="○"/>
+      <w:lvlJc w:val="left"/>
+      <w:pPr>
+        <w:ind w:left="3600" w:hanging="360"/>
+      </w:pPr>
+      <w:rPr>
+        <w:u w:val="none"/>
+      </w:rPr>
+    </w:lvl>
+    <w:lvl w:ilvl="5">
+      <w:start w:val="1"/>
+      <w:numFmt w:val="bullet"/>
+      <w:lvlText w:val="■"/>
+      <w:lvlJc w:val="left"/>
+      <w:pPr>
+        <w:ind w:left="4320" w:hanging="360"/>
+      </w:pPr>
+      <w:rPr>
+        <w:u w:val="none"/>
+      </w:rPr>
+    </w:lvl>
+    <w:lvl w:ilvl="6">
+      <w:start w:val="1"/>
+      <w:numFmt w:val="bullet"/>
+      <w:lvlText w:val="●"/>
+      <w:lvlJc w:val="left"/>
+      <w:pPr>
+        <w:ind w:left="5040" w:hanging="360"/>
+      </w:pPr>
+      <w:rPr>
+        <w:u w:val="none"/>
+      </w:rPr>
+    </w:lvl>
+    <w:lvl w:ilvl="7">
+      <w:start w:val="1"/>
+      <w:numFmt w:val="bullet"/>
+      <w:lvlText w:val="○"/>
+      <w:lvlJc w:val="left"/>
+      <w:pPr>
+        <w:ind w:left="5760" w:hanging="360"/>
+      </w:pPr>
+      <w:rPr>
+        <w:u w:val="none"/>
+      </w:rPr>
+    </w:lvl>
+    <w:lvl w:ilvl="8">
+      <w:start w:val="1"/>
+      <w:numFmt w:val="bullet"/>
+      <w:lvlText w:val="■"/>
+      <w:lvlJc w:val="left"/>
+      <w:pPr>
+        <w:ind w:left="6480" w:hanging="360"/>
+      </w:pPr>
+      <w:rPr>
+        <w:u w:val="none"/>
+      </w:rPr>
+    </w:lvl>
+  </w:abstractNum>
+  <w:abstractNum w:abstractNumId="7" w15:restartNumberingAfterBreak="0">
+    <w:nsid w:val="48355ABB"/>
+    <w:multiLevelType w:val="multilevel"/>
+    <w:tmpl w:val="F6B664BA"/>
+    <w:lvl w:ilvl="0">
+      <w:start w:val="1"/>
+      <w:numFmt w:val="bullet"/>
+      <w:lvlText w:val="●"/>
+      <w:lvlJc w:val="left"/>
+      <w:pPr>
+        <w:ind w:left="720" w:hanging="360"/>
+      </w:pPr>
+      <w:rPr>
+        <w:u w:val="none"/>
+      </w:rPr>
+    </w:lvl>
+    <w:lvl w:ilvl="1">
+      <w:start w:val="1"/>
+      <w:numFmt w:val="bullet"/>
+      <w:lvlText w:val="○"/>
+      <w:lvlJc w:val="left"/>
+      <w:pPr>
+        <w:ind w:left="1440" w:hanging="360"/>
+      </w:pPr>
+      <w:rPr>
+        <w:u w:val="none"/>
+      </w:rPr>
+    </w:lvl>
+    <w:lvl w:ilvl="2">
+      <w:start w:val="1"/>
+      <w:numFmt w:val="bullet"/>
+      <w:lvlText w:val="■"/>
+      <w:lvlJc w:val="left"/>
+      <w:pPr>
+        <w:ind w:left="2160" w:hanging="360"/>
+      </w:pPr>
+      <w:rPr>
+        <w:u w:val="none"/>
+      </w:rPr>
+    </w:lvl>
+    <w:lvl w:ilvl="3">
+      <w:start w:val="1"/>
+      <w:numFmt w:val="bullet"/>
+      <w:lvlText w:val="●"/>
+      <w:lvlJc w:val="left"/>
+      <w:pPr>
+        <w:ind w:left="2880" w:hanging="360"/>
+      </w:pPr>
+      <w:rPr>
+        <w:u w:val="none"/>
+      </w:rPr>
+    </w:lvl>
+    <w:lvl w:ilvl="4">
+      <w:start w:val="1"/>
+      <w:numFmt w:val="bullet"/>
+      <w:lvlText w:val="○"/>
+      <w:lvlJc w:val="left"/>
+      <w:pPr>
+        <w:ind w:left="3600" w:hanging="360"/>
+      </w:pPr>
+      <w:rPr>
+        <w:u w:val="none"/>
+      </w:rPr>
+    </w:lvl>
+    <w:lvl w:ilvl="5">
+      <w:start w:val="1"/>
+      <w:numFmt w:val="bullet"/>
+      <w:lvlText w:val="■"/>
+      <w:lvlJc w:val="left"/>
+      <w:pPr>
+        <w:ind w:left="4320" w:hanging="360"/>
+      </w:pPr>
+      <w:rPr>
+        <w:u w:val="none"/>
+      </w:rPr>
+    </w:lvl>
+    <w:lvl w:ilvl="6">
+      <w:start w:val="1"/>
+      <w:numFmt w:val="bullet"/>
+      <w:lvlText w:val="●"/>
+      <w:lvlJc w:val="left"/>
+      <w:pPr>
+        <w:ind w:left="5040" w:hanging="360"/>
+      </w:pPr>
+      <w:rPr>
+        <w:u w:val="none"/>
+      </w:rPr>
+    </w:lvl>
+    <w:lvl w:ilvl="7">
+      <w:start w:val="1"/>
+      <w:numFmt w:val="bullet"/>
+      <w:lvlText w:val="○"/>
+      <w:lvlJc w:val="left"/>
+      <w:pPr>
+        <w:ind w:left="5760" w:hanging="360"/>
+      </w:pPr>
+      <w:rPr>
+        <w:u w:val="none"/>
+      </w:rPr>
+    </w:lvl>
+    <w:lvl w:ilvl="8">
+      <w:start w:val="1"/>
+      <w:numFmt w:val="bullet"/>
+      <w:lvlText w:val="■"/>
+      <w:lvlJc w:val="left"/>
+      <w:pPr>
+        <w:ind w:left="6480" w:hanging="360"/>
+      </w:pPr>
+      <w:rPr>
+        <w:u w:val="none"/>
+      </w:rPr>
+    </w:lvl>
+  </w:abstractNum>
+  <w:abstractNum w:abstractNumId="8" w15:restartNumberingAfterBreak="0">
+    <w:nsid w:val="4A3D4799"/>
+    <w:multiLevelType w:val="multilevel"/>
+    <w:tmpl w:val="140C54A2"/>
+    <w:lvl w:ilvl="0">
+      <w:start w:val="1"/>
+      <w:numFmt w:val="decimal"/>
+      <w:lvlText w:val="%1."/>
+      <w:lvlJc w:val="left"/>
+      <w:pPr>
+        <w:ind w:left="720" w:hanging="360"/>
+      </w:pPr>
+      <w:rPr>
+        <w:u w:val="none"/>
+      </w:rPr>
+    </w:lvl>
+    <w:lvl w:ilvl="1">
+      <w:start w:val="1"/>
+      <w:numFmt w:val="lowerLetter"/>
+      <w:lvlText w:val="%2."/>
+      <w:lvlJc w:val="left"/>
+      <w:pPr>
+        <w:ind w:left="1440" w:hanging="360"/>
+      </w:pPr>
+      <w:rPr>
+        <w:u w:val="none"/>
+      </w:rPr>
+    </w:lvl>
+    <w:lvl w:ilvl="2">
+      <w:start w:val="1"/>
+      <w:numFmt w:val="lowerRoman"/>
+      <w:lvlText w:val="%3."/>
+      <w:lvlJc w:val="left"/>
+      <w:pPr>
+        <w:ind w:left="2160" w:hanging="360"/>
+      </w:pPr>
+      <w:rPr>
+        <w:u w:val="none"/>
+      </w:rPr>
+    </w:lvl>
+    <w:lvl w:ilvl="3">
+      <w:start w:val="1"/>
+      <w:numFmt w:val="decimal"/>
+      <w:lvlText w:val="%4."/>
+      <w:lvlJc w:val="left"/>
+      <w:pPr>
+        <w:ind w:left="2880" w:hanging="360"/>
+      </w:pPr>
+      <w:rPr>
+        <w:u w:val="none"/>
+      </w:rPr>
+    </w:lvl>
+    <w:lvl w:ilvl="4">
+      <w:start w:val="1"/>
+      <w:numFmt w:val="lowerLetter"/>
+      <w:lvlText w:val="%5."/>
+      <w:lvlJc w:val="left"/>
+      <w:pPr>
+        <w:ind w:left="3600" w:hanging="360"/>
+      </w:pPr>
+      <w:rPr>
+        <w:u w:val="none"/>
+      </w:rPr>
+    </w:lvl>
+    <w:lvl w:ilvl="5">
+      <w:start w:val="1"/>
+      <w:numFmt w:val="lowerRoman"/>
+      <w:lvlText w:val="%6."/>
+      <w:lvlJc w:val="left"/>
+      <w:pPr>
+        <w:ind w:left="4320" w:hanging="360"/>
+      </w:pPr>
+      <w:rPr>
+        <w:u w:val="none"/>
+      </w:rPr>
+    </w:lvl>
+    <w:lvl w:ilvl="6">
+      <w:start w:val="1"/>
+      <w:numFmt w:val="decimal"/>
+      <w:lvlText w:val="%7."/>
+      <w:lvlJc w:val="left"/>
+      <w:pPr>
+        <w:ind w:left="5040" w:hanging="360"/>
+      </w:pPr>
+      <w:rPr>
+        <w:u w:val="none"/>
+      </w:rPr>
+    </w:lvl>
+    <w:lvl w:ilvl="7">
+      <w:start w:val="1"/>
+      <w:numFmt w:val="lowerLetter"/>
+      <w:lvlText w:val="%8."/>
+      <w:lvlJc w:val="left"/>
+      <w:pPr>
+        <w:ind w:left="5760" w:hanging="360"/>
+      </w:pPr>
+      <w:rPr>
+        <w:u w:val="none"/>
+      </w:rPr>
+    </w:lvl>
+    <w:lvl w:ilvl="8">
+      <w:start w:val="1"/>
+      <w:numFmt w:val="lowerRoman"/>
+      <w:lvlText w:val="%9."/>
+      <w:lvlJc w:val="left"/>
+      <w:pPr>
+        <w:ind w:left="6480" w:hanging="360"/>
+      </w:pPr>
+      <w:rPr>
+        <w:u w:val="none"/>
+      </w:rPr>
+    </w:lvl>
+  </w:abstractNum>
+  <w:abstractNum w:abstractNumId="9" w15:restartNumberingAfterBreak="0">
+    <w:nsid w:val="4B040C67"/>
+    <w:multiLevelType w:val="multilevel"/>
+    <w:tmpl w:val="E2F67A0C"/>
+    <w:lvl w:ilvl="0">
+      <w:start w:val="1"/>
+      <w:numFmt w:val="bullet"/>
+      <w:lvlText w:val="●"/>
+      <w:lvlJc w:val="left"/>
+      <w:pPr>
+        <w:ind w:left="720" w:hanging="360"/>
+      </w:pPr>
+      <w:rPr>
+        <w:u w:val="none"/>
+      </w:rPr>
+    </w:lvl>
+    <w:lvl w:ilvl="1">
+      <w:start w:val="1"/>
+      <w:numFmt w:val="bullet"/>
+      <w:lvlText w:val="○"/>
+      <w:lvlJc w:val="left"/>
+      <w:pPr>
+        <w:ind w:left="1440" w:hanging="360"/>
+      </w:pPr>
+      <w:rPr>
+        <w:u w:val="none"/>
+      </w:rPr>
+    </w:lvl>
+    <w:lvl w:ilvl="2">
+      <w:start w:val="1"/>
+      <w:numFmt w:val="bullet"/>
+      <w:lvlText w:val="■"/>
+      <w:lvlJc w:val="left"/>
+      <w:pPr>
+        <w:ind w:left="2160" w:hanging="360"/>
+      </w:pPr>
+      <w:rPr>
+        <w:u w:val="none"/>
+      </w:rPr>
+    </w:lvl>
+    <w:lvl w:ilvl="3">
+      <w:start w:val="1"/>
+      <w:numFmt w:val="bullet"/>
+      <w:lvlText w:val="●"/>
+      <w:lvlJc w:val="left"/>
+      <w:pPr>
+        <w:ind w:left="2880" w:hanging="360"/>
+      </w:pPr>
+      <w:rPr>
+        <w:u w:val="none"/>
+      </w:rPr>
+    </w:lvl>
+    <w:lvl w:ilvl="4">
+      <w:start w:val="1"/>
+      <w:numFmt w:val="bullet"/>
+      <w:lvlText w:val="○"/>
+      <w:lvlJc w:val="left"/>
+      <w:pPr>
+        <w:ind w:left="3600" w:hanging="360"/>
+      </w:pPr>
+      <w:rPr>
+        <w:u w:val="none"/>
+      </w:rPr>
+    </w:lvl>
+    <w:lvl w:ilvl="5">
+      <w:start w:val="1"/>
+      <w:numFmt w:val="bullet"/>
+      <w:lvlText w:val="■"/>
+      <w:lvlJc w:val="left"/>
+      <w:pPr>
+        <w:ind w:left="4320" w:hanging="360"/>
+      </w:pPr>
+      <w:rPr>
+        <w:u w:val="none"/>
+      </w:rPr>
+    </w:lvl>
+    <w:lvl w:ilvl="6">
+      <w:start w:val="1"/>
+      <w:numFmt w:val="bullet"/>
+      <w:lvlText w:val="●"/>
+      <w:lvlJc w:val="left"/>
+      <w:pPr>
+        <w:ind w:left="5040" w:hanging="360"/>
+      </w:pPr>
+      <w:rPr>
+        <w:u w:val="none"/>
+      </w:rPr>
+    </w:lvl>
+    <w:lvl w:ilvl="7">
+      <w:start w:val="1"/>
+      <w:numFmt w:val="bullet"/>
+      <w:lvlText w:val="○"/>
+      <w:lvlJc w:val="left"/>
+      <w:pPr>
+        <w:ind w:left="5760" w:hanging="360"/>
+      </w:pPr>
+      <w:rPr>
+        <w:u w:val="none"/>
+      </w:rPr>
+    </w:lvl>
+    <w:lvl w:ilvl="8">
+      <w:start w:val="1"/>
+      <w:numFmt w:val="bullet"/>
+      <w:lvlText w:val="■"/>
+      <w:lvlJc w:val="left"/>
+      <w:pPr>
+        <w:ind w:left="6480" w:hanging="360"/>
+      </w:pPr>
+      <w:rPr>
+        <w:u w:val="none"/>
+      </w:rPr>
+    </w:lvl>
+  </w:abstractNum>
+  <w:abstractNum w:abstractNumId="10" w15:restartNumberingAfterBreak="0">
+    <w:nsid w:val="4C7F5809"/>
+    <w:multiLevelType w:val="multilevel"/>
+    <w:tmpl w:val="556C9C9A"/>
+    <w:lvl w:ilvl="0">
+      <w:start w:val="1"/>
+      <w:numFmt w:val="bullet"/>
+      <w:lvlText w:val="●"/>
+      <w:lvlJc w:val="left"/>
+      <w:pPr>
+        <w:ind w:left="720" w:hanging="360"/>
+      </w:pPr>
+      <w:rPr>
+        <w:u w:val="none"/>
+      </w:rPr>
+    </w:lvl>
+    <w:lvl w:ilvl="1">
+      <w:start w:val="1"/>
+      <w:numFmt w:val="bullet"/>
+      <w:lvlText w:val="○"/>
+      <w:lvlJc w:val="left"/>
+      <w:pPr>
+        <w:ind w:left="1440" w:hanging="360"/>
+      </w:pPr>
+      <w:rPr>
+        <w:u w:val="none"/>
+      </w:rPr>
+    </w:lvl>
+    <w:lvl w:ilvl="2">
+      <w:start w:val="1"/>
+      <w:numFmt w:val="bullet"/>
+      <w:lvlText w:val="■"/>
+      <w:lvlJc w:val="left"/>
+      <w:pPr>
+        <w:ind w:left="2160" w:hanging="360"/>
+      </w:pPr>
+      <w:rPr>
+        <w:u w:val="none"/>
+      </w:rPr>
+    </w:lvl>
+    <w:lvl w:ilvl="3">
+      <w:start w:val="1"/>
+      <w:numFmt w:val="bullet"/>
+      <w:lvlText w:val="●"/>
+      <w:lvlJc w:val="left"/>
+      <w:pPr>
+        <w:ind w:left="2880" w:hanging="360"/>
+      </w:pPr>
+      <w:rPr>
+        <w:u w:val="none"/>
+      </w:rPr>
+    </w:lvl>
+    <w:lvl w:ilvl="4">
+      <w:start w:val="1"/>
+      <w:numFmt w:val="bullet"/>
+      <w:lvlText w:val="○"/>
+      <w:lvlJc w:val="left"/>
+      <w:pPr>
+        <w:ind w:left="3600" w:hanging="360"/>
+      </w:pPr>
+      <w:rPr>
+        <w:u w:val="none"/>
+      </w:rPr>
+    </w:lvl>
+    <w:lvl w:ilvl="5">
+      <w:start w:val="1"/>
+      <w:numFmt w:val="bullet"/>
+      <w:lvlText w:val="■"/>
+      <w:lvlJc w:val="left"/>
+      <w:pPr>
+        <w:ind w:left="4320" w:hanging="360"/>
+      </w:pPr>
+      <w:rPr>
+        <w:u w:val="none"/>
+      </w:rPr>
+    </w:lvl>
+    <w:lvl w:ilvl="6">
+      <w:start w:val="1"/>
+      <w:numFmt w:val="bullet"/>
+      <w:lvlText w:val="●"/>
+      <w:lvlJc w:val="left"/>
+      <w:pPr>
+        <w:ind w:left="5040" w:hanging="360"/>
+      </w:pPr>
+      <w:rPr>
+        <w:u w:val="none"/>
+      </w:rPr>
+    </w:lvl>
+    <w:lvl w:ilvl="7">
+      <w:start w:val="1"/>
+      <w:numFmt w:val="bullet"/>
+      <w:lvlText w:val="○"/>
+      <w:lvlJc w:val="left"/>
+      <w:pPr>
+        <w:ind w:left="5760" w:hanging="360"/>
+      </w:pPr>
+      <w:rPr>
+        <w:u w:val="none"/>
+      </w:rPr>
+    </w:lvl>
+    <w:lvl w:ilvl="8">
+      <w:start w:val="1"/>
+      <w:numFmt w:val="bullet"/>
+      <w:lvlText w:val="■"/>
+      <w:lvlJc w:val="left"/>
+      <w:pPr>
+        <w:ind w:left="6480" w:hanging="360"/>
+      </w:pPr>
+      <w:rPr>
+        <w:u w:val="none"/>
+      </w:rPr>
+    </w:lvl>
+  </w:abstractNum>
+  <w:abstractNum w:abstractNumId="11" w15:restartNumberingAfterBreak="0">
+    <w:nsid w:val="5A886838"/>
+    <w:multiLevelType w:val="multilevel"/>
+    <w:tmpl w:val="D8A6E748"/>
+    <w:lvl w:ilvl="0">
+      <w:start w:val="1"/>
+      <w:numFmt w:val="bullet"/>
+      <w:lvlText w:val="●"/>
+      <w:lvlJc w:val="left"/>
+      <w:pPr>
+        <w:ind w:left="720" w:hanging="360"/>
+      </w:pPr>
+      <w:rPr>
+        <w:u w:val="none"/>
+      </w:rPr>
+    </w:lvl>
+    <w:lvl w:ilvl="1">
+      <w:start w:val="1"/>
+      <w:numFmt w:val="bullet"/>
+      <w:lvlText w:val="○"/>
+      <w:lvlJc w:val="left"/>
+      <w:pPr>
+        <w:ind w:left="1440" w:hanging="360"/>
+      </w:pPr>
+      <w:rPr>
+        <w:u w:val="none"/>
+      </w:rPr>
+    </w:lvl>
+    <w:lvl w:ilvl="2">
+      <w:start w:val="1"/>
+      <w:numFmt w:val="bullet"/>
+      <w:lvlText w:val="■"/>
+      <w:lvlJc w:val="left"/>
+      <w:pPr>
+        <w:ind w:left="2160" w:hanging="360"/>
+      </w:pPr>
+      <w:rPr>
+        <w:u w:val="none"/>
+      </w:rPr>
+    </w:lvl>
+    <w:lvl w:ilvl="3">
+      <w:start w:val="1"/>
+      <w:numFmt w:val="bullet"/>
+      <w:lvlText w:val="●"/>
+      <w:lvlJc w:val="left"/>
+      <w:pPr>
+        <w:ind w:left="2880" w:hanging="360"/>
+      </w:pPr>
+      <w:rPr>
+        <w:u w:val="none"/>
+      </w:rPr>
+    </w:lvl>
+    <w:lvl w:ilvl="4">
+      <w:start w:val="1"/>
+      <w:numFmt w:val="bullet"/>
+      <w:lvlText w:val="○"/>
+      <w:lvlJc w:val="left"/>
+      <w:pPr>
+        <w:ind w:left="3600" w:hanging="360"/>
+      </w:pPr>
+      <w:rPr>
+        <w:u w:val="none"/>
+      </w:rPr>
+    </w:lvl>
+    <w:lvl w:ilvl="5">
+      <w:start w:val="1"/>
+      <w:numFmt w:val="bullet"/>
+      <w:lvlText w:val="■"/>
+      <w:lvlJc w:val="left"/>
+      <w:pPr>
+        <w:ind w:left="4320" w:hanging="360"/>
+      </w:pPr>
+      <w:rPr>
+        <w:u w:val="none"/>
+      </w:rPr>
+    </w:lvl>
+    <w:lvl w:ilvl="6">
+      <w:start w:val="1"/>
+      <w:numFmt w:val="bullet"/>
+      <w:lvlText w:val="●"/>
+      <w:lvlJc w:val="left"/>
+      <w:pPr>
+        <w:ind w:left="5040" w:hanging="360"/>
+      </w:pPr>
+      <w:rPr>
+        <w:u w:val="none"/>
+      </w:rPr>
+    </w:lvl>
+    <w:lvl w:ilvl="7">
+      <w:start w:val="1"/>
+      <w:numFmt w:val="bullet"/>
+      <w:lvlText w:val="○"/>
+      <w:lvlJc w:val="left"/>
+      <w:pPr>
+        <w:ind w:left="5760" w:hanging="360"/>
+      </w:pPr>
+      <w:rPr>
+        <w:u w:val="none"/>
+      </w:rPr>
+    </w:lvl>
+    <w:lvl w:ilvl="8">
+      <w:start w:val="1"/>
+      <w:numFmt w:val="bullet"/>
+      <w:lvlText w:val="■"/>
+      <w:lvlJc w:val="left"/>
+      <w:pPr>
+        <w:ind w:left="6480" w:hanging="360"/>
+      </w:pPr>
+      <w:rPr>
+        <w:u w:val="none"/>
+      </w:rPr>
+    </w:lvl>
+  </w:abstractNum>
+  <w:abstractNum w:abstractNumId="12" w15:restartNumberingAfterBreak="0">
+    <w:nsid w:val="67723DB8"/>
+    <w:multiLevelType w:val="multilevel"/>
+    <w:tmpl w:val="198A1AAE"/>
+    <w:lvl w:ilvl="0">
+      <w:start w:val="1"/>
+      <w:numFmt w:val="bullet"/>
+      <w:lvlText w:val="●"/>
+      <w:lvlJc w:val="left"/>
+      <w:pPr>
+        <w:ind w:left="720" w:hanging="360"/>
+      </w:pPr>
+      <w:rPr>
+        <w:u w:val="none"/>
+      </w:rPr>
+    </w:lvl>
+    <w:lvl w:ilvl="1">
+      <w:start w:val="1"/>
+      <w:numFmt w:val="bullet"/>
+      <w:lvlText w:val="○"/>
+      <w:lvlJc w:val="left"/>
+      <w:pPr>
+        <w:ind w:left="1440" w:hanging="360"/>
+      </w:pPr>
+      <w:rPr>
+        <w:u w:val="none"/>
+      </w:rPr>
+    </w:lvl>
+    <w:lvl w:ilvl="2">
+      <w:start w:val="1"/>
+      <w:numFmt w:val="bullet"/>
+      <w:lvlText w:val="■"/>
+      <w:lvlJc w:val="left"/>
+      <w:pPr>
+        <w:ind w:left="2160" w:hanging="360"/>
+      </w:pPr>
+      <w:rPr>
+        <w:u w:val="none"/>
+      </w:rPr>
+    </w:lvl>
+    <w:lvl w:ilvl="3">
+      <w:start w:val="1"/>
+      <w:numFmt w:val="bullet"/>
+      <w:lvlText w:val="●"/>
+      <w:lvlJc w:val="left"/>
+      <w:pPr>
+        <w:ind w:left="2880" w:hanging="360"/>
+      </w:pPr>
+      <w:rPr>
+        <w:u w:val="none"/>
+      </w:rPr>
+    </w:lvl>
+    <w:lvl w:ilvl="4">
+      <w:start w:val="1"/>
+      <w:numFmt w:val="bullet"/>
+      <w:lvlText w:val="○"/>
+      <w:lvlJc w:val="left"/>
+      <w:pPr>
+        <w:ind w:left="3600" w:hanging="360"/>
+      </w:pPr>
+      <w:rPr>
+        <w:u w:val="none"/>
+      </w:rPr>
+    </w:lvl>
+    <w:lvl w:ilvl="5">
+      <w:start w:val="1"/>
+      <w:numFmt w:val="bullet"/>
+      <w:lvlText w:val="■"/>
+      <w:lvlJc w:val="left"/>
+      <w:pPr>
+        <w:ind w:left="4320" w:hanging="360"/>
+      </w:pPr>
+      <w:rPr>
+        <w:u w:val="none"/>
+      </w:rPr>
+    </w:lvl>
+    <w:lvl w:ilvl="6">
+      <w:start w:val="1"/>
+      <w:numFmt w:val="bullet"/>
+      <w:lvlText w:val="●"/>
+      <w:lvlJc w:val="left"/>
+      <w:pPr>
+        <w:ind w:left="5040" w:hanging="360"/>
+      </w:pPr>
+      <w:rPr>
+        <w:u w:val="none"/>
+      </w:rPr>
+    </w:lvl>
+    <w:lvl w:ilvl="7">
+      <w:start w:val="1"/>
+      <w:numFmt w:val="bullet"/>
+      <w:lvlText w:val="○"/>
+      <w:lvlJc w:val="left"/>
+      <w:pPr>
+        <w:ind w:left="5760" w:hanging="360"/>
+      </w:pPr>
+      <w:rPr>
+        <w:u w:val="none"/>
+      </w:rPr>
+    </w:lvl>
+    <w:lvl w:ilvl="8">
+      <w:start w:val="1"/>
+      <w:numFmt w:val="bullet"/>
+      <w:lvlText w:val="■"/>
+      <w:lvlJc w:val="left"/>
+      <w:pPr>
+        <w:ind w:left="6480" w:hanging="360"/>
+      </w:pPr>
+      <w:rPr>
+        <w:u w:val="none"/>
+      </w:rPr>
+    </w:lvl>
+  </w:abstractNum>
+  <w:abstractNum w:abstractNumId="13" w15:restartNumberingAfterBreak="0">
+    <w:nsid w:val="72EB7809"/>
+    <w:multiLevelType w:val="multilevel"/>
+    <w:tmpl w:val="9378D6D8"/>
+    <w:lvl w:ilvl="0">
+      <w:start w:val="1"/>
+      <w:numFmt w:val="bullet"/>
+      <w:lvlText w:val="●"/>
+      <w:lvlJc w:val="left"/>
+      <w:pPr>
+        <w:ind w:left="720" w:hanging="360"/>
+      </w:pPr>
+      <w:rPr>
+        <w:u w:val="none"/>
+      </w:rPr>
+    </w:lvl>
+    <w:lvl w:ilvl="1">
+      <w:start w:val="1"/>
+      <w:numFmt w:val="bullet"/>
+      <w:lvlText w:val="○"/>
+      <w:lvlJc w:val="left"/>
+      <w:pPr>
+        <w:ind w:left="1440" w:hanging="360"/>
+      </w:pPr>
+      <w:rPr>
+        <w:u w:val="none"/>
+      </w:rPr>
+    </w:lvl>
+    <w:lvl w:ilvl="2">
+      <w:start w:val="1"/>
+      <w:numFmt w:val="bullet"/>
+      <w:lvlText w:val="■"/>
+      <w:lvlJc w:val="left"/>
+      <w:pPr>
+        <w:ind w:left="2160" w:hanging="360"/>
+      </w:pPr>
+      <w:rPr>
+        <w:u w:val="none"/>
+      </w:rPr>
+    </w:lvl>
+    <w:lvl w:ilvl="3">
+      <w:start w:val="1"/>
+      <w:numFmt w:val="bullet"/>
+      <w:lvlText w:val="●"/>
+      <w:lvlJc w:val="left"/>
+      <w:pPr>
+        <w:ind w:left="2880" w:hanging="360"/>
+      </w:pPr>
+      <w:rPr>
+        <w:u w:val="none"/>
+      </w:rPr>
+    </w:lvl>
+    <w:lvl w:ilvl="4">
+      <w:start w:val="1"/>
+      <w:numFmt w:val="bullet"/>
+      <w:lvlText w:val="○"/>
+      <w:lvlJc w:val="left"/>
+      <w:pPr>
+        <w:ind w:left="3600" w:hanging="360"/>
+      </w:pPr>
+      <w:rPr>
+        <w:u w:val="none"/>
+      </w:rPr>
+    </w:lvl>
+    <w:lvl w:ilvl="5">
+      <w:start w:val="1"/>
+      <w:numFmt w:val="bullet"/>
+      <w:lvlText w:val="■"/>
+      <w:lvlJc w:val="left"/>
+      <w:pPr>
+        <w:ind w:left="4320" w:hanging="360"/>
+      </w:pPr>
+      <w:rPr>
+        <w:u w:val="none"/>
+      </w:rPr>
+    </w:lvl>
+    <w:lvl w:ilvl="6">
+      <w:start w:val="1"/>
+      <w:numFmt w:val="bullet"/>
+      <w:lvlText w:val="●"/>
+      <w:lvlJc w:val="left"/>
+      <w:pPr>
+        <w:ind w:left="5040" w:hanging="360"/>
+      </w:pPr>
+      <w:rPr>
+        <w:u w:val="none"/>
+      </w:rPr>
+    </w:lvl>
+    <w:lvl w:ilvl="7">
+      <w:start w:val="1"/>
+      <w:numFmt w:val="bullet"/>
+      <w:lvlText w:val="○"/>
+      <w:lvlJc w:val="left"/>
+      <w:pPr>
+        <w:ind w:left="5760" w:hanging="360"/>
+      </w:pPr>
+      <w:rPr>
+        <w:u w:val="none"/>
+      </w:rPr>
+    </w:lvl>
+    <w:lvl w:ilvl="8">
+      <w:start w:val="1"/>
+      <w:numFmt w:val="bullet"/>
+      <w:lvlText w:val="■"/>
+      <w:lvlJc w:val="left"/>
+      <w:pPr>
+        <w:ind w:left="6480" w:hanging="360"/>
+      </w:pPr>
+      <w:rPr>
+        <w:u w:val="none"/>
+      </w:rPr>
+    </w:lvl>
+  </w:abstractNum>
+  <w:abstractNum w:abstractNumId="14" w15:restartNumberingAfterBreak="0">
+    <w:nsid w:val="7673736D"/>
+    <w:multiLevelType w:val="multilevel"/>
+    <w:tmpl w:val="DDA48A0A"/>
+    <w:lvl w:ilvl="0">
+      <w:start w:val="1"/>
+      <w:numFmt w:val="bullet"/>
+      <w:lvlText w:val="●"/>
+      <w:lvlJc w:val="left"/>
+      <w:pPr>
+        <w:ind w:left="720" w:hanging="360"/>
+      </w:pPr>
+      <w:rPr>
+        <w:u w:val="none"/>
+      </w:rPr>
+    </w:lvl>
+    <w:lvl w:ilvl="1">
+      <w:start w:val="1"/>
+      <w:numFmt w:val="bullet"/>
+      <w:lvlText w:val="○"/>
+      <w:lvlJc w:val="left"/>
+      <w:pPr>
+        <w:ind w:left="1440" w:hanging="360"/>
+      </w:pPr>
+      <w:rPr>
+        <w:u w:val="none"/>
+      </w:rPr>
+    </w:lvl>
+    <w:lvl w:ilvl="2">
+      <w:start w:val="1"/>
+      <w:numFmt w:val="bullet"/>
+      <w:lvlText w:val="■"/>
+      <w:lvlJc w:val="left"/>
+      <w:pPr>
+        <w:ind w:left="2160" w:hanging="360"/>
+      </w:pPr>
+      <w:rPr>
+        <w:u w:val="none"/>
+      </w:rPr>
+    </w:lvl>
+    <w:lvl w:ilvl="3">
+      <w:start w:val="1"/>
+      <w:numFmt w:val="bullet"/>
+      <w:lvlText w:val="●"/>
+      <w:lvlJc w:val="left"/>
+      <w:pPr>
+        <w:ind w:left="2880" w:hanging="360"/>
+      </w:pPr>
+      <w:rPr>
+        <w:u w:val="none"/>
+      </w:rPr>
+    </w:lvl>
+    <w:lvl w:ilvl="4">
+      <w:start w:val="1"/>
+      <w:numFmt w:val="bullet"/>
+      <w:lvlText w:val="○"/>
+      <w:lvlJc w:val="left"/>
+      <w:pPr>
+        <w:ind w:left="3600" w:hanging="360"/>
+      </w:pPr>
+      <w:rPr>
+        <w:u w:val="none"/>
+      </w:rPr>
+    </w:lvl>
+    <w:lvl w:ilvl="5">
+      <w:start w:val="1"/>
+      <w:numFmt w:val="bullet"/>
+      <w:lvlText w:val="■"/>
+      <w:lvlJc w:val="left"/>
+      <w:pPr>
+        <w:ind w:left="4320" w:hanging="360"/>
+      </w:pPr>
+      <w:rPr>
+        <w:u w:val="none"/>
+      </w:rPr>
+    </w:lvl>
+    <w:lvl w:ilvl="6">
+      <w:start w:val="1"/>
+      <w:numFmt w:val="bullet"/>
+      <w:lvlText w:val="●"/>
+      <w:lvlJc w:val="left"/>
+      <w:pPr>
+        <w:ind w:left="5040" w:hanging="360"/>
+      </w:pPr>
+      <w:rPr>
+        <w:u w:val="none"/>
+      </w:rPr>
+    </w:lvl>
+    <w:lvl w:ilvl="7">
+      <w:start w:val="1"/>
+      <w:numFmt w:val="bullet"/>
+      <w:lvlText w:val="○"/>
+      <w:lvlJc w:val="left"/>
+      <w:pPr>
+        <w:ind w:left="5760" w:hanging="360"/>
+      </w:pPr>
+      <w:rPr>
+        <w:u w:val="none"/>
+      </w:rPr>
+    </w:lvl>
+    <w:lvl w:ilvl="8">
+      <w:start w:val="1"/>
+      <w:numFmt w:val="bullet"/>
+      <w:lvlText w:val="■"/>
+      <w:lvlJc w:val="left"/>
+      <w:pPr>
+        <w:ind w:left="6480" w:hanging="360"/>
+      </w:pPr>
+      <w:rPr>
+        <w:u w:val="none"/>
+      </w:rPr>
+    </w:lvl>
+  </w:abstractNum>
+  <w:abstractNum w:abstractNumId="15" w15:restartNumberingAfterBreak="0">
+    <w:nsid w:val="79341501"/>
+    <w:multiLevelType w:val="multilevel"/>
+    <w:tmpl w:val="FAB8EDE0"/>
+    <w:lvl w:ilvl="0">
+      <w:start w:val="1"/>
+      <w:numFmt w:val="bullet"/>
+      <w:lvlText w:val="●"/>
+      <w:lvlJc w:val="left"/>
+      <w:pPr>
+        <w:ind w:left="720" w:hanging="360"/>
+      </w:pPr>
+      <w:rPr>
+        <w:u w:val="none"/>
+      </w:rPr>
+    </w:lvl>
+    <w:lvl w:ilvl="1">
+      <w:start w:val="1"/>
+      <w:numFmt w:val="bullet"/>
+      <w:lvlText w:val="○"/>
+      <w:lvlJc w:val="left"/>
+      <w:pPr>
+        <w:ind w:left="1440" w:hanging="360"/>
+      </w:pPr>
+      <w:rPr>
+        <w:u w:val="none"/>
+      </w:rPr>
+    </w:lvl>
+    <w:lvl w:ilvl="2">
+      <w:start w:val="1"/>
+      <w:numFmt w:val="bullet"/>
+      <w:lvlText w:val="■"/>
+      <w:lvlJc w:val="left"/>
+      <w:pPr>
+        <w:ind w:left="2160" w:hanging="360"/>
+      </w:pPr>
+      <w:rPr>
+        <w:u w:val="none"/>
+      </w:rPr>
+    </w:lvl>
+    <w:lvl w:ilvl="3">
+      <w:start w:val="1"/>
+      <w:numFmt w:val="bullet"/>
+      <w:lvlText w:val="●"/>
+      <w:lvlJc w:val="left"/>
+      <w:pPr>
+        <w:ind w:left="2880" w:hanging="360"/>
+      </w:pPr>
+      <w:rPr>
+        <w:u w:val="none"/>
+      </w:rPr>
+    </w:lvl>
+    <w:lvl w:ilvl="4">
+      <w:start w:val="1"/>
+      <w:numFmt w:val="bullet"/>
+      <w:lvlText w:val="○"/>
+      <w:lvlJc w:val="left"/>
+      <w:pPr>
+        <w:ind w:left="3600" w:hanging="360"/>
+      </w:pPr>
+      <w:rPr>
+        <w:u w:val="none"/>
+      </w:rPr>
+    </w:lvl>
+    <w:lvl w:ilvl="5">
+      <w:start w:val="1"/>
+      <w:numFmt w:val="bullet"/>
+      <w:lvlText w:val="■"/>
+      <w:lvlJc w:val="left"/>
+      <w:pPr>
+        <w:ind w:left="4320" w:hanging="360"/>
+      </w:pPr>
+      <w:rPr>
+        <w:u w:val="none"/>
+      </w:rPr>
+    </w:lvl>
+    <w:lvl w:ilvl="6">
+      <w:start w:val="1"/>
+      <w:numFmt w:val="bullet"/>
+      <w:lvlText w:val="●"/>
+      <w:lvlJc w:val="left"/>
+      <w:pPr>
+        <w:ind w:left="5040" w:hanging="360"/>
+      </w:pPr>
+      <w:rPr>
+        <w:u w:val="none"/>
+      </w:rPr>
+    </w:lvl>
+    <w:lvl w:ilvl="7">
+      <w:start w:val="1"/>
+      <w:numFmt w:val="bullet"/>
+      <w:lvlText w:val="○"/>
+      <w:lvlJc w:val="left"/>
+      <w:pPr>
+        <w:ind w:left="5760" w:hanging="360"/>
+      </w:pPr>
+      <w:rPr>
+        <w:u w:val="none"/>
+      </w:rPr>
+    </w:lvl>
+    <w:lvl w:ilvl="8">
+      <w:start w:val="1"/>
+      <w:numFmt w:val="bullet"/>
+      <w:lvlText w:val="■"/>
+      <w:lvlJc w:val="left"/>
+      <w:pPr>
+        <w:ind w:left="6480" w:hanging="360"/>
+      </w:pPr>
+      <w:rPr>
+        <w:u w:val="none"/>
+      </w:rPr>
+    </w:lvl>
+  </w:abstractNum>
+  <w:num w:numId="1" w16cid:durableId="92239341">
+    <w:abstractNumId w:val="1"/>
+  </w:num>
+  <w:num w:numId="2" w16cid:durableId="1895773443">
+    <w:abstractNumId w:val="14"/>
+  </w:num>
+  <w:num w:numId="3" w16cid:durableId="1857957601">
+    <w:abstractNumId w:val="13"/>
+  </w:num>
+  <w:num w:numId="4" w16cid:durableId="1421219038">
+    <w:abstractNumId w:val="5"/>
+  </w:num>
+  <w:num w:numId="5" w16cid:durableId="457066182">
+    <w:abstractNumId w:val="6"/>
+  </w:num>
+  <w:num w:numId="6" w16cid:durableId="284845919">
+    <w:abstractNumId w:val="12"/>
+  </w:num>
+  <w:num w:numId="7" w16cid:durableId="443689726">
+    <w:abstractNumId w:val="0"/>
+  </w:num>
+  <w:num w:numId="8" w16cid:durableId="2013756533">
+    <w:abstractNumId w:val="7"/>
+  </w:num>
+  <w:num w:numId="9" w16cid:durableId="1892880996">
+    <w:abstractNumId w:val="15"/>
+  </w:num>
+  <w:num w:numId="10" w16cid:durableId="1533151766">
+    <w:abstractNumId w:val="3"/>
+  </w:num>
+  <w:num w:numId="11" w16cid:durableId="1108626289">
+    <w:abstractNumId w:val="9"/>
+  </w:num>
+  <w:num w:numId="12" w16cid:durableId="1248222675">
+    <w:abstractNumId w:val="10"/>
+  </w:num>
+  <w:num w:numId="13" w16cid:durableId="598874337">
+    <w:abstractNumId w:val="11"/>
+  </w:num>
+  <w:num w:numId="14" w16cid:durableId="1874731009">
+    <w:abstractNumId w:val="4"/>
+  </w:num>
+  <w:num w:numId="15" w16cid:durableId="2132942957">
+    <w:abstractNumId w:val="8"/>
+  </w:num>
+  <w:num w:numId="16" w16cid:durableId="928389793">
+    <w:abstractNumId w:val="2"/>
+  </w:num>
+</w:numbering>
+</file>
+
 <file path=word/styles.xml><?xml version="1.0" encoding="utf-8"?>
-<w:styles xmlns:mc="http://schemas.openxmlformats.org/markup-compatibility/2006" xmlns:r="http://schemas.openxmlformats.org/officeDocument/2006/relationships" xmlns:w="http://schemas.openxmlformats.org/wordprocessingml/2006/main" xmlns:w14="http://schemas.microsoft.com/office/word/2010/wordml" xmlns:w15="http://schemas.microsoft.com/office/word/2012/wordml" xmlns:w16cex="http://schemas.microsoft.com/office/word/2018/wordml/cex" xmlns:w16cid="http://schemas.microsoft.com/office/word/2016/wordml/cid" xmlns:w16="http://schemas.microsoft.com/office/word/2018/wordml" xmlns:w16sdtdh="http://schemas.microsoft.com/office/word/2020/wordml/sdtdatahash" xmlns:w16se="http://schemas.microsoft.com/office/word/2015/wordml/symex" mc:Ignorable="w14 w15 w16se w16cid w16 w16cex w16sdtdh">
+<w:styles xmlns:mc="http://schemas.openxmlformats.org/markup-compatibility/2006" xmlns:r="http://schemas.openxmlformats.org/officeDocument/2006/relationships" xmlns:w="http://schemas.openxmlformats.org/wordprocessingml/2006/main" xmlns:w14="http://schemas.microsoft.com/office/word/2010/wordml" xmlns:w15="http://schemas.microsoft.com/office/word/2012/wordml" xmlns:w16cex="http://schemas.microsoft.com/office/word/2018/wordml/cex" xmlns:w16cid="http://schemas.microsoft.com/office/word/2016/wordml/cid" xmlns:w16="http://schemas.microsoft.com/office/word/2018/wordml" xmlns:w16du="http://schemas.microsoft.com/office/word/2023/wordml/word16du" xmlns:w16sdtdh="http://schemas.microsoft.com/office/word/2020/wordml/sdtdatahash" xmlns:w16sdtfl="http://schemas.microsoft.com/office/word/2024/wordml/sdtformatlock" xmlns:w16se="http://schemas.microsoft.com/office/word/2015/wordml/symex" mc:Ignorable="w14 w15 w16se w16cid w16 w16cex w16sdtdh w16sdtfl w16du">
   <w:docDefaults>
     <w:rPrDefault>
       <w:rPr>
@@ -2024,17 +6109,83 @@
     <w:lsdException w:name="Unresolved Mention" w:semiHidden="1" w:unhideWhenUsed="1"/>
     <w:lsdException w:name="Smart Link" w:semiHidden="1" w:unhideWhenUsed="1"/>
   </w:latentStyles>
-  <w:style w:type="paragraph" w:default="1" w:styleId="Norml">
+  <w:style w:type="paragraph" w:default="1" w:styleId="Normal">
     <w:name w:val="Normal"/>
     <w:qFormat/>
   </w:style>
-  <w:style w:type="character" w:default="1" w:styleId="Bekezdsalapbettpusa">
+  <w:style w:type="paragraph" w:styleId="Heading1">
+    <w:name w:val="heading 1"/>
+    <w:basedOn w:val="Normal"/>
+    <w:next w:val="Normal"/>
+    <w:link w:val="Heading1Char"/>
+    <w:uiPriority w:val="9"/>
+    <w:qFormat/>
+    <w:rsid w:val="00EC386F"/>
+    <w:pPr>
+      <w:keepNext/>
+      <w:keepLines/>
+      <w:spacing w:before="240" w:after="0"/>
+      <w:outlineLvl w:val="0"/>
+    </w:pPr>
+    <w:rPr>
+      <w:rFonts w:asciiTheme="majorHAnsi" w:eastAsiaTheme="majorEastAsia" w:hAnsiTheme="majorHAnsi" w:cstheme="majorBidi"/>
+      <w:color w:val="000000" w:themeColor="text1"/>
+      <w:sz w:val="32"/>
+      <w:szCs w:val="32"/>
+    </w:rPr>
+  </w:style>
+  <w:style w:type="paragraph" w:styleId="Heading2">
+    <w:name w:val="heading 2"/>
+    <w:basedOn w:val="Normal"/>
+    <w:next w:val="Normal"/>
+    <w:link w:val="Heading2Char"/>
+    <w:uiPriority w:val="9"/>
+    <w:unhideWhenUsed/>
+    <w:qFormat/>
+    <w:rsid w:val="00EC386F"/>
+    <w:pPr>
+      <w:keepNext/>
+      <w:keepLines/>
+      <w:spacing w:before="360" w:after="120" w:line="276" w:lineRule="auto"/>
+      <w:outlineLvl w:val="1"/>
+    </w:pPr>
+    <w:rPr>
+      <w:rFonts w:ascii="Arial" w:eastAsia="Arial" w:hAnsi="Arial" w:cs="Arial"/>
+      <w:sz w:val="32"/>
+      <w:szCs w:val="32"/>
+      <w:lang w:val="hu" w:eastAsia="hu-HU"/>
+    </w:rPr>
+  </w:style>
+  <w:style w:type="paragraph" w:styleId="Heading3">
+    <w:name w:val="heading 3"/>
+    <w:basedOn w:val="Normal"/>
+    <w:next w:val="Normal"/>
+    <w:link w:val="Heading3Char"/>
+    <w:uiPriority w:val="9"/>
+    <w:unhideWhenUsed/>
+    <w:qFormat/>
+    <w:rsid w:val="00EC386F"/>
+    <w:pPr>
+      <w:keepNext/>
+      <w:keepLines/>
+      <w:spacing w:before="320" w:after="80" w:line="276" w:lineRule="auto"/>
+      <w:outlineLvl w:val="2"/>
+    </w:pPr>
+    <w:rPr>
+      <w:rFonts w:ascii="Arial" w:eastAsia="Arial" w:hAnsi="Arial" w:cs="Arial"/>
+      <w:color w:val="434343"/>
+      <w:sz w:val="28"/>
+      <w:szCs w:val="28"/>
+      <w:lang w:val="hu" w:eastAsia="hu-HU"/>
+    </w:rPr>
+  </w:style>
+  <w:style w:type="character" w:default="1" w:styleId="DefaultParagraphFont">
     <w:name w:val="Default Paragraph Font"/>
     <w:uiPriority w:val="1"/>
     <w:semiHidden/>
     <w:unhideWhenUsed/>
   </w:style>
-  <w:style w:type="table" w:default="1" w:styleId="Normltblzat">
+  <w:style w:type="table" w:default="1" w:styleId="TableNormal">
     <w:name w:val="Normal Table"/>
     <w:uiPriority w:val="99"/>
     <w:semiHidden/>
@@ -2049,16 +6200,16 @@
       </w:tblCellMar>
     </w:tblPr>
   </w:style>
-  <w:style w:type="numbering" w:default="1" w:styleId="Nemlista">
+  <w:style w:type="numbering" w:default="1" w:styleId="NoList">
     <w:name w:val="No List"/>
     <w:uiPriority w:val="99"/>
     <w:semiHidden/>
     <w:unhideWhenUsed/>
   </w:style>
-  <w:style w:type="paragraph" w:styleId="lfej">
+  <w:style w:type="paragraph" w:styleId="Header">
     <w:name w:val="header"/>
-    <w:basedOn w:val="Norml"/>
-    <w:link w:val="lfejChar"/>
+    <w:basedOn w:val="Normal"/>
+    <w:link w:val="HeaderChar"/>
     <w:uiPriority w:val="99"/>
     <w:unhideWhenUsed/>
     <w:rsid w:val="00A31A33"/>
@@ -2070,17 +6221,17 @@
       <w:spacing w:after="0" w:line="240" w:lineRule="auto"/>
     </w:pPr>
   </w:style>
-  <w:style w:type="character" w:customStyle="1" w:styleId="lfejChar">
-    <w:name w:val="Élőfej Char"/>
-    <w:basedOn w:val="Bekezdsalapbettpusa"/>
-    <w:link w:val="lfej"/>
+  <w:style w:type="character" w:customStyle="1" w:styleId="HeaderChar">
+    <w:name w:val="Header Char"/>
+    <w:basedOn w:val="DefaultParagraphFont"/>
+    <w:link w:val="Header"/>
     <w:uiPriority w:val="99"/>
     <w:rsid w:val="00A31A33"/>
   </w:style>
-  <w:style w:type="paragraph" w:styleId="llb">
+  <w:style w:type="paragraph" w:styleId="Footer">
     <w:name w:val="footer"/>
-    <w:basedOn w:val="Norml"/>
-    <w:link w:val="llbChar"/>
+    <w:basedOn w:val="Normal"/>
+    <w:link w:val="FooterChar"/>
     <w:uiPriority w:val="99"/>
     <w:unhideWhenUsed/>
     <w:rsid w:val="00A31A33"/>
@@ -2092,16 +6243,16 @@
       <w:spacing w:after="0" w:line="240" w:lineRule="auto"/>
     </w:pPr>
   </w:style>
-  <w:style w:type="character" w:customStyle="1" w:styleId="llbChar">
-    <w:name w:val="Élőláb Char"/>
-    <w:basedOn w:val="Bekezdsalapbettpusa"/>
-    <w:link w:val="llb"/>
+  <w:style w:type="character" w:customStyle="1" w:styleId="FooterChar">
+    <w:name w:val="Footer Char"/>
+    <w:basedOn w:val="DefaultParagraphFont"/>
+    <w:link w:val="Footer"/>
     <w:uiPriority w:val="99"/>
     <w:rsid w:val="00A31A33"/>
   </w:style>
-  <w:style w:type="paragraph" w:styleId="NormlWeb">
+  <w:style w:type="paragraph" w:styleId="NormalWeb">
     <w:name w:val="Normal (Web)"/>
-    <w:basedOn w:val="Norml"/>
+    <w:basedOn w:val="Normal"/>
     <w:uiPriority w:val="99"/>
     <w:semiHidden/>
     <w:unhideWhenUsed/>
@@ -2116,9 +6267,9 @@
       <w:lang w:eastAsia="hu-HU"/>
     </w:rPr>
   </w:style>
-  <w:style w:type="character" w:styleId="Hiperhivatkozs">
+  <w:style w:type="character" w:styleId="Hyperlink">
     <w:name w:val="Hyperlink"/>
-    <w:basedOn w:val="Bekezdsalapbettpusa"/>
+    <w:basedOn w:val="DefaultParagraphFont"/>
     <w:uiPriority w:val="99"/>
     <w:unhideWhenUsed/>
     <w:rsid w:val="00C24907"/>
@@ -2127,9 +6278,9 @@
       <w:u w:val="single"/>
     </w:rPr>
   </w:style>
-  <w:style w:type="character" w:styleId="Feloldatlanmegemlts">
+  <w:style w:type="character" w:styleId="UnresolvedMention">
     <w:name w:val="Unresolved Mention"/>
-    <w:basedOn w:val="Bekezdsalapbettpusa"/>
+    <w:basedOn w:val="DefaultParagraphFont"/>
     <w:uiPriority w:val="99"/>
     <w:semiHidden/>
     <w:unhideWhenUsed/>
@@ -2137,6 +6288,46 @@
     <w:rPr>
       <w:color w:val="605E5C"/>
       <w:shd w:val="clear" w:color="auto" w:fill="E1DFDD"/>
+    </w:rPr>
+  </w:style>
+  <w:style w:type="character" w:customStyle="1" w:styleId="Heading2Char">
+    <w:name w:val="Heading 2 Char"/>
+    <w:basedOn w:val="DefaultParagraphFont"/>
+    <w:link w:val="Heading2"/>
+    <w:uiPriority w:val="9"/>
+    <w:rsid w:val="00EC386F"/>
+    <w:rPr>
+      <w:rFonts w:ascii="Arial" w:eastAsia="Arial" w:hAnsi="Arial" w:cs="Arial"/>
+      <w:sz w:val="32"/>
+      <w:szCs w:val="32"/>
+      <w:lang w:val="hu" w:eastAsia="hu-HU"/>
+    </w:rPr>
+  </w:style>
+  <w:style w:type="character" w:customStyle="1" w:styleId="Heading3Char">
+    <w:name w:val="Heading 3 Char"/>
+    <w:basedOn w:val="DefaultParagraphFont"/>
+    <w:link w:val="Heading3"/>
+    <w:uiPriority w:val="9"/>
+    <w:rsid w:val="00EC386F"/>
+    <w:rPr>
+      <w:rFonts w:ascii="Arial" w:eastAsia="Arial" w:hAnsi="Arial" w:cs="Arial"/>
+      <w:color w:val="434343"/>
+      <w:sz w:val="28"/>
+      <w:szCs w:val="28"/>
+      <w:lang w:val="hu" w:eastAsia="hu-HU"/>
+    </w:rPr>
+  </w:style>
+  <w:style w:type="character" w:customStyle="1" w:styleId="Heading1Char">
+    <w:name w:val="Heading 1 Char"/>
+    <w:basedOn w:val="DefaultParagraphFont"/>
+    <w:link w:val="Heading1"/>
+    <w:uiPriority w:val="9"/>
+    <w:rsid w:val="00EC386F"/>
+    <w:rPr>
+      <w:rFonts w:asciiTheme="majorHAnsi" w:eastAsiaTheme="majorEastAsia" w:hAnsiTheme="majorHAnsi" w:cstheme="majorBidi"/>
+      <w:color w:val="000000" w:themeColor="text1"/>
+      <w:sz w:val="32"/>
+      <w:szCs w:val="32"/>
     </w:rPr>
   </w:style>
 </w:styles>

--- a/Felhasználói_Dokumentáció.docx
+++ b/Felhasználói_Dokumentáció.docx
@@ -478,7 +478,7 @@
     </w:p>
     <w:p>
       <w:pPr>
-        <w:pStyle w:val="Heading1"/>
+        <w:pStyle w:val="Cmsor1"/>
       </w:pPr>
       <w:r>
         <w:lastRenderedPageBreak/>
@@ -487,7 +487,7 @@
     </w:p>
     <w:p>
       <w:pPr>
-        <w:pStyle w:val="NormalWeb"/>
+        <w:pStyle w:val="NormlWeb"/>
         <w:jc w:val="both"/>
       </w:pPr>
       <w:r>
@@ -496,7 +496,7 @@
     </w:p>
     <w:p>
       <w:pPr>
-        <w:pStyle w:val="NormalWeb"/>
+        <w:pStyle w:val="NormlWeb"/>
         <w:jc w:val="both"/>
       </w:pPr>
       <w:r>
@@ -505,7 +505,7 @@
     </w:p>
     <w:p>
       <w:pPr>
-        <w:pStyle w:val="NormalWeb"/>
+        <w:pStyle w:val="NormlWeb"/>
         <w:jc w:val="both"/>
       </w:pPr>
       <w:r>
@@ -526,7 +526,7 @@
     </w:p>
     <w:p>
       <w:pPr>
-        <w:pStyle w:val="NormalWeb"/>
+        <w:pStyle w:val="NormlWeb"/>
         <w:jc w:val="both"/>
       </w:pPr>
       <w:r>
@@ -535,16 +535,16 @@
     </w:p>
     <w:p>
       <w:pPr>
-        <w:pStyle w:val="NormalWeb"/>
+        <w:pStyle w:val="NormlWeb"/>
         <w:jc w:val="both"/>
       </w:pPr>
       <w:r>
-        <w:t>Az adminisztrátori felület szintén fontos része a rendszernek. Az adminisztrátorok számára egy külön belépési pont biztosított, ahol teljes körűen kezelhetik a webshop tartalmát. Ide tartozik a termékek felvitele, módosítása és törlése, kategóriák kezelése, készletinformációk frissítése, valamint rendelések nyomon követése. Emellett statisztikai kimutatások is rendelkezésre állnak, amelyek segítségével az adminisztrátorok képet kaphatnak az eladásokról, a legnépszerűbb termékekről és a vásárlói szokásokról.</w:t>
-      </w:r>
-    </w:p>
-    <w:p>
-      <w:pPr>
-        <w:pStyle w:val="NormalWeb"/>
+        <w:t>Az adminisztrátori felület szintén fontos része a rendszernek. Az adminisztrátorok számára egy külön belépési pont biztosított, ahol teljeskörűen kezelhetik a webshop tartalmát. Ide tartozik a termékek felvitele, módosítása és törlése, kategóriák kezelése, készletinformációk frissítése, valamint rendelések nyomon követése. Emellett statisztikai kimutatások is rendelkezésre állnak, amelyek segítségével az adminisztrátorok képet kaphatnak az eladásokról, a legnépszerűbb termékekről és a vásárlói szokásokról.</w:t>
+      </w:r>
+    </w:p>
+    <w:p>
+      <w:pPr>
+        <w:pStyle w:val="NormlWeb"/>
         <w:jc w:val="both"/>
       </w:pPr>
       <w:r>
@@ -553,7 +553,7 @@
     </w:p>
     <w:p>
       <w:pPr>
-        <w:pStyle w:val="NormalWeb"/>
+        <w:pStyle w:val="NormlWeb"/>
         <w:jc w:val="both"/>
       </w:pPr>
       <w:r>
@@ -589,15 +589,16 @@
     </w:p>
     <w:p>
       <w:pPr>
-        <w:pStyle w:val="Heading1"/>
-      </w:pPr>
-      <w:r>
+        <w:pStyle w:val="Cmsor1"/>
+      </w:pPr>
+      <w:r>
+        <w:lastRenderedPageBreak/>
         <w:t>Rendszerkövetelmények:</w:t>
       </w:r>
     </w:p>
     <w:p>
       <w:pPr>
-        <w:pStyle w:val="Heading2"/>
+        <w:pStyle w:val="Cmsor2"/>
       </w:pPr>
       <w:r>
         <w:t>Hardver:</w:t>
@@ -656,7 +657,7 @@
     </w:p>
     <w:p>
       <w:pPr>
-        <w:pStyle w:val="Heading2"/>
+        <w:pStyle w:val="Cmsor2"/>
       </w:pPr>
       <w:r>
         <w:t>Szoftver:</w:t>
@@ -676,41 +677,41 @@
           <w:sz w:val="28"/>
           <w:szCs w:val="28"/>
         </w:rPr>
-        <w:t>Operációs rendszer: Window 7,8,10,11, Linux (32 vagy 64 bites), macOS 10.10 vagy újabb</w:t>
-      </w:r>
-    </w:p>
-    <w:p>
-      <w:pPr>
+        <w:t>Operációs rendszer: Window</w:t>
+      </w:r>
+      <w:r>
         <w:rPr>
           <w:rFonts w:ascii="Times New Roman" w:hAnsi="Times New Roman" w:cs="Times New Roman"/>
           <w:sz w:val="28"/>
           <w:szCs w:val="28"/>
         </w:rPr>
-      </w:pPr>
+        <w:t>s</w:t>
+      </w:r>
       <w:r>
         <w:rPr>
           <w:rFonts w:ascii="Times New Roman" w:hAnsi="Times New Roman" w:cs="Times New Roman"/>
           <w:sz w:val="28"/>
           <w:szCs w:val="28"/>
         </w:rPr>
-        <w:t>Github cmd</w:t>
-      </w:r>
-    </w:p>
-    <w:p>
-      <w:pPr>
+        <w:t xml:space="preserve"> 7,8,10,11, Linux (32 vagy 64 bites), </w:t>
+      </w:r>
+      <w:proofErr w:type="spellStart"/>
+      <w:r>
         <w:rPr>
           <w:rFonts w:ascii="Times New Roman" w:hAnsi="Times New Roman" w:cs="Times New Roman"/>
           <w:sz w:val="28"/>
           <w:szCs w:val="28"/>
         </w:rPr>
-      </w:pPr>
+        <w:t>macOS</w:t>
+      </w:r>
+      <w:proofErr w:type="spellEnd"/>
       <w:r>
         <w:rPr>
           <w:rFonts w:ascii="Times New Roman" w:hAnsi="Times New Roman" w:cs="Times New Roman"/>
           <w:sz w:val="28"/>
           <w:szCs w:val="28"/>
         </w:rPr>
-        <w:t>XAMPP telepítése a „C” meghajtóra</w:t>
+        <w:t xml:space="preserve"> 10.10 vagy újabb</w:t>
       </w:r>
     </w:p>
     <w:p>
@@ -721,31 +722,34 @@
           <w:szCs w:val="28"/>
         </w:rPr>
       </w:pPr>
+      <w:proofErr w:type="spellStart"/>
       <w:r>
         <w:rPr>
           <w:rFonts w:ascii="Times New Roman" w:hAnsi="Times New Roman" w:cs="Times New Roman"/>
           <w:sz w:val="28"/>
           <w:szCs w:val="28"/>
         </w:rPr>
-        <w:t>XAMPP phpmyadmin</w:t>
-      </w:r>
-    </w:p>
-    <w:p>
-      <w:pPr>
+        <w:t>Github</w:t>
+      </w:r>
+      <w:proofErr w:type="spellEnd"/>
+      <w:r>
         <w:rPr>
           <w:rFonts w:ascii="Times New Roman" w:hAnsi="Times New Roman" w:cs="Times New Roman"/>
           <w:sz w:val="28"/>
           <w:szCs w:val="28"/>
         </w:rPr>
-      </w:pPr>
+        <w:t xml:space="preserve"> </w:t>
+      </w:r>
+      <w:proofErr w:type="spellStart"/>
       <w:r>
         <w:rPr>
           <w:rFonts w:ascii="Times New Roman" w:hAnsi="Times New Roman" w:cs="Times New Roman"/>
           <w:sz w:val="28"/>
           <w:szCs w:val="28"/>
         </w:rPr>
-        <w:t>szabad 80 és 443 port</w:t>
-      </w:r>
+        <w:t>cmd</w:t>
+      </w:r>
+      <w:proofErr w:type="spellEnd"/>
     </w:p>
     <w:p>
       <w:pPr>
@@ -761,7 +765,7 @@
           <w:sz w:val="28"/>
           <w:szCs w:val="28"/>
         </w:rPr>
-        <w:t>phpmyadmin-ba importálni az „arany_agancs.sql”-t</w:t>
+        <w:t>XAMPP telepítése a „C” meghajtóra</w:t>
       </w:r>
     </w:p>
     <w:p>
@@ -772,10 +776,107 @@
           <w:szCs w:val="28"/>
         </w:rPr>
       </w:pPr>
-    </w:p>
-    <w:p>
-      <w:pPr>
-        <w:pStyle w:val="Heading1"/>
+      <w:r>
+        <w:rPr>
+          <w:rFonts w:ascii="Times New Roman" w:hAnsi="Times New Roman" w:cs="Times New Roman"/>
+          <w:sz w:val="28"/>
+          <w:szCs w:val="28"/>
+        </w:rPr>
+        <w:t xml:space="preserve">XAMPP </w:t>
+      </w:r>
+      <w:proofErr w:type="spellStart"/>
+      <w:r>
+        <w:rPr>
+          <w:rFonts w:ascii="Times New Roman" w:hAnsi="Times New Roman" w:cs="Times New Roman"/>
+          <w:sz w:val="28"/>
+          <w:szCs w:val="28"/>
+        </w:rPr>
+        <w:t>phpmyadmin</w:t>
+      </w:r>
+      <w:proofErr w:type="spellEnd"/>
+    </w:p>
+    <w:p>
+      <w:pPr>
+        <w:rPr>
+          <w:rFonts w:ascii="Times New Roman" w:hAnsi="Times New Roman" w:cs="Times New Roman"/>
+          <w:sz w:val="28"/>
+          <w:szCs w:val="28"/>
+        </w:rPr>
+      </w:pPr>
+      <w:r>
+        <w:rPr>
+          <w:rFonts w:ascii="Times New Roman" w:hAnsi="Times New Roman" w:cs="Times New Roman"/>
+          <w:sz w:val="28"/>
+          <w:szCs w:val="28"/>
+        </w:rPr>
+        <w:t>szabad 80 és 443 port</w:t>
+      </w:r>
+    </w:p>
+    <w:p>
+      <w:pPr>
+        <w:rPr>
+          <w:rFonts w:ascii="Times New Roman" w:hAnsi="Times New Roman" w:cs="Times New Roman"/>
+          <w:sz w:val="28"/>
+          <w:szCs w:val="28"/>
+        </w:rPr>
+      </w:pPr>
+      <w:proofErr w:type="spellStart"/>
+      <w:r>
+        <w:rPr>
+          <w:rFonts w:ascii="Times New Roman" w:hAnsi="Times New Roman" w:cs="Times New Roman"/>
+          <w:sz w:val="28"/>
+          <w:szCs w:val="28"/>
+        </w:rPr>
+        <w:t>phpmyadmin-ba</w:t>
+      </w:r>
+      <w:proofErr w:type="spellEnd"/>
+      <w:r>
+        <w:rPr>
+          <w:rFonts w:ascii="Times New Roman" w:hAnsi="Times New Roman" w:cs="Times New Roman"/>
+          <w:sz w:val="28"/>
+          <w:szCs w:val="28"/>
+        </w:rPr>
+        <w:t xml:space="preserve"> importálni az „</w:t>
+      </w:r>
+      <w:proofErr w:type="spellStart"/>
+      <w:r>
+        <w:rPr>
+          <w:rFonts w:ascii="Times New Roman" w:hAnsi="Times New Roman" w:cs="Times New Roman"/>
+          <w:sz w:val="28"/>
+          <w:szCs w:val="28"/>
+        </w:rPr>
+        <w:t>arany_agancs.sql</w:t>
+      </w:r>
+      <w:proofErr w:type="spellEnd"/>
+      <w:r>
+        <w:rPr>
+          <w:rFonts w:ascii="Times New Roman" w:hAnsi="Times New Roman" w:cs="Times New Roman"/>
+          <w:sz w:val="28"/>
+          <w:szCs w:val="28"/>
+        </w:rPr>
+        <w:t>” -</w:t>
+      </w:r>
+      <w:r>
+        <w:rPr>
+          <w:rFonts w:ascii="Times New Roman" w:hAnsi="Times New Roman" w:cs="Times New Roman"/>
+          <w:sz w:val="28"/>
+          <w:szCs w:val="28"/>
+        </w:rPr>
+        <w:t>t</w:t>
+      </w:r>
+    </w:p>
+    <w:p>
+      <w:pPr>
+        <w:rPr>
+          <w:rFonts w:ascii="Times New Roman" w:hAnsi="Times New Roman" w:cs="Times New Roman"/>
+          <w:sz w:val="28"/>
+          <w:szCs w:val="28"/>
+        </w:rPr>
+      </w:pPr>
+    </w:p>
+    <w:p>
+      <w:pPr>
+        <w:pStyle w:val="Cmsor1"/>
       </w:pPr>
       <w:r>
         <w:t>A program telepítése:</w:t>
@@ -783,7 +884,7 @@
     </w:p>
     <w:p>
       <w:pPr>
-        <w:pStyle w:val="Heading2"/>
+        <w:pStyle w:val="Cmsor2"/>
       </w:pPr>
       <w:r>
         <w:t>Projekt működéséhez kötelező letöltések:</w:t>
@@ -798,26 +899,158 @@
           <w:szCs w:val="24"/>
         </w:rPr>
       </w:pPr>
-      <w:r>
-        <w:rPr>
-          <w:rFonts w:ascii="Times New Roman" w:hAnsi="Times New Roman" w:cs="Times New Roman"/>
-          <w:sz w:val="24"/>
-          <w:szCs w:val="24"/>
-        </w:rPr>
-        <w:t xml:space="preserve">Github cmd megnyitása után el kell navigálni a „C:\xampp\htdocs” mapáig, ahol kiadod a </w:t>
-      </w:r>
-      <w:r>
-        <w:rPr>
-          <w:rFonts w:ascii="Times New Roman" w:hAnsi="Times New Roman" w:cs="Times New Roman"/>
-          <w:sz w:val="24"/>
-          <w:szCs w:val="24"/>
-        </w:rPr>
-        <w:t xml:space="preserve">„git clone </w:t>
+      <w:proofErr w:type="spellStart"/>
+      <w:r>
+        <w:rPr>
+          <w:rFonts w:ascii="Times New Roman" w:hAnsi="Times New Roman" w:cs="Times New Roman"/>
+          <w:sz w:val="24"/>
+          <w:szCs w:val="24"/>
+        </w:rPr>
+        <w:t>Github</w:t>
+      </w:r>
+      <w:proofErr w:type="spellEnd"/>
+      <w:r>
+        <w:rPr>
+          <w:rFonts w:ascii="Times New Roman" w:hAnsi="Times New Roman" w:cs="Times New Roman"/>
+          <w:sz w:val="24"/>
+          <w:szCs w:val="24"/>
+        </w:rPr>
+        <w:t xml:space="preserve"> </w:t>
+      </w:r>
+      <w:proofErr w:type="spellStart"/>
+      <w:r>
+        <w:rPr>
+          <w:rFonts w:ascii="Times New Roman" w:hAnsi="Times New Roman" w:cs="Times New Roman"/>
+          <w:sz w:val="24"/>
+          <w:szCs w:val="24"/>
+        </w:rPr>
+        <w:t>cmd</w:t>
+      </w:r>
+      <w:proofErr w:type="spellEnd"/>
+      <w:r>
+        <w:rPr>
+          <w:rFonts w:ascii="Times New Roman" w:hAnsi="Times New Roman" w:cs="Times New Roman"/>
+          <w:sz w:val="24"/>
+          <w:szCs w:val="24"/>
+        </w:rPr>
+        <w:t xml:space="preserve"> megnyitása után el kell navigálni a „C:\</w:t>
+      </w:r>
+      <w:proofErr w:type="spellStart"/>
+      <w:r>
+        <w:rPr>
+          <w:rFonts w:ascii="Times New Roman" w:hAnsi="Times New Roman" w:cs="Times New Roman"/>
+          <w:sz w:val="24"/>
+          <w:szCs w:val="24"/>
+        </w:rPr>
+        <w:t>xampp</w:t>
+      </w:r>
+      <w:proofErr w:type="spellEnd"/>
+      <w:r>
+        <w:rPr>
+          <w:rFonts w:ascii="Times New Roman" w:hAnsi="Times New Roman" w:cs="Times New Roman"/>
+          <w:sz w:val="24"/>
+          <w:szCs w:val="24"/>
+        </w:rPr>
+        <w:t>\</w:t>
+      </w:r>
+      <w:proofErr w:type="spellStart"/>
+      <w:r>
+        <w:rPr>
+          <w:rFonts w:ascii="Times New Roman" w:hAnsi="Times New Roman" w:cs="Times New Roman"/>
+          <w:sz w:val="24"/>
+          <w:szCs w:val="24"/>
+        </w:rPr>
+        <w:t>htdocs</w:t>
+      </w:r>
+      <w:proofErr w:type="spellEnd"/>
+      <w:r>
+        <w:rPr>
+          <w:rFonts w:ascii="Times New Roman" w:hAnsi="Times New Roman" w:cs="Times New Roman"/>
+          <w:sz w:val="24"/>
+          <w:szCs w:val="24"/>
+        </w:rPr>
+        <w:t>” map</w:t>
+      </w:r>
+      <w:r>
+        <w:rPr>
+          <w:rFonts w:ascii="Times New Roman" w:hAnsi="Times New Roman" w:cs="Times New Roman"/>
+          <w:sz w:val="24"/>
+          <w:szCs w:val="24"/>
+        </w:rPr>
+        <w:t>p</w:t>
+      </w:r>
+      <w:r>
+        <w:rPr>
+          <w:rFonts w:ascii="Times New Roman" w:hAnsi="Times New Roman" w:cs="Times New Roman"/>
+          <w:sz w:val="24"/>
+          <w:szCs w:val="24"/>
+        </w:rPr>
+        <w:t>áig, ahol k</w:t>
+      </w:r>
+      <w:r>
+        <w:rPr>
+          <w:rFonts w:ascii="Times New Roman" w:hAnsi="Times New Roman" w:cs="Times New Roman"/>
+          <w:sz w:val="24"/>
+          <w:szCs w:val="24"/>
+        </w:rPr>
+        <w:t>i kell adni</w:t>
+      </w:r>
+      <w:r>
+        <w:rPr>
+          <w:rFonts w:ascii="Times New Roman" w:hAnsi="Times New Roman" w:cs="Times New Roman"/>
+          <w:sz w:val="24"/>
+          <w:szCs w:val="24"/>
+        </w:rPr>
+        <w:t xml:space="preserve"> a </w:t>
+      </w:r>
+      <w:r>
+        <w:rPr>
+          <w:rFonts w:ascii="Times New Roman" w:hAnsi="Times New Roman" w:cs="Times New Roman"/>
+          <w:sz w:val="24"/>
+          <w:szCs w:val="24"/>
+        </w:rPr>
+        <w:t>„</w:t>
+      </w:r>
+      <w:proofErr w:type="spellStart"/>
+      <w:r>
+        <w:rPr>
+          <w:rFonts w:ascii="Times New Roman" w:hAnsi="Times New Roman" w:cs="Times New Roman"/>
+          <w:sz w:val="24"/>
+          <w:szCs w:val="24"/>
+        </w:rPr>
+        <w:t>git</w:t>
+      </w:r>
+      <w:proofErr w:type="spellEnd"/>
+      <w:r>
+        <w:rPr>
+          <w:rFonts w:ascii="Times New Roman" w:hAnsi="Times New Roman" w:cs="Times New Roman"/>
+          <w:sz w:val="24"/>
+          <w:szCs w:val="24"/>
+        </w:rPr>
+        <w:t xml:space="preserve"> </w:t>
+      </w:r>
+      <w:proofErr w:type="spellStart"/>
+      <w:r>
+        <w:rPr>
+          <w:rFonts w:ascii="Times New Roman" w:hAnsi="Times New Roman" w:cs="Times New Roman"/>
+          <w:sz w:val="24"/>
+          <w:szCs w:val="24"/>
+        </w:rPr>
+        <w:t>clone</w:t>
+      </w:r>
+      <w:proofErr w:type="spellEnd"/>
+      <w:r>
+        <w:rPr>
+          <w:rFonts w:ascii="Times New Roman" w:hAnsi="Times New Roman" w:cs="Times New Roman"/>
+          <w:sz w:val="24"/>
+          <w:szCs w:val="24"/>
+        </w:rPr>
+        <w:t xml:space="preserve"> </w:t>
       </w:r>
       <w:hyperlink r:id="rId7" w:history="1">
         <w:r>
           <w:rPr>
-            <w:rStyle w:val="Hyperlink"/>
+            <w:rStyle w:val="Hiperhivatkozs"/>
             <w:rFonts w:ascii="Times New Roman" w:hAnsi="Times New Roman" w:cs="Times New Roman"/>
             <w:sz w:val="24"/>
             <w:szCs w:val="24"/>
@@ -902,7 +1135,76 @@
           <w:sz w:val="24"/>
           <w:szCs w:val="24"/>
         </w:rPr>
-        <w:t>A C:\xampp\htdocs\vadaszProjekt mappából „arany_agancs.sql” beimportálni a phpmyadmin-ba.</w:t>
+        <w:lastRenderedPageBreak/>
+        <w:t xml:space="preserve">A C:\xampp\htdocs\vadaszProjekt mappából </w:t>
+      </w:r>
+      <w:r>
+        <w:rPr>
+          <w:rFonts w:ascii="Times New Roman" w:hAnsi="Times New Roman" w:cs="Times New Roman"/>
+          <w:sz w:val="24"/>
+          <w:szCs w:val="24"/>
+        </w:rPr>
+        <w:t xml:space="preserve">az </w:t>
+      </w:r>
+      <w:r>
+        <w:rPr>
+          <w:rFonts w:ascii="Times New Roman" w:hAnsi="Times New Roman" w:cs="Times New Roman"/>
+          <w:sz w:val="24"/>
+          <w:szCs w:val="24"/>
+        </w:rPr>
+        <w:t>„</w:t>
+      </w:r>
+      <w:proofErr w:type="spellStart"/>
+      <w:r>
+        <w:rPr>
+          <w:rFonts w:ascii="Times New Roman" w:hAnsi="Times New Roman" w:cs="Times New Roman"/>
+          <w:sz w:val="24"/>
+          <w:szCs w:val="24"/>
+        </w:rPr>
+        <w:t>arany_agancs.sql</w:t>
+      </w:r>
+      <w:proofErr w:type="spellEnd"/>
+      <w:r>
+        <w:rPr>
+          <w:rFonts w:ascii="Times New Roman" w:hAnsi="Times New Roman" w:cs="Times New Roman"/>
+          <w:sz w:val="24"/>
+          <w:szCs w:val="24"/>
+        </w:rPr>
+        <w:t>”</w:t>
+      </w:r>
+      <w:r>
+        <w:rPr>
+          <w:rFonts w:ascii="Times New Roman" w:hAnsi="Times New Roman" w:cs="Times New Roman"/>
+          <w:sz w:val="24"/>
+          <w:szCs w:val="24"/>
+        </w:rPr>
+        <w:t xml:space="preserve"> fájlt be kell</w:t>
+      </w:r>
+      <w:r>
+        <w:rPr>
+          <w:rFonts w:ascii="Times New Roman" w:hAnsi="Times New Roman" w:cs="Times New Roman"/>
+          <w:sz w:val="24"/>
+          <w:szCs w:val="24"/>
+        </w:rPr>
+        <w:t xml:space="preserve"> importálni a </w:t>
+      </w:r>
+      <w:proofErr w:type="spellStart"/>
+      <w:r>
+        <w:rPr>
+          <w:rFonts w:ascii="Times New Roman" w:hAnsi="Times New Roman" w:cs="Times New Roman"/>
+          <w:sz w:val="24"/>
+          <w:szCs w:val="24"/>
+        </w:rPr>
+        <w:t>phpmyadmin-ba</w:t>
+      </w:r>
+      <w:proofErr w:type="spellEnd"/>
+      <w:r>
+        <w:rPr>
+          <w:rFonts w:ascii="Times New Roman" w:hAnsi="Times New Roman" w:cs="Times New Roman"/>
+          <w:sz w:val="24"/>
+          <w:szCs w:val="24"/>
+        </w:rPr>
+        <w:t>.</w:t>
       </w:r>
       <w:r>
         <w:rPr>
@@ -970,7 +1272,7 @@
       <w:hyperlink r:id="rId10" w:history="1">
         <w:r>
           <w:rPr>
-            <w:rStyle w:val="Hyperlink"/>
+            <w:rStyle w:val="Hiperhivatkozs"/>
             <w:rFonts w:ascii="Segoe UI" w:hAnsi="Segoe UI" w:cs="Segoe UI"/>
             <w:color w:val="0969DA"/>
             <w:shd w:val="clear" w:color="auto" w:fill="FFFFFF"/>
@@ -979,8 +1281,25 @@
         </w:r>
       </w:hyperlink>
       <w:r>
-        <w:t xml:space="preserve"> oldalról letöltött ZIP-ből ki kell szedni a src mappát és át kell helyezni a </w:t>
-      </w:r>
+        <w:t xml:space="preserve"> oldalról letöltött ZIP-</w:t>
+      </w:r>
+      <w:proofErr w:type="spellStart"/>
+      <w:r>
+        <w:t>ből</w:t>
+      </w:r>
+      <w:proofErr w:type="spellEnd"/>
+      <w:r>
+        <w:t xml:space="preserve"> ki kell szedni a </w:t>
+      </w:r>
+      <w:proofErr w:type="spellStart"/>
+      <w:r>
+        <w:t>src</w:t>
+      </w:r>
+      <w:proofErr w:type="spellEnd"/>
+      <w:r>
+        <w:t xml:space="preserve"> mappát és át kell helyezni a </w:t>
+      </w:r>
+      <w:proofErr w:type="spellStart"/>
       <w:r>
         <w:rPr>
           <w:rFonts w:ascii="Times New Roman" w:hAnsi="Times New Roman" w:cs="Times New Roman"/>
@@ -989,8 +1308,9 @@
           <w:szCs w:val="24"/>
           <w:shd w:val="clear" w:color="auto" w:fill="FFFFFF"/>
         </w:rPr>
-        <w:t>vadaszProjekt/backend/bejelentkezes/vendor/firebase/php-jwt</w:t>
-      </w:r>
+        <w:t>vadaszProjekt</w:t>
+      </w:r>
+      <w:proofErr w:type="spellEnd"/>
       <w:r>
         <w:rPr>
           <w:rFonts w:ascii="Times New Roman" w:hAnsi="Times New Roman" w:cs="Times New Roman"/>
@@ -999,6 +1319,94 @@
           <w:szCs w:val="24"/>
           <w:shd w:val="clear" w:color="auto" w:fill="FFFFFF"/>
         </w:rPr>
+        <w:t>/backend/</w:t>
+      </w:r>
+      <w:proofErr w:type="spellStart"/>
+      <w:r>
+        <w:rPr>
+          <w:rFonts w:ascii="Times New Roman" w:hAnsi="Times New Roman" w:cs="Times New Roman"/>
+          <w:color w:val="1F2328"/>
+          <w:sz w:val="24"/>
+          <w:szCs w:val="24"/>
+          <w:shd w:val="clear" w:color="auto" w:fill="FFFFFF"/>
+        </w:rPr>
+        <w:t>bejelentkezes</w:t>
+      </w:r>
+      <w:proofErr w:type="spellEnd"/>
+      <w:r>
+        <w:rPr>
+          <w:rFonts w:ascii="Times New Roman" w:hAnsi="Times New Roman" w:cs="Times New Roman"/>
+          <w:color w:val="1F2328"/>
+          <w:sz w:val="24"/>
+          <w:szCs w:val="24"/>
+          <w:shd w:val="clear" w:color="auto" w:fill="FFFFFF"/>
+        </w:rPr>
+        <w:t>/</w:t>
+      </w:r>
+      <w:proofErr w:type="spellStart"/>
+      <w:r>
+        <w:rPr>
+          <w:rFonts w:ascii="Times New Roman" w:hAnsi="Times New Roman" w:cs="Times New Roman"/>
+          <w:color w:val="1F2328"/>
+          <w:sz w:val="24"/>
+          <w:szCs w:val="24"/>
+          <w:shd w:val="clear" w:color="auto" w:fill="FFFFFF"/>
+        </w:rPr>
+        <w:t>vendor</w:t>
+      </w:r>
+      <w:proofErr w:type="spellEnd"/>
+      <w:r>
+        <w:rPr>
+          <w:rFonts w:ascii="Times New Roman" w:hAnsi="Times New Roman" w:cs="Times New Roman"/>
+          <w:color w:val="1F2328"/>
+          <w:sz w:val="24"/>
+          <w:szCs w:val="24"/>
+          <w:shd w:val="clear" w:color="auto" w:fill="FFFFFF"/>
+        </w:rPr>
+        <w:t>/</w:t>
+      </w:r>
+      <w:proofErr w:type="spellStart"/>
+      <w:r>
+        <w:rPr>
+          <w:rFonts w:ascii="Times New Roman" w:hAnsi="Times New Roman" w:cs="Times New Roman"/>
+          <w:color w:val="1F2328"/>
+          <w:sz w:val="24"/>
+          <w:szCs w:val="24"/>
+          <w:shd w:val="clear" w:color="auto" w:fill="FFFFFF"/>
+        </w:rPr>
+        <w:t>firebase</w:t>
+      </w:r>
+      <w:proofErr w:type="spellEnd"/>
+      <w:r>
+        <w:rPr>
+          <w:rFonts w:ascii="Times New Roman" w:hAnsi="Times New Roman" w:cs="Times New Roman"/>
+          <w:color w:val="1F2328"/>
+          <w:sz w:val="24"/>
+          <w:szCs w:val="24"/>
+          <w:shd w:val="clear" w:color="auto" w:fill="FFFFFF"/>
+        </w:rPr>
+        <w:t>/php-</w:t>
+      </w:r>
+      <w:proofErr w:type="spellStart"/>
+      <w:r>
+        <w:rPr>
+          <w:rFonts w:ascii="Times New Roman" w:hAnsi="Times New Roman" w:cs="Times New Roman"/>
+          <w:color w:val="1F2328"/>
+          <w:sz w:val="24"/>
+          <w:szCs w:val="24"/>
+          <w:shd w:val="clear" w:color="auto" w:fill="FFFFFF"/>
+        </w:rPr>
+        <w:t>jwt</w:t>
+      </w:r>
+      <w:proofErr w:type="spellEnd"/>
+      <w:r>
+        <w:rPr>
+          <w:rFonts w:ascii="Times New Roman" w:hAnsi="Times New Roman" w:cs="Times New Roman"/>
+          <w:color w:val="1F2328"/>
+          <w:sz w:val="24"/>
+          <w:szCs w:val="24"/>
+          <w:shd w:val="clear" w:color="auto" w:fill="FFFFFF"/>
+        </w:rPr>
         <w:t xml:space="preserve"> mappába. </w:t>
       </w:r>
     </w:p>
@@ -1021,7 +1429,29 @@
           <w:szCs w:val="24"/>
           <w:shd w:val="clear" w:color="auto" w:fill="FFFFFF"/>
         </w:rPr>
-        <w:t xml:space="preserve">Ezután a „JWT.php” fájlból ki kell törölni a </w:t>
+        <w:t>Ezután a „</w:t>
+      </w:r>
+      <w:proofErr w:type="spellStart"/>
+      <w:r>
+        <w:rPr>
+          <w:rFonts w:ascii="Times New Roman" w:hAnsi="Times New Roman" w:cs="Times New Roman"/>
+          <w:color w:val="1F2328"/>
+          <w:sz w:val="24"/>
+          <w:szCs w:val="24"/>
+          <w:shd w:val="clear" w:color="auto" w:fill="FFFFFF"/>
+        </w:rPr>
+        <w:t>JWT.php</w:t>
+      </w:r>
+      <w:proofErr w:type="spellEnd"/>
+      <w:r>
+        <w:rPr>
+          <w:rFonts w:ascii="Times New Roman" w:hAnsi="Times New Roman" w:cs="Times New Roman"/>
+          <w:color w:val="1F2328"/>
+          <w:sz w:val="24"/>
+          <w:szCs w:val="24"/>
+          <w:shd w:val="clear" w:color="auto" w:fill="FFFFFF"/>
+        </w:rPr>
+        <w:t xml:space="preserve">” fájlból ki kell törölni a </w:t>
       </w:r>
       <w:r>
         <w:rPr>
@@ -1132,7 +1562,25 @@
           <w:sz w:val="24"/>
           <w:szCs w:val="24"/>
         </w:rPr>
-        <w:t>Ha a gépen még nincsen letöltve a Composer, akkor ezen a linken kell letölteni</w:t>
+        <w:t xml:space="preserve">Ha a gépen még nincsen letöltve a </w:t>
+      </w:r>
+      <w:proofErr w:type="spellStart"/>
+      <w:r>
+        <w:rPr>
+          <w:rFonts w:ascii="Times New Roman" w:hAnsi="Times New Roman" w:cs="Times New Roman"/>
+          <w:sz w:val="24"/>
+          <w:szCs w:val="24"/>
+        </w:rPr>
+        <w:t>Composer</w:t>
+      </w:r>
+      <w:proofErr w:type="spellEnd"/>
+      <w:r>
+        <w:rPr>
+          <w:rFonts w:ascii="Times New Roman" w:hAnsi="Times New Roman" w:cs="Times New Roman"/>
+          <w:sz w:val="24"/>
+          <w:szCs w:val="24"/>
+        </w:rPr>
+        <w:t>, akkor ezen a linken kell letölteni</w:t>
       </w:r>
       <w:r>
         <w:t xml:space="preserve"> </w:t>
@@ -1169,7 +1617,105 @@
           <w:sz w:val="24"/>
           <w:szCs w:val="24"/>
         </w:rPr>
-        <w:t xml:space="preserve"> a parancsorba el kell navigálni a vadászProjekt mappához, majd ki kell adni a „composer require phpmailer/phpmailer”-t</w:t>
+        <w:t xml:space="preserve"> a parancsorba el kell navigálni a </w:t>
+      </w:r>
+      <w:proofErr w:type="spellStart"/>
+      <w:r>
+        <w:rPr>
+          <w:rFonts w:ascii="Times New Roman" w:hAnsi="Times New Roman" w:cs="Times New Roman"/>
+          <w:sz w:val="24"/>
+          <w:szCs w:val="24"/>
+        </w:rPr>
+        <w:t>vadászProjekt</w:t>
+      </w:r>
+      <w:proofErr w:type="spellEnd"/>
+      <w:r>
+        <w:rPr>
+          <w:rFonts w:ascii="Times New Roman" w:hAnsi="Times New Roman" w:cs="Times New Roman"/>
+          <w:sz w:val="24"/>
+          <w:szCs w:val="24"/>
+        </w:rPr>
+        <w:t xml:space="preserve"> mappához, majd ki kell adni a „</w:t>
+      </w:r>
+      <w:proofErr w:type="spellStart"/>
+      <w:r>
+        <w:rPr>
+          <w:rFonts w:ascii="Times New Roman" w:hAnsi="Times New Roman" w:cs="Times New Roman"/>
+          <w:sz w:val="24"/>
+          <w:szCs w:val="24"/>
+        </w:rPr>
+        <w:t>composer</w:t>
+      </w:r>
+      <w:proofErr w:type="spellEnd"/>
+      <w:r>
+        <w:rPr>
+          <w:rFonts w:ascii="Times New Roman" w:hAnsi="Times New Roman" w:cs="Times New Roman"/>
+          <w:sz w:val="24"/>
+          <w:szCs w:val="24"/>
+        </w:rPr>
+        <w:t xml:space="preserve"> </w:t>
+      </w:r>
+      <w:proofErr w:type="spellStart"/>
+      <w:r>
+        <w:rPr>
+          <w:rFonts w:ascii="Times New Roman" w:hAnsi="Times New Roman" w:cs="Times New Roman"/>
+          <w:sz w:val="24"/>
+          <w:szCs w:val="24"/>
+        </w:rPr>
+        <w:t>require</w:t>
+      </w:r>
+      <w:proofErr w:type="spellEnd"/>
+      <w:r>
+        <w:rPr>
+          <w:rFonts w:ascii="Times New Roman" w:hAnsi="Times New Roman" w:cs="Times New Roman"/>
+          <w:sz w:val="24"/>
+          <w:szCs w:val="24"/>
+        </w:rPr>
+        <w:t xml:space="preserve"> </w:t>
+      </w:r>
+      <w:proofErr w:type="spellStart"/>
+      <w:r>
+        <w:rPr>
+          <w:rFonts w:ascii="Times New Roman" w:hAnsi="Times New Roman" w:cs="Times New Roman"/>
+          <w:sz w:val="24"/>
+          <w:szCs w:val="24"/>
+        </w:rPr>
+        <w:t>phpmailer</w:t>
+      </w:r>
+      <w:proofErr w:type="spellEnd"/>
+      <w:r>
+        <w:rPr>
+          <w:rFonts w:ascii="Times New Roman" w:hAnsi="Times New Roman" w:cs="Times New Roman"/>
+          <w:sz w:val="24"/>
+          <w:szCs w:val="24"/>
+        </w:rPr>
+        <w:t>/</w:t>
+      </w:r>
+      <w:proofErr w:type="spellStart"/>
+      <w:r>
+        <w:rPr>
+          <w:rFonts w:ascii="Times New Roman" w:hAnsi="Times New Roman" w:cs="Times New Roman"/>
+          <w:sz w:val="24"/>
+          <w:szCs w:val="24"/>
+        </w:rPr>
+        <w:t>phpmailer</w:t>
+      </w:r>
+      <w:proofErr w:type="spellEnd"/>
+      <w:r>
+        <w:rPr>
+          <w:rFonts w:ascii="Times New Roman" w:hAnsi="Times New Roman" w:cs="Times New Roman"/>
+          <w:sz w:val="24"/>
+          <w:szCs w:val="24"/>
+        </w:rPr>
+        <w:t>” -</w:t>
+      </w:r>
+      <w:r>
+        <w:rPr>
+          <w:rFonts w:ascii="Times New Roman" w:hAnsi="Times New Roman" w:cs="Times New Roman"/>
+          <w:sz w:val="24"/>
+          <w:szCs w:val="24"/>
+        </w:rPr>
+        <w:t>t</w:t>
       </w:r>
     </w:p>
     <w:p>
@@ -1235,7 +1781,87 @@
           <w:sz w:val="24"/>
           <w:szCs w:val="24"/>
         </w:rPr>
-        <w:t>Majd ki kell adni ugyanabban sorban a „composer require vlucas/phpdotenv” parancsot</w:t>
+        <w:t>Majd ki kell adni ugyanabban sorban a „</w:t>
+      </w:r>
+      <w:proofErr w:type="spellStart"/>
+      <w:r>
+        <w:rPr>
+          <w:rFonts w:ascii="Times New Roman" w:hAnsi="Times New Roman" w:cs="Times New Roman"/>
+          <w:sz w:val="24"/>
+          <w:szCs w:val="24"/>
+        </w:rPr>
+        <w:t>composer</w:t>
+      </w:r>
+      <w:proofErr w:type="spellEnd"/>
+      <w:r>
+        <w:rPr>
+          <w:rFonts w:ascii="Times New Roman" w:hAnsi="Times New Roman" w:cs="Times New Roman"/>
+          <w:sz w:val="24"/>
+          <w:szCs w:val="24"/>
+        </w:rPr>
+        <w:t xml:space="preserve"> </w:t>
+      </w:r>
+      <w:proofErr w:type="spellStart"/>
+      <w:r>
+        <w:rPr>
+          <w:rFonts w:ascii="Times New Roman" w:hAnsi="Times New Roman" w:cs="Times New Roman"/>
+          <w:sz w:val="24"/>
+          <w:szCs w:val="24"/>
+        </w:rPr>
+        <w:t>require</w:t>
+      </w:r>
+      <w:proofErr w:type="spellEnd"/>
+      <w:r>
+        <w:rPr>
+          <w:rFonts w:ascii="Times New Roman" w:hAnsi="Times New Roman" w:cs="Times New Roman"/>
+          <w:sz w:val="24"/>
+          <w:szCs w:val="24"/>
+        </w:rPr>
+        <w:t xml:space="preserve"> </w:t>
+      </w:r>
+      <w:proofErr w:type="spellStart"/>
+      <w:r>
+        <w:rPr>
+          <w:rFonts w:ascii="Times New Roman" w:hAnsi="Times New Roman" w:cs="Times New Roman"/>
+          <w:sz w:val="24"/>
+          <w:szCs w:val="24"/>
+        </w:rPr>
+        <w:t>vlucas</w:t>
+      </w:r>
+      <w:proofErr w:type="spellEnd"/>
+      <w:r>
+        <w:rPr>
+          <w:rFonts w:ascii="Times New Roman" w:hAnsi="Times New Roman" w:cs="Times New Roman"/>
+          <w:sz w:val="24"/>
+          <w:szCs w:val="24"/>
+        </w:rPr>
+        <w:t>/</w:t>
+      </w:r>
+      <w:proofErr w:type="spellStart"/>
+      <w:r>
+        <w:rPr>
+          <w:rFonts w:ascii="Times New Roman" w:hAnsi="Times New Roman" w:cs="Times New Roman"/>
+          <w:sz w:val="24"/>
+          <w:szCs w:val="24"/>
+        </w:rPr>
+        <w:t>phpdotenv</w:t>
+      </w:r>
+      <w:proofErr w:type="spellEnd"/>
+      <w:r>
+        <w:rPr>
+          <w:rFonts w:ascii="Times New Roman" w:hAnsi="Times New Roman" w:cs="Times New Roman"/>
+          <w:sz w:val="24"/>
+          <w:szCs w:val="24"/>
+        </w:rPr>
+        <w:t>” parancsot</w:t>
+      </w:r>
+      <w:r>
+        <w:rPr>
+          <w:rFonts w:ascii="Times New Roman" w:hAnsi="Times New Roman" w:cs="Times New Roman"/>
+          <w:sz w:val="24"/>
+          <w:szCs w:val="24"/>
+        </w:rPr>
+        <w:t>.</w:t>
       </w:r>
     </w:p>
     <w:p>
@@ -1250,6 +1876,7 @@
         <w:rPr>
           <w:noProof/>
         </w:rPr>
+        <w:lastRenderedPageBreak/>
         <w:drawing>
           <wp:inline distT="0" distB="0" distL="0" distR="0" wp14:anchorId="71A4CE6D" wp14:editId="70F547A8">
             <wp:extent cx="5760720" cy="1546860"/>
@@ -1301,7 +1928,51 @@
           <w:sz w:val="24"/>
           <w:szCs w:val="24"/>
         </w:rPr>
-        <w:t>Ezután létre kell hozni egy „.env” a „.envexample”-lel egy sorban</w:t>
+        <w:t xml:space="preserve">Ezután létre kell hozni egy </w:t>
+      </w:r>
+      <w:r>
+        <w:rPr>
+          <w:rFonts w:ascii="Times New Roman" w:hAnsi="Times New Roman" w:cs="Times New Roman"/>
+          <w:sz w:val="24"/>
+          <w:szCs w:val="24"/>
+        </w:rPr>
+        <w:t>„.</w:t>
+      </w:r>
+      <w:proofErr w:type="spellStart"/>
+      <w:r>
+        <w:rPr>
+          <w:rFonts w:ascii="Times New Roman" w:hAnsi="Times New Roman" w:cs="Times New Roman"/>
+          <w:sz w:val="24"/>
+          <w:szCs w:val="24"/>
+        </w:rPr>
+        <w:t>env</w:t>
+      </w:r>
+      <w:proofErr w:type="spellEnd"/>
+      <w:r>
+        <w:rPr>
+          <w:rFonts w:ascii="Times New Roman" w:hAnsi="Times New Roman" w:cs="Times New Roman"/>
+          <w:sz w:val="24"/>
+          <w:szCs w:val="24"/>
+        </w:rPr>
+        <w:t>” a „.</w:t>
+      </w:r>
+      <w:proofErr w:type="spellStart"/>
+      <w:r>
+        <w:rPr>
+          <w:rFonts w:ascii="Times New Roman" w:hAnsi="Times New Roman" w:cs="Times New Roman"/>
+          <w:sz w:val="24"/>
+          <w:szCs w:val="24"/>
+        </w:rPr>
+        <w:t>envexample</w:t>
+      </w:r>
+      <w:proofErr w:type="spellEnd"/>
+      <w:r>
+        <w:rPr>
+          <w:rFonts w:ascii="Times New Roman" w:hAnsi="Times New Roman" w:cs="Times New Roman"/>
+          <w:sz w:val="24"/>
+          <w:szCs w:val="24"/>
+        </w:rPr>
+        <w:t>”-lel egy sorban</w:t>
       </w:r>
     </w:p>
     <w:p>
@@ -1421,7 +2092,7 @@
     </w:p>
     <w:p>
       <w:pPr>
-        <w:pStyle w:val="Heading2"/>
+        <w:pStyle w:val="Cmsor2"/>
       </w:pPr>
       <w:r>
         <w:t>Frontend tesztelés futtatásához szükséges letöltés:</w:t>
@@ -1459,7 +2130,7 @@
       <w:hyperlink r:id="rId16" w:history="1">
         <w:r>
           <w:rPr>
-            <w:rStyle w:val="Hyperlink"/>
+            <w:rStyle w:val="Hiperhivatkozs"/>
             <w:rFonts w:ascii="Times New Roman" w:hAnsi="Times New Roman" w:cs="Times New Roman"/>
             <w:sz w:val="24"/>
             <w:szCs w:val="24"/>
@@ -1485,7 +2156,203 @@
           <w:szCs w:val="24"/>
           <w:lang w:val="hu" w:eastAsia="hu-HU"/>
         </w:rPr>
-        <w:t>A Cypress megnyitásához a Parancsorban ki kell adni a „npm install cypress –save-dev” és a „npx cypress open” parancsot</w:t>
+        <w:t xml:space="preserve">A </w:t>
+      </w:r>
+      <w:proofErr w:type="spellStart"/>
+      <w:r>
+        <w:rPr>
+          <w:rFonts w:ascii="Times New Roman" w:hAnsi="Times New Roman" w:cs="Times New Roman"/>
+          <w:sz w:val="24"/>
+          <w:szCs w:val="24"/>
+          <w:lang w:val="hu" w:eastAsia="hu-HU"/>
+        </w:rPr>
+        <w:t>Cypress</w:t>
+      </w:r>
+      <w:proofErr w:type="spellEnd"/>
+      <w:r>
+        <w:rPr>
+          <w:rFonts w:ascii="Times New Roman" w:hAnsi="Times New Roman" w:cs="Times New Roman"/>
+          <w:sz w:val="24"/>
+          <w:szCs w:val="24"/>
+          <w:lang w:val="hu" w:eastAsia="hu-HU"/>
+        </w:rPr>
+        <w:t xml:space="preserve"> megnyitásához a </w:t>
+      </w:r>
+      <w:r>
+        <w:rPr>
+          <w:rFonts w:ascii="Times New Roman" w:hAnsi="Times New Roman" w:cs="Times New Roman"/>
+          <w:sz w:val="24"/>
+          <w:szCs w:val="24"/>
+          <w:lang w:val="hu" w:eastAsia="hu-HU"/>
+        </w:rPr>
+        <w:t>p</w:t>
+      </w:r>
+      <w:r>
+        <w:rPr>
+          <w:rFonts w:ascii="Times New Roman" w:hAnsi="Times New Roman" w:cs="Times New Roman"/>
+          <w:sz w:val="24"/>
+          <w:szCs w:val="24"/>
+          <w:lang w:val="hu" w:eastAsia="hu-HU"/>
+        </w:rPr>
+        <w:t>arancs</w:t>
+      </w:r>
+      <w:r>
+        <w:rPr>
+          <w:rFonts w:ascii="Times New Roman" w:hAnsi="Times New Roman" w:cs="Times New Roman"/>
+          <w:sz w:val="24"/>
+          <w:szCs w:val="24"/>
+          <w:lang w:val="hu" w:eastAsia="hu-HU"/>
+        </w:rPr>
+        <w:t>s</w:t>
+      </w:r>
+      <w:r>
+        <w:rPr>
+          <w:rFonts w:ascii="Times New Roman" w:hAnsi="Times New Roman" w:cs="Times New Roman"/>
+          <w:sz w:val="24"/>
+          <w:szCs w:val="24"/>
+          <w:lang w:val="hu" w:eastAsia="hu-HU"/>
+        </w:rPr>
+        <w:t>orban ki kell adni a „</w:t>
+      </w:r>
+      <w:proofErr w:type="spellStart"/>
+      <w:r>
+        <w:rPr>
+          <w:rFonts w:ascii="Times New Roman" w:hAnsi="Times New Roman" w:cs="Times New Roman"/>
+          <w:sz w:val="24"/>
+          <w:szCs w:val="24"/>
+          <w:lang w:val="hu" w:eastAsia="hu-HU"/>
+        </w:rPr>
+        <w:t>npm</w:t>
+      </w:r>
+      <w:proofErr w:type="spellEnd"/>
+      <w:r>
+        <w:rPr>
+          <w:rFonts w:ascii="Times New Roman" w:hAnsi="Times New Roman" w:cs="Times New Roman"/>
+          <w:sz w:val="24"/>
+          <w:szCs w:val="24"/>
+          <w:lang w:val="hu" w:eastAsia="hu-HU"/>
+        </w:rPr>
+        <w:t xml:space="preserve"> </w:t>
+      </w:r>
+      <w:proofErr w:type="spellStart"/>
+      <w:r>
+        <w:rPr>
+          <w:rFonts w:ascii="Times New Roman" w:hAnsi="Times New Roman" w:cs="Times New Roman"/>
+          <w:sz w:val="24"/>
+          <w:szCs w:val="24"/>
+          <w:lang w:val="hu" w:eastAsia="hu-HU"/>
+        </w:rPr>
+        <w:t>install</w:t>
+      </w:r>
+      <w:proofErr w:type="spellEnd"/>
+      <w:r>
+        <w:rPr>
+          <w:rFonts w:ascii="Times New Roman" w:hAnsi="Times New Roman" w:cs="Times New Roman"/>
+          <w:sz w:val="24"/>
+          <w:szCs w:val="24"/>
+          <w:lang w:val="hu" w:eastAsia="hu-HU"/>
+        </w:rPr>
+        <w:t xml:space="preserve"> </w:t>
+      </w:r>
+      <w:proofErr w:type="spellStart"/>
+      <w:r>
+        <w:rPr>
+          <w:rFonts w:ascii="Times New Roman" w:hAnsi="Times New Roman" w:cs="Times New Roman"/>
+          <w:sz w:val="24"/>
+          <w:szCs w:val="24"/>
+          <w:lang w:val="hu" w:eastAsia="hu-HU"/>
+        </w:rPr>
+        <w:t>cypress</w:t>
+      </w:r>
+      <w:proofErr w:type="spellEnd"/>
+      <w:r>
+        <w:rPr>
+          <w:rFonts w:ascii="Times New Roman" w:hAnsi="Times New Roman" w:cs="Times New Roman"/>
+          <w:sz w:val="24"/>
+          <w:szCs w:val="24"/>
+          <w:lang w:val="hu" w:eastAsia="hu-HU"/>
+        </w:rPr>
+        <w:t xml:space="preserve"> –</w:t>
+      </w:r>
+      <w:proofErr w:type="spellStart"/>
+      <w:r>
+        <w:rPr>
+          <w:rFonts w:ascii="Times New Roman" w:hAnsi="Times New Roman" w:cs="Times New Roman"/>
+          <w:sz w:val="24"/>
+          <w:szCs w:val="24"/>
+          <w:lang w:val="hu" w:eastAsia="hu-HU"/>
+        </w:rPr>
+        <w:t>save-dev</w:t>
+      </w:r>
+      <w:proofErr w:type="spellEnd"/>
+      <w:r>
+        <w:rPr>
+          <w:rFonts w:ascii="Times New Roman" w:hAnsi="Times New Roman" w:cs="Times New Roman"/>
+          <w:sz w:val="24"/>
+          <w:szCs w:val="24"/>
+          <w:lang w:val="hu" w:eastAsia="hu-HU"/>
+        </w:rPr>
+        <w:t>” és a „</w:t>
+      </w:r>
+      <w:proofErr w:type="spellStart"/>
+      <w:r>
+        <w:rPr>
+          <w:rFonts w:ascii="Times New Roman" w:hAnsi="Times New Roman" w:cs="Times New Roman"/>
+          <w:sz w:val="24"/>
+          <w:szCs w:val="24"/>
+          <w:lang w:val="hu" w:eastAsia="hu-HU"/>
+        </w:rPr>
+        <w:t>npx</w:t>
+      </w:r>
+      <w:proofErr w:type="spellEnd"/>
+      <w:r>
+        <w:rPr>
+          <w:rFonts w:ascii="Times New Roman" w:hAnsi="Times New Roman" w:cs="Times New Roman"/>
+          <w:sz w:val="24"/>
+          <w:szCs w:val="24"/>
+          <w:lang w:val="hu" w:eastAsia="hu-HU"/>
+        </w:rPr>
+        <w:t xml:space="preserve"> </w:t>
+      </w:r>
+      <w:proofErr w:type="spellStart"/>
+      <w:r>
+        <w:rPr>
+          <w:rFonts w:ascii="Times New Roman" w:hAnsi="Times New Roman" w:cs="Times New Roman"/>
+          <w:sz w:val="24"/>
+          <w:szCs w:val="24"/>
+          <w:lang w:val="hu" w:eastAsia="hu-HU"/>
+        </w:rPr>
+        <w:t>cypress</w:t>
+      </w:r>
+      <w:proofErr w:type="spellEnd"/>
+      <w:r>
+        <w:rPr>
+          <w:rFonts w:ascii="Times New Roman" w:hAnsi="Times New Roman" w:cs="Times New Roman"/>
+          <w:sz w:val="24"/>
+          <w:szCs w:val="24"/>
+          <w:lang w:val="hu" w:eastAsia="hu-HU"/>
+        </w:rPr>
+        <w:t xml:space="preserve"> </w:t>
+      </w:r>
+      <w:proofErr w:type="spellStart"/>
+      <w:r>
+        <w:rPr>
+          <w:rFonts w:ascii="Times New Roman" w:hAnsi="Times New Roman" w:cs="Times New Roman"/>
+          <w:sz w:val="24"/>
+          <w:szCs w:val="24"/>
+          <w:lang w:val="hu" w:eastAsia="hu-HU"/>
+        </w:rPr>
+        <w:t>open</w:t>
+      </w:r>
+      <w:proofErr w:type="spellEnd"/>
+      <w:r>
+        <w:rPr>
+          <w:rFonts w:ascii="Times New Roman" w:hAnsi="Times New Roman" w:cs="Times New Roman"/>
+          <w:sz w:val="24"/>
+          <w:szCs w:val="24"/>
+          <w:lang w:val="hu" w:eastAsia="hu-HU"/>
+        </w:rPr>
+        <w:t>” parancsot</w:t>
       </w:r>
     </w:p>
     <w:p>
@@ -1540,16 +2407,11 @@
     </w:p>
     <w:p>
       <w:pPr>
-        <w:pStyle w:val="Heading2"/>
-      </w:pPr>
-      <w:r>
-        <w:t xml:space="preserve">Backend tesztelés </w:t>
-      </w:r>
-      <w:r>
-        <w:t>futtatásához</w:t>
-      </w:r>
-      <w:r>
-        <w:t xml:space="preserve"> szükséges letöltés</w:t>
+        <w:pStyle w:val="Cmsor2"/>
+      </w:pPr>
+      <w:r>
+        <w:lastRenderedPageBreak/>
+        <w:t>Backend tesztelés futtatásához szükséges letöltés</w:t>
       </w:r>
       <w:r>
         <w:t>:</w:t>
@@ -1588,33 +2450,48 @@
           <w:sz w:val="24"/>
           <w:szCs w:val="24"/>
         </w:rPr>
-        <w:t>https://www.postman.com/downloads/</w:t>
-      </w:r>
-      <w:r>
-        <w:rPr>
-          <w:rFonts w:ascii="Times New Roman" w:hAnsi="Times New Roman" w:cs="Times New Roman"/>
-          <w:color w:val="00B0F0"/>
+        <w:t xml:space="preserve">https://www.postman.com/downloads/ </w:t>
+      </w:r>
+    </w:p>
+    <w:p>
+      <w:pPr>
+        <w:rPr>
+          <w:rFonts w:ascii="Times New Roman" w:hAnsi="Times New Roman" w:cs="Times New Roman"/>
+          <w:sz w:val="24"/>
+          <w:szCs w:val="24"/>
+        </w:rPr>
+      </w:pPr>
+      <w:r>
+        <w:rPr>
+          <w:rFonts w:ascii="Times New Roman" w:hAnsi="Times New Roman" w:cs="Times New Roman"/>
+          <w:sz w:val="24"/>
+          <w:szCs w:val="24"/>
+        </w:rPr>
+        <w:t>Majd be</w:t>
+      </w:r>
+      <w:r>
+        <w:rPr>
+          <w:rFonts w:ascii="Times New Roman" w:hAnsi="Times New Roman" w:cs="Times New Roman"/>
           <w:sz w:val="24"/>
           <w:szCs w:val="24"/>
         </w:rPr>
         <w:t xml:space="preserve"> </w:t>
       </w:r>
-    </w:p>
-    <w:p>
-      <w:pPr>
-        <w:rPr>
-          <w:rFonts w:ascii="Times New Roman" w:hAnsi="Times New Roman" w:cs="Times New Roman"/>
-          <w:sz w:val="24"/>
-          <w:szCs w:val="24"/>
-        </w:rPr>
-      </w:pPr>
-      <w:r>
-        <w:rPr>
-          <w:rFonts w:ascii="Times New Roman" w:hAnsi="Times New Roman" w:cs="Times New Roman"/>
-          <w:sz w:val="24"/>
-          <w:szCs w:val="24"/>
-        </w:rPr>
-        <w:t>Majd bekell jelentkezni, hogy importálni lehessen a teszteket</w:t>
+      <w:r>
+        <w:rPr>
+          <w:rFonts w:ascii="Times New Roman" w:hAnsi="Times New Roman" w:cs="Times New Roman"/>
+          <w:sz w:val="24"/>
+          <w:szCs w:val="24"/>
+        </w:rPr>
+        <w:t>kell jelentkezni, hogy importálni lehessen a teszteket</w:t>
+      </w:r>
+      <w:r>
+        <w:rPr>
+          <w:rFonts w:ascii="Times New Roman" w:hAnsi="Times New Roman" w:cs="Times New Roman"/>
+          <w:sz w:val="24"/>
+          <w:szCs w:val="24"/>
+        </w:rPr>
+        <w:t>.</w:t>
       </w:r>
     </w:p>
     <w:p>
@@ -1629,7 +2506,6 @@
         <w:rPr>
           <w:noProof/>
         </w:rPr>
-        <w:lastRenderedPageBreak/>
         <w:drawing>
           <wp:inline distT="0" distB="0" distL="0" distR="0" wp14:anchorId="1067B52E" wp14:editId="759E6493">
             <wp:extent cx="5760720" cy="4953000"/>
@@ -1691,6 +2567,14 @@
         </w:rPr>
         <w:t>A tesztelési kollekció megtalálható a /backend/tesztek mappában</w:t>
       </w:r>
+      <w:r>
+        <w:rPr>
+          <w:rFonts w:ascii="Times New Roman" w:hAnsi="Times New Roman" w:cs="Times New Roman"/>
+          <w:sz w:val="24"/>
+          <w:szCs w:val="24"/>
+        </w:rPr>
+        <w:t>.</w:t>
+      </w:r>
     </w:p>
     <w:p>
       <w:pPr>
@@ -1760,7 +2644,7 @@
     </w:p>
     <w:p>
       <w:pPr>
-        <w:pStyle w:val="Heading1"/>
+        <w:pStyle w:val="Cmsor1"/>
       </w:pPr>
       <w:bookmarkStart w:id="0" w:name="_c830ly1ptb07" w:colFirst="0" w:colLast="0"/>
       <w:bookmarkEnd w:id="0"/>
@@ -1771,7 +2655,7 @@
     </w:p>
     <w:p>
       <w:pPr>
-        <w:pStyle w:val="Heading2"/>
+        <w:pStyle w:val="Cmsor2"/>
         <w:keepNext w:val="0"/>
         <w:keepLines w:val="0"/>
         <w:spacing w:after="80"/>
@@ -1819,6 +2703,9 @@
       <w:r>
         <w:t>Rövid, informatív bemutatkozó szöveg a webáruházról, amely összefoglalja a kínálatot és a vállalkozás értékeit</w:t>
       </w:r>
+      <w:r>
+        <w:t>.</w:t>
+      </w:r>
     </w:p>
     <w:p>
       <w:pPr>
@@ -1831,6 +2718,9 @@
       <w:r>
         <w:t>Figyelemfelkeltő grafikai elemek, beleértve az esztétikus háttérképet és a kiemelt szöveget, amelyek vizuálisan is vonzóvá teszik az oldalt</w:t>
       </w:r>
+      <w:r>
+        <w:t>.</w:t>
+      </w:r>
     </w:p>
     <w:p>
       <w:pPr>
@@ -1843,6 +2733,9 @@
       <w:r>
         <w:t>Regisztrációs lehetőség közvetlenül elérhető egy gombbal, amely egyetlen kattintással elvezeti a felhasználót a regisztrációs felületre</w:t>
       </w:r>
+      <w:r>
+        <w:t>.</w:t>
+      </w:r>
     </w:p>
     <w:p>
       <w:pPr>
@@ -1861,7 +2754,16 @@
         <w:spacing w:before="240" w:after="0" w:line="276" w:lineRule="auto"/>
       </w:pPr>
       <w:r>
-        <w:t>Ösztönözze a felhasználót a regisztrációra, hogy teljes körűen élvezhesse a webáruház szolgáltatásait</w:t>
+        <w:t xml:space="preserve">Ösztönözze a felhasználót a regisztrációra, hogy </w:t>
+      </w:r>
+      <w:r>
+        <w:t>teljeskörűen</w:t>
+      </w:r>
+      <w:r>
+        <w:t xml:space="preserve"> élvezhesse a webáruház szolgáltatásait</w:t>
+      </w:r>
+      <w:r>
+        <w:t>.</w:t>
       </w:r>
     </w:p>
     <w:p>
@@ -1874,6 +2776,9 @@
       </w:pPr>
       <w:r>
         <w:t>Bizalmat ébresszen a látogatóban a professzionális megjelenéssel</w:t>
+      </w:r>
+      <w:r>
+        <w:t>.</w:t>
       </w:r>
     </w:p>
     <w:p>
@@ -1925,7 +2830,7 @@
     </w:p>
     <w:p>
       <w:pPr>
-        <w:pStyle w:val="Heading2"/>
+        <w:pStyle w:val="Cmsor2"/>
         <w:keepNext w:val="0"/>
         <w:keepLines w:val="0"/>
         <w:spacing w:after="80"/>
@@ -1973,7 +2878,11 @@
         <w:spacing w:before="240" w:after="0" w:line="276" w:lineRule="auto"/>
       </w:pPr>
       <w:r>
+        <w:lastRenderedPageBreak/>
         <w:t>A felhasználó kitölti az űrlapot a kért adatokkal</w:t>
+      </w:r>
+      <w:r>
+        <w:t>.</w:t>
       </w:r>
     </w:p>
     <w:p>
@@ -1985,7 +2894,16 @@
         <w:spacing w:after="0" w:line="276" w:lineRule="auto"/>
       </w:pPr>
       <w:r>
-        <w:t xml:space="preserve">A rendszer ellenőrzi az adatok helyességét és formátumát(pl.: jelszót kétszer adja meg a megerősítés érdekében) </w:t>
+        <w:t xml:space="preserve">A rendszer ellenőrzi az adatok helyességét és </w:t>
+      </w:r>
+      <w:r>
+        <w:t>formátumát (</w:t>
+      </w:r>
+      <w:r>
+        <w:t>pl.: jelszót kétszer adja meg a megerősítés érdekében)</w:t>
+      </w:r>
+      <w:r>
+        <w:t>.</w:t>
       </w:r>
     </w:p>
     <w:p>
@@ -1999,6 +2917,9 @@
       <w:r>
         <w:t>Sikeres regisztráció esetén a felhasználó visszajelző e-mailt kap a megadott címre</w:t>
       </w:r>
+      <w:r>
+        <w:t>.</w:t>
+      </w:r>
     </w:p>
     <w:p>
       <w:pPr>
@@ -2015,7 +2936,7 @@
     </w:p>
     <w:p>
       <w:pPr>
-        <w:pStyle w:val="Heading2"/>
+        <w:pStyle w:val="Cmsor2"/>
         <w:keepNext w:val="0"/>
         <w:keepLines w:val="0"/>
         <w:spacing w:after="80"/>
@@ -2065,6 +2986,9 @@
       <w:r>
         <w:t>E-mail és jelszó alapú azonosítás: A felhasználó a regisztrációkor megadott adat párral tud bejelentkezni</w:t>
       </w:r>
+      <w:r>
+        <w:t>.</w:t>
+      </w:r>
     </w:p>
     <w:p>
       <w:pPr>
@@ -2077,6 +3001,9 @@
       <w:r>
         <w:t>Captcha: Biztonsági ellenőrzés a robotok és automatizált támadások kiszűrése érdekében</w:t>
       </w:r>
+      <w:r>
+        <w:t>.</w:t>
+      </w:r>
     </w:p>
     <w:p>
       <w:pPr>
@@ -2089,6 +3016,9 @@
       <w:r>
         <w:t>Hibakezelés: Hibás adatok megadása esetén a rendszer egyértelmű visszajelzést ad, segítve a felhasználót a probléma azonosításában</w:t>
       </w:r>
+      <w:r>
+        <w:t>.</w:t>
+      </w:r>
     </w:p>
     <w:p>
       <w:pPr>
@@ -2100,6 +3030,9 @@
       </w:pPr>
       <w:r>
         <w:t>Elfelejtett jelszó kezelése: Amennyiben a felhasználó elfelejti jelszavát, e-mailes visszaállítási lehetőséget biztosít a rendszer, amelyen keresztül új jelszót állíthat be</w:t>
+      </w:r>
+      <w:r>
+        <w:t>.</w:t>
       </w:r>
     </w:p>
     <w:p>
@@ -2149,7 +3082,7 @@
     </w:p>
     <w:p>
       <w:pPr>
-        <w:pStyle w:val="Heading2"/>
+        <w:pStyle w:val="Cmsor2"/>
         <w:keepNext w:val="0"/>
         <w:keepLines w:val="0"/>
         <w:spacing w:after="80"/>
@@ -2197,7 +3130,11 @@
         <w:spacing w:before="240" w:after="0" w:line="276" w:lineRule="auto"/>
       </w:pPr>
       <w:r>
+        <w:lastRenderedPageBreak/>
         <w:t>Jelszó módosítása: A felhasználó bármikor megváltoztathatja jelenlegi jelszavát egy újra</w:t>
+      </w:r>
+      <w:r>
+        <w:t>.</w:t>
       </w:r>
     </w:p>
     <w:p>
@@ -2211,6 +3148,9 @@
       <w:r>
         <w:t>Szállítási cím kezelése: Meglévő szállítási címek módosítása, illetve új címek hozzáadása (például munkahelyi vagy ajándékozási cím)</w:t>
       </w:r>
+      <w:r>
+        <w:t>.</w:t>
+      </w:r>
     </w:p>
     <w:p>
       <w:pPr>
@@ -2223,6 +3163,9 @@
       <w:r>
         <w:t>Rendelési előzmények megtekintése: Korábbi vásárlások listája dátum és összeg szerint rendezve</w:t>
       </w:r>
+      <w:r>
+        <w:t>.</w:t>
+      </w:r>
     </w:p>
     <w:p>
       <w:pPr>
@@ -2235,6 +3178,9 @@
       <w:r>
         <w:t>Vásárlási statisztikák: Grafikus megjelenítésű összesítők a korábbi vásárlásokról</w:t>
       </w:r>
+      <w:r>
+        <w:t>.</w:t>
+      </w:r>
     </w:p>
     <w:p>
       <w:pPr>
@@ -2246,6 +3192,9 @@
       </w:pPr>
       <w:r>
         <w:t>Rendelés részletei: Felugró ablakban megtekinthetők az egyes rendelések pontos részletei, beleértve a megrendelt termékeket, mennyiségeket és árakat</w:t>
+      </w:r>
+      <w:r>
+        <w:t>.</w:t>
       </w:r>
     </w:p>
     <w:p>
@@ -2303,7 +3252,7 @@
     </w:p>
     <w:p>
       <w:pPr>
-        <w:pStyle w:val="Heading2"/>
+        <w:pStyle w:val="Cmsor2"/>
         <w:keepNext w:val="0"/>
         <w:keepLines w:val="0"/>
         <w:spacing w:after="80"/>
@@ -2353,6 +3302,9 @@
       <w:r>
         <w:t>Termékek listázása: Az összes elérhető termék megjelenítése képpel, névvel és árral</w:t>
       </w:r>
+      <w:r>
+        <w:t>.</w:t>
+      </w:r>
     </w:p>
     <w:p>
       <w:pPr>
@@ -2437,6 +3389,9 @@
       <w:r>
         <w:t>Rendezés: A termékek rendezhetők ár szerint növekvő vagy csökkenő sorrendbe</w:t>
       </w:r>
+      <w:r>
+        <w:t>.</w:t>
+      </w:r>
     </w:p>
     <w:p>
       <w:pPr>
@@ -2454,6 +3409,7 @@
         <w:rPr>
           <w:noProof/>
         </w:rPr>
+        <w:lastRenderedPageBreak/>
         <w:drawing>
           <wp:inline distT="114300" distB="114300" distL="114300" distR="114300" wp14:anchorId="59E0F4C9" wp14:editId="261BA94C">
             <wp:extent cx="5731200" cy="2705100"/>
@@ -2493,7 +3449,7 @@
     </w:p>
     <w:p>
       <w:pPr>
-        <w:pStyle w:val="Heading2"/>
+        <w:pStyle w:val="Cmsor2"/>
         <w:keepNext w:val="0"/>
         <w:keepLines w:val="0"/>
         <w:spacing w:after="80"/>
@@ -2543,6 +3499,9 @@
       <w:r>
         <w:t>Termékek listázása: A kosárba helyezett termékek megjelenítése képpel, névvel és darabárral</w:t>
       </w:r>
+      <w:r>
+        <w:t>.</w:t>
+      </w:r>
     </w:p>
     <w:p>
       <w:pPr>
@@ -2555,6 +3514,9 @@
       <w:r>
         <w:t>Mennyiség módosítása: Az egyes termékek darabszámának növelése vagy csökkentése</w:t>
       </w:r>
+      <w:r>
+        <w:t>.</w:t>
+      </w:r>
     </w:p>
     <w:p>
       <w:pPr>
@@ -2565,7 +3527,16 @@
         <w:spacing w:after="0" w:line="276" w:lineRule="auto"/>
       </w:pPr>
       <w:r>
-        <w:t>Termék törlése: Szükésgtelenné vált termékek eltávolítása a kosárból</w:t>
+        <w:t xml:space="preserve">Termék törlése: </w:t>
+      </w:r>
+      <w:r>
+        <w:t>Szükségtelenné</w:t>
+      </w:r>
+      <w:r>
+        <w:t xml:space="preserve"> vált termékek eltávolítása a kosárból</w:t>
+      </w:r>
+      <w:r>
+        <w:t>.</w:t>
       </w:r>
     </w:p>
     <w:p>
@@ -2579,6 +3550,9 @@
       <w:r>
         <w:t>Végösszeg kiszámítása: A rendszer automatikusan kiszámítja és megjeleníti a teljes fizetendő összeget</w:t>
       </w:r>
+      <w:r>
+        <w:t>.</w:t>
+      </w:r>
     </w:p>
     <w:p>
       <w:pPr>
@@ -2591,6 +3565,9 @@
       <w:r>
         <w:t>Szállítási cím kiválasztása: A mentett címek közül választható ki a kézbesítési cím</w:t>
       </w:r>
+      <w:r>
+        <w:t>.</w:t>
+      </w:r>
     </w:p>
     <w:p>
       <w:pPr>
@@ -2603,6 +3580,9 @@
       <w:r>
         <w:t>Fizetési mód kiválasztása: Elérhető fizetési opciók közüli választás</w:t>
       </w:r>
+      <w:r>
+        <w:t>.</w:t>
+      </w:r>
     </w:p>
     <w:p>
       <w:pPr>
@@ -2630,6 +3610,7 @@
         <w:rPr>
           <w:noProof/>
         </w:rPr>
+        <w:lastRenderedPageBreak/>
         <w:drawing>
           <wp:inline distT="114300" distB="114300" distL="114300" distR="114300" wp14:anchorId="0E3AA021" wp14:editId="7A1DCB74">
             <wp:extent cx="5731200" cy="2730500"/>
@@ -2669,7 +3650,7 @@
     </w:p>
     <w:p>
       <w:pPr>
-        <w:pStyle w:val="Heading2"/>
+        <w:pStyle w:val="Cmsor2"/>
         <w:keepNext w:val="0"/>
         <w:keepLines w:val="0"/>
         <w:spacing w:after="80"/>
@@ -2719,6 +3700,9 @@
       <w:r>
         <w:t>Folyamatban: A rendelés feldolgozás alatt áll, még nem került feladásra</w:t>
       </w:r>
+      <w:r>
+        <w:t>.</w:t>
+      </w:r>
     </w:p>
     <w:p>
       <w:pPr>
@@ -2731,6 +3715,9 @@
       <w:r>
         <w:t>Elküldve/feladva: A csomag úton van a szállítási cím felé</w:t>
       </w:r>
+      <w:r>
+        <w:t>.</w:t>
+      </w:r>
     </w:p>
     <w:p>
       <w:pPr>
@@ -2743,6 +3730,9 @@
       <w:r>
         <w:t>Teljesítve: A rendelés sikeresen megérkezett a megadott címre</w:t>
       </w:r>
+      <w:r>
+        <w:t>.</w:t>
+      </w:r>
     </w:p>
     <w:p>
       <w:pPr>
@@ -2755,6 +3745,9 @@
       <w:r>
         <w:t>Törölve: A rendelés valamilyen okból törlésre került</w:t>
       </w:r>
+      <w:r>
+        <w:t>.</w:t>
+      </w:r>
     </w:p>
     <w:p>
       <w:pPr>
@@ -2775,6 +3768,9 @@
       <w:r>
         <w:t>Megtekintheti összes korábbi és aktuális rendelését időrendben</w:t>
       </w:r>
+      <w:r>
+        <w:t>.</w:t>
+      </w:r>
     </w:p>
     <w:p>
       <w:pPr>
@@ -2787,6 +3783,9 @@
       <w:r>
         <w:t>Részletes adatokat is láthat minden egyes rendelésről, beleértve a termékeket, mennyiségeket és árakat</w:t>
       </w:r>
+      <w:r>
+        <w:t>.</w:t>
+      </w:r>
     </w:p>
     <w:p>
       <w:pPr>
@@ -2799,10 +3798,13 @@
       <w:r>
         <w:t>A rendszer automatikus e-mail értesítést küld, valahányszor a rendelés állapota megváltozik</w:t>
       </w:r>
-    </w:p>
-    <w:p>
-      <w:pPr>
-        <w:pStyle w:val="Heading2"/>
+      <w:r>
+        <w:t>.</w:t>
+      </w:r>
+    </w:p>
+    <w:p>
+      <w:pPr>
+        <w:pStyle w:val="Cmsor2"/>
         <w:keepNext w:val="0"/>
         <w:keepLines w:val="0"/>
         <w:spacing w:after="80"/>
@@ -2852,6 +3854,9 @@
       <w:r>
         <w:t>Új termék felvétele: Új árucikkek hozzáadása a kínálathoz, beleértve a név, leírás, ár, kategória és kép megadását</w:t>
       </w:r>
+      <w:r>
+        <w:t>.</w:t>
+      </w:r>
     </w:p>
     <w:p>
       <w:pPr>
@@ -2864,6 +3869,9 @@
       <w:r>
         <w:t>Akciók beállítása: Kedvezmények alkalmazása egyedi termékekre vagy teljes termékkategóriákra</w:t>
       </w:r>
+      <w:r>
+        <w:t>.</w:t>
+      </w:r>
     </w:p>
     <w:p>
       <w:pPr>
@@ -2874,6 +3882,7 @@
         <w:spacing w:after="0" w:line="276" w:lineRule="auto"/>
       </w:pPr>
       <w:r>
+        <w:lastRenderedPageBreak/>
         <w:t>Rendelések állapotának kezelése: A rendelések státuszának frissítése:</w:t>
       </w:r>
     </w:p>
@@ -2960,7 +3969,7 @@
     </w:p>
     <w:p>
       <w:pPr>
-        <w:pStyle w:val="Heading2"/>
+        <w:pStyle w:val="Cmsor2"/>
         <w:keepNext w:val="0"/>
         <w:keepLines w:val="0"/>
         <w:spacing w:after="80"/>
@@ -3010,6 +4019,9 @@
       <w:r>
         <w:t>Hozzáadás: Új felhasználók vagy termékek létrehozása</w:t>
       </w:r>
+      <w:r>
+        <w:t>.</w:t>
+      </w:r>
     </w:p>
     <w:p>
       <w:pPr>
@@ -3022,6 +4034,9 @@
       <w:r>
         <w:t>Módosítás: Meglévő adatok szerkesztése</w:t>
       </w:r>
+      <w:r>
+        <w:t>.</w:t>
+      </w:r>
     </w:p>
     <w:p>
       <w:pPr>
@@ -3033,6 +4048,9 @@
       </w:pPr>
       <w:r>
         <w:t>Törlés: Feleslegessé vált rekordok eltávolítása</w:t>
+      </w:r>
+      <w:r>
+        <w:t>.</w:t>
       </w:r>
     </w:p>
     <w:p>
@@ -3097,6 +4115,7 @@
         <w:spacing w:before="240" w:after="240"/>
       </w:pPr>
       <w:r>
+        <w:lastRenderedPageBreak/>
         <w:t>Az admin felület vizuális grafikonokat is tartalmaz, amelyek segítik az üzleti adatok könnyebb áttekintését és elemzését:</w:t>
       </w:r>
     </w:p>
@@ -3111,6 +4130,9 @@
       <w:r>
         <w:t>Törzsvásárlók listája: A legtöbbet vásárló felhasználók kimutatása</w:t>
       </w:r>
+      <w:r>
+        <w:t>.</w:t>
+      </w:r>
     </w:p>
     <w:p>
       <w:pPr>
@@ -3122,6 +4144,9 @@
       </w:pPr>
       <w:r>
         <w:t>Legkelendőbb termékek: A legnépszerűbb és legtöbbször megvásárolt árucikkek statisztikája</w:t>
+      </w:r>
+      <w:r>
+        <w:t>.</w:t>
       </w:r>
     </w:p>
     <w:p>
@@ -3183,7 +4208,7 @@
     </w:p>
     <w:p>
       <w:pPr>
-        <w:pStyle w:val="Heading2"/>
+        <w:pStyle w:val="Cmsor2"/>
         <w:keepNext w:val="0"/>
         <w:keepLines w:val="0"/>
         <w:spacing w:after="80"/>
@@ -3233,6 +4258,9 @@
       <w:r>
         <w:t>A vállalkozás részletes bemutatása, története és működése</w:t>
       </w:r>
+      <w:r>
+        <w:t>.</w:t>
+      </w:r>
     </w:p>
     <w:p>
       <w:pPr>
@@ -3245,6 +4273,9 @@
       <w:r>
         <w:t>A cég céljai, küldetése és alapvető értékei</w:t>
       </w:r>
+      <w:r>
+        <w:t>.</w:t>
+      </w:r>
     </w:p>
     <w:p>
       <w:pPr>
@@ -3256,6 +4287,9 @@
       </w:pPr>
       <w:r>
         <w:t>Információk a csapatról és a minőségbiztosításról</w:t>
+      </w:r>
+      <w:r>
+        <w:t>.</w:t>
       </w:r>
     </w:p>
     <w:p>
@@ -3313,7 +4347,7 @@
     </w:p>
     <w:p>
       <w:pPr>
-        <w:pStyle w:val="Heading2"/>
+        <w:pStyle w:val="Cmsor2"/>
         <w:keepNext w:val="0"/>
         <w:keepLines w:val="0"/>
         <w:spacing w:after="80"/>
@@ -3333,12 +4367,13 @@
           <w:sz w:val="34"/>
           <w:szCs w:val="34"/>
         </w:rPr>
+        <w:lastRenderedPageBreak/>
         <w:t>Navigáció</w:t>
       </w:r>
     </w:p>
     <w:p>
       <w:pPr>
-        <w:pStyle w:val="Heading3"/>
+        <w:pStyle w:val="Cmsor3"/>
         <w:keepNext w:val="0"/>
         <w:keepLines w:val="0"/>
         <w:spacing w:before="280"/>
@@ -3360,7 +4395,29 @@
           <w:sz w:val="26"/>
           <w:szCs w:val="26"/>
         </w:rPr>
-        <w:t>Navigációs sáv (Navbar)</w:t>
+        <w:t>Navigációs sáv (</w:t>
+      </w:r>
+      <w:proofErr w:type="spellStart"/>
+      <w:r>
+        <w:rPr>
+          <w:b/>
+          <w:bCs/>
+          <w:color w:val="000000"/>
+          <w:sz w:val="26"/>
+          <w:szCs w:val="26"/>
+        </w:rPr>
+        <w:t>Navbar</w:t>
+      </w:r>
+      <w:proofErr w:type="spellEnd"/>
+      <w:r>
+        <w:rPr>
+          <w:b/>
+          <w:bCs/>
+          <w:color w:val="000000"/>
+          <w:sz w:val="26"/>
+          <w:szCs w:val="26"/>
+        </w:rPr>
+        <w:t>)</w:t>
       </w:r>
     </w:p>
     <w:p>
@@ -3390,6 +4447,9 @@
       <w:r>
         <w:t>Oldalak közötti navigáció: Egyetlen kattintással elérhetők a főbb oldalak</w:t>
       </w:r>
+      <w:r>
+        <w:t>.</w:t>
+      </w:r>
     </w:p>
     <w:p>
       <w:pPr>
@@ -3402,6 +4462,9 @@
       <w:r>
         <w:t>Nyelvválasztás: Magyar és angol nyelv közötti váltás lehetősége</w:t>
       </w:r>
+      <w:r>
+        <w:t>.</w:t>
+      </w:r>
     </w:p>
     <w:p>
       <w:pPr>
@@ -3426,6 +4489,9 @@
       <w:r>
         <w:t>Kosár elérése: Közvetlen hozzáférés a kosár oldalhoz</w:t>
       </w:r>
+      <w:r>
+        <w:t>.</w:t>
+      </w:r>
     </w:p>
     <w:p>
       <w:pPr>
@@ -3438,6 +4504,9 @@
       <w:r>
         <w:t>Felhasználói profil: Bejelentkezett felhasználók profiljának elérése (ha nincs bejelentkezve a Bejelentkezési oldalra dobja a felhasználót)</w:t>
       </w:r>
+      <w:r>
+        <w:t>.</w:t>
+      </w:r>
     </w:p>
     <w:p>
       <w:pPr>
@@ -3485,6 +4554,9 @@
       </w:pPr>
       <w:r>
         <w:t>Hamburger menü: Kategóriák szerinti terméklistát tartalmazó lenyíló menü</w:t>
+      </w:r>
+      <w:r>
+        <w:t>.</w:t>
       </w:r>
     </w:p>
     <w:p>
@@ -3534,7 +4606,7 @@
     </w:p>
     <w:p>
       <w:pPr>
-        <w:pStyle w:val="Heading3"/>
+        <w:pStyle w:val="Cmsor3"/>
         <w:keepNext w:val="0"/>
         <w:keepLines w:val="0"/>
         <w:spacing w:before="280"/>
@@ -3556,7 +4628,29 @@
           <w:sz w:val="26"/>
           <w:szCs w:val="26"/>
         </w:rPr>
-        <w:t>Lábléc (Footer)</w:t>
+        <w:t>Lábléc (</w:t>
+      </w:r>
+      <w:proofErr w:type="spellStart"/>
+      <w:r>
+        <w:rPr>
+          <w:b/>
+          <w:bCs/>
+          <w:color w:val="000000"/>
+          <w:sz w:val="26"/>
+          <w:szCs w:val="26"/>
+        </w:rPr>
+        <w:t>Footer</w:t>
+      </w:r>
+      <w:proofErr w:type="spellEnd"/>
+      <w:r>
+        <w:rPr>
+          <w:b/>
+          <w:bCs/>
+          <w:color w:val="000000"/>
+          <w:sz w:val="26"/>
+          <w:szCs w:val="26"/>
+        </w:rPr>
+        <w:t>)</w:t>
       </w:r>
     </w:p>
     <w:p>
@@ -3586,6 +4680,9 @@
       <w:r>
         <w:t>Elérhetőségek (e-mail cím, telefonszám, üzlet címe)</w:t>
       </w:r>
+      <w:r>
+        <w:t>.</w:t>
+      </w:r>
     </w:p>
     <w:p>
       <w:pPr>
@@ -3597,6 +4694,9 @@
       </w:pPr>
       <w:r>
         <w:t>Nyitvatartási információk (bár fizikai üzlet valójában nem működik)</w:t>
+      </w:r>
+      <w:r>
+        <w:t>.</w:t>
       </w:r>
     </w:p>
     <w:p>
@@ -3646,7 +4746,7 @@
     </w:p>
     <w:p>
       <w:pPr>
-        <w:pStyle w:val="Heading2"/>
+        <w:pStyle w:val="Cmsor2"/>
         <w:keepNext w:val="0"/>
         <w:keepLines w:val="0"/>
         <w:spacing w:after="80"/>
@@ -3688,6 +4788,9 @@
       <w:r>
         <w:t>Sikeres regisztráció: Visszaigazoló e-mail a fiók létrehozásáról és aktiválási linkkel</w:t>
       </w:r>
+      <w:r>
+        <w:t>.</w:t>
+      </w:r>
     </w:p>
     <w:p>
       <w:pPr>
@@ -3698,7 +4801,11 @@
         <w:spacing w:after="0" w:line="276" w:lineRule="auto"/>
       </w:pPr>
       <w:r>
+        <w:lastRenderedPageBreak/>
         <w:t>Elfelejtett jelszó esetén e-mail segítségével állít be újat a felhasználó</w:t>
+      </w:r>
+      <w:r>
+        <w:t>.</w:t>
       </w:r>
     </w:p>
     <w:p>
@@ -3711,6 +4818,9 @@
       </w:pPr>
       <w:r>
         <w:t>Rendelés állapotának változása: Értesítés a rendelés feladásáról, kézbesítéséről vagy esetleges törléséről</w:t>
+      </w:r>
+      <w:r>
+        <w:t>.</w:t>
       </w:r>
     </w:p>
     <w:p>
@@ -3816,7 +4926,7 @@
 <w:ftr xmlns:wpc="http://schemas.microsoft.com/office/word/2010/wordprocessingCanvas" xmlns:cx="http://schemas.microsoft.com/office/drawing/2014/chartex" xmlns:cx1="http://schemas.microsoft.com/office/drawing/2015/9/8/chartex" xmlns:cx2="http://schemas.microsoft.com/office/drawing/2015/10/21/chartex" xmlns:cx3="http://schemas.microsoft.com/office/drawing/2016/5/9/chartex" xmlns:cx4="http://schemas.microsoft.com/office/drawing/2016/5/10/chartex" xmlns:cx5="http://schemas.microsoft.com/office/drawing/2016/5/11/chartex" xmlns:cx6="http://schemas.microsoft.com/office/drawing/2016/5/12/chartex" xmlns:cx7="http://schemas.microsoft.com/office/drawing/2016/5/13/chartex" xmlns:cx8="http://schemas.microsoft.com/office/drawing/2016/5/14/chartex" xmlns:mc="http://schemas.openxmlformats.org/markup-compatibility/2006" xmlns:aink="http://schemas.microsoft.com/office/drawing/2016/ink" xmlns:am3d="http://schemas.microsoft.com/office/drawing/2017/model3d" xmlns:o="urn:schemas-microsoft-com:office:office" xmlns:oel="http://schemas.microsoft.com/office/2019/extlst" xmlns:r="http://schemas.openxmlformats.org/officeDocument/2006/relationships" xmlns:m="http://schemas.openxmlformats.org/officeDocument/2006/math" xmlns:v="urn:schemas-microsoft-com:vml" xmlns:wp14="http://schemas.microsoft.com/office/word/2010/wordprocessingDrawing" xmlns:wp="http://schemas.openxmlformats.org/drawingml/2006/wordprocessingDrawing" xmlns:w10="urn:schemas-microsoft-com:office:word" xmlns:w="http://schemas.openxmlformats.org/wordprocessingml/2006/main" xmlns:w14="http://schemas.microsoft.com/office/word/2010/wordml" xmlns:w15="http://schemas.microsoft.com/office/word/2012/wordml" xmlns:w16cex="http://schemas.microsoft.com/office/word/2018/wordml/cex" xmlns:w16cid="http://schemas.microsoft.com/office/word/2016/wordml/cid" xmlns:w16="http://schemas.microsoft.com/office/word/2018/wordml" xmlns:w16du="http://schemas.microsoft.com/office/word/2023/wordml/word16du" xmlns:w16sdtdh="http://schemas.microsoft.com/office/word/2020/wordml/sdtdatahash" xmlns:w16sdtfl="http://schemas.microsoft.com/office/word/2024/wordml/sdtformatlock" xmlns:w16se="http://schemas.microsoft.com/office/word/2015/wordml/symex" xmlns:wpg="http://schemas.microsoft.com/office/word/2010/wordprocessingGroup" xmlns:wpi="http://schemas.microsoft.com/office/word/2010/wordprocessingInk" xmlns:wne="http://schemas.microsoft.com/office/word/2006/wordml" xmlns:wps="http://schemas.microsoft.com/office/word/2010/wordprocessingShape" mc:Ignorable="w14 w15 w16se w16cid w16 w16cex w16sdtdh w16sdtfl w16du wp14">
   <w:p>
     <w:pPr>
-      <w:pStyle w:val="Footer"/>
+      <w:pStyle w:val="llb"/>
       <w:jc w:val="center"/>
       <w:rPr>
         <w:rFonts w:ascii="Times New Roman" w:hAnsi="Times New Roman" w:cs="Times New Roman"/>
@@ -6109,15 +7219,15 @@
     <w:lsdException w:name="Unresolved Mention" w:semiHidden="1" w:unhideWhenUsed="1"/>
     <w:lsdException w:name="Smart Link" w:semiHidden="1" w:unhideWhenUsed="1"/>
   </w:latentStyles>
-  <w:style w:type="paragraph" w:default="1" w:styleId="Normal">
+  <w:style w:type="paragraph" w:default="1" w:styleId="Norml">
     <w:name w:val="Normal"/>
     <w:qFormat/>
   </w:style>
-  <w:style w:type="paragraph" w:styleId="Heading1">
+  <w:style w:type="paragraph" w:styleId="Cmsor1">
     <w:name w:val="heading 1"/>
-    <w:basedOn w:val="Normal"/>
-    <w:next w:val="Normal"/>
-    <w:link w:val="Heading1Char"/>
+    <w:basedOn w:val="Norml"/>
+    <w:next w:val="Norml"/>
+    <w:link w:val="Cmsor1Char"/>
     <w:uiPriority w:val="9"/>
     <w:qFormat/>
     <w:rsid w:val="00EC386F"/>
@@ -6134,11 +7244,11 @@
       <w:szCs w:val="32"/>
     </w:rPr>
   </w:style>
-  <w:style w:type="paragraph" w:styleId="Heading2">
+  <w:style w:type="paragraph" w:styleId="Cmsor2">
     <w:name w:val="heading 2"/>
-    <w:basedOn w:val="Normal"/>
-    <w:next w:val="Normal"/>
-    <w:link w:val="Heading2Char"/>
+    <w:basedOn w:val="Norml"/>
+    <w:next w:val="Norml"/>
+    <w:link w:val="Cmsor2Char"/>
     <w:uiPriority w:val="9"/>
     <w:unhideWhenUsed/>
     <w:qFormat/>
@@ -6156,11 +7266,11 @@
       <w:lang w:val="hu" w:eastAsia="hu-HU"/>
     </w:rPr>
   </w:style>
-  <w:style w:type="paragraph" w:styleId="Heading3">
+  <w:style w:type="paragraph" w:styleId="Cmsor3">
     <w:name w:val="heading 3"/>
-    <w:basedOn w:val="Normal"/>
-    <w:next w:val="Normal"/>
-    <w:link w:val="Heading3Char"/>
+    <w:basedOn w:val="Norml"/>
+    <w:next w:val="Norml"/>
+    <w:link w:val="Cmsor3Char"/>
     <w:uiPriority w:val="9"/>
     <w:unhideWhenUsed/>
     <w:qFormat/>
@@ -6179,13 +7289,13 @@
       <w:lang w:val="hu" w:eastAsia="hu-HU"/>
     </w:rPr>
   </w:style>
-  <w:style w:type="character" w:default="1" w:styleId="DefaultParagraphFont">
+  <w:style w:type="character" w:default="1" w:styleId="Bekezdsalapbettpusa">
     <w:name w:val="Default Paragraph Font"/>
     <w:uiPriority w:val="1"/>
     <w:semiHidden/>
     <w:unhideWhenUsed/>
   </w:style>
-  <w:style w:type="table" w:default="1" w:styleId="TableNormal">
+  <w:style w:type="table" w:default="1" w:styleId="Normltblzat">
     <w:name w:val="Normal Table"/>
     <w:uiPriority w:val="99"/>
     <w:semiHidden/>
@@ -6200,16 +7310,16 @@
       </w:tblCellMar>
     </w:tblPr>
   </w:style>
-  <w:style w:type="numbering" w:default="1" w:styleId="NoList">
+  <w:style w:type="numbering" w:default="1" w:styleId="Nemlista">
     <w:name w:val="No List"/>
     <w:uiPriority w:val="99"/>
     <w:semiHidden/>
     <w:unhideWhenUsed/>
   </w:style>
-  <w:style w:type="paragraph" w:styleId="Header">
+  <w:style w:type="paragraph" w:styleId="lfej">
     <w:name w:val="header"/>
-    <w:basedOn w:val="Normal"/>
-    <w:link w:val="HeaderChar"/>
+    <w:basedOn w:val="Norml"/>
+    <w:link w:val="lfejChar"/>
     <w:uiPriority w:val="99"/>
     <w:unhideWhenUsed/>
     <w:rsid w:val="00A31A33"/>
@@ -6221,17 +7331,17 @@
       <w:spacing w:after="0" w:line="240" w:lineRule="auto"/>
     </w:pPr>
   </w:style>
-  <w:style w:type="character" w:customStyle="1" w:styleId="HeaderChar">
-    <w:name w:val="Header Char"/>
-    <w:basedOn w:val="DefaultParagraphFont"/>
-    <w:link w:val="Header"/>
+  <w:style w:type="character" w:customStyle="1" w:styleId="lfejChar">
+    <w:name w:val="Élőfej Char"/>
+    <w:basedOn w:val="Bekezdsalapbettpusa"/>
+    <w:link w:val="lfej"/>
     <w:uiPriority w:val="99"/>
     <w:rsid w:val="00A31A33"/>
   </w:style>
-  <w:style w:type="paragraph" w:styleId="Footer">
+  <w:style w:type="paragraph" w:styleId="llb">
     <w:name w:val="footer"/>
-    <w:basedOn w:val="Normal"/>
-    <w:link w:val="FooterChar"/>
+    <w:basedOn w:val="Norml"/>
+    <w:link w:val="llbChar"/>
     <w:uiPriority w:val="99"/>
     <w:unhideWhenUsed/>
     <w:rsid w:val="00A31A33"/>
@@ -6243,16 +7353,16 @@
       <w:spacing w:after="0" w:line="240" w:lineRule="auto"/>
     </w:pPr>
   </w:style>
-  <w:style w:type="character" w:customStyle="1" w:styleId="FooterChar">
-    <w:name w:val="Footer Char"/>
-    <w:basedOn w:val="DefaultParagraphFont"/>
-    <w:link w:val="Footer"/>
+  <w:style w:type="character" w:customStyle="1" w:styleId="llbChar">
+    <w:name w:val="Élőláb Char"/>
+    <w:basedOn w:val="Bekezdsalapbettpusa"/>
+    <w:link w:val="llb"/>
     <w:uiPriority w:val="99"/>
     <w:rsid w:val="00A31A33"/>
   </w:style>
-  <w:style w:type="paragraph" w:styleId="NormalWeb">
+  <w:style w:type="paragraph" w:styleId="NormlWeb">
     <w:name w:val="Normal (Web)"/>
-    <w:basedOn w:val="Normal"/>
+    <w:basedOn w:val="Norml"/>
     <w:uiPriority w:val="99"/>
     <w:semiHidden/>
     <w:unhideWhenUsed/>
@@ -6267,9 +7377,9 @@
       <w:lang w:eastAsia="hu-HU"/>
     </w:rPr>
   </w:style>
-  <w:style w:type="character" w:styleId="Hyperlink">
+  <w:style w:type="character" w:styleId="Hiperhivatkozs">
     <w:name w:val="Hyperlink"/>
-    <w:basedOn w:val="DefaultParagraphFont"/>
+    <w:basedOn w:val="Bekezdsalapbettpusa"/>
     <w:uiPriority w:val="99"/>
     <w:unhideWhenUsed/>
     <w:rsid w:val="00C24907"/>
@@ -6278,9 +7388,9 @@
       <w:u w:val="single"/>
     </w:rPr>
   </w:style>
-  <w:style w:type="character" w:styleId="UnresolvedMention">
+  <w:style w:type="character" w:styleId="Feloldatlanmegemlts">
     <w:name w:val="Unresolved Mention"/>
-    <w:basedOn w:val="DefaultParagraphFont"/>
+    <w:basedOn w:val="Bekezdsalapbettpusa"/>
     <w:uiPriority w:val="99"/>
     <w:semiHidden/>
     <w:unhideWhenUsed/>
@@ -6290,10 +7400,10 @@
       <w:shd w:val="clear" w:color="auto" w:fill="E1DFDD"/>
     </w:rPr>
   </w:style>
-  <w:style w:type="character" w:customStyle="1" w:styleId="Heading2Char">
-    <w:name w:val="Heading 2 Char"/>
-    <w:basedOn w:val="DefaultParagraphFont"/>
-    <w:link w:val="Heading2"/>
+  <w:style w:type="character" w:customStyle="1" w:styleId="Cmsor2Char">
+    <w:name w:val="Címsor 2 Char"/>
+    <w:basedOn w:val="Bekezdsalapbettpusa"/>
+    <w:link w:val="Cmsor2"/>
     <w:uiPriority w:val="9"/>
     <w:rsid w:val="00EC386F"/>
     <w:rPr>
@@ -6303,10 +7413,10 @@
       <w:lang w:val="hu" w:eastAsia="hu-HU"/>
     </w:rPr>
   </w:style>
-  <w:style w:type="character" w:customStyle="1" w:styleId="Heading3Char">
-    <w:name w:val="Heading 3 Char"/>
-    <w:basedOn w:val="DefaultParagraphFont"/>
-    <w:link w:val="Heading3"/>
+  <w:style w:type="character" w:customStyle="1" w:styleId="Cmsor3Char">
+    <w:name w:val="Címsor 3 Char"/>
+    <w:basedOn w:val="Bekezdsalapbettpusa"/>
+    <w:link w:val="Cmsor3"/>
     <w:uiPriority w:val="9"/>
     <w:rsid w:val="00EC386F"/>
     <w:rPr>
@@ -6317,10 +7427,10 @@
       <w:lang w:val="hu" w:eastAsia="hu-HU"/>
     </w:rPr>
   </w:style>
-  <w:style w:type="character" w:customStyle="1" w:styleId="Heading1Char">
-    <w:name w:val="Heading 1 Char"/>
-    <w:basedOn w:val="DefaultParagraphFont"/>
-    <w:link w:val="Heading1"/>
+  <w:style w:type="character" w:customStyle="1" w:styleId="Cmsor1Char">
+    <w:name w:val="Címsor 1 Char"/>
+    <w:basedOn w:val="Bekezdsalapbettpusa"/>
+    <w:link w:val="Cmsor1"/>
     <w:uiPriority w:val="9"/>
     <w:rsid w:val="00EC386F"/>
     <w:rPr>

--- a/Felhasználói_Dokumentáció.docx
+++ b/Felhasználói_Dokumentáció.docx
@@ -126,23 +126,7 @@
           <w:sz w:val="28"/>
           <w:szCs w:val="28"/>
         </w:rPr>
-        <w:t>Program tervező és tesz</w:t>
-      </w:r>
-      <w:r>
-        <w:rPr>
-          <w:rFonts w:ascii="Times New Roman" w:hAnsi="Times New Roman" w:cs="Times New Roman"/>
-          <w:sz w:val="28"/>
-          <w:szCs w:val="28"/>
-        </w:rPr>
-        <w:t>t</w:t>
-      </w:r>
-      <w:r>
-        <w:rPr>
-          <w:rFonts w:ascii="Times New Roman" w:hAnsi="Times New Roman" w:cs="Times New Roman"/>
-          <w:sz w:val="28"/>
-          <w:szCs w:val="28"/>
-        </w:rPr>
-        <w:t>elő</w:t>
+        <w:t>Program tervező és tesztelő</w:t>
       </w:r>
     </w:p>
     <w:p>
@@ -478,16 +462,22 @@
     </w:p>
     <w:p>
       <w:pPr>
-        <w:pStyle w:val="Cmsor1"/>
-      </w:pPr>
-      <w:r>
+        <w:pStyle w:val="Heading1"/>
+        <w:rPr>
+          <w:rFonts w:ascii="Times New Roman" w:hAnsi="Times New Roman" w:cs="Times New Roman"/>
+        </w:rPr>
+      </w:pPr>
+      <w:r>
+        <w:rPr>
+          <w:rFonts w:ascii="Times New Roman" w:hAnsi="Times New Roman" w:cs="Times New Roman"/>
+        </w:rPr>
         <w:lastRenderedPageBreak/>
         <w:t>Általános Specifikáció</w:t>
       </w:r>
     </w:p>
     <w:p>
       <w:pPr>
-        <w:pStyle w:val="NormlWeb"/>
+        <w:pStyle w:val="NormalWeb"/>
         <w:jc w:val="both"/>
       </w:pPr>
       <w:r>
@@ -496,7 +486,7 @@
     </w:p>
     <w:p>
       <w:pPr>
-        <w:pStyle w:val="NormlWeb"/>
+        <w:pStyle w:val="NormalWeb"/>
         <w:jc w:val="both"/>
       </w:pPr>
       <w:r>
@@ -505,7 +495,7 @@
     </w:p>
     <w:p>
       <w:pPr>
-        <w:pStyle w:val="NormlWeb"/>
+        <w:pStyle w:val="NormalWeb"/>
         <w:jc w:val="both"/>
       </w:pPr>
       <w:r>
@@ -526,7 +516,7 @@
     </w:p>
     <w:p>
       <w:pPr>
-        <w:pStyle w:val="NormlWeb"/>
+        <w:pStyle w:val="NormalWeb"/>
         <w:jc w:val="both"/>
       </w:pPr>
       <w:r>
@@ -535,7 +525,7 @@
     </w:p>
     <w:p>
       <w:pPr>
-        <w:pStyle w:val="NormlWeb"/>
+        <w:pStyle w:val="NormalWeb"/>
         <w:jc w:val="both"/>
       </w:pPr>
       <w:r>
@@ -544,7 +534,7 @@
     </w:p>
     <w:p>
       <w:pPr>
-        <w:pStyle w:val="NormlWeb"/>
+        <w:pStyle w:val="NormalWeb"/>
         <w:jc w:val="both"/>
       </w:pPr>
       <w:r>
@@ -553,7 +543,7 @@
     </w:p>
     <w:p>
       <w:pPr>
-        <w:pStyle w:val="NormlWeb"/>
+        <w:pStyle w:val="NormalWeb"/>
         <w:jc w:val="both"/>
       </w:pPr>
       <w:r>
@@ -589,18 +579,30 @@
     </w:p>
     <w:p>
       <w:pPr>
-        <w:pStyle w:val="Cmsor1"/>
-      </w:pPr>
-      <w:r>
+        <w:pStyle w:val="Heading1"/>
+        <w:rPr>
+          <w:rFonts w:ascii="Times New Roman" w:hAnsi="Times New Roman" w:cs="Times New Roman"/>
+        </w:rPr>
+      </w:pPr>
+      <w:r>
+        <w:rPr>
+          <w:rFonts w:ascii="Times New Roman" w:hAnsi="Times New Roman" w:cs="Times New Roman"/>
+        </w:rPr>
         <w:lastRenderedPageBreak/>
         <w:t>Rendszerkövetelmények:</w:t>
       </w:r>
     </w:p>
     <w:p>
       <w:pPr>
-        <w:pStyle w:val="Cmsor2"/>
-      </w:pPr>
-      <w:r>
+        <w:pStyle w:val="Heading2"/>
+        <w:rPr>
+          <w:rFonts w:ascii="Times New Roman" w:hAnsi="Times New Roman" w:cs="Times New Roman"/>
+        </w:rPr>
+      </w:pPr>
+      <w:r>
+        <w:rPr>
+          <w:rFonts w:ascii="Times New Roman" w:hAnsi="Times New Roman" w:cs="Times New Roman"/>
+        </w:rPr>
         <w:t>Hardver:</w:t>
       </w:r>
     </w:p>
@@ -657,9 +659,15 @@
     </w:p>
     <w:p>
       <w:pPr>
-        <w:pStyle w:val="Cmsor2"/>
-      </w:pPr>
-      <w:r>
+        <w:pStyle w:val="Heading2"/>
+        <w:rPr>
+          <w:rFonts w:ascii="Times New Roman" w:hAnsi="Times New Roman" w:cs="Times New Roman"/>
+        </w:rPr>
+      </w:pPr>
+      <w:r>
+        <w:rPr>
+          <w:rFonts w:ascii="Times New Roman" w:hAnsi="Times New Roman" w:cs="Times New Roman"/>
+        </w:rPr>
         <w:t>Szoftver:</w:t>
       </w:r>
     </w:p>
@@ -693,25 +701,24 @@
           <w:sz w:val="28"/>
           <w:szCs w:val="28"/>
         </w:rPr>
-        <w:t xml:space="preserve"> 7,8,10,11, Linux (32 vagy 64 bites), </w:t>
-      </w:r>
-      <w:proofErr w:type="spellStart"/>
-      <w:r>
+        <w:t xml:space="preserve"> 7,8,10,11, Linux (32 vagy 64 bites), macOS 10.10 vagy újabb</w:t>
+      </w:r>
+    </w:p>
+    <w:p>
+      <w:pPr>
         <w:rPr>
           <w:rFonts w:ascii="Times New Roman" w:hAnsi="Times New Roman" w:cs="Times New Roman"/>
           <w:sz w:val="28"/>
           <w:szCs w:val="28"/>
         </w:rPr>
-        <w:t>macOS</w:t>
-      </w:r>
-      <w:proofErr w:type="spellEnd"/>
+      </w:pPr>
       <w:r>
         <w:rPr>
           <w:rFonts w:ascii="Times New Roman" w:hAnsi="Times New Roman" w:cs="Times New Roman"/>
           <w:sz w:val="28"/>
           <w:szCs w:val="28"/>
         </w:rPr>
-        <w:t xml:space="preserve"> 10.10 vagy újabb</w:t>
+        <w:t>Github cmd</w:t>
       </w:r>
     </w:p>
     <w:p>
@@ -722,34 +729,31 @@
           <w:szCs w:val="28"/>
         </w:rPr>
       </w:pPr>
-      <w:proofErr w:type="spellStart"/>
       <w:r>
         <w:rPr>
           <w:rFonts w:ascii="Times New Roman" w:hAnsi="Times New Roman" w:cs="Times New Roman"/>
           <w:sz w:val="28"/>
           <w:szCs w:val="28"/>
         </w:rPr>
-        <w:t>Github</w:t>
-      </w:r>
-      <w:proofErr w:type="spellEnd"/>
-      <w:r>
+        <w:t>XAMPP telepítése a „C” meghajtóra</w:t>
+      </w:r>
+    </w:p>
+    <w:p>
+      <w:pPr>
         <w:rPr>
           <w:rFonts w:ascii="Times New Roman" w:hAnsi="Times New Roman" w:cs="Times New Roman"/>
           <w:sz w:val="28"/>
           <w:szCs w:val="28"/>
         </w:rPr>
-        <w:t xml:space="preserve"> </w:t>
-      </w:r>
-      <w:proofErr w:type="spellStart"/>
+      </w:pPr>
       <w:r>
         <w:rPr>
           <w:rFonts w:ascii="Times New Roman" w:hAnsi="Times New Roman" w:cs="Times New Roman"/>
           <w:sz w:val="28"/>
           <w:szCs w:val="28"/>
         </w:rPr>
-        <w:t>cmd</w:t>
-      </w:r>
-      <w:proofErr w:type="spellEnd"/>
+        <w:t>XAMPP phpmyadmin</w:t>
+      </w:r>
     </w:p>
     <w:p>
       <w:pPr>
@@ -765,7 +769,7 @@
           <w:sz w:val="28"/>
           <w:szCs w:val="28"/>
         </w:rPr>
-        <w:t>XAMPP telepítése a „C” meghajtóra</w:t>
+        <w:t>szabad 80 és 443 port</w:t>
       </w:r>
     </w:p>
     <w:p>
@@ -782,111 +786,59 @@
           <w:sz w:val="28"/>
           <w:szCs w:val="28"/>
         </w:rPr>
-        <w:t xml:space="preserve">XAMPP </w:t>
-      </w:r>
-      <w:proofErr w:type="spellStart"/>
+        <w:t>phpmyadmin-ba importálni az „</w:t>
+      </w:r>
       <w:r>
         <w:rPr>
           <w:rFonts w:ascii="Times New Roman" w:hAnsi="Times New Roman" w:cs="Times New Roman"/>
           <w:sz w:val="28"/>
           <w:szCs w:val="28"/>
         </w:rPr>
-        <w:t>phpmyadmin</w:t>
-      </w:r>
-      <w:proofErr w:type="spellEnd"/>
-    </w:p>
-    <w:p>
-      <w:pPr>
+        <w:t>arany_agancs.sql” -</w:t>
+      </w:r>
+      <w:r>
         <w:rPr>
           <w:rFonts w:ascii="Times New Roman" w:hAnsi="Times New Roman" w:cs="Times New Roman"/>
           <w:sz w:val="28"/>
           <w:szCs w:val="28"/>
         </w:rPr>
-      </w:pPr>
-      <w:r>
+        <w:t>t</w:t>
+      </w:r>
+    </w:p>
+    <w:p>
+      <w:pPr>
         <w:rPr>
           <w:rFonts w:ascii="Times New Roman" w:hAnsi="Times New Roman" w:cs="Times New Roman"/>
           <w:sz w:val="28"/>
           <w:szCs w:val="28"/>
         </w:rPr>
-        <w:t>szabad 80 és 443 port</w:t>
-      </w:r>
-    </w:p>
-    <w:p>
-      <w:pPr>
-        <w:rPr>
-          <w:rFonts w:ascii="Times New Roman" w:hAnsi="Times New Roman" w:cs="Times New Roman"/>
-          <w:sz w:val="28"/>
-          <w:szCs w:val="28"/>
-        </w:rPr>
-      </w:pPr>
-      <w:proofErr w:type="spellStart"/>
-      <w:r>
-        <w:rPr>
-          <w:rFonts w:ascii="Times New Roman" w:hAnsi="Times New Roman" w:cs="Times New Roman"/>
-          <w:sz w:val="28"/>
-          <w:szCs w:val="28"/>
-        </w:rPr>
-        <w:t>phpmyadmin-ba</w:t>
-      </w:r>
-      <w:proofErr w:type="spellEnd"/>
-      <w:r>
-        <w:rPr>
-          <w:rFonts w:ascii="Times New Roman" w:hAnsi="Times New Roman" w:cs="Times New Roman"/>
-          <w:sz w:val="28"/>
-          <w:szCs w:val="28"/>
-        </w:rPr>
-        <w:t xml:space="preserve"> importálni az „</w:t>
-      </w:r>
-      <w:proofErr w:type="spellStart"/>
-      <w:r>
-        <w:rPr>
-          <w:rFonts w:ascii="Times New Roman" w:hAnsi="Times New Roman" w:cs="Times New Roman"/>
-          <w:sz w:val="28"/>
-          <w:szCs w:val="28"/>
-        </w:rPr>
-        <w:t>arany_agancs.sql</w:t>
-      </w:r>
-      <w:proofErr w:type="spellEnd"/>
-      <w:r>
-        <w:rPr>
-          <w:rFonts w:ascii="Times New Roman" w:hAnsi="Times New Roman" w:cs="Times New Roman"/>
-          <w:sz w:val="28"/>
-          <w:szCs w:val="28"/>
-        </w:rPr>
-        <w:t>” -</w:t>
-      </w:r>
-      <w:r>
-        <w:rPr>
-          <w:rFonts w:ascii="Times New Roman" w:hAnsi="Times New Roman" w:cs="Times New Roman"/>
-          <w:sz w:val="28"/>
-          <w:szCs w:val="28"/>
-        </w:rPr>
-        <w:t>t</w:t>
-      </w:r>
-    </w:p>
-    <w:p>
-      <w:pPr>
-        <w:rPr>
-          <w:rFonts w:ascii="Times New Roman" w:hAnsi="Times New Roman" w:cs="Times New Roman"/>
-          <w:sz w:val="28"/>
-          <w:szCs w:val="28"/>
-        </w:rPr>
-      </w:pPr>
-    </w:p>
-    <w:p>
-      <w:pPr>
-        <w:pStyle w:val="Cmsor1"/>
-      </w:pPr>
-      <w:r>
+      </w:pPr>
+    </w:p>
+    <w:p>
+      <w:pPr>
+        <w:pStyle w:val="Heading1"/>
+        <w:rPr>
+          <w:rFonts w:ascii="Times New Roman" w:hAnsi="Times New Roman" w:cs="Times New Roman"/>
+        </w:rPr>
+      </w:pPr>
+      <w:r>
+        <w:rPr>
+          <w:rFonts w:ascii="Times New Roman" w:hAnsi="Times New Roman" w:cs="Times New Roman"/>
+        </w:rPr>
         <w:t>A program telepítése:</w:t>
       </w:r>
     </w:p>
     <w:p>
       <w:pPr>
-        <w:pStyle w:val="Cmsor2"/>
-      </w:pPr>
-      <w:r>
+        <w:pStyle w:val="Heading2"/>
+        <w:rPr>
+          <w:rFonts w:ascii="Times New Roman" w:hAnsi="Times New Roman" w:cs="Times New Roman"/>
+        </w:rPr>
+      </w:pPr>
+      <w:r>
+        <w:rPr>
+          <w:rFonts w:ascii="Times New Roman" w:hAnsi="Times New Roman" w:cs="Times New Roman"/>
+        </w:rPr>
         <w:t>Projekt működéséhez kötelező letöltések:</w:t>
       </w:r>
     </w:p>
@@ -899,158 +851,58 @@
           <w:szCs w:val="24"/>
         </w:rPr>
       </w:pPr>
-      <w:proofErr w:type="spellStart"/>
       <w:r>
         <w:rPr>
           <w:rFonts w:ascii="Times New Roman" w:hAnsi="Times New Roman" w:cs="Times New Roman"/>
           <w:sz w:val="24"/>
           <w:szCs w:val="24"/>
         </w:rPr>
-        <w:t>Github</w:t>
-      </w:r>
-      <w:proofErr w:type="spellEnd"/>
+        <w:t>Github cmd megnyitása után el kell navigálni a „C:\xampp\htdocs” map</w:t>
+      </w:r>
       <w:r>
         <w:rPr>
           <w:rFonts w:ascii="Times New Roman" w:hAnsi="Times New Roman" w:cs="Times New Roman"/>
           <w:sz w:val="24"/>
           <w:szCs w:val="24"/>
         </w:rPr>
-        <w:t xml:space="preserve"> </w:t>
-      </w:r>
-      <w:proofErr w:type="spellStart"/>
+        <w:t>p</w:t>
+      </w:r>
       <w:r>
         <w:rPr>
           <w:rFonts w:ascii="Times New Roman" w:hAnsi="Times New Roman" w:cs="Times New Roman"/>
           <w:sz w:val="24"/>
           <w:szCs w:val="24"/>
         </w:rPr>
-        <w:t>cmd</w:t>
-      </w:r>
-      <w:proofErr w:type="spellEnd"/>
+        <w:t>áig, ahol k</w:t>
+      </w:r>
       <w:r>
         <w:rPr>
           <w:rFonts w:ascii="Times New Roman" w:hAnsi="Times New Roman" w:cs="Times New Roman"/>
           <w:sz w:val="24"/>
           <w:szCs w:val="24"/>
         </w:rPr>
-        <w:t xml:space="preserve"> megnyitása után el kell navigálni a „C:\</w:t>
-      </w:r>
-      <w:proofErr w:type="spellStart"/>
+        <w:t>i kell adni</w:t>
+      </w:r>
       <w:r>
         <w:rPr>
           <w:rFonts w:ascii="Times New Roman" w:hAnsi="Times New Roman" w:cs="Times New Roman"/>
           <w:sz w:val="24"/>
           <w:szCs w:val="24"/>
         </w:rPr>
-        <w:t>xampp</w:t>
-      </w:r>
-      <w:proofErr w:type="spellEnd"/>
+        <w:t xml:space="preserve"> a </w:t>
+      </w:r>
       <w:r>
         <w:rPr>
           <w:rFonts w:ascii="Times New Roman" w:hAnsi="Times New Roman" w:cs="Times New Roman"/>
           <w:sz w:val="24"/>
           <w:szCs w:val="24"/>
         </w:rPr>
-        <w:t>\</w:t>
-      </w:r>
-      <w:proofErr w:type="spellStart"/>
-      <w:r>
-        <w:rPr>
-          <w:rFonts w:ascii="Times New Roman" w:hAnsi="Times New Roman" w:cs="Times New Roman"/>
-          <w:sz w:val="24"/>
-          <w:szCs w:val="24"/>
-        </w:rPr>
-        <w:t>htdocs</w:t>
-      </w:r>
-      <w:proofErr w:type="spellEnd"/>
-      <w:r>
-        <w:rPr>
-          <w:rFonts w:ascii="Times New Roman" w:hAnsi="Times New Roman" w:cs="Times New Roman"/>
-          <w:sz w:val="24"/>
-          <w:szCs w:val="24"/>
-        </w:rPr>
-        <w:t>” map</w:t>
-      </w:r>
-      <w:r>
-        <w:rPr>
-          <w:rFonts w:ascii="Times New Roman" w:hAnsi="Times New Roman" w:cs="Times New Roman"/>
-          <w:sz w:val="24"/>
-          <w:szCs w:val="24"/>
-        </w:rPr>
-        <w:t>p</w:t>
-      </w:r>
-      <w:r>
-        <w:rPr>
-          <w:rFonts w:ascii="Times New Roman" w:hAnsi="Times New Roman" w:cs="Times New Roman"/>
-          <w:sz w:val="24"/>
-          <w:szCs w:val="24"/>
-        </w:rPr>
-        <w:t>áig, ahol k</w:t>
-      </w:r>
-      <w:r>
-        <w:rPr>
-          <w:rFonts w:ascii="Times New Roman" w:hAnsi="Times New Roman" w:cs="Times New Roman"/>
-          <w:sz w:val="24"/>
-          <w:szCs w:val="24"/>
-        </w:rPr>
-        <w:t>i kell adni</w:t>
-      </w:r>
-      <w:r>
-        <w:rPr>
-          <w:rFonts w:ascii="Times New Roman" w:hAnsi="Times New Roman" w:cs="Times New Roman"/>
-          <w:sz w:val="24"/>
-          <w:szCs w:val="24"/>
-        </w:rPr>
-        <w:t xml:space="preserve"> a </w:t>
-      </w:r>
-      <w:r>
-        <w:rPr>
-          <w:rFonts w:ascii="Times New Roman" w:hAnsi="Times New Roman" w:cs="Times New Roman"/>
-          <w:sz w:val="24"/>
-          <w:szCs w:val="24"/>
-        </w:rPr>
-        <w:t>„</w:t>
-      </w:r>
-      <w:proofErr w:type="spellStart"/>
-      <w:r>
-        <w:rPr>
-          <w:rFonts w:ascii="Times New Roman" w:hAnsi="Times New Roman" w:cs="Times New Roman"/>
-          <w:sz w:val="24"/>
-          <w:szCs w:val="24"/>
-        </w:rPr>
-        <w:t>git</w:t>
-      </w:r>
-      <w:proofErr w:type="spellEnd"/>
-      <w:r>
-        <w:rPr>
-          <w:rFonts w:ascii="Times New Roman" w:hAnsi="Times New Roman" w:cs="Times New Roman"/>
-          <w:sz w:val="24"/>
-          <w:szCs w:val="24"/>
-        </w:rPr>
-        <w:t xml:space="preserve"> </w:t>
-      </w:r>
-      <w:proofErr w:type="spellStart"/>
-      <w:r>
-        <w:rPr>
-          <w:rFonts w:ascii="Times New Roman" w:hAnsi="Times New Roman" w:cs="Times New Roman"/>
-          <w:sz w:val="24"/>
-          <w:szCs w:val="24"/>
-        </w:rPr>
-        <w:t>clone</w:t>
-      </w:r>
-      <w:proofErr w:type="spellEnd"/>
-      <w:r>
-        <w:rPr>
-          <w:rFonts w:ascii="Times New Roman" w:hAnsi="Times New Roman" w:cs="Times New Roman"/>
-          <w:sz w:val="24"/>
-          <w:szCs w:val="24"/>
-        </w:rPr>
-        <w:t xml:space="preserve"> </w:t>
+        <w:t xml:space="preserve">„git clone </w:t>
       </w:r>
       <w:hyperlink r:id="rId7" w:history="1">
         <w:r>
           <w:rPr>
-            <w:rStyle w:val="Hiperhivatkozs"/>
+            <w:rStyle w:val="Hyperlink"/>
             <w:rFonts w:ascii="Times New Roman" w:hAnsi="Times New Roman" w:cs="Times New Roman"/>
             <w:sz w:val="24"/>
             <w:szCs w:val="24"/>
@@ -1152,59 +1004,23 @@
           <w:sz w:val="24"/>
           <w:szCs w:val="24"/>
         </w:rPr>
-        <w:t>„</w:t>
-      </w:r>
-      <w:proofErr w:type="spellStart"/>
+        <w:t>„arany_agancs.sql”</w:t>
+      </w:r>
       <w:r>
         <w:rPr>
           <w:rFonts w:ascii="Times New Roman" w:hAnsi="Times New Roman" w:cs="Times New Roman"/>
           <w:sz w:val="24"/>
           <w:szCs w:val="24"/>
         </w:rPr>
-        <w:t>arany_agancs.sql</w:t>
-      </w:r>
-      <w:proofErr w:type="spellEnd"/>
+        <w:t xml:space="preserve"> fájlt be kell</w:t>
+      </w:r>
       <w:r>
         <w:rPr>
           <w:rFonts w:ascii="Times New Roman" w:hAnsi="Times New Roman" w:cs="Times New Roman"/>
           <w:sz w:val="24"/>
           <w:szCs w:val="24"/>
         </w:rPr>
-        <w:t>”</w:t>
-      </w:r>
-      <w:r>
-        <w:rPr>
-          <w:rFonts w:ascii="Times New Roman" w:hAnsi="Times New Roman" w:cs="Times New Roman"/>
-          <w:sz w:val="24"/>
-          <w:szCs w:val="24"/>
-        </w:rPr>
-        <w:t xml:space="preserve"> fájlt be kell</w:t>
-      </w:r>
-      <w:r>
-        <w:rPr>
-          <w:rFonts w:ascii="Times New Roman" w:hAnsi="Times New Roman" w:cs="Times New Roman"/>
-          <w:sz w:val="24"/>
-          <w:szCs w:val="24"/>
-        </w:rPr>
-        <w:t xml:space="preserve"> importálni a </w:t>
-      </w:r>
-      <w:proofErr w:type="spellStart"/>
-      <w:r>
-        <w:rPr>
-          <w:rFonts w:ascii="Times New Roman" w:hAnsi="Times New Roman" w:cs="Times New Roman"/>
-          <w:sz w:val="24"/>
-          <w:szCs w:val="24"/>
-        </w:rPr>
-        <w:t>phpmyadmin-ba</w:t>
-      </w:r>
-      <w:proofErr w:type="spellEnd"/>
-      <w:r>
-        <w:rPr>
-          <w:rFonts w:ascii="Times New Roman" w:hAnsi="Times New Roman" w:cs="Times New Roman"/>
-          <w:sz w:val="24"/>
-          <w:szCs w:val="24"/>
-        </w:rPr>
-        <w:t>.</w:t>
+        <w:t xml:space="preserve"> importálni a phpmyadmin-ba.</w:t>
       </w:r>
       <w:r>
         <w:rPr>
@@ -1272,8 +1088,8 @@
       <w:hyperlink r:id="rId10" w:history="1">
         <w:r>
           <w:rPr>
-            <w:rStyle w:val="Hiperhivatkozs"/>
-            <w:rFonts w:ascii="Segoe UI" w:hAnsi="Segoe UI" w:cs="Segoe UI"/>
+            <w:rStyle w:val="Hyperlink"/>
+            <w:rFonts w:ascii="Times New Roman" w:hAnsi="Times New Roman" w:cs="Times New Roman"/>
             <w:color w:val="0969DA"/>
             <w:shd w:val="clear" w:color="auto" w:fill="FFFFFF"/>
           </w:rPr>
@@ -1281,25 +1097,11 @@
         </w:r>
       </w:hyperlink>
       <w:r>
-        <w:t xml:space="preserve"> oldalról letöltött ZIP-</w:t>
-      </w:r>
-      <w:proofErr w:type="spellStart"/>
-      <w:r>
-        <w:t>ből</w:t>
-      </w:r>
-      <w:proofErr w:type="spellEnd"/>
-      <w:r>
-        <w:t xml:space="preserve"> ki kell szedni a </w:t>
-      </w:r>
-      <w:proofErr w:type="spellStart"/>
-      <w:r>
-        <w:t>src</w:t>
-      </w:r>
-      <w:proofErr w:type="spellEnd"/>
-      <w:r>
-        <w:t xml:space="preserve"> mappát és át kell helyezni a </w:t>
-      </w:r>
-      <w:proofErr w:type="spellStart"/>
+        <w:rPr>
+          <w:rFonts w:ascii="Times New Roman" w:hAnsi="Times New Roman" w:cs="Times New Roman"/>
+        </w:rPr>
+        <w:t xml:space="preserve"> oldalról letöltött ZIP-ből ki kell szedni a src mappát és át kell helyezni a </w:t>
+      </w:r>
       <w:r>
         <w:rPr>
           <w:rFonts w:ascii="Times New Roman" w:hAnsi="Times New Roman" w:cs="Times New Roman"/>
@@ -1308,9 +1110,8 @@
           <w:szCs w:val="24"/>
           <w:shd w:val="clear" w:color="auto" w:fill="FFFFFF"/>
         </w:rPr>
-        <w:t>vadaszProjekt</w:t>
-      </w:r>
-      <w:proofErr w:type="spellEnd"/>
+        <w:t>vadaszProjekt/backend/bejelentkezes/vendor/firebase/php-jwt</w:t>
+      </w:r>
       <w:r>
         <w:rPr>
           <w:rFonts w:ascii="Times New Roman" w:hAnsi="Times New Roman" w:cs="Times New Roman"/>
@@ -1319,10 +1120,12 @@
           <w:szCs w:val="24"/>
           <w:shd w:val="clear" w:color="auto" w:fill="FFFFFF"/>
         </w:rPr>
-        <w:t>/backend/</w:t>
-      </w:r>
-      <w:proofErr w:type="spellStart"/>
-      <w:r>
+        <w:t xml:space="preserve"> mappába. </w:t>
+      </w:r>
+    </w:p>
+    <w:p>
+      <w:pPr>
+        <w:jc w:val="both"/>
         <w:rPr>
           <w:rFonts w:ascii="Times New Roman" w:hAnsi="Times New Roman" w:cs="Times New Roman"/>
           <w:color w:val="1F2328"/>
@@ -1330,9 +1133,7 @@
           <w:szCs w:val="24"/>
           <w:shd w:val="clear" w:color="auto" w:fill="FFFFFF"/>
         </w:rPr>
-        <w:t>bejelentkezes</w:t>
-      </w:r>
-      <w:proofErr w:type="spellEnd"/>
+      </w:pPr>
       <w:r>
         <w:rPr>
           <w:rFonts w:ascii="Times New Roman" w:hAnsi="Times New Roman" w:cs="Times New Roman"/>
@@ -1341,117 +1142,7 @@
           <w:szCs w:val="24"/>
           <w:shd w:val="clear" w:color="auto" w:fill="FFFFFF"/>
         </w:rPr>
-        <w:t>/</w:t>
-      </w:r>
-      <w:proofErr w:type="spellStart"/>
-      <w:r>
-        <w:rPr>
-          <w:rFonts w:ascii="Times New Roman" w:hAnsi="Times New Roman" w:cs="Times New Roman"/>
-          <w:color w:val="1F2328"/>
-          <w:sz w:val="24"/>
-          <w:szCs w:val="24"/>
-          <w:shd w:val="clear" w:color="auto" w:fill="FFFFFF"/>
-        </w:rPr>
-        <w:t>vendor</w:t>
-      </w:r>
-      <w:proofErr w:type="spellEnd"/>
-      <w:r>
-        <w:rPr>
-          <w:rFonts w:ascii="Times New Roman" w:hAnsi="Times New Roman" w:cs="Times New Roman"/>
-          <w:color w:val="1F2328"/>
-          <w:sz w:val="24"/>
-          <w:szCs w:val="24"/>
-          <w:shd w:val="clear" w:color="auto" w:fill="FFFFFF"/>
-        </w:rPr>
-        <w:t>/</w:t>
-      </w:r>
-      <w:proofErr w:type="spellStart"/>
-      <w:r>
-        <w:rPr>
-          <w:rFonts w:ascii="Times New Roman" w:hAnsi="Times New Roman" w:cs="Times New Roman"/>
-          <w:color w:val="1F2328"/>
-          <w:sz w:val="24"/>
-          <w:szCs w:val="24"/>
-          <w:shd w:val="clear" w:color="auto" w:fill="FFFFFF"/>
-        </w:rPr>
-        <w:t>firebase</w:t>
-      </w:r>
-      <w:proofErr w:type="spellEnd"/>
-      <w:r>
-        <w:rPr>
-          <w:rFonts w:ascii="Times New Roman" w:hAnsi="Times New Roman" w:cs="Times New Roman"/>
-          <w:color w:val="1F2328"/>
-          <w:sz w:val="24"/>
-          <w:szCs w:val="24"/>
-          <w:shd w:val="clear" w:color="auto" w:fill="FFFFFF"/>
-        </w:rPr>
-        <w:t>/php-</w:t>
-      </w:r>
-      <w:proofErr w:type="spellStart"/>
-      <w:r>
-        <w:rPr>
-          <w:rFonts w:ascii="Times New Roman" w:hAnsi="Times New Roman" w:cs="Times New Roman"/>
-          <w:color w:val="1F2328"/>
-          <w:sz w:val="24"/>
-          <w:szCs w:val="24"/>
-          <w:shd w:val="clear" w:color="auto" w:fill="FFFFFF"/>
-        </w:rPr>
-        <w:t>jwt</w:t>
-      </w:r>
-      <w:proofErr w:type="spellEnd"/>
-      <w:r>
-        <w:rPr>
-          <w:rFonts w:ascii="Times New Roman" w:hAnsi="Times New Roman" w:cs="Times New Roman"/>
-          <w:color w:val="1F2328"/>
-          <w:sz w:val="24"/>
-          <w:szCs w:val="24"/>
-          <w:shd w:val="clear" w:color="auto" w:fill="FFFFFF"/>
-        </w:rPr>
-        <w:t xml:space="preserve"> mappába. </w:t>
-      </w:r>
-    </w:p>
-    <w:p>
-      <w:pPr>
-        <w:jc w:val="both"/>
-        <w:rPr>
-          <w:rFonts w:ascii="Times New Roman" w:hAnsi="Times New Roman" w:cs="Times New Roman"/>
-          <w:color w:val="1F2328"/>
-          <w:sz w:val="24"/>
-          <w:szCs w:val="24"/>
-          <w:shd w:val="clear" w:color="auto" w:fill="FFFFFF"/>
-        </w:rPr>
-      </w:pPr>
-      <w:r>
-        <w:rPr>
-          <w:rFonts w:ascii="Times New Roman" w:hAnsi="Times New Roman" w:cs="Times New Roman"/>
-          <w:color w:val="1F2328"/>
-          <w:sz w:val="24"/>
-          <w:szCs w:val="24"/>
-          <w:shd w:val="clear" w:color="auto" w:fill="FFFFFF"/>
-        </w:rPr>
-        <w:t>Ezután a „</w:t>
-      </w:r>
-      <w:proofErr w:type="spellStart"/>
-      <w:r>
-        <w:rPr>
-          <w:rFonts w:ascii="Times New Roman" w:hAnsi="Times New Roman" w:cs="Times New Roman"/>
-          <w:color w:val="1F2328"/>
-          <w:sz w:val="24"/>
-          <w:szCs w:val="24"/>
-          <w:shd w:val="clear" w:color="auto" w:fill="FFFFFF"/>
-        </w:rPr>
-        <w:t>JWT.php</w:t>
-      </w:r>
-      <w:proofErr w:type="spellEnd"/>
-      <w:r>
-        <w:rPr>
-          <w:rFonts w:ascii="Times New Roman" w:hAnsi="Times New Roman" w:cs="Times New Roman"/>
-          <w:color w:val="1F2328"/>
-          <w:sz w:val="24"/>
-          <w:szCs w:val="24"/>
-          <w:shd w:val="clear" w:color="auto" w:fill="FFFFFF"/>
-        </w:rPr>
-        <w:t xml:space="preserve">” fájlból ki kell törölni a </w:t>
+        <w:t xml:space="preserve">Ezután a „JWT.php” fájlból ki kell törölni a </w:t>
       </w:r>
       <w:r>
         <w:rPr>
@@ -1562,27 +1253,12 @@
           <w:sz w:val="24"/>
           <w:szCs w:val="24"/>
         </w:rPr>
-        <w:t xml:space="preserve">Ha a gépen még nincsen letöltve a </w:t>
-      </w:r>
-      <w:proofErr w:type="spellStart"/>
-      <w:r>
-        <w:rPr>
-          <w:rFonts w:ascii="Times New Roman" w:hAnsi="Times New Roman" w:cs="Times New Roman"/>
-          <w:sz w:val="24"/>
-          <w:szCs w:val="24"/>
-        </w:rPr>
-        <w:t>Composer</w:t>
-      </w:r>
-      <w:proofErr w:type="spellEnd"/>
-      <w:r>
-        <w:rPr>
-          <w:rFonts w:ascii="Times New Roman" w:hAnsi="Times New Roman" w:cs="Times New Roman"/>
-          <w:sz w:val="24"/>
-          <w:szCs w:val="24"/>
-        </w:rPr>
-        <w:t>, akkor ezen a linken kell letölteni</w:t>
-      </w:r>
-      <w:r>
+        <w:t>Ha a gépen még nincsen letöltve a Composer, akkor ezen a linken kell letölteni</w:t>
+      </w:r>
+      <w:r>
+        <w:rPr>
+          <w:rFonts w:ascii="Times New Roman" w:hAnsi="Times New Roman" w:cs="Times New Roman"/>
+        </w:rPr>
         <w:t xml:space="preserve"> </w:t>
       </w:r>
       <w:r>
@@ -1617,117 +1293,36 @@
           <w:sz w:val="24"/>
           <w:szCs w:val="24"/>
         </w:rPr>
-        <w:t xml:space="preserve"> a parancsorba el kell navigálni a </w:t>
-      </w:r>
-      <w:proofErr w:type="spellStart"/>
+        <w:t xml:space="preserve"> a parancsorba el kell navigálni a vadászProjekt mappához, majd ki kell adni a „composer require phpmailer/</w:t>
+      </w:r>
       <w:r>
         <w:rPr>
           <w:rFonts w:ascii="Times New Roman" w:hAnsi="Times New Roman" w:cs="Times New Roman"/>
           <w:sz w:val="24"/>
           <w:szCs w:val="24"/>
         </w:rPr>
-        <w:t>vadászProjekt</w:t>
-      </w:r>
-      <w:proofErr w:type="spellEnd"/>
+        <w:t>phpmailer” -</w:t>
+      </w:r>
       <w:r>
         <w:rPr>
           <w:rFonts w:ascii="Times New Roman" w:hAnsi="Times New Roman" w:cs="Times New Roman"/>
           <w:sz w:val="24"/>
           <w:szCs w:val="24"/>
         </w:rPr>
-        <w:t xml:space="preserve"> mappához, majd ki kell adni a „</w:t>
-      </w:r>
-      <w:proofErr w:type="spellStart"/>
-      <w:r>
+        <w:t>t</w:t>
+      </w:r>
+    </w:p>
+    <w:p>
+      <w:pPr>
         <w:rPr>
           <w:rFonts w:ascii="Times New Roman" w:hAnsi="Times New Roman" w:cs="Times New Roman"/>
           <w:sz w:val="24"/>
           <w:szCs w:val="24"/>
         </w:rPr>
-        <w:t>composer</w:t>
-      </w:r>
-      <w:proofErr w:type="spellEnd"/>
-      <w:r>
-        <w:rPr>
-          <w:rFonts w:ascii="Times New Roman" w:hAnsi="Times New Roman" w:cs="Times New Roman"/>
-          <w:sz w:val="24"/>
-          <w:szCs w:val="24"/>
-        </w:rPr>
-        <w:t xml:space="preserve"> </w:t>
-      </w:r>
-      <w:proofErr w:type="spellStart"/>
-      <w:r>
-        <w:rPr>
-          <w:rFonts w:ascii="Times New Roman" w:hAnsi="Times New Roman" w:cs="Times New Roman"/>
-          <w:sz w:val="24"/>
-          <w:szCs w:val="24"/>
-        </w:rPr>
-        <w:t>require</w:t>
-      </w:r>
-      <w:proofErr w:type="spellEnd"/>
-      <w:r>
-        <w:rPr>
-          <w:rFonts w:ascii="Times New Roman" w:hAnsi="Times New Roman" w:cs="Times New Roman"/>
-          <w:sz w:val="24"/>
-          <w:szCs w:val="24"/>
-        </w:rPr>
-        <w:t xml:space="preserve"> </w:t>
-      </w:r>
-      <w:proofErr w:type="spellStart"/>
-      <w:r>
-        <w:rPr>
-          <w:rFonts w:ascii="Times New Roman" w:hAnsi="Times New Roman" w:cs="Times New Roman"/>
-          <w:sz w:val="24"/>
-          <w:szCs w:val="24"/>
-        </w:rPr>
-        <w:t>phpmailer</w:t>
-      </w:r>
-      <w:proofErr w:type="spellEnd"/>
-      <w:r>
-        <w:rPr>
-          <w:rFonts w:ascii="Times New Roman" w:hAnsi="Times New Roman" w:cs="Times New Roman"/>
-          <w:sz w:val="24"/>
-          <w:szCs w:val="24"/>
-        </w:rPr>
-        <w:t>/</w:t>
-      </w:r>
-      <w:proofErr w:type="spellStart"/>
-      <w:r>
-        <w:rPr>
-          <w:rFonts w:ascii="Times New Roman" w:hAnsi="Times New Roman" w:cs="Times New Roman"/>
-          <w:sz w:val="24"/>
-          <w:szCs w:val="24"/>
-        </w:rPr>
-        <w:t>phpmailer</w:t>
-      </w:r>
-      <w:proofErr w:type="spellEnd"/>
-      <w:r>
-        <w:rPr>
-          <w:rFonts w:ascii="Times New Roman" w:hAnsi="Times New Roman" w:cs="Times New Roman"/>
-          <w:sz w:val="24"/>
-          <w:szCs w:val="24"/>
-        </w:rPr>
-        <w:t>” -</w:t>
-      </w:r>
-      <w:r>
-        <w:rPr>
-          <w:rFonts w:ascii="Times New Roman" w:hAnsi="Times New Roman" w:cs="Times New Roman"/>
-          <w:sz w:val="24"/>
-          <w:szCs w:val="24"/>
-        </w:rPr>
-        <w:t>t</w:t>
-      </w:r>
-    </w:p>
-    <w:p>
-      <w:pPr>
-        <w:rPr>
-          <w:rFonts w:ascii="Times New Roman" w:hAnsi="Times New Roman" w:cs="Times New Roman"/>
-          <w:sz w:val="24"/>
-          <w:szCs w:val="24"/>
-        </w:rPr>
-      </w:pPr>
-      <w:r>
-        <w:rPr>
+      </w:pPr>
+      <w:r>
+        <w:rPr>
+          <w:rFonts w:ascii="Times New Roman" w:hAnsi="Times New Roman" w:cs="Times New Roman"/>
           <w:noProof/>
         </w:rPr>
         <w:drawing>
@@ -1781,99 +1376,28 @@
           <w:sz w:val="24"/>
           <w:szCs w:val="24"/>
         </w:rPr>
-        <w:t>Majd ki kell adni ugyanabban sorban a „</w:t>
-      </w:r>
-      <w:proofErr w:type="spellStart"/>
+        <w:t>Majd ki kell adni ugyanabban sorban a „composer require vlucas/phpdotenv” parancsot</w:t>
+      </w:r>
       <w:r>
         <w:rPr>
           <w:rFonts w:ascii="Times New Roman" w:hAnsi="Times New Roman" w:cs="Times New Roman"/>
           <w:sz w:val="24"/>
           <w:szCs w:val="24"/>
         </w:rPr>
-        <w:t>composer</w:t>
-      </w:r>
-      <w:proofErr w:type="spellEnd"/>
-      <w:r>
+        <w:t>.</w:t>
+      </w:r>
+    </w:p>
+    <w:p>
+      <w:pPr>
         <w:rPr>
           <w:rFonts w:ascii="Times New Roman" w:hAnsi="Times New Roman" w:cs="Times New Roman"/>
           <w:sz w:val="24"/>
           <w:szCs w:val="24"/>
         </w:rPr>
-        <w:t xml:space="preserve"> </w:t>
-      </w:r>
-      <w:proofErr w:type="spellStart"/>
-      <w:r>
-        <w:rPr>
-          <w:rFonts w:ascii="Times New Roman" w:hAnsi="Times New Roman" w:cs="Times New Roman"/>
-          <w:sz w:val="24"/>
-          <w:szCs w:val="24"/>
-        </w:rPr>
-        <w:t>require</w:t>
-      </w:r>
-      <w:proofErr w:type="spellEnd"/>
-      <w:r>
-        <w:rPr>
-          <w:rFonts w:ascii="Times New Roman" w:hAnsi="Times New Roman" w:cs="Times New Roman"/>
-          <w:sz w:val="24"/>
-          <w:szCs w:val="24"/>
-        </w:rPr>
-        <w:t xml:space="preserve"> </w:t>
-      </w:r>
-      <w:proofErr w:type="spellStart"/>
-      <w:r>
-        <w:rPr>
-          <w:rFonts w:ascii="Times New Roman" w:hAnsi="Times New Roman" w:cs="Times New Roman"/>
-          <w:sz w:val="24"/>
-          <w:szCs w:val="24"/>
-        </w:rPr>
-        <w:t>vlucas</w:t>
-      </w:r>
-      <w:proofErr w:type="spellEnd"/>
-      <w:r>
-        <w:rPr>
-          <w:rFonts w:ascii="Times New Roman" w:hAnsi="Times New Roman" w:cs="Times New Roman"/>
-          <w:sz w:val="24"/>
-          <w:szCs w:val="24"/>
-        </w:rPr>
-        <w:t>/</w:t>
-      </w:r>
-      <w:proofErr w:type="spellStart"/>
-      <w:r>
-        <w:rPr>
-          <w:rFonts w:ascii="Times New Roman" w:hAnsi="Times New Roman" w:cs="Times New Roman"/>
-          <w:sz w:val="24"/>
-          <w:szCs w:val="24"/>
-        </w:rPr>
-        <w:t>phpdotenv</w:t>
-      </w:r>
-      <w:proofErr w:type="spellEnd"/>
-      <w:r>
-        <w:rPr>
-          <w:rFonts w:ascii="Times New Roman" w:hAnsi="Times New Roman" w:cs="Times New Roman"/>
-          <w:sz w:val="24"/>
-          <w:szCs w:val="24"/>
-        </w:rPr>
-        <w:t>” parancsot</w:t>
-      </w:r>
-      <w:r>
-        <w:rPr>
-          <w:rFonts w:ascii="Times New Roman" w:hAnsi="Times New Roman" w:cs="Times New Roman"/>
-          <w:sz w:val="24"/>
-          <w:szCs w:val="24"/>
-        </w:rPr>
-        <w:t>.</w:t>
-      </w:r>
-    </w:p>
-    <w:p>
-      <w:pPr>
-        <w:rPr>
-          <w:rFonts w:ascii="Times New Roman" w:hAnsi="Times New Roman" w:cs="Times New Roman"/>
-          <w:sz w:val="24"/>
-          <w:szCs w:val="24"/>
-        </w:rPr>
-      </w:pPr>
-      <w:r>
-        <w:rPr>
+      </w:pPr>
+      <w:r>
+        <w:rPr>
+          <w:rFonts w:ascii="Times New Roman" w:hAnsi="Times New Roman" w:cs="Times New Roman"/>
           <w:noProof/>
         </w:rPr>
         <w:lastRenderedPageBreak/>
@@ -1936,55 +1460,28 @@
           <w:sz w:val="24"/>
           <w:szCs w:val="24"/>
         </w:rPr>
-        <w:t>„.</w:t>
-      </w:r>
-      <w:proofErr w:type="spellStart"/>
+        <w:t>„.env</w:t>
+      </w:r>
       <w:r>
         <w:rPr>
           <w:rFonts w:ascii="Times New Roman" w:hAnsi="Times New Roman" w:cs="Times New Roman"/>
           <w:sz w:val="24"/>
           <w:szCs w:val="24"/>
         </w:rPr>
-        <w:t>env</w:t>
-      </w:r>
-      <w:proofErr w:type="spellEnd"/>
-      <w:r>
+        <w:t>” a „.envexample”-lel egy sorban</w:t>
+      </w:r>
+    </w:p>
+    <w:p>
+      <w:pPr>
         <w:rPr>
           <w:rFonts w:ascii="Times New Roman" w:hAnsi="Times New Roman" w:cs="Times New Roman"/>
           <w:sz w:val="24"/>
           <w:szCs w:val="24"/>
         </w:rPr>
-        <w:t>” a „.</w:t>
-      </w:r>
-      <w:proofErr w:type="spellStart"/>
-      <w:r>
-        <w:rPr>
-          <w:rFonts w:ascii="Times New Roman" w:hAnsi="Times New Roman" w:cs="Times New Roman"/>
-          <w:sz w:val="24"/>
-          <w:szCs w:val="24"/>
-        </w:rPr>
-        <w:t>envexample</w:t>
-      </w:r>
-      <w:proofErr w:type="spellEnd"/>
-      <w:r>
-        <w:rPr>
-          <w:rFonts w:ascii="Times New Roman" w:hAnsi="Times New Roman" w:cs="Times New Roman"/>
-          <w:sz w:val="24"/>
-          <w:szCs w:val="24"/>
-        </w:rPr>
-        <w:t>”-lel egy sorban</w:t>
-      </w:r>
-    </w:p>
-    <w:p>
-      <w:pPr>
-        <w:rPr>
-          <w:rFonts w:ascii="Times New Roman" w:hAnsi="Times New Roman" w:cs="Times New Roman"/>
-          <w:sz w:val="24"/>
-          <w:szCs w:val="24"/>
-        </w:rPr>
-      </w:pPr>
-      <w:r>
-        <w:rPr>
+      </w:pPr>
+      <w:r>
+        <w:rPr>
+          <w:rFonts w:ascii="Times New Roman" w:hAnsi="Times New Roman" w:cs="Times New Roman"/>
           <w:noProof/>
         </w:rPr>
         <w:drawing>
@@ -2051,6 +1548,7 @@
       </w:pPr>
       <w:r>
         <w:rPr>
+          <w:rFonts w:ascii="Times New Roman" w:hAnsi="Times New Roman" w:cs="Times New Roman"/>
           <w:noProof/>
         </w:rPr>
         <w:drawing>
@@ -2092,9 +1590,15 @@
     </w:p>
     <w:p>
       <w:pPr>
-        <w:pStyle w:val="Cmsor2"/>
-      </w:pPr>
-      <w:r>
+        <w:pStyle w:val="Heading2"/>
+        <w:rPr>
+          <w:rFonts w:ascii="Times New Roman" w:hAnsi="Times New Roman" w:cs="Times New Roman"/>
+        </w:rPr>
+      </w:pPr>
+      <w:r>
+        <w:rPr>
+          <w:rFonts w:ascii="Times New Roman" w:hAnsi="Times New Roman" w:cs="Times New Roman"/>
+        </w:rPr>
         <w:t>Frontend tesztelés futtatásához szükséges letöltés:</w:t>
       </w:r>
     </w:p>
@@ -2130,7 +1634,7 @@
       <w:hyperlink r:id="rId16" w:history="1">
         <w:r>
           <w:rPr>
-            <w:rStyle w:val="Hiperhivatkozs"/>
+            <w:rStyle w:val="Hyperlink"/>
             <w:rFonts w:ascii="Times New Roman" w:hAnsi="Times New Roman" w:cs="Times New Roman"/>
             <w:sz w:val="24"/>
             <w:szCs w:val="24"/>
@@ -2156,9 +1660,8 @@
           <w:szCs w:val="24"/>
           <w:lang w:val="hu" w:eastAsia="hu-HU"/>
         </w:rPr>
-        <w:t xml:space="preserve">A </w:t>
-      </w:r>
-      <w:proofErr w:type="spellStart"/>
+        <w:t xml:space="preserve">A Cypress megnyitásához a </w:t>
+      </w:r>
       <w:r>
         <w:rPr>
           <w:rFonts w:ascii="Times New Roman" w:hAnsi="Times New Roman" w:cs="Times New Roman"/>
@@ -2166,9 +1669,8 @@
           <w:szCs w:val="24"/>
           <w:lang w:val="hu" w:eastAsia="hu-HU"/>
         </w:rPr>
-        <w:t>Cypress</w:t>
-      </w:r>
-      <w:proofErr w:type="spellEnd"/>
+        <w:t>p</w:t>
+      </w:r>
       <w:r>
         <w:rPr>
           <w:rFonts w:ascii="Times New Roman" w:hAnsi="Times New Roman" w:cs="Times New Roman"/>
@@ -2176,7 +1678,7 @@
           <w:szCs w:val="24"/>
           <w:lang w:val="hu" w:eastAsia="hu-HU"/>
         </w:rPr>
-        <w:t xml:space="preserve"> megnyitásához a </w:t>
+        <w:t>arancs</w:t>
       </w:r>
       <w:r>
         <w:rPr>
@@ -2185,7 +1687,7 @@
           <w:szCs w:val="24"/>
           <w:lang w:val="hu" w:eastAsia="hu-HU"/>
         </w:rPr>
-        <w:t>p</w:t>
+        <w:t>s</w:t>
       </w:r>
       <w:r>
         <w:rPr>
@@ -2194,178 +1696,21 @@
           <w:szCs w:val="24"/>
           <w:lang w:val="hu" w:eastAsia="hu-HU"/>
         </w:rPr>
-        <w:t>arancs</w:t>
-      </w:r>
-      <w:r>
+        <w:t>orban ki kell adni a „npm install cypress –save-dev” és a „npx cypress open” parancsot</w:t>
+      </w:r>
+    </w:p>
+    <w:p>
+      <w:pPr>
         <w:rPr>
           <w:rFonts w:ascii="Times New Roman" w:hAnsi="Times New Roman" w:cs="Times New Roman"/>
           <w:sz w:val="24"/>
           <w:szCs w:val="24"/>
           <w:lang w:val="hu" w:eastAsia="hu-HU"/>
         </w:rPr>
-        <w:t>s</w:t>
-      </w:r>
-      <w:r>
-        <w:rPr>
-          <w:rFonts w:ascii="Times New Roman" w:hAnsi="Times New Roman" w:cs="Times New Roman"/>
-          <w:sz w:val="24"/>
-          <w:szCs w:val="24"/>
-          <w:lang w:val="hu" w:eastAsia="hu-HU"/>
-        </w:rPr>
-        <w:t>orban ki kell adni a „</w:t>
-      </w:r>
-      <w:proofErr w:type="spellStart"/>
-      <w:r>
-        <w:rPr>
-          <w:rFonts w:ascii="Times New Roman" w:hAnsi="Times New Roman" w:cs="Times New Roman"/>
-          <w:sz w:val="24"/>
-          <w:szCs w:val="24"/>
-          <w:lang w:val="hu" w:eastAsia="hu-HU"/>
-        </w:rPr>
-        <w:t>npm</w:t>
-      </w:r>
-      <w:proofErr w:type="spellEnd"/>
-      <w:r>
-        <w:rPr>
-          <w:rFonts w:ascii="Times New Roman" w:hAnsi="Times New Roman" w:cs="Times New Roman"/>
-          <w:sz w:val="24"/>
-          <w:szCs w:val="24"/>
-          <w:lang w:val="hu" w:eastAsia="hu-HU"/>
-        </w:rPr>
-        <w:t xml:space="preserve"> </w:t>
-      </w:r>
-      <w:proofErr w:type="spellStart"/>
-      <w:r>
-        <w:rPr>
-          <w:rFonts w:ascii="Times New Roman" w:hAnsi="Times New Roman" w:cs="Times New Roman"/>
-          <w:sz w:val="24"/>
-          <w:szCs w:val="24"/>
-          <w:lang w:val="hu" w:eastAsia="hu-HU"/>
-        </w:rPr>
-        <w:t>install</w:t>
-      </w:r>
-      <w:proofErr w:type="spellEnd"/>
-      <w:r>
-        <w:rPr>
-          <w:rFonts w:ascii="Times New Roman" w:hAnsi="Times New Roman" w:cs="Times New Roman"/>
-          <w:sz w:val="24"/>
-          <w:szCs w:val="24"/>
-          <w:lang w:val="hu" w:eastAsia="hu-HU"/>
-        </w:rPr>
-        <w:t xml:space="preserve"> </w:t>
-      </w:r>
-      <w:proofErr w:type="spellStart"/>
-      <w:r>
-        <w:rPr>
-          <w:rFonts w:ascii="Times New Roman" w:hAnsi="Times New Roman" w:cs="Times New Roman"/>
-          <w:sz w:val="24"/>
-          <w:szCs w:val="24"/>
-          <w:lang w:val="hu" w:eastAsia="hu-HU"/>
-        </w:rPr>
-        <w:t>cypress</w:t>
-      </w:r>
-      <w:proofErr w:type="spellEnd"/>
-      <w:r>
-        <w:rPr>
-          <w:rFonts w:ascii="Times New Roman" w:hAnsi="Times New Roman" w:cs="Times New Roman"/>
-          <w:sz w:val="24"/>
-          <w:szCs w:val="24"/>
-          <w:lang w:val="hu" w:eastAsia="hu-HU"/>
-        </w:rPr>
-        <w:t xml:space="preserve"> –</w:t>
-      </w:r>
-      <w:proofErr w:type="spellStart"/>
-      <w:r>
-        <w:rPr>
-          <w:rFonts w:ascii="Times New Roman" w:hAnsi="Times New Roman" w:cs="Times New Roman"/>
-          <w:sz w:val="24"/>
-          <w:szCs w:val="24"/>
-          <w:lang w:val="hu" w:eastAsia="hu-HU"/>
-        </w:rPr>
-        <w:t>save-dev</w:t>
-      </w:r>
-      <w:proofErr w:type="spellEnd"/>
-      <w:r>
-        <w:rPr>
-          <w:rFonts w:ascii="Times New Roman" w:hAnsi="Times New Roman" w:cs="Times New Roman"/>
-          <w:sz w:val="24"/>
-          <w:szCs w:val="24"/>
-          <w:lang w:val="hu" w:eastAsia="hu-HU"/>
-        </w:rPr>
-        <w:t>” és a „</w:t>
-      </w:r>
-      <w:proofErr w:type="spellStart"/>
-      <w:r>
-        <w:rPr>
-          <w:rFonts w:ascii="Times New Roman" w:hAnsi="Times New Roman" w:cs="Times New Roman"/>
-          <w:sz w:val="24"/>
-          <w:szCs w:val="24"/>
-          <w:lang w:val="hu" w:eastAsia="hu-HU"/>
-        </w:rPr>
-        <w:t>npx</w:t>
-      </w:r>
-      <w:proofErr w:type="spellEnd"/>
-      <w:r>
-        <w:rPr>
-          <w:rFonts w:ascii="Times New Roman" w:hAnsi="Times New Roman" w:cs="Times New Roman"/>
-          <w:sz w:val="24"/>
-          <w:szCs w:val="24"/>
-          <w:lang w:val="hu" w:eastAsia="hu-HU"/>
-        </w:rPr>
-        <w:t xml:space="preserve"> </w:t>
-      </w:r>
-      <w:proofErr w:type="spellStart"/>
-      <w:r>
-        <w:rPr>
-          <w:rFonts w:ascii="Times New Roman" w:hAnsi="Times New Roman" w:cs="Times New Roman"/>
-          <w:sz w:val="24"/>
-          <w:szCs w:val="24"/>
-          <w:lang w:val="hu" w:eastAsia="hu-HU"/>
-        </w:rPr>
-        <w:t>cypress</w:t>
-      </w:r>
-      <w:proofErr w:type="spellEnd"/>
-      <w:r>
-        <w:rPr>
-          <w:rFonts w:ascii="Times New Roman" w:hAnsi="Times New Roman" w:cs="Times New Roman"/>
-          <w:sz w:val="24"/>
-          <w:szCs w:val="24"/>
-          <w:lang w:val="hu" w:eastAsia="hu-HU"/>
-        </w:rPr>
-        <w:t xml:space="preserve"> </w:t>
-      </w:r>
-      <w:proofErr w:type="spellStart"/>
-      <w:r>
-        <w:rPr>
-          <w:rFonts w:ascii="Times New Roman" w:hAnsi="Times New Roman" w:cs="Times New Roman"/>
-          <w:sz w:val="24"/>
-          <w:szCs w:val="24"/>
-          <w:lang w:val="hu" w:eastAsia="hu-HU"/>
-        </w:rPr>
-        <w:t>open</w:t>
-      </w:r>
-      <w:proofErr w:type="spellEnd"/>
-      <w:r>
-        <w:rPr>
-          <w:rFonts w:ascii="Times New Roman" w:hAnsi="Times New Roman" w:cs="Times New Roman"/>
-          <w:sz w:val="24"/>
-          <w:szCs w:val="24"/>
-          <w:lang w:val="hu" w:eastAsia="hu-HU"/>
-        </w:rPr>
-        <w:t>” parancsot</w:t>
-      </w:r>
-    </w:p>
-    <w:p>
-      <w:pPr>
-        <w:rPr>
-          <w:rFonts w:ascii="Times New Roman" w:hAnsi="Times New Roman" w:cs="Times New Roman"/>
-          <w:sz w:val="24"/>
-          <w:szCs w:val="24"/>
-          <w:lang w:val="hu" w:eastAsia="hu-HU"/>
-        </w:rPr>
-      </w:pPr>
-      <w:r>
-        <w:rPr>
+      </w:pPr>
+      <w:r>
+        <w:rPr>
+          <w:rFonts w:ascii="Times New Roman" w:hAnsi="Times New Roman" w:cs="Times New Roman"/>
           <w:noProof/>
         </w:rPr>
         <w:drawing>
@@ -2407,13 +1752,22 @@
     </w:p>
     <w:p>
       <w:pPr>
-        <w:pStyle w:val="Cmsor2"/>
-      </w:pPr>
-      <w:r>
+        <w:pStyle w:val="Heading2"/>
+        <w:rPr>
+          <w:rFonts w:ascii="Times New Roman" w:hAnsi="Times New Roman" w:cs="Times New Roman"/>
+        </w:rPr>
+      </w:pPr>
+      <w:r>
+        <w:rPr>
+          <w:rFonts w:ascii="Times New Roman" w:hAnsi="Times New Roman" w:cs="Times New Roman"/>
+        </w:rPr>
         <w:lastRenderedPageBreak/>
         <w:t>Backend tesztelés futtatásához szükséges letöltés</w:t>
       </w:r>
       <w:r>
+        <w:rPr>
+          <w:rFonts w:ascii="Times New Roman" w:hAnsi="Times New Roman" w:cs="Times New Roman"/>
+        </w:rPr>
         <w:t>:</w:t>
       </w:r>
     </w:p>
@@ -2504,6 +1858,7 @@
       </w:pPr>
       <w:r>
         <w:rPr>
+          <w:rFonts w:ascii="Times New Roman" w:hAnsi="Times New Roman" w:cs="Times New Roman"/>
           <w:noProof/>
         </w:rPr>
         <w:drawing>
@@ -2587,6 +1942,7 @@
       </w:pPr>
       <w:r>
         <w:rPr>
+          <w:rFonts w:ascii="Times New Roman" w:hAnsi="Times New Roman" w:cs="Times New Roman"/>
           <w:noProof/>
         </w:rPr>
         <w:drawing>
@@ -2644,22 +2000,29 @@
     </w:p>
     <w:p>
       <w:pPr>
-        <w:pStyle w:val="Cmsor1"/>
+        <w:pStyle w:val="Heading1"/>
+        <w:rPr>
+          <w:rFonts w:ascii="Times New Roman" w:hAnsi="Times New Roman" w:cs="Times New Roman"/>
+        </w:rPr>
       </w:pPr>
       <w:bookmarkStart w:id="0" w:name="_c830ly1ptb07" w:colFirst="0" w:colLast="0"/>
       <w:bookmarkEnd w:id="0"/>
       <w:r>
+        <w:rPr>
+          <w:rFonts w:ascii="Times New Roman" w:hAnsi="Times New Roman" w:cs="Times New Roman"/>
+        </w:rPr>
         <w:lastRenderedPageBreak/>
         <w:t>Program rendszerhasználati leírása:</w:t>
       </w:r>
     </w:p>
     <w:p>
       <w:pPr>
-        <w:pStyle w:val="Cmsor2"/>
+        <w:pStyle w:val="Heading2"/>
         <w:keepNext w:val="0"/>
         <w:keepLines w:val="0"/>
         <w:spacing w:after="80"/>
         <w:rPr>
+          <w:rFonts w:ascii="Times New Roman" w:hAnsi="Times New Roman" w:cs="Times New Roman"/>
           <w:b/>
           <w:bCs/>
           <w:sz w:val="34"/>
@@ -2668,6 +2031,7 @@
       </w:pPr>
       <w:r>
         <w:rPr>
+          <w:rFonts w:ascii="Times New Roman" w:hAnsi="Times New Roman" w:cs="Times New Roman"/>
           <w:b/>
           <w:bCs/>
           <w:sz w:val="34"/>
@@ -2679,16 +2043,28 @@
     <w:p>
       <w:pPr>
         <w:spacing w:before="240" w:after="240"/>
-      </w:pPr>
-      <w:r>
+        <w:rPr>
+          <w:rFonts w:ascii="Times New Roman" w:hAnsi="Times New Roman" w:cs="Times New Roman"/>
+        </w:rPr>
+      </w:pPr>
+      <w:r>
+        <w:rPr>
+          <w:rFonts w:ascii="Times New Roman" w:hAnsi="Times New Roman" w:cs="Times New Roman"/>
+        </w:rPr>
         <w:t>A főoldal az alkalmazás kezdőfelülete, amelyet a felhasználó elsőként lát meg a webáruház megnyitásakor. Az oldal célja, hogy pozitív első benyomást keltsen és megismertesse a látogatóval a webáruház alapvető jellegét.</w:t>
       </w:r>
     </w:p>
     <w:p>
       <w:pPr>
         <w:spacing w:before="240" w:after="240"/>
-      </w:pPr>
-      <w:r>
+        <w:rPr>
+          <w:rFonts w:ascii="Times New Roman" w:hAnsi="Times New Roman" w:cs="Times New Roman"/>
+        </w:rPr>
+      </w:pPr>
+      <w:r>
+        <w:rPr>
+          <w:rFonts w:ascii="Times New Roman" w:hAnsi="Times New Roman" w:cs="Times New Roman"/>
+        </w:rPr>
         <w:t>Főbb jellemzői:</w:t>
       </w:r>
     </w:p>
@@ -2699,11 +2075,20 @@
           <w:numId w:val="13"/>
         </w:numPr>
         <w:spacing w:before="240" w:after="0" w:line="276" w:lineRule="auto"/>
-      </w:pPr>
-      <w:r>
+        <w:rPr>
+          <w:rFonts w:ascii="Times New Roman" w:hAnsi="Times New Roman" w:cs="Times New Roman"/>
+        </w:rPr>
+      </w:pPr>
+      <w:r>
+        <w:rPr>
+          <w:rFonts w:ascii="Times New Roman" w:hAnsi="Times New Roman" w:cs="Times New Roman"/>
+        </w:rPr>
         <w:t>Rövid, informatív bemutatkozó szöveg a webáruházról, amely összefoglalja a kínálatot és a vállalkozás értékeit</w:t>
       </w:r>
       <w:r>
+        <w:rPr>
+          <w:rFonts w:ascii="Times New Roman" w:hAnsi="Times New Roman" w:cs="Times New Roman"/>
+        </w:rPr>
         <w:t>.</w:t>
       </w:r>
     </w:p>
@@ -2714,11 +2099,20 @@
           <w:numId w:val="13"/>
         </w:numPr>
         <w:spacing w:after="0" w:line="276" w:lineRule="auto"/>
-      </w:pPr>
-      <w:r>
+        <w:rPr>
+          <w:rFonts w:ascii="Times New Roman" w:hAnsi="Times New Roman" w:cs="Times New Roman"/>
+        </w:rPr>
+      </w:pPr>
+      <w:r>
+        <w:rPr>
+          <w:rFonts w:ascii="Times New Roman" w:hAnsi="Times New Roman" w:cs="Times New Roman"/>
+        </w:rPr>
         <w:t>Figyelemfelkeltő grafikai elemek, beleértve az esztétikus háttérképet és a kiemelt szöveget, amelyek vizuálisan is vonzóvá teszik az oldalt</w:t>
       </w:r>
       <w:r>
+        <w:rPr>
+          <w:rFonts w:ascii="Times New Roman" w:hAnsi="Times New Roman" w:cs="Times New Roman"/>
+        </w:rPr>
         <w:t>.</w:t>
       </w:r>
     </w:p>
@@ -2729,19 +2123,34 @@
           <w:numId w:val="13"/>
         </w:numPr>
         <w:spacing w:after="240" w:line="276" w:lineRule="auto"/>
-      </w:pPr>
-      <w:r>
+        <w:rPr>
+          <w:rFonts w:ascii="Times New Roman" w:hAnsi="Times New Roman" w:cs="Times New Roman"/>
+        </w:rPr>
+      </w:pPr>
+      <w:r>
+        <w:rPr>
+          <w:rFonts w:ascii="Times New Roman" w:hAnsi="Times New Roman" w:cs="Times New Roman"/>
+        </w:rPr>
         <w:t>Regisztrációs lehetőség közvetlenül elérhető egy gombbal, amely egyetlen kattintással elvezeti a felhasználót a regisztrációs felületre</w:t>
       </w:r>
       <w:r>
+        <w:rPr>
+          <w:rFonts w:ascii="Times New Roman" w:hAnsi="Times New Roman" w:cs="Times New Roman"/>
+        </w:rPr>
         <w:t>.</w:t>
       </w:r>
     </w:p>
     <w:p>
       <w:pPr>
         <w:spacing w:before="240" w:after="240"/>
-      </w:pPr>
-      <w:r>
+        <w:rPr>
+          <w:rFonts w:ascii="Times New Roman" w:hAnsi="Times New Roman" w:cs="Times New Roman"/>
+        </w:rPr>
+      </w:pPr>
+      <w:r>
+        <w:rPr>
+          <w:rFonts w:ascii="Times New Roman" w:hAnsi="Times New Roman" w:cs="Times New Roman"/>
+        </w:rPr>
         <w:t>Célja:</w:t>
       </w:r>
     </w:p>
@@ -2752,17 +2161,32 @@
           <w:numId w:val="5"/>
         </w:numPr>
         <w:spacing w:before="240" w:after="0" w:line="276" w:lineRule="auto"/>
-      </w:pPr>
-      <w:r>
+        <w:rPr>
+          <w:rFonts w:ascii="Times New Roman" w:hAnsi="Times New Roman" w:cs="Times New Roman"/>
+        </w:rPr>
+      </w:pPr>
+      <w:r>
+        <w:rPr>
+          <w:rFonts w:ascii="Times New Roman" w:hAnsi="Times New Roman" w:cs="Times New Roman"/>
+        </w:rPr>
         <w:t xml:space="preserve">Ösztönözze a felhasználót a regisztrációra, hogy </w:t>
       </w:r>
       <w:r>
+        <w:rPr>
+          <w:rFonts w:ascii="Times New Roman" w:hAnsi="Times New Roman" w:cs="Times New Roman"/>
+        </w:rPr>
         <w:t>teljeskörűen</w:t>
       </w:r>
       <w:r>
+        <w:rPr>
+          <w:rFonts w:ascii="Times New Roman" w:hAnsi="Times New Roman" w:cs="Times New Roman"/>
+        </w:rPr>
         <w:t xml:space="preserve"> élvezhesse a webáruház szolgáltatásait</w:t>
       </w:r>
       <w:r>
+        <w:rPr>
+          <w:rFonts w:ascii="Times New Roman" w:hAnsi="Times New Roman" w:cs="Times New Roman"/>
+        </w:rPr>
         <w:t>.</w:t>
       </w:r>
     </w:p>
@@ -2773,20 +2197,33 @@
           <w:numId w:val="5"/>
         </w:numPr>
         <w:spacing w:after="240" w:line="276" w:lineRule="auto"/>
-      </w:pPr>
-      <w:r>
+        <w:rPr>
+          <w:rFonts w:ascii="Times New Roman" w:hAnsi="Times New Roman" w:cs="Times New Roman"/>
+        </w:rPr>
+      </w:pPr>
+      <w:r>
+        <w:rPr>
+          <w:rFonts w:ascii="Times New Roman" w:hAnsi="Times New Roman" w:cs="Times New Roman"/>
+        </w:rPr>
         <w:t>Bizalmat ébresszen a látogatóban a professzionális megjelenéssel</w:t>
       </w:r>
       <w:r>
+        <w:rPr>
+          <w:rFonts w:ascii="Times New Roman" w:hAnsi="Times New Roman" w:cs="Times New Roman"/>
+        </w:rPr>
         <w:t>.</w:t>
       </w:r>
     </w:p>
     <w:p>
       <w:pPr>
         <w:jc w:val="both"/>
-      </w:pPr>
-      <w:r>
-        <w:rPr>
+        <w:rPr>
+          <w:rFonts w:ascii="Times New Roman" w:hAnsi="Times New Roman" w:cs="Times New Roman"/>
+        </w:rPr>
+      </w:pPr>
+      <w:r>
+        <w:rPr>
+          <w:rFonts w:ascii="Times New Roman" w:hAnsi="Times New Roman" w:cs="Times New Roman"/>
           <w:b/>
           <w:bCs/>
           <w:noProof/>
@@ -2830,11 +2267,12 @@
     </w:p>
     <w:p>
       <w:pPr>
-        <w:pStyle w:val="Cmsor2"/>
+        <w:pStyle w:val="Heading2"/>
         <w:keepNext w:val="0"/>
         <w:keepLines w:val="0"/>
         <w:spacing w:after="80"/>
         <w:rPr>
+          <w:rFonts w:ascii="Times New Roman" w:hAnsi="Times New Roman" w:cs="Times New Roman"/>
           <w:b/>
           <w:bCs/>
           <w:sz w:val="34"/>
@@ -2845,6 +2283,7 @@
       <w:bookmarkEnd w:id="1"/>
       <w:r>
         <w:rPr>
+          <w:rFonts w:ascii="Times New Roman" w:hAnsi="Times New Roman" w:cs="Times New Roman"/>
           <w:b/>
           <w:bCs/>
           <w:sz w:val="34"/>
@@ -2856,16 +2295,78 @@
     <w:p>
       <w:pPr>
         <w:spacing w:before="240" w:after="240"/>
-      </w:pPr>
-      <w:r>
+        <w:rPr>
+          <w:rFonts w:ascii="Times New Roman" w:hAnsi="Times New Roman" w:cs="Times New Roman"/>
+        </w:rPr>
+      </w:pPr>
+      <w:r>
+        <w:rPr>
+          <w:rFonts w:ascii="Times New Roman" w:hAnsi="Times New Roman" w:cs="Times New Roman"/>
+        </w:rPr>
         <w:t>A regisztrációs oldalon a felhasználó megadhatja a szükséges személyes adatait, amelyek elengedhetetlenek a vásárláshoz és a rendelések kézbesítéséhez. Az űrlap tartalmazza a név, e-mail cím, jelszó, valamint a számlázási és szállítási cím mezőket.</w:t>
       </w:r>
     </w:p>
     <w:p>
       <w:pPr>
         <w:spacing w:before="240" w:after="240"/>
-      </w:pPr>
-      <w:r>
+        <w:rPr>
+          <w:rFonts w:ascii="Times New Roman" w:hAnsi="Times New Roman" w:cs="Times New Roman"/>
+        </w:rPr>
+      </w:pPr>
+      <w:r>
+        <w:rPr>
+          <w:rFonts w:ascii="Times New Roman" w:hAnsi="Times New Roman" w:cs="Times New Roman"/>
+          <w:noProof/>
+        </w:rPr>
+        <w:lastRenderedPageBreak/>
+        <w:drawing>
+          <wp:inline distT="0" distB="0" distL="0" distR="0" wp14:anchorId="3ABE73CD" wp14:editId="79B733D6">
+            <wp:extent cx="5760720" cy="7252335"/>
+            <wp:effectExtent l="0" t="0" r="0" b="5715"/>
+            <wp:docPr id="955433224" name="Picture 1"/>
+            <wp:cNvGraphicFramePr>
+              <a:graphicFrameLocks xmlns:a="http://schemas.openxmlformats.org/drawingml/2006/main" noChangeAspect="1"/>
+            </wp:cNvGraphicFramePr>
+            <a:graphic xmlns:a="http://schemas.openxmlformats.org/drawingml/2006/main">
+              <a:graphicData uri="http://schemas.openxmlformats.org/drawingml/2006/picture">
+                <pic:pic xmlns:pic="http://schemas.openxmlformats.org/drawingml/2006/picture">
+                  <pic:nvPicPr>
+                    <pic:cNvPr id="955433224" name=""/>
+                    <pic:cNvPicPr/>
+                  </pic:nvPicPr>
+                  <pic:blipFill>
+                    <a:blip r:embed="rId21"/>
+                    <a:stretch>
+                      <a:fillRect/>
+                    </a:stretch>
+                  </pic:blipFill>
+                  <pic:spPr>
+                    <a:xfrm>
+                      <a:off x="0" y="0"/>
+                      <a:ext cx="5760720" cy="7252335"/>
+                    </a:xfrm>
+                    <a:prstGeom prst="rect">
+                      <a:avLst/>
+                    </a:prstGeom>
+                  </pic:spPr>
+                </pic:pic>
+              </a:graphicData>
+            </a:graphic>
+          </wp:inline>
+        </w:drawing>
+      </w:r>
+    </w:p>
+    <w:p>
+      <w:pPr>
+        <w:spacing w:before="240" w:after="240"/>
+        <w:rPr>
+          <w:rFonts w:ascii="Times New Roman" w:hAnsi="Times New Roman" w:cs="Times New Roman"/>
+        </w:rPr>
+      </w:pPr>
+      <w:r>
+        <w:rPr>
+          <w:rFonts w:ascii="Times New Roman" w:hAnsi="Times New Roman" w:cs="Times New Roman"/>
+        </w:rPr>
         <w:t>A regisztráció folyamata:</w:t>
       </w:r>
     </w:p>
@@ -2876,12 +2377,20 @@
           <w:numId w:val="15"/>
         </w:numPr>
         <w:spacing w:before="240" w:after="0" w:line="276" w:lineRule="auto"/>
-      </w:pPr>
-      <w:r>
-        <w:lastRenderedPageBreak/>
+        <w:rPr>
+          <w:rFonts w:ascii="Times New Roman" w:hAnsi="Times New Roman" w:cs="Times New Roman"/>
+        </w:rPr>
+      </w:pPr>
+      <w:r>
+        <w:rPr>
+          <w:rFonts w:ascii="Times New Roman" w:hAnsi="Times New Roman" w:cs="Times New Roman"/>
+        </w:rPr>
         <w:t>A felhasználó kitölti az űrlapot a kért adatokkal</w:t>
       </w:r>
       <w:r>
+        <w:rPr>
+          <w:rFonts w:ascii="Times New Roman" w:hAnsi="Times New Roman" w:cs="Times New Roman"/>
+        </w:rPr>
         <w:t>.</w:t>
       </w:r>
     </w:p>
@@ -2892,17 +2401,32 @@
           <w:numId w:val="15"/>
         </w:numPr>
         <w:spacing w:after="0" w:line="276" w:lineRule="auto"/>
-      </w:pPr>
-      <w:r>
+        <w:rPr>
+          <w:rFonts w:ascii="Times New Roman" w:hAnsi="Times New Roman" w:cs="Times New Roman"/>
+        </w:rPr>
+      </w:pPr>
+      <w:r>
+        <w:rPr>
+          <w:rFonts w:ascii="Times New Roman" w:hAnsi="Times New Roman" w:cs="Times New Roman"/>
+        </w:rPr>
         <w:t xml:space="preserve">A rendszer ellenőrzi az adatok helyességét és </w:t>
       </w:r>
       <w:r>
+        <w:rPr>
+          <w:rFonts w:ascii="Times New Roman" w:hAnsi="Times New Roman" w:cs="Times New Roman"/>
+        </w:rPr>
         <w:t>formátumát (</w:t>
       </w:r>
       <w:r>
+        <w:rPr>
+          <w:rFonts w:ascii="Times New Roman" w:hAnsi="Times New Roman" w:cs="Times New Roman"/>
+        </w:rPr>
         <w:t>pl.: jelszót kétszer adja meg a megerősítés érdekében)</w:t>
       </w:r>
       <w:r>
+        <w:rPr>
+          <w:rFonts w:ascii="Times New Roman" w:hAnsi="Times New Roman" w:cs="Times New Roman"/>
+        </w:rPr>
         <w:t>.</w:t>
       </w:r>
     </w:p>
@@ -2913,34 +2437,53 @@
           <w:numId w:val="15"/>
         </w:numPr>
         <w:spacing w:after="240" w:line="276" w:lineRule="auto"/>
-      </w:pPr>
-      <w:r>
+        <w:rPr>
+          <w:rFonts w:ascii="Times New Roman" w:hAnsi="Times New Roman" w:cs="Times New Roman"/>
+        </w:rPr>
+      </w:pPr>
+      <w:r>
+        <w:rPr>
+          <w:rFonts w:ascii="Times New Roman" w:hAnsi="Times New Roman" w:cs="Times New Roman"/>
+        </w:rPr>
         <w:t>Sikeres regisztráció esetén a felhasználó visszajelző e-mailt kap a megadott címre</w:t>
       </w:r>
       <w:r>
+        <w:rPr>
+          <w:rFonts w:ascii="Times New Roman" w:hAnsi="Times New Roman" w:cs="Times New Roman"/>
+        </w:rPr>
         <w:t>.</w:t>
       </w:r>
     </w:p>
     <w:p>
       <w:pPr>
         <w:spacing w:before="240" w:after="240"/>
-      </w:pPr>
-      <w:r>
+        <w:rPr>
+          <w:rFonts w:ascii="Times New Roman" w:hAnsi="Times New Roman" w:cs="Times New Roman"/>
+        </w:rPr>
+      </w:pPr>
+      <w:r>
+        <w:rPr>
+          <w:rFonts w:ascii="Times New Roman" w:hAnsi="Times New Roman" w:cs="Times New Roman"/>
+        </w:rPr>
         <w:t>A regisztrált felhasználók ezt követően bármikor bejelentkezhetnek fiókjukba.</w:t>
       </w:r>
     </w:p>
     <w:p>
       <w:pPr>
         <w:spacing w:before="240" w:after="240"/>
-      </w:pPr>
-    </w:p>
-    <w:p>
-      <w:pPr>
-        <w:pStyle w:val="Cmsor2"/>
+        <w:rPr>
+          <w:rFonts w:ascii="Times New Roman" w:hAnsi="Times New Roman" w:cs="Times New Roman"/>
+        </w:rPr>
+      </w:pPr>
+    </w:p>
+    <w:p>
+      <w:pPr>
+        <w:pStyle w:val="Heading2"/>
         <w:keepNext w:val="0"/>
         <w:keepLines w:val="0"/>
         <w:spacing w:after="80"/>
         <w:rPr>
+          <w:rFonts w:ascii="Times New Roman" w:hAnsi="Times New Roman" w:cs="Times New Roman"/>
           <w:b/>
           <w:bCs/>
           <w:sz w:val="34"/>
@@ -2951,6 +2494,7 @@
       <w:bookmarkEnd w:id="2"/>
       <w:r>
         <w:rPr>
+          <w:rFonts w:ascii="Times New Roman" w:hAnsi="Times New Roman" w:cs="Times New Roman"/>
           <w:b/>
           <w:bCs/>
           <w:sz w:val="34"/>
@@ -2962,16 +2506,28 @@
     <w:p>
       <w:pPr>
         <w:spacing w:before="240" w:after="240"/>
-      </w:pPr>
-      <w:r>
+        <w:rPr>
+          <w:rFonts w:ascii="Times New Roman" w:hAnsi="Times New Roman" w:cs="Times New Roman"/>
+        </w:rPr>
+      </w:pPr>
+      <w:r>
+        <w:rPr>
+          <w:rFonts w:ascii="Times New Roman" w:hAnsi="Times New Roman" w:cs="Times New Roman"/>
+        </w:rPr>
         <w:t>A bejelentkezési oldalon a felhasználó a korábban megadott hitelesítő adataival léphet be személyes fiókjába. Ez a felület egyszerű és átlátható kialakítású, hogy a visszatérő vásárlók gyorsan hozzáférhessenek profiljukhoz.</w:t>
       </w:r>
     </w:p>
     <w:p>
       <w:pPr>
         <w:spacing w:before="240" w:after="240"/>
-      </w:pPr>
-      <w:r>
+        <w:rPr>
+          <w:rFonts w:ascii="Times New Roman" w:hAnsi="Times New Roman" w:cs="Times New Roman"/>
+        </w:rPr>
+      </w:pPr>
+      <w:r>
+        <w:rPr>
+          <w:rFonts w:ascii="Times New Roman" w:hAnsi="Times New Roman" w:cs="Times New Roman"/>
+        </w:rPr>
         <w:t>Funkciók:</w:t>
       </w:r>
     </w:p>
@@ -2982,11 +2538,20 @@
           <w:numId w:val="12"/>
         </w:numPr>
         <w:spacing w:before="240" w:after="0" w:line="276" w:lineRule="auto"/>
-      </w:pPr>
-      <w:r>
+        <w:rPr>
+          <w:rFonts w:ascii="Times New Roman" w:hAnsi="Times New Roman" w:cs="Times New Roman"/>
+        </w:rPr>
+      </w:pPr>
+      <w:r>
+        <w:rPr>
+          <w:rFonts w:ascii="Times New Roman" w:hAnsi="Times New Roman" w:cs="Times New Roman"/>
+        </w:rPr>
         <w:t>E-mail és jelszó alapú azonosítás: A felhasználó a regisztrációkor megadott adat párral tud bejelentkezni</w:t>
       </w:r>
       <w:r>
+        <w:rPr>
+          <w:rFonts w:ascii="Times New Roman" w:hAnsi="Times New Roman" w:cs="Times New Roman"/>
+        </w:rPr>
         <w:t>.</w:t>
       </w:r>
     </w:p>
@@ -2997,11 +2562,20 @@
           <w:numId w:val="12"/>
         </w:numPr>
         <w:spacing w:after="0" w:line="276" w:lineRule="auto"/>
-      </w:pPr>
-      <w:r>
+        <w:rPr>
+          <w:rFonts w:ascii="Times New Roman" w:hAnsi="Times New Roman" w:cs="Times New Roman"/>
+        </w:rPr>
+      </w:pPr>
+      <w:r>
+        <w:rPr>
+          <w:rFonts w:ascii="Times New Roman" w:hAnsi="Times New Roman" w:cs="Times New Roman"/>
+        </w:rPr>
         <w:t>Captcha: Biztonsági ellenőrzés a robotok és automatizált támadások kiszűrése érdekében</w:t>
       </w:r>
       <w:r>
+        <w:rPr>
+          <w:rFonts w:ascii="Times New Roman" w:hAnsi="Times New Roman" w:cs="Times New Roman"/>
+        </w:rPr>
         <w:t>.</w:t>
       </w:r>
     </w:p>
@@ -3012,11 +2586,20 @@
           <w:numId w:val="12"/>
         </w:numPr>
         <w:spacing w:after="0" w:line="276" w:lineRule="auto"/>
-      </w:pPr>
-      <w:r>
+        <w:rPr>
+          <w:rFonts w:ascii="Times New Roman" w:hAnsi="Times New Roman" w:cs="Times New Roman"/>
+        </w:rPr>
+      </w:pPr>
+      <w:r>
+        <w:rPr>
+          <w:rFonts w:ascii="Times New Roman" w:hAnsi="Times New Roman" w:cs="Times New Roman"/>
+        </w:rPr>
         <w:t>Hibakezelés: Hibás adatok megadása esetén a rendszer egyértelmű visszajelzést ad, segítve a felhasználót a probléma azonosításában</w:t>
       </w:r>
       <w:r>
+        <w:rPr>
+          <w:rFonts w:ascii="Times New Roman" w:hAnsi="Times New Roman" w:cs="Times New Roman"/>
+        </w:rPr>
         <w:t>.</w:t>
       </w:r>
     </w:p>
@@ -3027,20 +2610,33 @@
           <w:numId w:val="12"/>
         </w:numPr>
         <w:spacing w:after="240" w:line="276" w:lineRule="auto"/>
-      </w:pPr>
-      <w:r>
+        <w:rPr>
+          <w:rFonts w:ascii="Times New Roman" w:hAnsi="Times New Roman" w:cs="Times New Roman"/>
+        </w:rPr>
+      </w:pPr>
+      <w:r>
+        <w:rPr>
+          <w:rFonts w:ascii="Times New Roman" w:hAnsi="Times New Roman" w:cs="Times New Roman"/>
+        </w:rPr>
         <w:t>Elfelejtett jelszó kezelése: Amennyiben a felhasználó elfelejti jelszavát, e-mailes visszaállítási lehetőséget biztosít a rendszer, amelyen keresztül új jelszót állíthat be</w:t>
       </w:r>
       <w:r>
+        <w:rPr>
+          <w:rFonts w:ascii="Times New Roman" w:hAnsi="Times New Roman" w:cs="Times New Roman"/>
+        </w:rPr>
         <w:t>.</w:t>
       </w:r>
     </w:p>
     <w:p>
       <w:pPr>
         <w:jc w:val="both"/>
-      </w:pPr>
-      <w:r>
-        <w:rPr>
+        <w:rPr>
+          <w:rFonts w:ascii="Times New Roman" w:hAnsi="Times New Roman" w:cs="Times New Roman"/>
+        </w:rPr>
+      </w:pPr>
+      <w:r>
+        <w:rPr>
+          <w:rFonts w:ascii="Times New Roman" w:hAnsi="Times New Roman" w:cs="Times New Roman"/>
           <w:noProof/>
         </w:rPr>
         <w:drawing>
@@ -3054,176 +2650,6 @@
                 <pic:pic xmlns:pic="http://schemas.openxmlformats.org/drawingml/2006/picture">
                   <pic:nvPicPr>
                     <pic:cNvPr id="0" name="image3.png"/>
-                    <pic:cNvPicPr preferRelativeResize="0"/>
-                  </pic:nvPicPr>
-                  <pic:blipFill>
-                    <a:blip r:embed="rId21"/>
-                    <a:srcRect/>
-                    <a:stretch>
-                      <a:fillRect/>
-                    </a:stretch>
-                  </pic:blipFill>
-                  <pic:spPr>
-                    <a:xfrm>
-                      <a:off x="0" y="0"/>
-                      <a:ext cx="5731200" cy="2717800"/>
-                    </a:xfrm>
-                    <a:prstGeom prst="rect">
-                      <a:avLst/>
-                    </a:prstGeom>
-                    <a:ln/>
-                  </pic:spPr>
-                </pic:pic>
-              </a:graphicData>
-            </a:graphic>
-          </wp:inline>
-        </w:drawing>
-      </w:r>
-    </w:p>
-    <w:p>
-      <w:pPr>
-        <w:pStyle w:val="Cmsor2"/>
-        <w:keepNext w:val="0"/>
-        <w:keepLines w:val="0"/>
-        <w:spacing w:after="80"/>
-        <w:rPr>
-          <w:b/>
-          <w:bCs/>
-          <w:sz w:val="34"/>
-          <w:szCs w:val="34"/>
-        </w:rPr>
-      </w:pPr>
-      <w:bookmarkStart w:id="3" w:name="_hudk1kl6lwjg" w:colFirst="0" w:colLast="0"/>
-      <w:bookmarkEnd w:id="3"/>
-      <w:r>
-        <w:rPr>
-          <w:b/>
-          <w:bCs/>
-          <w:sz w:val="34"/>
-          <w:szCs w:val="34"/>
-        </w:rPr>
-        <w:t>Felhasználói oldal</w:t>
-      </w:r>
-    </w:p>
-    <w:p>
-      <w:pPr>
-        <w:spacing w:before="240" w:after="240"/>
-      </w:pPr>
-      <w:r>
-        <w:t>A bejelentkezett felhasználók számára elérhető személyes felület, amely központi helyet biztosít az összes felhasználói adat és vásárlási információ kezelésére.</w:t>
-      </w:r>
-    </w:p>
-    <w:p>
-      <w:pPr>
-        <w:spacing w:before="240" w:after="240"/>
-      </w:pPr>
-      <w:r>
-        <w:t>Elérhető funkciók:</w:t>
-      </w:r>
-    </w:p>
-    <w:p>
-      <w:pPr>
-        <w:numPr>
-          <w:ilvl w:val="0"/>
-          <w:numId w:val="6"/>
-        </w:numPr>
-        <w:spacing w:before="240" w:after="0" w:line="276" w:lineRule="auto"/>
-      </w:pPr>
-      <w:r>
-        <w:lastRenderedPageBreak/>
-        <w:t>Jelszó módosítása: A felhasználó bármikor megváltoztathatja jelenlegi jelszavát egy újra</w:t>
-      </w:r>
-      <w:r>
-        <w:t>.</w:t>
-      </w:r>
-    </w:p>
-    <w:p>
-      <w:pPr>
-        <w:numPr>
-          <w:ilvl w:val="0"/>
-          <w:numId w:val="6"/>
-        </w:numPr>
-        <w:spacing w:after="0" w:line="276" w:lineRule="auto"/>
-      </w:pPr>
-      <w:r>
-        <w:t>Szállítási cím kezelése: Meglévő szállítási címek módosítása, illetve új címek hozzáadása (például munkahelyi vagy ajándékozási cím)</w:t>
-      </w:r>
-      <w:r>
-        <w:t>.</w:t>
-      </w:r>
-    </w:p>
-    <w:p>
-      <w:pPr>
-        <w:numPr>
-          <w:ilvl w:val="0"/>
-          <w:numId w:val="6"/>
-        </w:numPr>
-        <w:spacing w:after="0" w:line="276" w:lineRule="auto"/>
-      </w:pPr>
-      <w:r>
-        <w:t>Rendelési előzmények megtekintése: Korábbi vásárlások listája dátum és összeg szerint rendezve</w:t>
-      </w:r>
-      <w:r>
-        <w:t>.</w:t>
-      </w:r>
-    </w:p>
-    <w:p>
-      <w:pPr>
-        <w:numPr>
-          <w:ilvl w:val="0"/>
-          <w:numId w:val="6"/>
-        </w:numPr>
-        <w:spacing w:after="0" w:line="276" w:lineRule="auto"/>
-      </w:pPr>
-      <w:r>
-        <w:t>Vásárlási statisztikák: Grafikus megjelenítésű összesítők a korábbi vásárlásokról</w:t>
-      </w:r>
-      <w:r>
-        <w:t>.</w:t>
-      </w:r>
-    </w:p>
-    <w:p>
-      <w:pPr>
-        <w:numPr>
-          <w:ilvl w:val="0"/>
-          <w:numId w:val="6"/>
-        </w:numPr>
-        <w:spacing w:after="240" w:line="276" w:lineRule="auto"/>
-      </w:pPr>
-      <w:r>
-        <w:t>Rendelés részletei: Felugró ablakban megtekinthetők az egyes rendelések pontos részletei, beleértve a megrendelt termékeket, mennyiségeket és árakat</w:t>
-      </w:r>
-      <w:r>
-        <w:t>.</w:t>
-      </w:r>
-    </w:p>
-    <w:p>
-      <w:pPr>
-        <w:spacing w:before="240" w:after="240"/>
-      </w:pPr>
-      <w:r>
-        <w:t>Ez az oldal átfogó lehetőséget biztosít a felhasználó számára saját adatainak és vásárlási előzményeinek kezelésére, áttekintésére.</w:t>
-      </w:r>
-    </w:p>
-    <w:p>
-      <w:pPr>
-        <w:jc w:val="both"/>
-      </w:pPr>
-      <w:r>
-        <w:rPr>
-          <w:noProof/>
-        </w:rPr>
-        <w:drawing>
-          <wp:inline distT="114300" distB="114300" distL="114300" distR="114300" wp14:anchorId="1B264A63" wp14:editId="27008452">
-            <wp:extent cx="5731200" cy="2717800"/>
-            <wp:effectExtent l="0" t="0" r="0" b="0"/>
-            <wp:docPr id="11" name="image11.png"/>
-            <wp:cNvGraphicFramePr/>
-            <a:graphic xmlns:a="http://schemas.openxmlformats.org/drawingml/2006/main">
-              <a:graphicData uri="http://schemas.openxmlformats.org/drawingml/2006/picture">
-                <pic:pic xmlns:pic="http://schemas.openxmlformats.org/drawingml/2006/picture">
-                  <pic:nvPicPr>
-                    <pic:cNvPr id="0" name="image11.png"/>
                     <pic:cNvPicPr preferRelativeResize="0"/>
                   </pic:nvPicPr>
                   <pic:blipFill>
@@ -3252,42 +2678,344 @@
     </w:p>
     <w:p>
       <w:pPr>
-        <w:pStyle w:val="Cmsor2"/>
+        <w:jc w:val="center"/>
+        <w:rPr>
+          <w:rFonts w:ascii="Times New Roman" w:hAnsi="Times New Roman" w:cs="Times New Roman"/>
+        </w:rPr>
+      </w:pPr>
+      <w:r>
+        <w:rPr>
+          <w:noProof/>
+        </w:rPr>
+        <w:lastRenderedPageBreak/>
+        <w:drawing>
+          <wp:inline distT="0" distB="0" distL="0" distR="0" wp14:anchorId="71DBB9C8" wp14:editId="1D1D0C6C">
+            <wp:extent cx="4067175" cy="4136665"/>
+            <wp:effectExtent l="0" t="0" r="0" b="0"/>
+            <wp:docPr id="710521473" name="Picture 1"/>
+            <wp:cNvGraphicFramePr>
+              <a:graphicFrameLocks xmlns:a="http://schemas.openxmlformats.org/drawingml/2006/main" noChangeAspect="1"/>
+            </wp:cNvGraphicFramePr>
+            <a:graphic xmlns:a="http://schemas.openxmlformats.org/drawingml/2006/main">
+              <a:graphicData uri="http://schemas.openxmlformats.org/drawingml/2006/picture">
+                <pic:pic xmlns:pic="http://schemas.openxmlformats.org/drawingml/2006/picture">
+                  <pic:nvPicPr>
+                    <pic:cNvPr id="710521473" name=""/>
+                    <pic:cNvPicPr/>
+                  </pic:nvPicPr>
+                  <pic:blipFill>
+                    <a:blip r:embed="rId23"/>
+                    <a:stretch>
+                      <a:fillRect/>
+                    </a:stretch>
+                  </pic:blipFill>
+                  <pic:spPr>
+                    <a:xfrm>
+                      <a:off x="0" y="0"/>
+                      <a:ext cx="4071875" cy="4141445"/>
+                    </a:xfrm>
+                    <a:prstGeom prst="rect">
+                      <a:avLst/>
+                    </a:prstGeom>
+                  </pic:spPr>
+                </pic:pic>
+              </a:graphicData>
+            </a:graphic>
+          </wp:inline>
+        </w:drawing>
+      </w:r>
+    </w:p>
+    <w:p>
+      <w:pPr>
+        <w:pStyle w:val="Heading2"/>
         <w:keepNext w:val="0"/>
         <w:keepLines w:val="0"/>
         <w:spacing w:after="80"/>
         <w:rPr>
+          <w:rFonts w:ascii="Times New Roman" w:hAnsi="Times New Roman" w:cs="Times New Roman"/>
           <w:b/>
           <w:bCs/>
           <w:sz w:val="34"/>
           <w:szCs w:val="34"/>
         </w:rPr>
       </w:pPr>
-      <w:bookmarkStart w:id="4" w:name="_1w10co6swlrb" w:colFirst="0" w:colLast="0"/>
-      <w:bookmarkEnd w:id="4"/>
-      <w:r>
-        <w:rPr>
+      <w:bookmarkStart w:id="3" w:name="_hudk1kl6lwjg" w:colFirst="0" w:colLast="0"/>
+      <w:bookmarkEnd w:id="3"/>
+      <w:r>
+        <w:rPr>
+          <w:rFonts w:ascii="Times New Roman" w:hAnsi="Times New Roman" w:cs="Times New Roman"/>
           <w:b/>
           <w:bCs/>
           <w:sz w:val="34"/>
           <w:szCs w:val="34"/>
         </w:rPr>
+        <w:t>Felhasználói oldal</w:t>
+      </w:r>
+    </w:p>
+    <w:p>
+      <w:pPr>
+        <w:spacing w:before="240" w:after="240"/>
+        <w:rPr>
+          <w:rFonts w:ascii="Times New Roman" w:hAnsi="Times New Roman" w:cs="Times New Roman"/>
+        </w:rPr>
+      </w:pPr>
+      <w:r>
+        <w:rPr>
+          <w:rFonts w:ascii="Times New Roman" w:hAnsi="Times New Roman" w:cs="Times New Roman"/>
+        </w:rPr>
+        <w:t>A bejelentkezett felhasználók számára elérhető személyes felület, amely központi helyet biztosít az összes felhasználói adat és vásárlási információ kezelésére.</w:t>
+      </w:r>
+    </w:p>
+    <w:p>
+      <w:pPr>
+        <w:spacing w:before="240" w:after="240"/>
+        <w:rPr>
+          <w:rFonts w:ascii="Times New Roman" w:hAnsi="Times New Roman" w:cs="Times New Roman"/>
+        </w:rPr>
+      </w:pPr>
+      <w:r>
+        <w:rPr>
+          <w:rFonts w:ascii="Times New Roman" w:hAnsi="Times New Roman" w:cs="Times New Roman"/>
+        </w:rPr>
+        <w:t>Elérhető funkciók:</w:t>
+      </w:r>
+    </w:p>
+    <w:p>
+      <w:pPr>
+        <w:numPr>
+          <w:ilvl w:val="0"/>
+          <w:numId w:val="6"/>
+        </w:numPr>
+        <w:spacing w:before="240" w:after="0" w:line="276" w:lineRule="auto"/>
+        <w:rPr>
+          <w:rFonts w:ascii="Times New Roman" w:hAnsi="Times New Roman" w:cs="Times New Roman"/>
+        </w:rPr>
+      </w:pPr>
+      <w:r>
+        <w:rPr>
+          <w:rFonts w:ascii="Times New Roman" w:hAnsi="Times New Roman" w:cs="Times New Roman"/>
+        </w:rPr>
+        <w:t>Jelszó módosítása: A felhasználó bármikor megváltoztathatja jelenlegi jelszavát egy újra</w:t>
+      </w:r>
+      <w:r>
+        <w:rPr>
+          <w:rFonts w:ascii="Times New Roman" w:hAnsi="Times New Roman" w:cs="Times New Roman"/>
+        </w:rPr>
+        <w:t>.</w:t>
+      </w:r>
+    </w:p>
+    <w:p>
+      <w:pPr>
+        <w:numPr>
+          <w:ilvl w:val="0"/>
+          <w:numId w:val="6"/>
+        </w:numPr>
+        <w:spacing w:after="0" w:line="276" w:lineRule="auto"/>
+        <w:rPr>
+          <w:rFonts w:ascii="Times New Roman" w:hAnsi="Times New Roman" w:cs="Times New Roman"/>
+        </w:rPr>
+      </w:pPr>
+      <w:r>
+        <w:rPr>
+          <w:rFonts w:ascii="Times New Roman" w:hAnsi="Times New Roman" w:cs="Times New Roman"/>
+        </w:rPr>
+        <w:t>Szállítási cím kezelése: Meglévő szállítási címek módosítása, illetve új címek hozzáadása (például munkahelyi vagy ajándékozási cím)</w:t>
+      </w:r>
+      <w:r>
+        <w:rPr>
+          <w:rFonts w:ascii="Times New Roman" w:hAnsi="Times New Roman" w:cs="Times New Roman"/>
+        </w:rPr>
+        <w:t>.</w:t>
+      </w:r>
+    </w:p>
+    <w:p>
+      <w:pPr>
+        <w:numPr>
+          <w:ilvl w:val="0"/>
+          <w:numId w:val="6"/>
+        </w:numPr>
+        <w:spacing w:after="0" w:line="276" w:lineRule="auto"/>
+        <w:rPr>
+          <w:rFonts w:ascii="Times New Roman" w:hAnsi="Times New Roman" w:cs="Times New Roman"/>
+        </w:rPr>
+      </w:pPr>
+      <w:r>
+        <w:rPr>
+          <w:rFonts w:ascii="Times New Roman" w:hAnsi="Times New Roman" w:cs="Times New Roman"/>
+        </w:rPr>
+        <w:t>Rendelési előzmények megtekintése: Korábbi vásárlások listája dátum és összeg szerint rendezve</w:t>
+      </w:r>
+      <w:r>
+        <w:rPr>
+          <w:rFonts w:ascii="Times New Roman" w:hAnsi="Times New Roman" w:cs="Times New Roman"/>
+        </w:rPr>
+        <w:t>.</w:t>
+      </w:r>
+    </w:p>
+    <w:p>
+      <w:pPr>
+        <w:numPr>
+          <w:ilvl w:val="0"/>
+          <w:numId w:val="6"/>
+        </w:numPr>
+        <w:spacing w:after="0" w:line="276" w:lineRule="auto"/>
+        <w:rPr>
+          <w:rFonts w:ascii="Times New Roman" w:hAnsi="Times New Roman" w:cs="Times New Roman"/>
+        </w:rPr>
+      </w:pPr>
+      <w:r>
+        <w:rPr>
+          <w:rFonts w:ascii="Times New Roman" w:hAnsi="Times New Roman" w:cs="Times New Roman"/>
+        </w:rPr>
+        <w:t>Vásárlási statisztikák: Grafikus megjelenítésű összesítők a korábbi vásárlásokról</w:t>
+      </w:r>
+      <w:r>
+        <w:rPr>
+          <w:rFonts w:ascii="Times New Roman" w:hAnsi="Times New Roman" w:cs="Times New Roman"/>
+        </w:rPr>
+        <w:t>.</w:t>
+      </w:r>
+    </w:p>
+    <w:p>
+      <w:pPr>
+        <w:numPr>
+          <w:ilvl w:val="0"/>
+          <w:numId w:val="6"/>
+        </w:numPr>
+        <w:spacing w:after="240" w:line="276" w:lineRule="auto"/>
+        <w:rPr>
+          <w:rFonts w:ascii="Times New Roman" w:hAnsi="Times New Roman" w:cs="Times New Roman"/>
+        </w:rPr>
+      </w:pPr>
+      <w:r>
+        <w:rPr>
+          <w:rFonts w:ascii="Times New Roman" w:hAnsi="Times New Roman" w:cs="Times New Roman"/>
+        </w:rPr>
+        <w:t>Rendelés részletei: Felugró ablakban megtekinthetők az egyes rendelések pontos részletei, beleértve a megrendelt termékeket, mennyiségeket és árakat</w:t>
+      </w:r>
+      <w:r>
+        <w:rPr>
+          <w:rFonts w:ascii="Times New Roman" w:hAnsi="Times New Roman" w:cs="Times New Roman"/>
+        </w:rPr>
+        <w:t>.</w:t>
+      </w:r>
+    </w:p>
+    <w:p>
+      <w:pPr>
+        <w:spacing w:before="240" w:after="240"/>
+        <w:rPr>
+          <w:rFonts w:ascii="Times New Roman" w:hAnsi="Times New Roman" w:cs="Times New Roman"/>
+        </w:rPr>
+      </w:pPr>
+      <w:r>
+        <w:rPr>
+          <w:rFonts w:ascii="Times New Roman" w:hAnsi="Times New Roman" w:cs="Times New Roman"/>
+        </w:rPr>
+        <w:t>Ez az oldal átfogó lehetőséget biztosít a felhasználó számára saját adatainak és vásárlási előzményeinek kezelésére, áttekintésére.</w:t>
+      </w:r>
+    </w:p>
+    <w:p>
+      <w:pPr>
+        <w:jc w:val="both"/>
+        <w:rPr>
+          <w:rFonts w:ascii="Times New Roman" w:hAnsi="Times New Roman" w:cs="Times New Roman"/>
+        </w:rPr>
+      </w:pPr>
+      <w:r>
+        <w:rPr>
+          <w:rFonts w:ascii="Times New Roman" w:hAnsi="Times New Roman" w:cs="Times New Roman"/>
+          <w:noProof/>
+        </w:rPr>
+        <w:lastRenderedPageBreak/>
+        <w:drawing>
+          <wp:inline distT="114300" distB="114300" distL="114300" distR="114300" wp14:anchorId="1B264A63" wp14:editId="27008452">
+            <wp:extent cx="5731200" cy="2717800"/>
+            <wp:effectExtent l="0" t="0" r="0" b="0"/>
+            <wp:docPr id="11" name="image11.png"/>
+            <wp:cNvGraphicFramePr/>
+            <a:graphic xmlns:a="http://schemas.openxmlformats.org/drawingml/2006/main">
+              <a:graphicData uri="http://schemas.openxmlformats.org/drawingml/2006/picture">
+                <pic:pic xmlns:pic="http://schemas.openxmlformats.org/drawingml/2006/picture">
+                  <pic:nvPicPr>
+                    <pic:cNvPr id="0" name="image11.png"/>
+                    <pic:cNvPicPr preferRelativeResize="0"/>
+                  </pic:nvPicPr>
+                  <pic:blipFill>
+                    <a:blip r:embed="rId24"/>
+                    <a:srcRect/>
+                    <a:stretch>
+                      <a:fillRect/>
+                    </a:stretch>
+                  </pic:blipFill>
+                  <pic:spPr>
+                    <a:xfrm>
+                      <a:off x="0" y="0"/>
+                      <a:ext cx="5731200" cy="2717800"/>
+                    </a:xfrm>
+                    <a:prstGeom prst="rect">
+                      <a:avLst/>
+                    </a:prstGeom>
+                    <a:ln/>
+                  </pic:spPr>
+                </pic:pic>
+              </a:graphicData>
+            </a:graphic>
+          </wp:inline>
+        </w:drawing>
+      </w:r>
+    </w:p>
+    <w:p>
+      <w:pPr>
+        <w:pStyle w:val="Heading2"/>
+        <w:keepNext w:val="0"/>
+        <w:keepLines w:val="0"/>
+        <w:spacing w:after="80"/>
+        <w:rPr>
+          <w:rFonts w:ascii="Times New Roman" w:hAnsi="Times New Roman" w:cs="Times New Roman"/>
+          <w:b/>
+          <w:bCs/>
+          <w:sz w:val="34"/>
+          <w:szCs w:val="34"/>
+        </w:rPr>
+      </w:pPr>
+      <w:bookmarkStart w:id="4" w:name="_1w10co6swlrb" w:colFirst="0" w:colLast="0"/>
+      <w:bookmarkEnd w:id="4"/>
+      <w:r>
+        <w:rPr>
+          <w:rFonts w:ascii="Times New Roman" w:hAnsi="Times New Roman" w:cs="Times New Roman"/>
+          <w:b/>
+          <w:bCs/>
+          <w:sz w:val="34"/>
+          <w:szCs w:val="34"/>
+        </w:rPr>
         <w:t>Termékek oldal</w:t>
       </w:r>
     </w:p>
     <w:p>
       <w:pPr>
         <w:spacing w:before="240" w:after="240"/>
-      </w:pPr>
-      <w:r>
+        <w:rPr>
+          <w:rFonts w:ascii="Times New Roman" w:hAnsi="Times New Roman" w:cs="Times New Roman"/>
+        </w:rPr>
+      </w:pPr>
+      <w:r>
+        <w:rPr>
+          <w:rFonts w:ascii="Times New Roman" w:hAnsi="Times New Roman" w:cs="Times New Roman"/>
+        </w:rPr>
         <w:t>A termékek oldalon található a webáruház teljes kínálata áttekinthető formában. Itt böngészhetnek a felhasználók a rendelkezésre álló árucikkek között, és innen helyezhetik kosarukba a kiválasztott termékeket.</w:t>
       </w:r>
     </w:p>
     <w:p>
       <w:pPr>
         <w:spacing w:before="240" w:after="240"/>
-      </w:pPr>
-      <w:r>
+        <w:rPr>
+          <w:rFonts w:ascii="Times New Roman" w:hAnsi="Times New Roman" w:cs="Times New Roman"/>
+        </w:rPr>
+      </w:pPr>
+      <w:r>
+        <w:rPr>
+          <w:rFonts w:ascii="Times New Roman" w:hAnsi="Times New Roman" w:cs="Times New Roman"/>
+        </w:rPr>
         <w:t>Funkciók:</w:t>
       </w:r>
     </w:p>
@@ -3298,11 +3026,20 @@
           <w:numId w:val="11"/>
         </w:numPr>
         <w:spacing w:before="240" w:after="0" w:line="276" w:lineRule="auto"/>
-      </w:pPr>
-      <w:r>
+        <w:rPr>
+          <w:rFonts w:ascii="Times New Roman" w:hAnsi="Times New Roman" w:cs="Times New Roman"/>
+        </w:rPr>
+      </w:pPr>
+      <w:r>
+        <w:rPr>
+          <w:rFonts w:ascii="Times New Roman" w:hAnsi="Times New Roman" w:cs="Times New Roman"/>
+        </w:rPr>
         <w:t>Termékek listázása: Az összes elérhető termék megjelenítése képpel, névvel és árral</w:t>
       </w:r>
       <w:r>
+        <w:rPr>
+          <w:rFonts w:ascii="Times New Roman" w:hAnsi="Times New Roman" w:cs="Times New Roman"/>
+        </w:rPr>
         <w:t>.</w:t>
       </w:r>
     </w:p>
@@ -3313,8 +3050,14 @@
           <w:numId w:val="11"/>
         </w:numPr>
         <w:spacing w:after="0" w:line="276" w:lineRule="auto"/>
-      </w:pPr>
-      <w:r>
+        <w:rPr>
+          <w:rFonts w:ascii="Times New Roman" w:hAnsi="Times New Roman" w:cs="Times New Roman"/>
+        </w:rPr>
+      </w:pPr>
+      <w:r>
+        <w:rPr>
+          <w:rFonts w:ascii="Times New Roman" w:hAnsi="Times New Roman" w:cs="Times New Roman"/>
+        </w:rPr>
         <w:t>Szűrési lehetőségek:</w:t>
       </w:r>
     </w:p>
@@ -3325,8 +3068,14 @@
           <w:numId w:val="11"/>
         </w:numPr>
         <w:spacing w:after="0" w:line="276" w:lineRule="auto"/>
-      </w:pPr>
-      <w:r>
+        <w:rPr>
+          <w:rFonts w:ascii="Times New Roman" w:hAnsi="Times New Roman" w:cs="Times New Roman"/>
+        </w:rPr>
+      </w:pPr>
+      <w:r>
+        <w:rPr>
+          <w:rFonts w:ascii="Times New Roman" w:hAnsi="Times New Roman" w:cs="Times New Roman"/>
+        </w:rPr>
         <w:t>Kategória szerinti szűrés (például csapdák, táskák, kések)</w:t>
       </w:r>
     </w:p>
@@ -3337,8 +3086,14 @@
           <w:numId w:val="11"/>
         </w:numPr>
         <w:spacing w:after="0" w:line="276" w:lineRule="auto"/>
-      </w:pPr>
-      <w:r>
+        <w:rPr>
+          <w:rFonts w:ascii="Times New Roman" w:hAnsi="Times New Roman" w:cs="Times New Roman"/>
+        </w:rPr>
+      </w:pPr>
+      <w:r>
+        <w:rPr>
+          <w:rFonts w:ascii="Times New Roman" w:hAnsi="Times New Roman" w:cs="Times New Roman"/>
+        </w:rPr>
         <w:t>Ár alapján történő szűkítés (minimális és maximális ár beállítása)</w:t>
       </w:r>
     </w:p>
@@ -3349,8 +3104,14 @@
           <w:numId w:val="11"/>
         </w:numPr>
         <w:spacing w:after="0" w:line="276" w:lineRule="auto"/>
-      </w:pPr>
-      <w:r>
+        <w:rPr>
+          <w:rFonts w:ascii="Times New Roman" w:hAnsi="Times New Roman" w:cs="Times New Roman"/>
+        </w:rPr>
+      </w:pPr>
+      <w:r>
+        <w:rPr>
+          <w:rFonts w:ascii="Times New Roman" w:hAnsi="Times New Roman" w:cs="Times New Roman"/>
+        </w:rPr>
         <w:t>Keresés név vagy leírás alapján (a beírt karaktersor megjelenése a termék adataiban)</w:t>
       </w:r>
     </w:p>
@@ -3361,8 +3122,14 @@
           <w:numId w:val="11"/>
         </w:numPr>
         <w:spacing w:after="0" w:line="276" w:lineRule="auto"/>
-      </w:pPr>
-      <w:r>
+        <w:rPr>
+          <w:rFonts w:ascii="Times New Roman" w:hAnsi="Times New Roman" w:cs="Times New Roman"/>
+        </w:rPr>
+      </w:pPr>
+      <w:r>
+        <w:rPr>
+          <w:rFonts w:ascii="Times New Roman" w:hAnsi="Times New Roman" w:cs="Times New Roman"/>
+        </w:rPr>
         <w:t>Csak akciós termékek megjelenítése</w:t>
       </w:r>
     </w:p>
@@ -3373,8 +3140,14 @@
           <w:numId w:val="11"/>
         </w:numPr>
         <w:spacing w:after="0" w:line="276" w:lineRule="auto"/>
-      </w:pPr>
-      <w:r>
+        <w:rPr>
+          <w:rFonts w:ascii="Times New Roman" w:hAnsi="Times New Roman" w:cs="Times New Roman"/>
+        </w:rPr>
+      </w:pPr>
+      <w:r>
+        <w:rPr>
+          <w:rFonts w:ascii="Times New Roman" w:hAnsi="Times New Roman" w:cs="Times New Roman"/>
+        </w:rPr>
         <w:t>Csak raktáron lévő termékek listázása</w:t>
       </w:r>
     </w:p>
@@ -3385,28 +3158,47 @@
           <w:numId w:val="11"/>
         </w:numPr>
         <w:spacing w:after="240" w:line="276" w:lineRule="auto"/>
-      </w:pPr>
-      <w:r>
+        <w:rPr>
+          <w:rFonts w:ascii="Times New Roman" w:hAnsi="Times New Roman" w:cs="Times New Roman"/>
+        </w:rPr>
+      </w:pPr>
+      <w:r>
+        <w:rPr>
+          <w:rFonts w:ascii="Times New Roman" w:hAnsi="Times New Roman" w:cs="Times New Roman"/>
+        </w:rPr>
         <w:t>Rendezés: A termékek rendezhetők ár szerint növekvő vagy csökkenő sorrendbe</w:t>
       </w:r>
       <w:r>
+        <w:rPr>
+          <w:rFonts w:ascii="Times New Roman" w:hAnsi="Times New Roman" w:cs="Times New Roman"/>
+        </w:rPr>
         <w:t>.</w:t>
       </w:r>
     </w:p>
     <w:p>
       <w:pPr>
         <w:spacing w:before="240" w:after="240"/>
-      </w:pPr>
-      <w:r>
+        <w:rPr>
+          <w:rFonts w:ascii="Times New Roman" w:hAnsi="Times New Roman" w:cs="Times New Roman"/>
+        </w:rPr>
+      </w:pPr>
+      <w:r>
+        <w:rPr>
+          <w:rFonts w:ascii="Times New Roman" w:hAnsi="Times New Roman" w:cs="Times New Roman"/>
+        </w:rPr>
         <w:t>A felhasználó erről az oldalról tudja a kiválasztott termékeket a kosárba helyezni a megfelelő gomb megnyomásával.</w:t>
       </w:r>
     </w:p>
     <w:p>
       <w:pPr>
         <w:jc w:val="both"/>
-      </w:pPr>
-      <w:r>
-        <w:rPr>
+        <w:rPr>
+          <w:rFonts w:ascii="Times New Roman" w:hAnsi="Times New Roman" w:cs="Times New Roman"/>
+        </w:rPr>
+      </w:pPr>
+      <w:r>
+        <w:rPr>
+          <w:rFonts w:ascii="Times New Roman" w:hAnsi="Times New Roman" w:cs="Times New Roman"/>
           <w:noProof/>
         </w:rPr>
         <w:lastRenderedPageBreak/>
@@ -3424,7 +3216,7 @@
                     <pic:cNvPicPr preferRelativeResize="0"/>
                   </pic:nvPicPr>
                   <pic:blipFill>
-                    <a:blip r:embed="rId23"/>
+                    <a:blip r:embed="rId25"/>
                     <a:srcRect/>
                     <a:stretch>
                       <a:fillRect/>
@@ -3449,11 +3241,12 @@
     </w:p>
     <w:p>
       <w:pPr>
-        <w:pStyle w:val="Cmsor2"/>
+        <w:pStyle w:val="Heading2"/>
         <w:keepNext w:val="0"/>
         <w:keepLines w:val="0"/>
         <w:spacing w:after="80"/>
         <w:rPr>
+          <w:rFonts w:ascii="Times New Roman" w:hAnsi="Times New Roman" w:cs="Times New Roman"/>
           <w:b/>
           <w:bCs/>
           <w:sz w:val="34"/>
@@ -3464,6 +3257,7 @@
       <w:bookmarkEnd w:id="5"/>
       <w:r>
         <w:rPr>
+          <w:rFonts w:ascii="Times New Roman" w:hAnsi="Times New Roman" w:cs="Times New Roman"/>
           <w:b/>
           <w:bCs/>
           <w:sz w:val="34"/>
@@ -3475,16 +3269,28 @@
     <w:p>
       <w:pPr>
         <w:spacing w:before="240" w:after="240"/>
-      </w:pPr>
-      <w:r>
+        <w:rPr>
+          <w:rFonts w:ascii="Times New Roman" w:hAnsi="Times New Roman" w:cs="Times New Roman"/>
+        </w:rPr>
+      </w:pPr>
+      <w:r>
+        <w:rPr>
+          <w:rFonts w:ascii="Times New Roman" w:hAnsi="Times New Roman" w:cs="Times New Roman"/>
+        </w:rPr>
         <w:t>A kosár oldal a kiválasztott termékek kezelésére szolgál, ahol a felhasználó áttekintheti és módosíthatja a megvásárolni kívánt árucikkeket a rendelés véglegesítése előtt.</w:t>
       </w:r>
     </w:p>
     <w:p>
       <w:pPr>
         <w:spacing w:before="240" w:after="240"/>
-      </w:pPr>
-      <w:r>
+        <w:rPr>
+          <w:rFonts w:ascii="Times New Roman" w:hAnsi="Times New Roman" w:cs="Times New Roman"/>
+        </w:rPr>
+      </w:pPr>
+      <w:r>
+        <w:rPr>
+          <w:rFonts w:ascii="Times New Roman" w:hAnsi="Times New Roman" w:cs="Times New Roman"/>
+        </w:rPr>
         <w:t>Funkciók:</w:t>
       </w:r>
     </w:p>
@@ -3495,11 +3301,20 @@
           <w:numId w:val="9"/>
         </w:numPr>
         <w:spacing w:before="240" w:after="0" w:line="276" w:lineRule="auto"/>
-      </w:pPr>
-      <w:r>
+        <w:rPr>
+          <w:rFonts w:ascii="Times New Roman" w:hAnsi="Times New Roman" w:cs="Times New Roman"/>
+        </w:rPr>
+      </w:pPr>
+      <w:r>
+        <w:rPr>
+          <w:rFonts w:ascii="Times New Roman" w:hAnsi="Times New Roman" w:cs="Times New Roman"/>
+        </w:rPr>
         <w:t>Termékek listázása: A kosárba helyezett termékek megjelenítése képpel, névvel és darabárral</w:t>
       </w:r>
       <w:r>
+        <w:rPr>
+          <w:rFonts w:ascii="Times New Roman" w:hAnsi="Times New Roman" w:cs="Times New Roman"/>
+        </w:rPr>
         <w:t>.</w:t>
       </w:r>
     </w:p>
@@ -3510,11 +3325,20 @@
           <w:numId w:val="9"/>
         </w:numPr>
         <w:spacing w:after="0" w:line="276" w:lineRule="auto"/>
-      </w:pPr>
-      <w:r>
+        <w:rPr>
+          <w:rFonts w:ascii="Times New Roman" w:hAnsi="Times New Roman" w:cs="Times New Roman"/>
+        </w:rPr>
+      </w:pPr>
+      <w:r>
+        <w:rPr>
+          <w:rFonts w:ascii="Times New Roman" w:hAnsi="Times New Roman" w:cs="Times New Roman"/>
+        </w:rPr>
         <w:t>Mennyiség módosítása: Az egyes termékek darabszámának növelése vagy csökkentése</w:t>
       </w:r>
       <w:r>
+        <w:rPr>
+          <w:rFonts w:ascii="Times New Roman" w:hAnsi="Times New Roman" w:cs="Times New Roman"/>
+        </w:rPr>
         <w:t>.</w:t>
       </w:r>
     </w:p>
@@ -3525,17 +3349,32 @@
           <w:numId w:val="9"/>
         </w:numPr>
         <w:spacing w:after="0" w:line="276" w:lineRule="auto"/>
-      </w:pPr>
-      <w:r>
+        <w:rPr>
+          <w:rFonts w:ascii="Times New Roman" w:hAnsi="Times New Roman" w:cs="Times New Roman"/>
+        </w:rPr>
+      </w:pPr>
+      <w:r>
+        <w:rPr>
+          <w:rFonts w:ascii="Times New Roman" w:hAnsi="Times New Roman" w:cs="Times New Roman"/>
+        </w:rPr>
         <w:t xml:space="preserve">Termék törlése: </w:t>
       </w:r>
       <w:r>
+        <w:rPr>
+          <w:rFonts w:ascii="Times New Roman" w:hAnsi="Times New Roman" w:cs="Times New Roman"/>
+        </w:rPr>
         <w:t>Szükségtelenné</w:t>
       </w:r>
       <w:r>
+        <w:rPr>
+          <w:rFonts w:ascii="Times New Roman" w:hAnsi="Times New Roman" w:cs="Times New Roman"/>
+        </w:rPr>
         <w:t xml:space="preserve"> vált termékek eltávolítása a kosárból</w:t>
       </w:r>
       <w:r>
+        <w:rPr>
+          <w:rFonts w:ascii="Times New Roman" w:hAnsi="Times New Roman" w:cs="Times New Roman"/>
+        </w:rPr>
         <w:t>.</w:t>
       </w:r>
     </w:p>
@@ -3546,11 +3385,20 @@
           <w:numId w:val="9"/>
         </w:numPr>
         <w:spacing w:after="0" w:line="276" w:lineRule="auto"/>
-      </w:pPr>
-      <w:r>
+        <w:rPr>
+          <w:rFonts w:ascii="Times New Roman" w:hAnsi="Times New Roman" w:cs="Times New Roman"/>
+        </w:rPr>
+      </w:pPr>
+      <w:r>
+        <w:rPr>
+          <w:rFonts w:ascii="Times New Roman" w:hAnsi="Times New Roman" w:cs="Times New Roman"/>
+        </w:rPr>
         <w:t>Végösszeg kiszámítása: A rendszer automatikusan kiszámítja és megjeleníti a teljes fizetendő összeget</w:t>
       </w:r>
       <w:r>
+        <w:rPr>
+          <w:rFonts w:ascii="Times New Roman" w:hAnsi="Times New Roman" w:cs="Times New Roman"/>
+        </w:rPr>
         <w:t>.</w:t>
       </w:r>
     </w:p>
@@ -3561,11 +3409,20 @@
           <w:numId w:val="9"/>
         </w:numPr>
         <w:spacing w:after="0" w:line="276" w:lineRule="auto"/>
-      </w:pPr>
-      <w:r>
+        <w:rPr>
+          <w:rFonts w:ascii="Times New Roman" w:hAnsi="Times New Roman" w:cs="Times New Roman"/>
+        </w:rPr>
+      </w:pPr>
+      <w:r>
+        <w:rPr>
+          <w:rFonts w:ascii="Times New Roman" w:hAnsi="Times New Roman" w:cs="Times New Roman"/>
+        </w:rPr>
         <w:t>Szállítási cím kiválasztása: A mentett címek közül választható ki a kézbesítési cím</w:t>
       </w:r>
       <w:r>
+        <w:rPr>
+          <w:rFonts w:ascii="Times New Roman" w:hAnsi="Times New Roman" w:cs="Times New Roman"/>
+        </w:rPr>
         <w:t>.</w:t>
       </w:r>
     </w:p>
@@ -3576,41 +3433,63 @@
           <w:numId w:val="9"/>
         </w:numPr>
         <w:spacing w:after="240" w:line="276" w:lineRule="auto"/>
-      </w:pPr>
-      <w:r>
+        <w:rPr>
+          <w:rFonts w:ascii="Times New Roman" w:hAnsi="Times New Roman" w:cs="Times New Roman"/>
+        </w:rPr>
+      </w:pPr>
+      <w:r>
+        <w:rPr>
+          <w:rFonts w:ascii="Times New Roman" w:hAnsi="Times New Roman" w:cs="Times New Roman"/>
+        </w:rPr>
         <w:t>Fizetési mód kiválasztása: Elérhető fizetési opciók közüli választás</w:t>
       </w:r>
       <w:r>
+        <w:rPr>
+          <w:rFonts w:ascii="Times New Roman" w:hAnsi="Times New Roman" w:cs="Times New Roman"/>
+        </w:rPr>
         <w:t>.</w:t>
       </w:r>
     </w:p>
     <w:p>
       <w:pPr>
         <w:spacing w:before="240" w:after="240"/>
-      </w:pPr>
-      <w:r>
+        <w:rPr>
+          <w:rFonts w:ascii="Times New Roman" w:hAnsi="Times New Roman" w:cs="Times New Roman"/>
+        </w:rPr>
+      </w:pPr>
+      <w:r>
+        <w:rPr>
+          <w:rFonts w:ascii="Times New Roman" w:hAnsi="Times New Roman" w:cs="Times New Roman"/>
+        </w:rPr>
         <w:t>Fontos megjegyzés: A fizetés</w:t>
       </w:r>
       <w:r>
         <w:rPr>
+          <w:rFonts w:ascii="Times New Roman" w:hAnsi="Times New Roman" w:cs="Times New Roman"/>
           <w:b/>
           <w:bCs/>
         </w:rPr>
         <w:t xml:space="preserve"> nem valós</w:t>
       </w:r>
       <w:r>
+        <w:rPr>
+          <w:rFonts w:ascii="Times New Roman" w:hAnsi="Times New Roman" w:cs="Times New Roman"/>
+        </w:rPr>
         <w:t xml:space="preserve"> csak demonstrációs célú, tehát a rendszer nem kezel tényleges bankkártyás vagy egyéb pénzügyi tranzakciókat.</w:t>
       </w:r>
     </w:p>
     <w:p>
       <w:pPr>
         <w:jc w:val="both"/>
-      </w:pPr>
-      <w:r>
-        <w:rPr>
+        <w:rPr>
+          <w:rFonts w:ascii="Times New Roman" w:hAnsi="Times New Roman" w:cs="Times New Roman"/>
+        </w:rPr>
+      </w:pPr>
+      <w:r>
+        <w:rPr>
+          <w:rFonts w:ascii="Times New Roman" w:hAnsi="Times New Roman" w:cs="Times New Roman"/>
           <w:noProof/>
         </w:rPr>
-        <w:lastRenderedPageBreak/>
         <w:drawing>
           <wp:inline distT="114300" distB="114300" distL="114300" distR="114300" wp14:anchorId="0E3AA021" wp14:editId="7A1DCB74">
             <wp:extent cx="5731200" cy="2730500"/>
@@ -3625,7 +3504,7 @@
                     <pic:cNvPicPr preferRelativeResize="0"/>
                   </pic:nvPicPr>
                   <pic:blipFill>
-                    <a:blip r:embed="rId24"/>
+                    <a:blip r:embed="rId26"/>
                     <a:srcRect/>
                     <a:stretch>
                       <a:fillRect/>
@@ -3650,11 +3529,12 @@
     </w:p>
     <w:p>
       <w:pPr>
-        <w:pStyle w:val="Cmsor2"/>
+        <w:pStyle w:val="Heading2"/>
         <w:keepNext w:val="0"/>
         <w:keepLines w:val="0"/>
         <w:spacing w:after="80"/>
         <w:rPr>
+          <w:rFonts w:ascii="Times New Roman" w:hAnsi="Times New Roman" w:cs="Times New Roman"/>
           <w:b/>
           <w:bCs/>
           <w:sz w:val="34"/>
@@ -3665,27 +3545,41 @@
       <w:bookmarkEnd w:id="6"/>
       <w:r>
         <w:rPr>
+          <w:rFonts w:ascii="Times New Roman" w:hAnsi="Times New Roman" w:cs="Times New Roman"/>
           <w:b/>
           <w:bCs/>
           <w:sz w:val="34"/>
           <w:szCs w:val="34"/>
         </w:rPr>
+        <w:lastRenderedPageBreak/>
         <w:t>Rendelések kezelése</w:t>
       </w:r>
     </w:p>
     <w:p>
       <w:pPr>
         <w:spacing w:before="240" w:after="240"/>
-      </w:pPr>
-      <w:r>
+        <w:rPr>
+          <w:rFonts w:ascii="Times New Roman" w:hAnsi="Times New Roman" w:cs="Times New Roman"/>
+        </w:rPr>
+      </w:pPr>
+      <w:r>
+        <w:rPr>
+          <w:rFonts w:ascii="Times New Roman" w:hAnsi="Times New Roman" w:cs="Times New Roman"/>
+        </w:rPr>
         <w:t>Rendelés leadása után a rendszer automatikusan nyilvántartja az összes kapcsolódó adatot, és a felhasználó folyamatosan nyomon követheti rendelése állapotát.</w:t>
       </w:r>
     </w:p>
     <w:p>
       <w:pPr>
         <w:spacing w:before="240" w:after="240"/>
-      </w:pPr>
-      <w:r>
+        <w:rPr>
+          <w:rFonts w:ascii="Times New Roman" w:hAnsi="Times New Roman" w:cs="Times New Roman"/>
+        </w:rPr>
+      </w:pPr>
+      <w:r>
+        <w:rPr>
+          <w:rFonts w:ascii="Times New Roman" w:hAnsi="Times New Roman" w:cs="Times New Roman"/>
+        </w:rPr>
         <w:t>Rendelési állapotok:</w:t>
       </w:r>
     </w:p>
@@ -3696,11 +3590,20 @@
           <w:numId w:val="4"/>
         </w:numPr>
         <w:spacing w:before="240" w:after="0" w:line="276" w:lineRule="auto"/>
-      </w:pPr>
-      <w:r>
+        <w:rPr>
+          <w:rFonts w:ascii="Times New Roman" w:hAnsi="Times New Roman" w:cs="Times New Roman"/>
+        </w:rPr>
+      </w:pPr>
+      <w:r>
+        <w:rPr>
+          <w:rFonts w:ascii="Times New Roman" w:hAnsi="Times New Roman" w:cs="Times New Roman"/>
+        </w:rPr>
         <w:t>Folyamatban: A rendelés feldolgozás alatt áll, még nem került feladásra</w:t>
       </w:r>
       <w:r>
+        <w:rPr>
+          <w:rFonts w:ascii="Times New Roman" w:hAnsi="Times New Roman" w:cs="Times New Roman"/>
+        </w:rPr>
         <w:t>.</w:t>
       </w:r>
     </w:p>
@@ -3711,11 +3614,20 @@
           <w:numId w:val="4"/>
         </w:numPr>
         <w:spacing w:after="0" w:line="276" w:lineRule="auto"/>
-      </w:pPr>
-      <w:r>
+        <w:rPr>
+          <w:rFonts w:ascii="Times New Roman" w:hAnsi="Times New Roman" w:cs="Times New Roman"/>
+        </w:rPr>
+      </w:pPr>
+      <w:r>
+        <w:rPr>
+          <w:rFonts w:ascii="Times New Roman" w:hAnsi="Times New Roman" w:cs="Times New Roman"/>
+        </w:rPr>
         <w:t>Elküldve/feladva: A csomag úton van a szállítási cím felé</w:t>
       </w:r>
       <w:r>
+        <w:rPr>
+          <w:rFonts w:ascii="Times New Roman" w:hAnsi="Times New Roman" w:cs="Times New Roman"/>
+        </w:rPr>
         <w:t>.</w:t>
       </w:r>
     </w:p>
@@ -3726,11 +3638,20 @@
           <w:numId w:val="4"/>
         </w:numPr>
         <w:spacing w:after="0" w:line="276" w:lineRule="auto"/>
-      </w:pPr>
-      <w:r>
+        <w:rPr>
+          <w:rFonts w:ascii="Times New Roman" w:hAnsi="Times New Roman" w:cs="Times New Roman"/>
+        </w:rPr>
+      </w:pPr>
+      <w:r>
+        <w:rPr>
+          <w:rFonts w:ascii="Times New Roman" w:hAnsi="Times New Roman" w:cs="Times New Roman"/>
+        </w:rPr>
         <w:t>Teljesítve: A rendelés sikeresen megérkezett a megadott címre</w:t>
       </w:r>
       <w:r>
+        <w:rPr>
+          <w:rFonts w:ascii="Times New Roman" w:hAnsi="Times New Roman" w:cs="Times New Roman"/>
+        </w:rPr>
         <w:t>.</w:t>
       </w:r>
     </w:p>
@@ -3741,19 +3662,34 @@
           <w:numId w:val="4"/>
         </w:numPr>
         <w:spacing w:after="240" w:line="276" w:lineRule="auto"/>
-      </w:pPr>
-      <w:r>
+        <w:rPr>
+          <w:rFonts w:ascii="Times New Roman" w:hAnsi="Times New Roman" w:cs="Times New Roman"/>
+        </w:rPr>
+      </w:pPr>
+      <w:r>
+        <w:rPr>
+          <w:rFonts w:ascii="Times New Roman" w:hAnsi="Times New Roman" w:cs="Times New Roman"/>
+        </w:rPr>
         <w:t>Törölve: A rendelés valamilyen okból törlésre került</w:t>
       </w:r>
       <w:r>
+        <w:rPr>
+          <w:rFonts w:ascii="Times New Roman" w:hAnsi="Times New Roman" w:cs="Times New Roman"/>
+        </w:rPr>
         <w:t>.</w:t>
       </w:r>
     </w:p>
     <w:p>
       <w:pPr>
         <w:spacing w:before="240" w:after="240"/>
-      </w:pPr>
-      <w:r>
+        <w:rPr>
+          <w:rFonts w:ascii="Times New Roman" w:hAnsi="Times New Roman" w:cs="Times New Roman"/>
+        </w:rPr>
+      </w:pPr>
+      <w:r>
+        <w:rPr>
+          <w:rFonts w:ascii="Times New Roman" w:hAnsi="Times New Roman" w:cs="Times New Roman"/>
+        </w:rPr>
         <w:t>A felhasználó lehetőségei:</w:t>
       </w:r>
     </w:p>
@@ -3764,11 +3700,20 @@
           <w:numId w:val="16"/>
         </w:numPr>
         <w:spacing w:before="240" w:after="0" w:line="276" w:lineRule="auto"/>
-      </w:pPr>
-      <w:r>
+        <w:rPr>
+          <w:rFonts w:ascii="Times New Roman" w:hAnsi="Times New Roman" w:cs="Times New Roman"/>
+        </w:rPr>
+      </w:pPr>
+      <w:r>
+        <w:rPr>
+          <w:rFonts w:ascii="Times New Roman" w:hAnsi="Times New Roman" w:cs="Times New Roman"/>
+        </w:rPr>
         <w:t>Megtekintheti összes korábbi és aktuális rendelését időrendben</w:t>
       </w:r>
       <w:r>
+        <w:rPr>
+          <w:rFonts w:ascii="Times New Roman" w:hAnsi="Times New Roman" w:cs="Times New Roman"/>
+        </w:rPr>
         <w:t>.</w:t>
       </w:r>
     </w:p>
@@ -3779,11 +3724,20 @@
           <w:numId w:val="16"/>
         </w:numPr>
         <w:spacing w:after="0" w:line="276" w:lineRule="auto"/>
-      </w:pPr>
-      <w:r>
+        <w:rPr>
+          <w:rFonts w:ascii="Times New Roman" w:hAnsi="Times New Roman" w:cs="Times New Roman"/>
+        </w:rPr>
+      </w:pPr>
+      <w:r>
+        <w:rPr>
+          <w:rFonts w:ascii="Times New Roman" w:hAnsi="Times New Roman" w:cs="Times New Roman"/>
+        </w:rPr>
         <w:t>Részletes adatokat is láthat minden egyes rendelésről, beleértve a termékeket, mennyiségeket és árakat</w:t>
       </w:r>
       <w:r>
+        <w:rPr>
+          <w:rFonts w:ascii="Times New Roman" w:hAnsi="Times New Roman" w:cs="Times New Roman"/>
+        </w:rPr>
         <w:t>.</w:t>
       </w:r>
     </w:p>
@@ -3794,21 +3748,31 @@
           <w:numId w:val="16"/>
         </w:numPr>
         <w:spacing w:after="240" w:line="276" w:lineRule="auto"/>
-      </w:pPr>
-      <w:r>
+        <w:rPr>
+          <w:rFonts w:ascii="Times New Roman" w:hAnsi="Times New Roman" w:cs="Times New Roman"/>
+        </w:rPr>
+      </w:pPr>
+      <w:r>
+        <w:rPr>
+          <w:rFonts w:ascii="Times New Roman" w:hAnsi="Times New Roman" w:cs="Times New Roman"/>
+        </w:rPr>
         <w:t>A rendszer automatikus e-mail értesítést küld, valahányszor a rendelés állapota megváltozik</w:t>
       </w:r>
       <w:r>
+        <w:rPr>
+          <w:rFonts w:ascii="Times New Roman" w:hAnsi="Times New Roman" w:cs="Times New Roman"/>
+        </w:rPr>
         <w:t>.</w:t>
       </w:r>
     </w:p>
     <w:p>
       <w:pPr>
-        <w:pStyle w:val="Cmsor2"/>
+        <w:pStyle w:val="Heading2"/>
         <w:keepNext w:val="0"/>
         <w:keepLines w:val="0"/>
         <w:spacing w:after="80"/>
         <w:rPr>
+          <w:rFonts w:ascii="Times New Roman" w:hAnsi="Times New Roman" w:cs="Times New Roman"/>
           <w:b/>
           <w:bCs/>
           <w:sz w:val="34"/>
@@ -3819,6 +3783,7 @@
       <w:bookmarkEnd w:id="7"/>
       <w:r>
         <w:rPr>
+          <w:rFonts w:ascii="Times New Roman" w:hAnsi="Times New Roman" w:cs="Times New Roman"/>
           <w:b/>
           <w:bCs/>
           <w:sz w:val="34"/>
@@ -3830,16 +3795,28 @@
     <w:p>
       <w:pPr>
         <w:spacing w:before="240" w:after="240"/>
-      </w:pPr>
-      <w:r>
+        <w:rPr>
+          <w:rFonts w:ascii="Times New Roman" w:hAnsi="Times New Roman" w:cs="Times New Roman"/>
+        </w:rPr>
+      </w:pPr>
+      <w:r>
+        <w:rPr>
+          <w:rFonts w:ascii="Times New Roman" w:hAnsi="Times New Roman" w:cs="Times New Roman"/>
+        </w:rPr>
         <w:t>A dolgozói oldal kifejezetten az alkalmazottak számára készült adminisztrációs felület, amelyhez az adminisztrátorok is teljes hozzáféréssel rendelkeznek. Ez a felület teszi lehetővé a webáruház napi működésének kezelését.</w:t>
       </w:r>
     </w:p>
     <w:p>
       <w:pPr>
         <w:spacing w:before="240" w:after="240"/>
-      </w:pPr>
-      <w:r>
+        <w:rPr>
+          <w:rFonts w:ascii="Times New Roman" w:hAnsi="Times New Roman" w:cs="Times New Roman"/>
+        </w:rPr>
+      </w:pPr>
+      <w:r>
+        <w:rPr>
+          <w:rFonts w:ascii="Times New Roman" w:hAnsi="Times New Roman" w:cs="Times New Roman"/>
+        </w:rPr>
         <w:t>Elérhető funkciók:</w:t>
       </w:r>
     </w:p>
@@ -3850,11 +3827,20 @@
           <w:numId w:val="8"/>
         </w:numPr>
         <w:spacing w:before="240" w:after="0" w:line="276" w:lineRule="auto"/>
-      </w:pPr>
-      <w:r>
+        <w:rPr>
+          <w:rFonts w:ascii="Times New Roman" w:hAnsi="Times New Roman" w:cs="Times New Roman"/>
+        </w:rPr>
+      </w:pPr>
+      <w:r>
+        <w:rPr>
+          <w:rFonts w:ascii="Times New Roman" w:hAnsi="Times New Roman" w:cs="Times New Roman"/>
+        </w:rPr>
         <w:t>Új termék felvétele: Új árucikkek hozzáadása a kínálathoz, beleértve a név, leírás, ár, kategória és kép megadását</w:t>
       </w:r>
       <w:r>
+        <w:rPr>
+          <w:rFonts w:ascii="Times New Roman" w:hAnsi="Times New Roman" w:cs="Times New Roman"/>
+        </w:rPr>
         <w:t>.</w:t>
       </w:r>
     </w:p>
@@ -3865,11 +3851,20 @@
           <w:numId w:val="8"/>
         </w:numPr>
         <w:spacing w:after="0" w:line="276" w:lineRule="auto"/>
-      </w:pPr>
-      <w:r>
+        <w:rPr>
+          <w:rFonts w:ascii="Times New Roman" w:hAnsi="Times New Roman" w:cs="Times New Roman"/>
+        </w:rPr>
+      </w:pPr>
+      <w:r>
+        <w:rPr>
+          <w:rFonts w:ascii="Times New Roman" w:hAnsi="Times New Roman" w:cs="Times New Roman"/>
+        </w:rPr>
         <w:t>Akciók beállítása: Kedvezmények alkalmazása egyedi termékekre vagy teljes termékkategóriákra</w:t>
       </w:r>
       <w:r>
+        <w:rPr>
+          <w:rFonts w:ascii="Times New Roman" w:hAnsi="Times New Roman" w:cs="Times New Roman"/>
+        </w:rPr>
         <w:t>.</w:t>
       </w:r>
     </w:p>
@@ -3880,9 +3875,14 @@
           <w:numId w:val="8"/>
         </w:numPr>
         <w:spacing w:after="0" w:line="276" w:lineRule="auto"/>
-      </w:pPr>
-      <w:r>
-        <w:lastRenderedPageBreak/>
+        <w:rPr>
+          <w:rFonts w:ascii="Times New Roman" w:hAnsi="Times New Roman" w:cs="Times New Roman"/>
+        </w:rPr>
+      </w:pPr>
+      <w:r>
+        <w:rPr>
+          <w:rFonts w:ascii="Times New Roman" w:hAnsi="Times New Roman" w:cs="Times New Roman"/>
+        </w:rPr>
         <w:t>Rendelések állapotának kezelése: A rendelések státuszának frissítése:</w:t>
       </w:r>
     </w:p>
@@ -3893,8 +3893,14 @@
           <w:numId w:val="8"/>
         </w:numPr>
         <w:spacing w:after="0" w:line="276" w:lineRule="auto"/>
-      </w:pPr>
-      <w:r>
+        <w:rPr>
+          <w:rFonts w:ascii="Times New Roman" w:hAnsi="Times New Roman" w:cs="Times New Roman"/>
+        </w:rPr>
+      </w:pPr>
+      <w:r>
+        <w:rPr>
+          <w:rFonts w:ascii="Times New Roman" w:hAnsi="Times New Roman" w:cs="Times New Roman"/>
+        </w:rPr>
         <w:t>Elküldöttre állítás (feladás jelzése)</w:t>
       </w:r>
     </w:p>
@@ -3905,8 +3911,14 @@
           <w:numId w:val="8"/>
         </w:numPr>
         <w:spacing w:after="0" w:line="276" w:lineRule="auto"/>
-      </w:pPr>
-      <w:r>
+        <w:rPr>
+          <w:rFonts w:ascii="Times New Roman" w:hAnsi="Times New Roman" w:cs="Times New Roman"/>
+        </w:rPr>
+      </w:pPr>
+      <w:r>
+        <w:rPr>
+          <w:rFonts w:ascii="Times New Roman" w:hAnsi="Times New Roman" w:cs="Times New Roman"/>
+        </w:rPr>
         <w:t>Teljesítettre állítás (sikeres kézbesítés)</w:t>
       </w:r>
     </w:p>
@@ -3917,19 +3929,30 @@
           <w:numId w:val="8"/>
         </w:numPr>
         <w:spacing w:after="240" w:line="276" w:lineRule="auto"/>
-      </w:pPr>
-      <w:r>
+        <w:rPr>
+          <w:rFonts w:ascii="Times New Roman" w:hAnsi="Times New Roman" w:cs="Times New Roman"/>
+        </w:rPr>
+      </w:pPr>
+      <w:r>
+        <w:rPr>
+          <w:rFonts w:ascii="Times New Roman" w:hAnsi="Times New Roman" w:cs="Times New Roman"/>
+        </w:rPr>
         <w:t>Törölt státusz beállítása (problémás rendelések kezelése)</w:t>
       </w:r>
     </w:p>
     <w:p>
       <w:pPr>
         <w:jc w:val="both"/>
-      </w:pPr>
-      <w:r>
-        <w:rPr>
+        <w:rPr>
+          <w:rFonts w:ascii="Times New Roman" w:hAnsi="Times New Roman" w:cs="Times New Roman"/>
+        </w:rPr>
+      </w:pPr>
+      <w:r>
+        <w:rPr>
+          <w:rFonts w:ascii="Times New Roman" w:hAnsi="Times New Roman" w:cs="Times New Roman"/>
           <w:noProof/>
         </w:rPr>
+        <w:lastRenderedPageBreak/>
         <w:drawing>
           <wp:inline distT="114300" distB="114300" distL="114300" distR="114300" wp14:anchorId="64132D8E" wp14:editId="4EC789B6">
             <wp:extent cx="5731200" cy="2717800"/>
@@ -3944,7 +3967,7 @@
                     <pic:cNvPicPr preferRelativeResize="0"/>
                   </pic:nvPicPr>
                   <pic:blipFill>
-                    <a:blip r:embed="rId25"/>
+                    <a:blip r:embed="rId27"/>
                     <a:srcRect/>
                     <a:stretch>
                       <a:fillRect/>
@@ -3969,11 +3992,12 @@
     </w:p>
     <w:p>
       <w:pPr>
-        <w:pStyle w:val="Cmsor2"/>
+        <w:pStyle w:val="Heading2"/>
         <w:keepNext w:val="0"/>
         <w:keepLines w:val="0"/>
         <w:spacing w:after="80"/>
         <w:rPr>
+          <w:rFonts w:ascii="Times New Roman" w:hAnsi="Times New Roman" w:cs="Times New Roman"/>
           <w:b/>
           <w:bCs/>
           <w:sz w:val="34"/>
@@ -3984,6 +4008,7 @@
       <w:bookmarkEnd w:id="8"/>
       <w:r>
         <w:rPr>
+          <w:rFonts w:ascii="Times New Roman" w:hAnsi="Times New Roman" w:cs="Times New Roman"/>
           <w:b/>
           <w:bCs/>
           <w:sz w:val="34"/>
@@ -3995,16 +4020,28 @@
     <w:p>
       <w:pPr>
         <w:spacing w:before="240" w:after="240"/>
-      </w:pPr>
-      <w:r>
+        <w:rPr>
+          <w:rFonts w:ascii="Times New Roman" w:hAnsi="Times New Roman" w:cs="Times New Roman"/>
+        </w:rPr>
+      </w:pPr>
+      <w:r>
+        <w:rPr>
+          <w:rFonts w:ascii="Times New Roman" w:hAnsi="Times New Roman" w:cs="Times New Roman"/>
+        </w:rPr>
         <w:t>Az adminisztrátori felület a legmagasabb jogosultsági szinttel rendelkező felhasználók számára érhető el. Ez a felület teljes körű kontrollt biztosít a webáruház működése felett.</w:t>
       </w:r>
     </w:p>
     <w:p>
       <w:pPr>
         <w:spacing w:before="240" w:after="240"/>
-      </w:pPr>
-      <w:r>
+        <w:rPr>
+          <w:rFonts w:ascii="Times New Roman" w:hAnsi="Times New Roman" w:cs="Times New Roman"/>
+        </w:rPr>
+      </w:pPr>
+      <w:r>
+        <w:rPr>
+          <w:rFonts w:ascii="Times New Roman" w:hAnsi="Times New Roman" w:cs="Times New Roman"/>
+        </w:rPr>
         <w:t>Felhasználók és termékek kezelése:</w:t>
       </w:r>
     </w:p>
@@ -4015,11 +4052,20 @@
           <w:numId w:val="10"/>
         </w:numPr>
         <w:spacing w:before="240" w:after="0" w:line="276" w:lineRule="auto"/>
-      </w:pPr>
-      <w:r>
+        <w:rPr>
+          <w:rFonts w:ascii="Times New Roman" w:hAnsi="Times New Roman" w:cs="Times New Roman"/>
+        </w:rPr>
+      </w:pPr>
+      <w:r>
+        <w:rPr>
+          <w:rFonts w:ascii="Times New Roman" w:hAnsi="Times New Roman" w:cs="Times New Roman"/>
+        </w:rPr>
         <w:t>Hozzáadás: Új felhasználók vagy termékek létrehozása</w:t>
       </w:r>
       <w:r>
+        <w:rPr>
+          <w:rFonts w:ascii="Times New Roman" w:hAnsi="Times New Roman" w:cs="Times New Roman"/>
+        </w:rPr>
         <w:t>.</w:t>
       </w:r>
     </w:p>
@@ -4030,11 +4076,20 @@
           <w:numId w:val="10"/>
         </w:numPr>
         <w:spacing w:after="0" w:line="276" w:lineRule="auto"/>
-      </w:pPr>
-      <w:r>
+        <w:rPr>
+          <w:rFonts w:ascii="Times New Roman" w:hAnsi="Times New Roman" w:cs="Times New Roman"/>
+        </w:rPr>
+      </w:pPr>
+      <w:r>
+        <w:rPr>
+          <w:rFonts w:ascii="Times New Roman" w:hAnsi="Times New Roman" w:cs="Times New Roman"/>
+        </w:rPr>
         <w:t>Módosítás: Meglévő adatok szerkesztése</w:t>
       </w:r>
       <w:r>
+        <w:rPr>
+          <w:rFonts w:ascii="Times New Roman" w:hAnsi="Times New Roman" w:cs="Times New Roman"/>
+        </w:rPr>
         <w:t>.</w:t>
       </w:r>
     </w:p>
@@ -4045,20 +4100,33 @@
           <w:numId w:val="10"/>
         </w:numPr>
         <w:spacing w:after="240" w:line="276" w:lineRule="auto"/>
-      </w:pPr>
-      <w:r>
+        <w:rPr>
+          <w:rFonts w:ascii="Times New Roman" w:hAnsi="Times New Roman" w:cs="Times New Roman"/>
+        </w:rPr>
+      </w:pPr>
+      <w:r>
+        <w:rPr>
+          <w:rFonts w:ascii="Times New Roman" w:hAnsi="Times New Roman" w:cs="Times New Roman"/>
+        </w:rPr>
         <w:t>Törlés: Feleslegessé vált rekordok eltávolítása</w:t>
       </w:r>
       <w:r>
+        <w:rPr>
+          <w:rFonts w:ascii="Times New Roman" w:hAnsi="Times New Roman" w:cs="Times New Roman"/>
+        </w:rPr>
         <w:t>.</w:t>
       </w:r>
     </w:p>
     <w:p>
       <w:pPr>
         <w:jc w:val="both"/>
-      </w:pPr>
-      <w:r>
-        <w:rPr>
+        <w:rPr>
+          <w:rFonts w:ascii="Times New Roman" w:hAnsi="Times New Roman" w:cs="Times New Roman"/>
+        </w:rPr>
+      </w:pPr>
+      <w:r>
+        <w:rPr>
+          <w:rFonts w:ascii="Times New Roman" w:hAnsi="Times New Roman" w:cs="Times New Roman"/>
           <w:b/>
           <w:bCs/>
           <w:noProof/>
@@ -4079,7 +4147,7 @@
                     <pic:cNvPicPr preferRelativeResize="0"/>
                   </pic:nvPicPr>
                   <pic:blipFill>
-                    <a:blip r:embed="rId26"/>
+                    <a:blip r:embed="rId28"/>
                     <a:srcRect/>
                     <a:stretch>
                       <a:fillRect/>
@@ -4105,17 +4173,28 @@
     <w:p>
       <w:pPr>
         <w:spacing w:before="240" w:after="240"/>
-      </w:pPr>
-      <w:r>
+        <w:rPr>
+          <w:rFonts w:ascii="Times New Roman" w:hAnsi="Times New Roman" w:cs="Times New Roman"/>
+        </w:rPr>
+      </w:pPr>
+      <w:r>
+        <w:rPr>
+          <w:rFonts w:ascii="Times New Roman" w:hAnsi="Times New Roman" w:cs="Times New Roman"/>
+        </w:rPr>
         <w:t>Statisztikák és grafikonok:</w:t>
       </w:r>
     </w:p>
     <w:p>
       <w:pPr>
         <w:spacing w:before="240" w:after="240"/>
-      </w:pPr>
-      <w:r>
-        <w:lastRenderedPageBreak/>
+        <w:rPr>
+          <w:rFonts w:ascii="Times New Roman" w:hAnsi="Times New Roman" w:cs="Times New Roman"/>
+        </w:rPr>
+      </w:pPr>
+      <w:r>
+        <w:rPr>
+          <w:rFonts w:ascii="Times New Roman" w:hAnsi="Times New Roman" w:cs="Times New Roman"/>
+        </w:rPr>
         <w:t>Az admin felület vizuális grafikonokat is tartalmaz, amelyek segítik az üzleti adatok könnyebb áttekintését és elemzését:</w:t>
       </w:r>
     </w:p>
@@ -4126,11 +4205,20 @@
           <w:numId w:val="7"/>
         </w:numPr>
         <w:spacing w:before="240" w:after="0" w:line="276" w:lineRule="auto"/>
-      </w:pPr>
-      <w:r>
+        <w:rPr>
+          <w:rFonts w:ascii="Times New Roman" w:hAnsi="Times New Roman" w:cs="Times New Roman"/>
+        </w:rPr>
+      </w:pPr>
+      <w:r>
+        <w:rPr>
+          <w:rFonts w:ascii="Times New Roman" w:hAnsi="Times New Roman" w:cs="Times New Roman"/>
+        </w:rPr>
         <w:t>Törzsvásárlók listája: A legtöbbet vásárló felhasználók kimutatása</w:t>
       </w:r>
       <w:r>
+        <w:rPr>
+          <w:rFonts w:ascii="Times New Roman" w:hAnsi="Times New Roman" w:cs="Times New Roman"/>
+        </w:rPr>
         <w:t>.</w:t>
       </w:r>
     </w:p>
@@ -4141,28 +4229,48 @@
           <w:numId w:val="7"/>
         </w:numPr>
         <w:spacing w:after="240" w:line="276" w:lineRule="auto"/>
-      </w:pPr>
-      <w:r>
+        <w:rPr>
+          <w:rFonts w:ascii="Times New Roman" w:hAnsi="Times New Roman" w:cs="Times New Roman"/>
+        </w:rPr>
+      </w:pPr>
+      <w:r>
+        <w:rPr>
+          <w:rFonts w:ascii="Times New Roman" w:hAnsi="Times New Roman" w:cs="Times New Roman"/>
+        </w:rPr>
         <w:t>Legkelendőbb termékek: A legnépszerűbb és legtöbbször megvásárolt árucikkek statisztikája</w:t>
       </w:r>
       <w:r>
+        <w:rPr>
+          <w:rFonts w:ascii="Times New Roman" w:hAnsi="Times New Roman" w:cs="Times New Roman"/>
+        </w:rPr>
         <w:t>.</w:t>
       </w:r>
     </w:p>
     <w:p>
       <w:pPr>
         <w:spacing w:before="240" w:after="240"/>
-      </w:pPr>
-      <w:r>
+        <w:rPr>
+          <w:rFonts w:ascii="Times New Roman" w:hAnsi="Times New Roman" w:cs="Times New Roman"/>
+        </w:rPr>
+      </w:pPr>
+      <w:r>
+        <w:rPr>
+          <w:rFonts w:ascii="Times New Roman" w:hAnsi="Times New Roman" w:cs="Times New Roman"/>
+        </w:rPr>
+        <w:lastRenderedPageBreak/>
         <w:t>Ezek a vizualizációk segítenek az üzleti döntések meghozatalában és a készletgazdálkodás optimalizálásában.</w:t>
       </w:r>
     </w:p>
     <w:p>
       <w:pPr>
         <w:jc w:val="both"/>
-      </w:pPr>
-      <w:r>
-        <w:rPr>
+        <w:rPr>
+          <w:rFonts w:ascii="Times New Roman" w:hAnsi="Times New Roman" w:cs="Times New Roman"/>
+        </w:rPr>
+      </w:pPr>
+      <w:r>
+        <w:rPr>
+          <w:rFonts w:ascii="Times New Roman" w:hAnsi="Times New Roman" w:cs="Times New Roman"/>
           <w:b/>
           <w:bCs/>
           <w:noProof/>
@@ -4183,7 +4291,7 @@
                     <pic:cNvPicPr preferRelativeResize="0"/>
                   </pic:nvPicPr>
                   <pic:blipFill>
-                    <a:blip r:embed="rId27"/>
+                    <a:blip r:embed="rId29"/>
                     <a:srcRect/>
                     <a:stretch>
                       <a:fillRect/>
@@ -4208,11 +4316,12 @@
     </w:p>
     <w:p>
       <w:pPr>
-        <w:pStyle w:val="Cmsor2"/>
+        <w:pStyle w:val="Heading2"/>
         <w:keepNext w:val="0"/>
         <w:keepLines w:val="0"/>
         <w:spacing w:after="80"/>
         <w:rPr>
+          <w:rFonts w:ascii="Times New Roman" w:hAnsi="Times New Roman" w:cs="Times New Roman"/>
           <w:b/>
           <w:bCs/>
           <w:sz w:val="34"/>
@@ -4223,6 +4332,7 @@
       <w:bookmarkEnd w:id="9"/>
       <w:r>
         <w:rPr>
+          <w:rFonts w:ascii="Times New Roman" w:hAnsi="Times New Roman" w:cs="Times New Roman"/>
           <w:b/>
           <w:bCs/>
           <w:sz w:val="34"/>
@@ -4234,16 +4344,28 @@
     <w:p>
       <w:pPr>
         <w:spacing w:before="240" w:after="240"/>
-      </w:pPr>
-      <w:r>
+        <w:rPr>
+          <w:rFonts w:ascii="Times New Roman" w:hAnsi="Times New Roman" w:cs="Times New Roman"/>
+        </w:rPr>
+      </w:pPr>
+      <w:r>
+        <w:rPr>
+          <w:rFonts w:ascii="Times New Roman" w:hAnsi="Times New Roman" w:cs="Times New Roman"/>
+        </w:rPr>
         <w:t>Ez az oldal a webáruház és a mögötte álló vállalkozás bemutatására szolgál, lehetőséget adva a látogatóknak, hogy jobban megismerjék a cég hátterét és filozófiáját.</w:t>
       </w:r>
     </w:p>
     <w:p>
       <w:pPr>
         <w:spacing w:before="240" w:after="240"/>
-      </w:pPr>
-      <w:r>
+        <w:rPr>
+          <w:rFonts w:ascii="Times New Roman" w:hAnsi="Times New Roman" w:cs="Times New Roman"/>
+        </w:rPr>
+      </w:pPr>
+      <w:r>
+        <w:rPr>
+          <w:rFonts w:ascii="Times New Roman" w:hAnsi="Times New Roman" w:cs="Times New Roman"/>
+        </w:rPr>
         <w:t>Tartalma:</w:t>
       </w:r>
     </w:p>
@@ -4254,11 +4376,20 @@
           <w:numId w:val="3"/>
         </w:numPr>
         <w:spacing w:before="240" w:after="0" w:line="276" w:lineRule="auto"/>
-      </w:pPr>
-      <w:r>
+        <w:rPr>
+          <w:rFonts w:ascii="Times New Roman" w:hAnsi="Times New Roman" w:cs="Times New Roman"/>
+        </w:rPr>
+      </w:pPr>
+      <w:r>
+        <w:rPr>
+          <w:rFonts w:ascii="Times New Roman" w:hAnsi="Times New Roman" w:cs="Times New Roman"/>
+        </w:rPr>
         <w:t>A vállalkozás részletes bemutatása, története és működése</w:t>
       </w:r>
       <w:r>
+        <w:rPr>
+          <w:rFonts w:ascii="Times New Roman" w:hAnsi="Times New Roman" w:cs="Times New Roman"/>
+        </w:rPr>
         <w:t>.</w:t>
       </w:r>
     </w:p>
@@ -4269,11 +4400,20 @@
           <w:numId w:val="3"/>
         </w:numPr>
         <w:spacing w:after="0" w:line="276" w:lineRule="auto"/>
-      </w:pPr>
-      <w:r>
+        <w:rPr>
+          <w:rFonts w:ascii="Times New Roman" w:hAnsi="Times New Roman" w:cs="Times New Roman"/>
+        </w:rPr>
+      </w:pPr>
+      <w:r>
+        <w:rPr>
+          <w:rFonts w:ascii="Times New Roman" w:hAnsi="Times New Roman" w:cs="Times New Roman"/>
+        </w:rPr>
         <w:t>A cég céljai, küldetése és alapvető értékei</w:t>
       </w:r>
       <w:r>
+        <w:rPr>
+          <w:rFonts w:ascii="Times New Roman" w:hAnsi="Times New Roman" w:cs="Times New Roman"/>
+        </w:rPr>
         <w:t>.</w:t>
       </w:r>
     </w:p>
@@ -4284,28 +4424,47 @@
           <w:numId w:val="3"/>
         </w:numPr>
         <w:spacing w:after="240" w:line="276" w:lineRule="auto"/>
-      </w:pPr>
-      <w:r>
+        <w:rPr>
+          <w:rFonts w:ascii="Times New Roman" w:hAnsi="Times New Roman" w:cs="Times New Roman"/>
+        </w:rPr>
+      </w:pPr>
+      <w:r>
+        <w:rPr>
+          <w:rFonts w:ascii="Times New Roman" w:hAnsi="Times New Roman" w:cs="Times New Roman"/>
+        </w:rPr>
         <w:t>Információk a csapatról és a minőségbiztosításról</w:t>
       </w:r>
       <w:r>
+        <w:rPr>
+          <w:rFonts w:ascii="Times New Roman" w:hAnsi="Times New Roman" w:cs="Times New Roman"/>
+        </w:rPr>
         <w:t>.</w:t>
       </w:r>
     </w:p>
     <w:p>
       <w:pPr>
         <w:spacing w:before="240" w:after="240"/>
-      </w:pPr>
-      <w:r>
+        <w:rPr>
+          <w:rFonts w:ascii="Times New Roman" w:hAnsi="Times New Roman" w:cs="Times New Roman"/>
+        </w:rPr>
+      </w:pPr>
+      <w:r>
+        <w:rPr>
+          <w:rFonts w:ascii="Times New Roman" w:hAnsi="Times New Roman" w:cs="Times New Roman"/>
+        </w:rPr>
         <w:t>Ez az oldal elsősorban marketing és bizalomépítő funkciót tölt be, segítve a látogatókat abban, hogy megalapozott döntést hozhassanak a vásárlás mellett.</w:t>
       </w:r>
     </w:p>
     <w:p>
       <w:pPr>
         <w:jc w:val="both"/>
-      </w:pPr>
-      <w:r>
-        <w:rPr>
+        <w:rPr>
+          <w:rFonts w:ascii="Times New Roman" w:hAnsi="Times New Roman" w:cs="Times New Roman"/>
+        </w:rPr>
+      </w:pPr>
+      <w:r>
+        <w:rPr>
+          <w:rFonts w:ascii="Times New Roman" w:hAnsi="Times New Roman" w:cs="Times New Roman"/>
           <w:noProof/>
         </w:rPr>
         <w:drawing>
@@ -4322,7 +4481,7 @@
                     <pic:cNvPicPr preferRelativeResize="0"/>
                   </pic:nvPicPr>
                   <pic:blipFill>
-                    <a:blip r:embed="rId28"/>
+                    <a:blip r:embed="rId30"/>
                     <a:srcRect/>
                     <a:stretch>
                       <a:fillRect/>
@@ -4347,11 +4506,12 @@
     </w:p>
     <w:p>
       <w:pPr>
-        <w:pStyle w:val="Cmsor2"/>
+        <w:pStyle w:val="Heading2"/>
         <w:keepNext w:val="0"/>
         <w:keepLines w:val="0"/>
         <w:spacing w:after="80"/>
         <w:rPr>
+          <w:rFonts w:ascii="Times New Roman" w:hAnsi="Times New Roman" w:cs="Times New Roman"/>
           <w:b/>
           <w:bCs/>
           <w:sz w:val="34"/>
@@ -4362,22 +4522,23 @@
       <w:bookmarkEnd w:id="10"/>
       <w:r>
         <w:rPr>
+          <w:rFonts w:ascii="Times New Roman" w:hAnsi="Times New Roman" w:cs="Times New Roman"/>
           <w:b/>
           <w:bCs/>
           <w:sz w:val="34"/>
           <w:szCs w:val="34"/>
         </w:rPr>
-        <w:lastRenderedPageBreak/>
         <w:t>Navigáció</w:t>
       </w:r>
     </w:p>
     <w:p>
       <w:pPr>
-        <w:pStyle w:val="Cmsor3"/>
+        <w:pStyle w:val="Heading3"/>
         <w:keepNext w:val="0"/>
         <w:keepLines w:val="0"/>
         <w:spacing w:before="280"/>
         <w:rPr>
+          <w:rFonts w:ascii="Times New Roman" w:hAnsi="Times New Roman" w:cs="Times New Roman"/>
           <w:b/>
           <w:bCs/>
           <w:color w:val="000000"/>
@@ -4389,50 +4550,42 @@
       <w:bookmarkEnd w:id="11"/>
       <w:r>
         <w:rPr>
+          <w:rFonts w:ascii="Times New Roman" w:hAnsi="Times New Roman" w:cs="Times New Roman"/>
           <w:b/>
           <w:bCs/>
           <w:color w:val="000000"/>
           <w:sz w:val="26"/>
           <w:szCs w:val="26"/>
         </w:rPr>
-        <w:t>Navigációs sáv (</w:t>
-      </w:r>
-      <w:proofErr w:type="spellStart"/>
-      <w:r>
-        <w:rPr>
-          <w:b/>
-          <w:bCs/>
-          <w:color w:val="000000"/>
-          <w:sz w:val="26"/>
-          <w:szCs w:val="26"/>
-        </w:rPr>
-        <w:t>Navbar</w:t>
-      </w:r>
-      <w:proofErr w:type="spellEnd"/>
-      <w:r>
-        <w:rPr>
-          <w:b/>
-          <w:bCs/>
-          <w:color w:val="000000"/>
-          <w:sz w:val="26"/>
-          <w:szCs w:val="26"/>
-        </w:rPr>
-        <w:t>)</w:t>
+        <w:t>Navigációs sáv (Navbar)</w:t>
       </w:r>
     </w:p>
     <w:p>
       <w:pPr>
         <w:spacing w:before="240" w:after="240"/>
-      </w:pPr>
-      <w:r>
+        <w:rPr>
+          <w:rFonts w:ascii="Times New Roman" w:hAnsi="Times New Roman" w:cs="Times New Roman"/>
+        </w:rPr>
+      </w:pPr>
+      <w:r>
+        <w:rPr>
+          <w:rFonts w:ascii="Times New Roman" w:hAnsi="Times New Roman" w:cs="Times New Roman"/>
+        </w:rPr>
         <w:t>A navigációs sáv minden oldalon megjelenik a képernyő tetején, biztosítva a gyors és egyszerű navigációt az oldal különböző részei között.</w:t>
       </w:r>
     </w:p>
     <w:p>
       <w:pPr>
         <w:spacing w:before="240" w:after="240"/>
-      </w:pPr>
-      <w:r>
+        <w:rPr>
+          <w:rFonts w:ascii="Times New Roman" w:hAnsi="Times New Roman" w:cs="Times New Roman"/>
+        </w:rPr>
+      </w:pPr>
+      <w:r>
+        <w:rPr>
+          <w:rFonts w:ascii="Times New Roman" w:hAnsi="Times New Roman" w:cs="Times New Roman"/>
+        </w:rPr>
+        <w:lastRenderedPageBreak/>
         <w:t>Funkciók:</w:t>
       </w:r>
     </w:p>
@@ -4443,11 +4596,20 @@
           <w:numId w:val="1"/>
         </w:numPr>
         <w:spacing w:before="240" w:after="0" w:line="276" w:lineRule="auto"/>
-      </w:pPr>
-      <w:r>
+        <w:rPr>
+          <w:rFonts w:ascii="Times New Roman" w:hAnsi="Times New Roman" w:cs="Times New Roman"/>
+        </w:rPr>
+      </w:pPr>
+      <w:r>
+        <w:rPr>
+          <w:rFonts w:ascii="Times New Roman" w:hAnsi="Times New Roman" w:cs="Times New Roman"/>
+        </w:rPr>
         <w:t>Oldalak közötti navigáció: Egyetlen kattintással elérhetők a főbb oldalak</w:t>
       </w:r>
       <w:r>
+        <w:rPr>
+          <w:rFonts w:ascii="Times New Roman" w:hAnsi="Times New Roman" w:cs="Times New Roman"/>
+        </w:rPr>
         <w:t>.</w:t>
       </w:r>
     </w:p>
@@ -4458,11 +4620,20 @@
           <w:numId w:val="1"/>
         </w:numPr>
         <w:spacing w:after="0" w:line="276" w:lineRule="auto"/>
-      </w:pPr>
-      <w:r>
+        <w:rPr>
+          <w:rFonts w:ascii="Times New Roman" w:hAnsi="Times New Roman" w:cs="Times New Roman"/>
+        </w:rPr>
+      </w:pPr>
+      <w:r>
+        <w:rPr>
+          <w:rFonts w:ascii="Times New Roman" w:hAnsi="Times New Roman" w:cs="Times New Roman"/>
+        </w:rPr>
         <w:t>Nyelvválasztás: Magyar és angol nyelv közötti váltás lehetősége</w:t>
       </w:r>
       <w:r>
+        <w:rPr>
+          <w:rFonts w:ascii="Times New Roman" w:hAnsi="Times New Roman" w:cs="Times New Roman"/>
+        </w:rPr>
         <w:t>.</w:t>
       </w:r>
     </w:p>
@@ -4473,8 +4644,14 @@
           <w:numId w:val="1"/>
         </w:numPr>
         <w:spacing w:after="0" w:line="276" w:lineRule="auto"/>
-      </w:pPr>
-      <w:r>
+        <w:rPr>
+          <w:rFonts w:ascii="Times New Roman" w:hAnsi="Times New Roman" w:cs="Times New Roman"/>
+        </w:rPr>
+      </w:pPr>
+      <w:r>
+        <w:rPr>
+          <w:rFonts w:ascii="Times New Roman" w:hAnsi="Times New Roman" w:cs="Times New Roman"/>
+        </w:rPr>
         <w:t>Angol nyelv választása esetén a pénznem automatikusan magyar forintról (HUF) euróra (€) vált</w:t>
       </w:r>
     </w:p>
@@ -4485,11 +4662,20 @@
           <w:numId w:val="1"/>
         </w:numPr>
         <w:spacing w:after="0" w:line="276" w:lineRule="auto"/>
-      </w:pPr>
-      <w:r>
+        <w:rPr>
+          <w:rFonts w:ascii="Times New Roman" w:hAnsi="Times New Roman" w:cs="Times New Roman"/>
+        </w:rPr>
+      </w:pPr>
+      <w:r>
+        <w:rPr>
+          <w:rFonts w:ascii="Times New Roman" w:hAnsi="Times New Roman" w:cs="Times New Roman"/>
+        </w:rPr>
         <w:t>Kosár elérése: Közvetlen hozzáférés a kosár oldalhoz</w:t>
       </w:r>
       <w:r>
+        <w:rPr>
+          <w:rFonts w:ascii="Times New Roman" w:hAnsi="Times New Roman" w:cs="Times New Roman"/>
+        </w:rPr>
         <w:t>.</w:t>
       </w:r>
     </w:p>
@@ -4500,11 +4686,20 @@
           <w:numId w:val="1"/>
         </w:numPr>
         <w:spacing w:after="0" w:line="276" w:lineRule="auto"/>
-      </w:pPr>
-      <w:r>
+        <w:rPr>
+          <w:rFonts w:ascii="Times New Roman" w:hAnsi="Times New Roman" w:cs="Times New Roman"/>
+        </w:rPr>
+      </w:pPr>
+      <w:r>
+        <w:rPr>
+          <w:rFonts w:ascii="Times New Roman" w:hAnsi="Times New Roman" w:cs="Times New Roman"/>
+        </w:rPr>
         <w:t>Felhasználói profil: Bejelentkezett felhasználók profiljának elérése (ha nincs bejelentkezve a Bejelentkezési oldalra dobja a felhasználót)</w:t>
       </w:r>
       <w:r>
+        <w:rPr>
+          <w:rFonts w:ascii="Times New Roman" w:hAnsi="Times New Roman" w:cs="Times New Roman"/>
+        </w:rPr>
         <w:t>.</w:t>
       </w:r>
     </w:p>
@@ -4515,8 +4710,14 @@
           <w:numId w:val="1"/>
         </w:numPr>
         <w:spacing w:after="0" w:line="276" w:lineRule="auto"/>
-      </w:pPr>
-      <w:r>
+        <w:rPr>
+          <w:rFonts w:ascii="Times New Roman" w:hAnsi="Times New Roman" w:cs="Times New Roman"/>
+        </w:rPr>
+      </w:pPr>
+      <w:r>
+        <w:rPr>
+          <w:rFonts w:ascii="Times New Roman" w:hAnsi="Times New Roman" w:cs="Times New Roman"/>
+        </w:rPr>
         <w:t>Jogosultságfüggő menüpontok:</w:t>
       </w:r>
     </w:p>
@@ -4527,8 +4728,14 @@
           <w:numId w:val="1"/>
         </w:numPr>
         <w:spacing w:after="0" w:line="276" w:lineRule="auto"/>
-      </w:pPr>
-      <w:r>
+        <w:rPr>
+          <w:rFonts w:ascii="Times New Roman" w:hAnsi="Times New Roman" w:cs="Times New Roman"/>
+        </w:rPr>
+      </w:pPr>
+      <w:r>
+        <w:rPr>
+          <w:rFonts w:ascii="Times New Roman" w:hAnsi="Times New Roman" w:cs="Times New Roman"/>
+        </w:rPr>
         <w:t>Admin jogosultság esetén: admin oldal elérése</w:t>
       </w:r>
     </w:p>
@@ -4539,8 +4746,14 @@
           <w:numId w:val="1"/>
         </w:numPr>
         <w:spacing w:after="0" w:line="276" w:lineRule="auto"/>
-      </w:pPr>
-      <w:r>
+        <w:rPr>
+          <w:rFonts w:ascii="Times New Roman" w:hAnsi="Times New Roman" w:cs="Times New Roman"/>
+        </w:rPr>
+      </w:pPr>
+      <w:r>
+        <w:rPr>
+          <w:rFonts w:ascii="Times New Roman" w:hAnsi="Times New Roman" w:cs="Times New Roman"/>
+        </w:rPr>
         <w:t>Dolgozói jogosultság esetén: dolgozói felület elérése</w:t>
       </w:r>
     </w:p>
@@ -4551,20 +4764,33 @@
           <w:numId w:val="1"/>
         </w:numPr>
         <w:spacing w:after="240" w:line="276" w:lineRule="auto"/>
-      </w:pPr>
-      <w:r>
+        <w:rPr>
+          <w:rFonts w:ascii="Times New Roman" w:hAnsi="Times New Roman" w:cs="Times New Roman"/>
+        </w:rPr>
+      </w:pPr>
+      <w:r>
+        <w:rPr>
+          <w:rFonts w:ascii="Times New Roman" w:hAnsi="Times New Roman" w:cs="Times New Roman"/>
+        </w:rPr>
         <w:t>Hamburger menü: Kategóriák szerinti terméklistát tartalmazó lenyíló menü</w:t>
       </w:r>
       <w:r>
+        <w:rPr>
+          <w:rFonts w:ascii="Times New Roman" w:hAnsi="Times New Roman" w:cs="Times New Roman"/>
+        </w:rPr>
         <w:t>.</w:t>
       </w:r>
     </w:p>
     <w:p>
       <w:pPr>
         <w:jc w:val="both"/>
-      </w:pPr>
-      <w:r>
-        <w:rPr>
+        <w:rPr>
+          <w:rFonts w:ascii="Times New Roman" w:hAnsi="Times New Roman" w:cs="Times New Roman"/>
+        </w:rPr>
+      </w:pPr>
+      <w:r>
+        <w:rPr>
+          <w:rFonts w:ascii="Times New Roman" w:hAnsi="Times New Roman" w:cs="Times New Roman"/>
           <w:noProof/>
         </w:rPr>
         <w:drawing>
@@ -4581,7 +4807,7 @@
                     <pic:cNvPicPr preferRelativeResize="0"/>
                   </pic:nvPicPr>
                   <pic:blipFill>
-                    <a:blip r:embed="rId29"/>
+                    <a:blip r:embed="rId31"/>
                     <a:srcRect/>
                     <a:stretch>
                       <a:fillRect/>
@@ -4606,11 +4832,12 @@
     </w:p>
     <w:p>
       <w:pPr>
-        <w:pStyle w:val="Cmsor3"/>
+        <w:pStyle w:val="Heading3"/>
         <w:keepNext w:val="0"/>
         <w:keepLines w:val="0"/>
         <w:spacing w:before="280"/>
         <w:rPr>
+          <w:rFonts w:ascii="Times New Roman" w:hAnsi="Times New Roman" w:cs="Times New Roman"/>
           <w:b/>
           <w:bCs/>
           <w:color w:val="000000"/>
@@ -4622,50 +4849,41 @@
       <w:bookmarkEnd w:id="12"/>
       <w:r>
         <w:rPr>
+          <w:rFonts w:ascii="Times New Roman" w:hAnsi="Times New Roman" w:cs="Times New Roman"/>
           <w:b/>
           <w:bCs/>
           <w:color w:val="000000"/>
           <w:sz w:val="26"/>
           <w:szCs w:val="26"/>
         </w:rPr>
-        <w:t>Lábléc (</w:t>
-      </w:r>
-      <w:proofErr w:type="spellStart"/>
-      <w:r>
-        <w:rPr>
-          <w:b/>
-          <w:bCs/>
-          <w:color w:val="000000"/>
-          <w:sz w:val="26"/>
-          <w:szCs w:val="26"/>
-        </w:rPr>
-        <w:t>Footer</w:t>
-      </w:r>
-      <w:proofErr w:type="spellEnd"/>
-      <w:r>
-        <w:rPr>
-          <w:b/>
-          <w:bCs/>
-          <w:color w:val="000000"/>
-          <w:sz w:val="26"/>
-          <w:szCs w:val="26"/>
-        </w:rPr>
-        <w:t>)</w:t>
+        <w:t>Lábléc (Footer)</w:t>
       </w:r>
     </w:p>
     <w:p>
       <w:pPr>
         <w:spacing w:before="240" w:after="240"/>
-      </w:pPr>
-      <w:r>
+        <w:rPr>
+          <w:rFonts w:ascii="Times New Roman" w:hAnsi="Times New Roman" w:cs="Times New Roman"/>
+        </w:rPr>
+      </w:pPr>
+      <w:r>
+        <w:rPr>
+          <w:rFonts w:ascii="Times New Roman" w:hAnsi="Times New Roman" w:cs="Times New Roman"/>
+        </w:rPr>
         <w:t>A lábléc a legtöbb oldalon megtalálható az oldal alján.</w:t>
       </w:r>
     </w:p>
     <w:p>
       <w:pPr>
         <w:spacing w:before="240" w:after="240"/>
-      </w:pPr>
-      <w:r>
+        <w:rPr>
+          <w:rFonts w:ascii="Times New Roman" w:hAnsi="Times New Roman" w:cs="Times New Roman"/>
+        </w:rPr>
+      </w:pPr>
+      <w:r>
+        <w:rPr>
+          <w:rFonts w:ascii="Times New Roman" w:hAnsi="Times New Roman" w:cs="Times New Roman"/>
+        </w:rPr>
         <w:t>Tartalma:</w:t>
       </w:r>
     </w:p>
@@ -4676,11 +4894,20 @@
           <w:numId w:val="2"/>
         </w:numPr>
         <w:spacing w:before="240" w:after="0" w:line="276" w:lineRule="auto"/>
-      </w:pPr>
-      <w:r>
+        <w:rPr>
+          <w:rFonts w:ascii="Times New Roman" w:hAnsi="Times New Roman" w:cs="Times New Roman"/>
+        </w:rPr>
+      </w:pPr>
+      <w:r>
+        <w:rPr>
+          <w:rFonts w:ascii="Times New Roman" w:hAnsi="Times New Roman" w:cs="Times New Roman"/>
+        </w:rPr>
         <w:t>Elérhetőségek (e-mail cím, telefonszám, üzlet címe)</w:t>
       </w:r>
       <w:r>
+        <w:rPr>
+          <w:rFonts w:ascii="Times New Roman" w:hAnsi="Times New Roman" w:cs="Times New Roman"/>
+        </w:rPr>
         <w:t>.</w:t>
       </w:r>
     </w:p>
@@ -4691,20 +4918,33 @@
           <w:numId w:val="2"/>
         </w:numPr>
         <w:spacing w:after="240" w:line="276" w:lineRule="auto"/>
-      </w:pPr>
-      <w:r>
+        <w:rPr>
+          <w:rFonts w:ascii="Times New Roman" w:hAnsi="Times New Roman" w:cs="Times New Roman"/>
+        </w:rPr>
+      </w:pPr>
+      <w:r>
+        <w:rPr>
+          <w:rFonts w:ascii="Times New Roman" w:hAnsi="Times New Roman" w:cs="Times New Roman"/>
+        </w:rPr>
         <w:t>Nyitvatartási információk (bár fizikai üzlet valójában nem működik)</w:t>
       </w:r>
       <w:r>
+        <w:rPr>
+          <w:rFonts w:ascii="Times New Roman" w:hAnsi="Times New Roman" w:cs="Times New Roman"/>
+        </w:rPr>
         <w:t>.</w:t>
       </w:r>
     </w:p>
     <w:p>
       <w:pPr>
         <w:jc w:val="both"/>
-      </w:pPr>
-      <w:r>
-        <w:rPr>
+        <w:rPr>
+          <w:rFonts w:ascii="Times New Roman" w:hAnsi="Times New Roman" w:cs="Times New Roman"/>
+        </w:rPr>
+      </w:pPr>
+      <w:r>
+        <w:rPr>
+          <w:rFonts w:ascii="Times New Roman" w:hAnsi="Times New Roman" w:cs="Times New Roman"/>
           <w:noProof/>
         </w:rPr>
         <w:drawing>
@@ -4721,7 +4961,7 @@
                     <pic:cNvPicPr preferRelativeResize="0"/>
                   </pic:nvPicPr>
                   <pic:blipFill>
-                    <a:blip r:embed="rId30"/>
+                    <a:blip r:embed="rId32"/>
                     <a:srcRect/>
                     <a:stretch>
                       <a:fillRect/>
@@ -4746,11 +4986,12 @@
     </w:p>
     <w:p>
       <w:pPr>
-        <w:pStyle w:val="Cmsor2"/>
+        <w:pStyle w:val="Heading2"/>
         <w:keepNext w:val="0"/>
         <w:keepLines w:val="0"/>
         <w:spacing w:after="80"/>
         <w:rPr>
+          <w:rFonts w:ascii="Times New Roman" w:hAnsi="Times New Roman" w:cs="Times New Roman"/>
           <w:b/>
           <w:bCs/>
           <w:sz w:val="34"/>
@@ -4761,6 +5002,7 @@
       <w:bookmarkEnd w:id="13"/>
       <w:r>
         <w:rPr>
+          <w:rFonts w:ascii="Times New Roman" w:hAnsi="Times New Roman" w:cs="Times New Roman"/>
           <w:b/>
           <w:bCs/>
           <w:sz w:val="34"/>
@@ -4772,8 +5014,14 @@
     <w:p>
       <w:pPr>
         <w:spacing w:before="240" w:after="240"/>
-      </w:pPr>
-      <w:r>
+        <w:rPr>
+          <w:rFonts w:ascii="Times New Roman" w:hAnsi="Times New Roman" w:cs="Times New Roman"/>
+        </w:rPr>
+      </w:pPr>
+      <w:r>
+        <w:rPr>
+          <w:rFonts w:ascii="Times New Roman" w:hAnsi="Times New Roman" w:cs="Times New Roman"/>
+        </w:rPr>
         <w:t>A rendszer automatikus e-mail értesítéseket küld a felhasználóknak az alábbi események bekövetkezésekor:</w:t>
       </w:r>
     </w:p>
@@ -4784,11 +5032,20 @@
           <w:numId w:val="14"/>
         </w:numPr>
         <w:spacing w:before="240" w:after="0" w:line="276" w:lineRule="auto"/>
-      </w:pPr>
-      <w:r>
+        <w:rPr>
+          <w:rFonts w:ascii="Times New Roman" w:hAnsi="Times New Roman" w:cs="Times New Roman"/>
+        </w:rPr>
+      </w:pPr>
+      <w:r>
+        <w:rPr>
+          <w:rFonts w:ascii="Times New Roman" w:hAnsi="Times New Roman" w:cs="Times New Roman"/>
+        </w:rPr>
         <w:t>Sikeres regisztráció: Visszaigazoló e-mail a fiók létrehozásáról és aktiválási linkkel</w:t>
       </w:r>
       <w:r>
+        <w:rPr>
+          <w:rFonts w:ascii="Times New Roman" w:hAnsi="Times New Roman" w:cs="Times New Roman"/>
+        </w:rPr>
         <w:t>.</w:t>
       </w:r>
     </w:p>
@@ -4799,12 +5056,20 @@
           <w:numId w:val="14"/>
         </w:numPr>
         <w:spacing w:after="0" w:line="276" w:lineRule="auto"/>
-      </w:pPr>
-      <w:r>
-        <w:lastRenderedPageBreak/>
+        <w:rPr>
+          <w:rFonts w:ascii="Times New Roman" w:hAnsi="Times New Roman" w:cs="Times New Roman"/>
+        </w:rPr>
+      </w:pPr>
+      <w:r>
+        <w:rPr>
+          <w:rFonts w:ascii="Times New Roman" w:hAnsi="Times New Roman" w:cs="Times New Roman"/>
+        </w:rPr>
         <w:t>Elfelejtett jelszó esetén e-mail segítségével állít be újat a felhasználó</w:t>
       </w:r>
       <w:r>
+        <w:rPr>
+          <w:rFonts w:ascii="Times New Roman" w:hAnsi="Times New Roman" w:cs="Times New Roman"/>
+        </w:rPr>
         <w:t>.</w:t>
       </w:r>
     </w:p>
@@ -4815,30 +5080,50 @@
           <w:numId w:val="14"/>
         </w:numPr>
         <w:spacing w:after="240" w:line="276" w:lineRule="auto"/>
-      </w:pPr>
-      <w:r>
+        <w:rPr>
+          <w:rFonts w:ascii="Times New Roman" w:hAnsi="Times New Roman" w:cs="Times New Roman"/>
+        </w:rPr>
+      </w:pPr>
+      <w:r>
+        <w:rPr>
+          <w:rFonts w:ascii="Times New Roman" w:hAnsi="Times New Roman" w:cs="Times New Roman"/>
+        </w:rPr>
         <w:t>Rendelés állapotának változása: Értesítés a rendelés feladásáról, kézbesítéséről vagy esetleges törléséről</w:t>
       </w:r>
       <w:r>
+        <w:rPr>
+          <w:rFonts w:ascii="Times New Roman" w:hAnsi="Times New Roman" w:cs="Times New Roman"/>
+        </w:rPr>
         <w:t>.</w:t>
       </w:r>
     </w:p>
     <w:p>
       <w:pPr>
         <w:spacing w:before="240" w:after="240"/>
-      </w:pPr>
-      <w:r>
+        <w:rPr>
+          <w:rFonts w:ascii="Times New Roman" w:hAnsi="Times New Roman" w:cs="Times New Roman"/>
+        </w:rPr>
+      </w:pPr>
+      <w:r>
+        <w:rPr>
+          <w:rFonts w:ascii="Times New Roman" w:hAnsi="Times New Roman" w:cs="Times New Roman"/>
+        </w:rPr>
         <w:t>Ezek az automatikus értesítések biztosítják a felhasználók folyamatos tájékoztatását, hogy mindig naprakészek legyenek rendeléseik állapotával kapcsolatban, anélkül hogy külön be kellene lépniük a rendszerbe.</w:t>
       </w:r>
     </w:p>
     <w:p>
       <w:pPr>
         <w:jc w:val="both"/>
-      </w:pPr>
-      <w:r>
-        <w:rPr>
+        <w:rPr>
+          <w:rFonts w:ascii="Times New Roman" w:hAnsi="Times New Roman" w:cs="Times New Roman"/>
+        </w:rPr>
+      </w:pPr>
+      <w:r>
+        <w:rPr>
+          <w:rFonts w:ascii="Times New Roman" w:hAnsi="Times New Roman" w:cs="Times New Roman"/>
           <w:noProof/>
         </w:rPr>
+        <w:lastRenderedPageBreak/>
         <w:drawing>
           <wp:inline distT="114300" distB="114300" distL="114300" distR="114300" wp14:anchorId="471E5892" wp14:editId="7238B9D8">
             <wp:extent cx="1833563" cy="3274791"/>
@@ -4853,7 +5138,7 @@
                     <pic:cNvPicPr preferRelativeResize="0"/>
                   </pic:nvPicPr>
                   <pic:blipFill>
-                    <a:blip r:embed="rId31"/>
+                    <a:blip r:embed="rId33"/>
                     <a:srcRect/>
                     <a:stretch>
                       <a:fillRect/>
@@ -4887,7 +5172,7 @@
       </w:pPr>
     </w:p>
     <w:sectPr>
-      <w:footerReference w:type="default" r:id="rId32"/>
+      <w:footerReference w:type="default" r:id="rId34"/>
       <w:pgSz w:w="11906" w:h="16838"/>
       <w:pgMar w:top="1417" w:right="1417" w:bottom="1417" w:left="1417" w:header="708" w:footer="708" w:gutter="0"/>
       <w:cols w:space="708"/>
@@ -4926,7 +5211,7 @@
 <w:ftr xmlns:wpc="http://schemas.microsoft.com/office/word/2010/wordprocessingCanvas" xmlns:cx="http://schemas.microsoft.com/office/drawing/2014/chartex" xmlns:cx1="http://schemas.microsoft.com/office/drawing/2015/9/8/chartex" xmlns:cx2="http://schemas.microsoft.com/office/drawing/2015/10/21/chartex" xmlns:cx3="http://schemas.microsoft.com/office/drawing/2016/5/9/chartex" xmlns:cx4="http://schemas.microsoft.com/office/drawing/2016/5/10/chartex" xmlns:cx5="http://schemas.microsoft.com/office/drawing/2016/5/11/chartex" xmlns:cx6="http://schemas.microsoft.com/office/drawing/2016/5/12/chartex" xmlns:cx7="http://schemas.microsoft.com/office/drawing/2016/5/13/chartex" xmlns:cx8="http://schemas.microsoft.com/office/drawing/2016/5/14/chartex" xmlns:mc="http://schemas.openxmlformats.org/markup-compatibility/2006" xmlns:aink="http://schemas.microsoft.com/office/drawing/2016/ink" xmlns:am3d="http://schemas.microsoft.com/office/drawing/2017/model3d" xmlns:o="urn:schemas-microsoft-com:office:office" xmlns:oel="http://schemas.microsoft.com/office/2019/extlst" xmlns:r="http://schemas.openxmlformats.org/officeDocument/2006/relationships" xmlns:m="http://schemas.openxmlformats.org/officeDocument/2006/math" xmlns:v="urn:schemas-microsoft-com:vml" xmlns:wp14="http://schemas.microsoft.com/office/word/2010/wordprocessingDrawing" xmlns:wp="http://schemas.openxmlformats.org/drawingml/2006/wordprocessingDrawing" xmlns:w10="urn:schemas-microsoft-com:office:word" xmlns:w="http://schemas.openxmlformats.org/wordprocessingml/2006/main" xmlns:w14="http://schemas.microsoft.com/office/word/2010/wordml" xmlns:w15="http://schemas.microsoft.com/office/word/2012/wordml" xmlns:w16cex="http://schemas.microsoft.com/office/word/2018/wordml/cex" xmlns:w16cid="http://schemas.microsoft.com/office/word/2016/wordml/cid" xmlns:w16="http://schemas.microsoft.com/office/word/2018/wordml" xmlns:w16du="http://schemas.microsoft.com/office/word/2023/wordml/word16du" xmlns:w16sdtdh="http://schemas.microsoft.com/office/word/2020/wordml/sdtdatahash" xmlns:w16sdtfl="http://schemas.microsoft.com/office/word/2024/wordml/sdtformatlock" xmlns:w16se="http://schemas.microsoft.com/office/word/2015/wordml/symex" xmlns:wpg="http://schemas.microsoft.com/office/word/2010/wordprocessingGroup" xmlns:wpi="http://schemas.microsoft.com/office/word/2010/wordprocessingInk" xmlns:wne="http://schemas.microsoft.com/office/word/2006/wordml" xmlns:wps="http://schemas.microsoft.com/office/word/2010/wordprocessingShape" mc:Ignorable="w14 w15 w16se w16cid w16 w16cex w16sdtdh w16sdtfl w16du wp14">
   <w:p>
     <w:pPr>
-      <w:pStyle w:val="llb"/>
+      <w:pStyle w:val="Footer"/>
       <w:jc w:val="center"/>
       <w:rPr>
         <w:rFonts w:ascii="Times New Roman" w:hAnsi="Times New Roman" w:cs="Times New Roman"/>
@@ -7219,15 +7504,15 @@
     <w:lsdException w:name="Unresolved Mention" w:semiHidden="1" w:unhideWhenUsed="1"/>
     <w:lsdException w:name="Smart Link" w:semiHidden="1" w:unhideWhenUsed="1"/>
   </w:latentStyles>
-  <w:style w:type="paragraph" w:default="1" w:styleId="Norml">
+  <w:style w:type="paragraph" w:default="1" w:styleId="Normal">
     <w:name w:val="Normal"/>
     <w:qFormat/>
   </w:style>
-  <w:style w:type="paragraph" w:styleId="Cmsor1">
+  <w:style w:type="paragraph" w:styleId="Heading1">
     <w:name w:val="heading 1"/>
-    <w:basedOn w:val="Norml"/>
-    <w:next w:val="Norml"/>
-    <w:link w:val="Cmsor1Char"/>
+    <w:basedOn w:val="Normal"/>
+    <w:next w:val="Normal"/>
+    <w:link w:val="Heading1Char"/>
     <w:uiPriority w:val="9"/>
     <w:qFormat/>
     <w:rsid w:val="00EC386F"/>
@@ -7244,11 +7529,11 @@
       <w:szCs w:val="32"/>
     </w:rPr>
   </w:style>
-  <w:style w:type="paragraph" w:styleId="Cmsor2">
+  <w:style w:type="paragraph" w:styleId="Heading2">
     <w:name w:val="heading 2"/>
-    <w:basedOn w:val="Norml"/>
-    <w:next w:val="Norml"/>
-    <w:link w:val="Cmsor2Char"/>
+    <w:basedOn w:val="Normal"/>
+    <w:next w:val="Normal"/>
+    <w:link w:val="Heading2Char"/>
     <w:uiPriority w:val="9"/>
     <w:unhideWhenUsed/>
     <w:qFormat/>
@@ -7266,11 +7551,11 @@
       <w:lang w:val="hu" w:eastAsia="hu-HU"/>
     </w:rPr>
   </w:style>
-  <w:style w:type="paragraph" w:styleId="Cmsor3">
+  <w:style w:type="paragraph" w:styleId="Heading3">
     <w:name w:val="heading 3"/>
-    <w:basedOn w:val="Norml"/>
-    <w:next w:val="Norml"/>
-    <w:link w:val="Cmsor3Char"/>
+    <w:basedOn w:val="Normal"/>
+    <w:next w:val="Normal"/>
+    <w:link w:val="Heading3Char"/>
     <w:uiPriority w:val="9"/>
     <w:unhideWhenUsed/>
     <w:qFormat/>
@@ -7289,13 +7574,13 @@
       <w:lang w:val="hu" w:eastAsia="hu-HU"/>
     </w:rPr>
   </w:style>
-  <w:style w:type="character" w:default="1" w:styleId="Bekezdsalapbettpusa">
+  <w:style w:type="character" w:default="1" w:styleId="DefaultParagraphFont">
     <w:name w:val="Default Paragraph Font"/>
     <w:uiPriority w:val="1"/>
     <w:semiHidden/>
     <w:unhideWhenUsed/>
   </w:style>
-  <w:style w:type="table" w:default="1" w:styleId="Normltblzat">
+  <w:style w:type="table" w:default="1" w:styleId="TableNormal">
     <w:name w:val="Normal Table"/>
     <w:uiPriority w:val="99"/>
     <w:semiHidden/>
@@ -7310,16 +7595,16 @@
       </w:tblCellMar>
     </w:tblPr>
   </w:style>
-  <w:style w:type="numbering" w:default="1" w:styleId="Nemlista">
+  <w:style w:type="numbering" w:default="1" w:styleId="NoList">
     <w:name w:val="No List"/>
     <w:uiPriority w:val="99"/>
     <w:semiHidden/>
     <w:unhideWhenUsed/>
   </w:style>
-  <w:style w:type="paragraph" w:styleId="lfej">
+  <w:style w:type="paragraph" w:styleId="Header">
     <w:name w:val="header"/>
-    <w:basedOn w:val="Norml"/>
-    <w:link w:val="lfejChar"/>
+    <w:basedOn w:val="Normal"/>
+    <w:link w:val="HeaderChar"/>
     <w:uiPriority w:val="99"/>
     <w:unhideWhenUsed/>
     <w:rsid w:val="00A31A33"/>
@@ -7331,17 +7616,17 @@
       <w:spacing w:after="0" w:line="240" w:lineRule="auto"/>
     </w:pPr>
   </w:style>
-  <w:style w:type="character" w:customStyle="1" w:styleId="lfejChar">
-    <w:name w:val="Élőfej Char"/>
-    <w:basedOn w:val="Bekezdsalapbettpusa"/>
-    <w:link w:val="lfej"/>
+  <w:style w:type="character" w:customStyle="1" w:styleId="HeaderChar">
+    <w:name w:val="Header Char"/>
+    <w:basedOn w:val="DefaultParagraphFont"/>
+    <w:link w:val="Header"/>
     <w:uiPriority w:val="99"/>
     <w:rsid w:val="00A31A33"/>
   </w:style>
-  <w:style w:type="paragraph" w:styleId="llb">
+  <w:style w:type="paragraph" w:styleId="Footer">
     <w:name w:val="footer"/>
-    <w:basedOn w:val="Norml"/>
-    <w:link w:val="llbChar"/>
+    <w:basedOn w:val="Normal"/>
+    <w:link w:val="FooterChar"/>
     <w:uiPriority w:val="99"/>
     <w:unhideWhenUsed/>
     <w:rsid w:val="00A31A33"/>
@@ -7353,16 +7638,16 @@
       <w:spacing w:after="0" w:line="240" w:lineRule="auto"/>
     </w:pPr>
   </w:style>
-  <w:style w:type="character" w:customStyle="1" w:styleId="llbChar">
-    <w:name w:val="Élőláb Char"/>
-    <w:basedOn w:val="Bekezdsalapbettpusa"/>
-    <w:link w:val="llb"/>
+  <w:style w:type="character" w:customStyle="1" w:styleId="FooterChar">
+    <w:name w:val="Footer Char"/>
+    <w:basedOn w:val="DefaultParagraphFont"/>
+    <w:link w:val="Footer"/>
     <w:uiPriority w:val="99"/>
     <w:rsid w:val="00A31A33"/>
   </w:style>
-  <w:style w:type="paragraph" w:styleId="NormlWeb">
+  <w:style w:type="paragraph" w:styleId="NormalWeb">
     <w:name w:val="Normal (Web)"/>
-    <w:basedOn w:val="Norml"/>
+    <w:basedOn w:val="Normal"/>
     <w:uiPriority w:val="99"/>
     <w:semiHidden/>
     <w:unhideWhenUsed/>
@@ -7377,9 +7662,9 @@
       <w:lang w:eastAsia="hu-HU"/>
     </w:rPr>
   </w:style>
-  <w:style w:type="character" w:styleId="Hiperhivatkozs">
+  <w:style w:type="character" w:styleId="Hyperlink">
     <w:name w:val="Hyperlink"/>
-    <w:basedOn w:val="Bekezdsalapbettpusa"/>
+    <w:basedOn w:val="DefaultParagraphFont"/>
     <w:uiPriority w:val="99"/>
     <w:unhideWhenUsed/>
     <w:rsid w:val="00C24907"/>
@@ -7388,9 +7673,9 @@
       <w:u w:val="single"/>
     </w:rPr>
   </w:style>
-  <w:style w:type="character" w:styleId="Feloldatlanmegemlts">
+  <w:style w:type="character" w:styleId="UnresolvedMention">
     <w:name w:val="Unresolved Mention"/>
-    <w:basedOn w:val="Bekezdsalapbettpusa"/>
+    <w:basedOn w:val="DefaultParagraphFont"/>
     <w:uiPriority w:val="99"/>
     <w:semiHidden/>
     <w:unhideWhenUsed/>
@@ -7400,10 +7685,10 @@
       <w:shd w:val="clear" w:color="auto" w:fill="E1DFDD"/>
     </w:rPr>
   </w:style>
-  <w:style w:type="character" w:customStyle="1" w:styleId="Cmsor2Char">
-    <w:name w:val="Címsor 2 Char"/>
-    <w:basedOn w:val="Bekezdsalapbettpusa"/>
-    <w:link w:val="Cmsor2"/>
+  <w:style w:type="character" w:customStyle="1" w:styleId="Heading2Char">
+    <w:name w:val="Heading 2 Char"/>
+    <w:basedOn w:val="DefaultParagraphFont"/>
+    <w:link w:val="Heading2"/>
     <w:uiPriority w:val="9"/>
     <w:rsid w:val="00EC386F"/>
     <w:rPr>
@@ -7413,10 +7698,10 @@
       <w:lang w:val="hu" w:eastAsia="hu-HU"/>
     </w:rPr>
   </w:style>
-  <w:style w:type="character" w:customStyle="1" w:styleId="Cmsor3Char">
-    <w:name w:val="Címsor 3 Char"/>
-    <w:basedOn w:val="Bekezdsalapbettpusa"/>
-    <w:link w:val="Cmsor3"/>
+  <w:style w:type="character" w:customStyle="1" w:styleId="Heading3Char">
+    <w:name w:val="Heading 3 Char"/>
+    <w:basedOn w:val="DefaultParagraphFont"/>
+    <w:link w:val="Heading3"/>
     <w:uiPriority w:val="9"/>
     <w:rsid w:val="00EC386F"/>
     <w:rPr>
@@ -7427,10 +7712,10 @@
       <w:lang w:val="hu" w:eastAsia="hu-HU"/>
     </w:rPr>
   </w:style>
-  <w:style w:type="character" w:customStyle="1" w:styleId="Cmsor1Char">
-    <w:name w:val="Címsor 1 Char"/>
-    <w:basedOn w:val="Bekezdsalapbettpusa"/>
-    <w:link w:val="Cmsor1"/>
+  <w:style w:type="character" w:customStyle="1" w:styleId="Heading1Char">
+    <w:name w:val="Heading 1 Char"/>
+    <w:basedOn w:val="DefaultParagraphFont"/>
+    <w:link w:val="Heading1"/>
     <w:uiPriority w:val="9"/>
     <w:rsid w:val="00EC386F"/>
     <w:rPr>

--- a/Felhasználói_Dokumentáció.docx
+++ b/Felhasználói_Dokumentáció.docx
@@ -467,13 +467,1822 @@
           <w:rFonts w:ascii="Times New Roman" w:hAnsi="Times New Roman" w:cs="Times New Roman"/>
         </w:rPr>
       </w:pPr>
-      <w:r>
-        <w:rPr>
-          <w:rFonts w:ascii="Times New Roman" w:hAnsi="Times New Roman" w:cs="Times New Roman"/>
+    </w:p>
+    <w:sdt>
+      <w:sdtPr>
+        <w:id w:val="-328446148"/>
+        <w:docPartObj>
+          <w:docPartGallery w:val="Table of Contents"/>
+          <w:docPartUnique/>
+        </w:docPartObj>
+      </w:sdtPr>
+      <w:sdtEndPr>
+        <w:rPr>
+          <w:rFonts w:asciiTheme="minorHAnsi" w:eastAsiaTheme="minorHAnsi" w:hAnsiTheme="minorHAnsi" w:cstheme="minorBidi"/>
+          <w:b/>
+          <w:bCs/>
+          <w:color w:val="auto"/>
+          <w:sz w:val="22"/>
+          <w:szCs w:val="22"/>
+          <w:lang w:eastAsia="en-US"/>
+        </w:rPr>
+      </w:sdtEndPr>
+      <w:sdtContent>
+        <w:p>
+          <w:pPr>
+            <w:pStyle w:val="TOCHeading"/>
+          </w:pPr>
+          <w:r>
+            <w:t>Tartalomjegyzék</w:t>
+          </w:r>
+        </w:p>
+        <w:p>
+          <w:pPr>
+            <w:pStyle w:val="TOC1"/>
+            <w:tabs>
+              <w:tab w:val="right" w:leader="dot" w:pos="9062"/>
+            </w:tabs>
+            <w:rPr>
+              <w:rFonts w:eastAsiaTheme="minorEastAsia"/>
+              <w:noProof/>
+              <w:kern w:val="2"/>
+              <w:sz w:val="24"/>
+              <w:szCs w:val="24"/>
+              <w:lang w:eastAsia="hu-HU"/>
+              <w14:ligatures w14:val="standardContextual"/>
+            </w:rPr>
+          </w:pPr>
+          <w:r>
+            <w:fldChar w:fldCharType="begin"/>
+          </w:r>
+          <w:r>
+            <w:instrText xml:space="preserve"> TOC \o "1-3" \h \z \u </w:instrText>
+          </w:r>
+          <w:r>
+            <w:fldChar w:fldCharType="separate"/>
+          </w:r>
+          <w:hyperlink w:anchor="_Toc228966816" w:history="1">
+            <w:r>
+              <w:rPr>
+                <w:rStyle w:val="Hyperlink"/>
+                <w:rFonts w:ascii="Times New Roman" w:hAnsi="Times New Roman" w:cs="Times New Roman"/>
+                <w:b/>
+                <w:bCs/>
+                <w:noProof/>
+              </w:rPr>
+              <w:t>Általános Specifikáció</w:t>
+            </w:r>
+            <w:r>
+              <w:rPr>
+                <w:noProof/>
+                <w:webHidden/>
+              </w:rPr>
+              <w:tab/>
+            </w:r>
+            <w:r>
+              <w:rPr>
+                <w:noProof/>
+                <w:webHidden/>
+              </w:rPr>
+              <w:fldChar w:fldCharType="begin"/>
+            </w:r>
+            <w:r>
+              <w:rPr>
+                <w:noProof/>
+                <w:webHidden/>
+              </w:rPr>
+              <w:instrText xml:space="preserve"> PAGEREF _Toc228966816 \h </w:instrText>
+            </w:r>
+            <w:r>
+              <w:rPr>
+                <w:noProof/>
+                <w:webHidden/>
+              </w:rPr>
+            </w:r>
+            <w:r>
+              <w:rPr>
+                <w:noProof/>
+                <w:webHidden/>
+              </w:rPr>
+              <w:fldChar w:fldCharType="separate"/>
+            </w:r>
+            <w:r>
+              <w:rPr>
+                <w:noProof/>
+                <w:webHidden/>
+              </w:rPr>
+              <w:t>3</w:t>
+            </w:r>
+            <w:r>
+              <w:rPr>
+                <w:noProof/>
+                <w:webHidden/>
+              </w:rPr>
+              <w:fldChar w:fldCharType="end"/>
+            </w:r>
+          </w:hyperlink>
+        </w:p>
+        <w:p>
+          <w:pPr>
+            <w:pStyle w:val="TOC1"/>
+            <w:tabs>
+              <w:tab w:val="right" w:leader="dot" w:pos="9062"/>
+            </w:tabs>
+            <w:rPr>
+              <w:rFonts w:eastAsiaTheme="minorEastAsia"/>
+              <w:noProof/>
+              <w:kern w:val="2"/>
+              <w:sz w:val="24"/>
+              <w:szCs w:val="24"/>
+              <w:lang w:eastAsia="hu-HU"/>
+              <w14:ligatures w14:val="standardContextual"/>
+            </w:rPr>
+          </w:pPr>
+          <w:hyperlink w:anchor="_Toc228966817" w:history="1">
+            <w:r>
+              <w:rPr>
+                <w:rStyle w:val="Hyperlink"/>
+                <w:rFonts w:ascii="Times New Roman" w:hAnsi="Times New Roman" w:cs="Times New Roman"/>
+                <w:b/>
+                <w:bCs/>
+                <w:noProof/>
+              </w:rPr>
+              <w:t>Rendszerkövetelmények:</w:t>
+            </w:r>
+            <w:r>
+              <w:rPr>
+                <w:noProof/>
+                <w:webHidden/>
+              </w:rPr>
+              <w:tab/>
+            </w:r>
+            <w:r>
+              <w:rPr>
+                <w:noProof/>
+                <w:webHidden/>
+              </w:rPr>
+              <w:fldChar w:fldCharType="begin"/>
+            </w:r>
+            <w:r>
+              <w:rPr>
+                <w:noProof/>
+                <w:webHidden/>
+              </w:rPr>
+              <w:instrText xml:space="preserve"> PAGEREF _Toc228966817 \h </w:instrText>
+            </w:r>
+            <w:r>
+              <w:rPr>
+                <w:noProof/>
+                <w:webHidden/>
+              </w:rPr>
+            </w:r>
+            <w:r>
+              <w:rPr>
+                <w:noProof/>
+                <w:webHidden/>
+              </w:rPr>
+              <w:fldChar w:fldCharType="separate"/>
+            </w:r>
+            <w:r>
+              <w:rPr>
+                <w:noProof/>
+                <w:webHidden/>
+              </w:rPr>
+              <w:t>4</w:t>
+            </w:r>
+            <w:r>
+              <w:rPr>
+                <w:noProof/>
+                <w:webHidden/>
+              </w:rPr>
+              <w:fldChar w:fldCharType="end"/>
+            </w:r>
+          </w:hyperlink>
+        </w:p>
+        <w:p>
+          <w:pPr>
+            <w:pStyle w:val="TOC2"/>
+            <w:tabs>
+              <w:tab w:val="right" w:leader="dot" w:pos="9062"/>
+            </w:tabs>
+            <w:rPr>
+              <w:rFonts w:eastAsiaTheme="minorEastAsia"/>
+              <w:noProof/>
+              <w:kern w:val="2"/>
+              <w:sz w:val="24"/>
+              <w:szCs w:val="24"/>
+              <w:lang w:eastAsia="hu-HU"/>
+              <w14:ligatures w14:val="standardContextual"/>
+            </w:rPr>
+          </w:pPr>
+          <w:hyperlink w:anchor="_Toc228966818" w:history="1">
+            <w:r>
+              <w:rPr>
+                <w:rStyle w:val="Hyperlink"/>
+                <w:rFonts w:ascii="Times New Roman" w:hAnsi="Times New Roman" w:cs="Times New Roman"/>
+                <w:noProof/>
+              </w:rPr>
+              <w:t>Hardver:</w:t>
+            </w:r>
+            <w:r>
+              <w:rPr>
+                <w:noProof/>
+                <w:webHidden/>
+              </w:rPr>
+              <w:tab/>
+            </w:r>
+            <w:r>
+              <w:rPr>
+                <w:noProof/>
+                <w:webHidden/>
+              </w:rPr>
+              <w:fldChar w:fldCharType="begin"/>
+            </w:r>
+            <w:r>
+              <w:rPr>
+                <w:noProof/>
+                <w:webHidden/>
+              </w:rPr>
+              <w:instrText xml:space="preserve"> PAGEREF _Toc228966818 \h </w:instrText>
+            </w:r>
+            <w:r>
+              <w:rPr>
+                <w:noProof/>
+                <w:webHidden/>
+              </w:rPr>
+            </w:r>
+            <w:r>
+              <w:rPr>
+                <w:noProof/>
+                <w:webHidden/>
+              </w:rPr>
+              <w:fldChar w:fldCharType="separate"/>
+            </w:r>
+            <w:r>
+              <w:rPr>
+                <w:noProof/>
+                <w:webHidden/>
+              </w:rPr>
+              <w:t>4</w:t>
+            </w:r>
+            <w:r>
+              <w:rPr>
+                <w:noProof/>
+                <w:webHidden/>
+              </w:rPr>
+              <w:fldChar w:fldCharType="end"/>
+            </w:r>
+          </w:hyperlink>
+        </w:p>
+        <w:p>
+          <w:pPr>
+            <w:pStyle w:val="TOC2"/>
+            <w:tabs>
+              <w:tab w:val="right" w:leader="dot" w:pos="9062"/>
+            </w:tabs>
+            <w:rPr>
+              <w:rFonts w:eastAsiaTheme="minorEastAsia"/>
+              <w:noProof/>
+              <w:kern w:val="2"/>
+              <w:sz w:val="24"/>
+              <w:szCs w:val="24"/>
+              <w:lang w:eastAsia="hu-HU"/>
+              <w14:ligatures w14:val="standardContextual"/>
+            </w:rPr>
+          </w:pPr>
+          <w:hyperlink w:anchor="_Toc228966819" w:history="1">
+            <w:r>
+              <w:rPr>
+                <w:rStyle w:val="Hyperlink"/>
+                <w:rFonts w:ascii="Times New Roman" w:hAnsi="Times New Roman" w:cs="Times New Roman"/>
+                <w:noProof/>
+              </w:rPr>
+              <w:t>Szoftver:</w:t>
+            </w:r>
+            <w:r>
+              <w:rPr>
+                <w:noProof/>
+                <w:webHidden/>
+              </w:rPr>
+              <w:tab/>
+            </w:r>
+            <w:r>
+              <w:rPr>
+                <w:noProof/>
+                <w:webHidden/>
+              </w:rPr>
+              <w:fldChar w:fldCharType="begin"/>
+            </w:r>
+            <w:r>
+              <w:rPr>
+                <w:noProof/>
+                <w:webHidden/>
+              </w:rPr>
+              <w:instrText xml:space="preserve"> PAGEREF _Toc228966819 \h </w:instrText>
+            </w:r>
+            <w:r>
+              <w:rPr>
+                <w:noProof/>
+                <w:webHidden/>
+              </w:rPr>
+            </w:r>
+            <w:r>
+              <w:rPr>
+                <w:noProof/>
+                <w:webHidden/>
+              </w:rPr>
+              <w:fldChar w:fldCharType="separate"/>
+            </w:r>
+            <w:r>
+              <w:rPr>
+                <w:noProof/>
+                <w:webHidden/>
+              </w:rPr>
+              <w:t>4</w:t>
+            </w:r>
+            <w:r>
+              <w:rPr>
+                <w:noProof/>
+                <w:webHidden/>
+              </w:rPr>
+              <w:fldChar w:fldCharType="end"/>
+            </w:r>
+          </w:hyperlink>
+        </w:p>
+        <w:p>
+          <w:pPr>
+            <w:pStyle w:val="TOC1"/>
+            <w:tabs>
+              <w:tab w:val="right" w:leader="dot" w:pos="9062"/>
+            </w:tabs>
+            <w:rPr>
+              <w:rFonts w:eastAsiaTheme="minorEastAsia"/>
+              <w:noProof/>
+              <w:kern w:val="2"/>
+              <w:sz w:val="24"/>
+              <w:szCs w:val="24"/>
+              <w:lang w:eastAsia="hu-HU"/>
+              <w14:ligatures w14:val="standardContextual"/>
+            </w:rPr>
+          </w:pPr>
+          <w:hyperlink w:anchor="_Toc228966820" w:history="1">
+            <w:r>
+              <w:rPr>
+                <w:rStyle w:val="Hyperlink"/>
+                <w:rFonts w:ascii="Times New Roman" w:hAnsi="Times New Roman" w:cs="Times New Roman"/>
+                <w:b/>
+                <w:bCs/>
+                <w:noProof/>
+              </w:rPr>
+              <w:t>A program telepítése:</w:t>
+            </w:r>
+            <w:r>
+              <w:rPr>
+                <w:noProof/>
+                <w:webHidden/>
+              </w:rPr>
+              <w:tab/>
+            </w:r>
+            <w:r>
+              <w:rPr>
+                <w:noProof/>
+                <w:webHidden/>
+              </w:rPr>
+              <w:fldChar w:fldCharType="begin"/>
+            </w:r>
+            <w:r>
+              <w:rPr>
+                <w:noProof/>
+                <w:webHidden/>
+              </w:rPr>
+              <w:instrText xml:space="preserve"> PAGEREF _Toc228966820 \h </w:instrText>
+            </w:r>
+            <w:r>
+              <w:rPr>
+                <w:noProof/>
+                <w:webHidden/>
+              </w:rPr>
+            </w:r>
+            <w:r>
+              <w:rPr>
+                <w:noProof/>
+                <w:webHidden/>
+              </w:rPr>
+              <w:fldChar w:fldCharType="separate"/>
+            </w:r>
+            <w:r>
+              <w:rPr>
+                <w:noProof/>
+                <w:webHidden/>
+              </w:rPr>
+              <w:t>4</w:t>
+            </w:r>
+            <w:r>
+              <w:rPr>
+                <w:noProof/>
+                <w:webHidden/>
+              </w:rPr>
+              <w:fldChar w:fldCharType="end"/>
+            </w:r>
+          </w:hyperlink>
+        </w:p>
+        <w:p>
+          <w:pPr>
+            <w:pStyle w:val="TOC2"/>
+            <w:tabs>
+              <w:tab w:val="right" w:leader="dot" w:pos="9062"/>
+            </w:tabs>
+            <w:rPr>
+              <w:rFonts w:eastAsiaTheme="minorEastAsia"/>
+              <w:noProof/>
+              <w:kern w:val="2"/>
+              <w:sz w:val="24"/>
+              <w:szCs w:val="24"/>
+              <w:lang w:eastAsia="hu-HU"/>
+              <w14:ligatures w14:val="standardContextual"/>
+            </w:rPr>
+          </w:pPr>
+          <w:hyperlink w:anchor="_Toc228966821" w:history="1">
+            <w:r>
+              <w:rPr>
+                <w:rStyle w:val="Hyperlink"/>
+                <w:rFonts w:ascii="Times New Roman" w:hAnsi="Times New Roman" w:cs="Times New Roman"/>
+                <w:noProof/>
+              </w:rPr>
+              <w:t>Projekt működéséhez kötelező letöltések:</w:t>
+            </w:r>
+            <w:r>
+              <w:rPr>
+                <w:noProof/>
+                <w:webHidden/>
+              </w:rPr>
+              <w:tab/>
+            </w:r>
+            <w:r>
+              <w:rPr>
+                <w:noProof/>
+                <w:webHidden/>
+              </w:rPr>
+              <w:fldChar w:fldCharType="begin"/>
+            </w:r>
+            <w:r>
+              <w:rPr>
+                <w:noProof/>
+                <w:webHidden/>
+              </w:rPr>
+              <w:instrText xml:space="preserve"> PAGEREF _Toc228966821 \h </w:instrText>
+            </w:r>
+            <w:r>
+              <w:rPr>
+                <w:noProof/>
+                <w:webHidden/>
+              </w:rPr>
+            </w:r>
+            <w:r>
+              <w:rPr>
+                <w:noProof/>
+                <w:webHidden/>
+              </w:rPr>
+              <w:fldChar w:fldCharType="separate"/>
+            </w:r>
+            <w:r>
+              <w:rPr>
+                <w:noProof/>
+                <w:webHidden/>
+              </w:rPr>
+              <w:t>4</w:t>
+            </w:r>
+            <w:r>
+              <w:rPr>
+                <w:noProof/>
+                <w:webHidden/>
+              </w:rPr>
+              <w:fldChar w:fldCharType="end"/>
+            </w:r>
+          </w:hyperlink>
+        </w:p>
+        <w:p>
+          <w:pPr>
+            <w:pStyle w:val="TOC2"/>
+            <w:tabs>
+              <w:tab w:val="right" w:leader="dot" w:pos="9062"/>
+            </w:tabs>
+            <w:rPr>
+              <w:rFonts w:eastAsiaTheme="minorEastAsia"/>
+              <w:noProof/>
+              <w:kern w:val="2"/>
+              <w:sz w:val="24"/>
+              <w:szCs w:val="24"/>
+              <w:lang w:eastAsia="hu-HU"/>
+              <w14:ligatures w14:val="standardContextual"/>
+            </w:rPr>
+          </w:pPr>
+          <w:hyperlink w:anchor="_Toc228966822" w:history="1">
+            <w:r>
+              <w:rPr>
+                <w:rStyle w:val="Hyperlink"/>
+                <w:rFonts w:ascii="Times New Roman" w:hAnsi="Times New Roman" w:cs="Times New Roman"/>
+                <w:noProof/>
+              </w:rPr>
+              <w:t>Frontend tesztelés futtatásához szükséges letöltés:</w:t>
+            </w:r>
+            <w:r>
+              <w:rPr>
+                <w:noProof/>
+                <w:webHidden/>
+              </w:rPr>
+              <w:tab/>
+            </w:r>
+            <w:r>
+              <w:rPr>
+                <w:noProof/>
+                <w:webHidden/>
+              </w:rPr>
+              <w:fldChar w:fldCharType="begin"/>
+            </w:r>
+            <w:r>
+              <w:rPr>
+                <w:noProof/>
+                <w:webHidden/>
+              </w:rPr>
+              <w:instrText xml:space="preserve"> PAGEREF _Toc228966822 \h </w:instrText>
+            </w:r>
+            <w:r>
+              <w:rPr>
+                <w:noProof/>
+                <w:webHidden/>
+              </w:rPr>
+            </w:r>
+            <w:r>
+              <w:rPr>
+                <w:noProof/>
+                <w:webHidden/>
+              </w:rPr>
+              <w:fldChar w:fldCharType="separate"/>
+            </w:r>
+            <w:r>
+              <w:rPr>
+                <w:noProof/>
+                <w:webHidden/>
+              </w:rPr>
+              <w:t>6</w:t>
+            </w:r>
+            <w:r>
+              <w:rPr>
+                <w:noProof/>
+                <w:webHidden/>
+              </w:rPr>
+              <w:fldChar w:fldCharType="end"/>
+            </w:r>
+          </w:hyperlink>
+        </w:p>
+        <w:p>
+          <w:pPr>
+            <w:pStyle w:val="TOC2"/>
+            <w:tabs>
+              <w:tab w:val="right" w:leader="dot" w:pos="9062"/>
+            </w:tabs>
+            <w:rPr>
+              <w:rFonts w:eastAsiaTheme="minorEastAsia"/>
+              <w:noProof/>
+              <w:kern w:val="2"/>
+              <w:sz w:val="24"/>
+              <w:szCs w:val="24"/>
+              <w:lang w:eastAsia="hu-HU"/>
+              <w14:ligatures w14:val="standardContextual"/>
+            </w:rPr>
+          </w:pPr>
+          <w:hyperlink w:anchor="_Toc228966823" w:history="1">
+            <w:r>
+              <w:rPr>
+                <w:rStyle w:val="Hyperlink"/>
+                <w:rFonts w:ascii="Times New Roman" w:hAnsi="Times New Roman" w:cs="Times New Roman"/>
+                <w:noProof/>
+              </w:rPr>
+              <w:t>Backend tesztelés futtatásához szükséges letöltés:</w:t>
+            </w:r>
+            <w:r>
+              <w:rPr>
+                <w:noProof/>
+                <w:webHidden/>
+              </w:rPr>
+              <w:tab/>
+            </w:r>
+            <w:r>
+              <w:rPr>
+                <w:noProof/>
+                <w:webHidden/>
+              </w:rPr>
+              <w:fldChar w:fldCharType="begin"/>
+            </w:r>
+            <w:r>
+              <w:rPr>
+                <w:noProof/>
+                <w:webHidden/>
+              </w:rPr>
+              <w:instrText xml:space="preserve"> PAGEREF _Toc228966823 \h </w:instrText>
+            </w:r>
+            <w:r>
+              <w:rPr>
+                <w:noProof/>
+                <w:webHidden/>
+              </w:rPr>
+            </w:r>
+            <w:r>
+              <w:rPr>
+                <w:noProof/>
+                <w:webHidden/>
+              </w:rPr>
+              <w:fldChar w:fldCharType="separate"/>
+            </w:r>
+            <w:r>
+              <w:rPr>
+                <w:noProof/>
+                <w:webHidden/>
+              </w:rPr>
+              <w:t>7</w:t>
+            </w:r>
+            <w:r>
+              <w:rPr>
+                <w:noProof/>
+                <w:webHidden/>
+              </w:rPr>
+              <w:fldChar w:fldCharType="end"/>
+            </w:r>
+          </w:hyperlink>
+        </w:p>
+        <w:p>
+          <w:pPr>
+            <w:pStyle w:val="TOC1"/>
+            <w:tabs>
+              <w:tab w:val="right" w:leader="dot" w:pos="9062"/>
+            </w:tabs>
+            <w:rPr>
+              <w:rFonts w:eastAsiaTheme="minorEastAsia"/>
+              <w:noProof/>
+              <w:kern w:val="2"/>
+              <w:sz w:val="24"/>
+              <w:szCs w:val="24"/>
+              <w:lang w:eastAsia="hu-HU"/>
+              <w14:ligatures w14:val="standardContextual"/>
+            </w:rPr>
+          </w:pPr>
+          <w:hyperlink w:anchor="_Toc228966824" w:history="1">
+            <w:r>
+              <w:rPr>
+                <w:rStyle w:val="Hyperlink"/>
+                <w:rFonts w:ascii="Times New Roman" w:hAnsi="Times New Roman" w:cs="Times New Roman"/>
+                <w:b/>
+                <w:bCs/>
+                <w:noProof/>
+              </w:rPr>
+              <w:t>Program rendszerhasználati leírása:</w:t>
+            </w:r>
+            <w:r>
+              <w:rPr>
+                <w:noProof/>
+                <w:webHidden/>
+              </w:rPr>
+              <w:tab/>
+            </w:r>
+            <w:r>
+              <w:rPr>
+                <w:noProof/>
+                <w:webHidden/>
+              </w:rPr>
+              <w:fldChar w:fldCharType="begin"/>
+            </w:r>
+            <w:r>
+              <w:rPr>
+                <w:noProof/>
+                <w:webHidden/>
+              </w:rPr>
+              <w:instrText xml:space="preserve"> PAGEREF _Toc228966824 \h </w:instrText>
+            </w:r>
+            <w:r>
+              <w:rPr>
+                <w:noProof/>
+                <w:webHidden/>
+              </w:rPr>
+            </w:r>
+            <w:r>
+              <w:rPr>
+                <w:noProof/>
+                <w:webHidden/>
+              </w:rPr>
+              <w:fldChar w:fldCharType="separate"/>
+            </w:r>
+            <w:r>
+              <w:rPr>
+                <w:noProof/>
+                <w:webHidden/>
+              </w:rPr>
+              <w:t>8</w:t>
+            </w:r>
+            <w:r>
+              <w:rPr>
+                <w:noProof/>
+                <w:webHidden/>
+              </w:rPr>
+              <w:fldChar w:fldCharType="end"/>
+            </w:r>
+          </w:hyperlink>
+        </w:p>
+        <w:p>
+          <w:pPr>
+            <w:pStyle w:val="TOC2"/>
+            <w:tabs>
+              <w:tab w:val="right" w:leader="dot" w:pos="9062"/>
+            </w:tabs>
+            <w:rPr>
+              <w:rFonts w:eastAsiaTheme="minorEastAsia"/>
+              <w:noProof/>
+              <w:kern w:val="2"/>
+              <w:sz w:val="24"/>
+              <w:szCs w:val="24"/>
+              <w:lang w:eastAsia="hu-HU"/>
+              <w14:ligatures w14:val="standardContextual"/>
+            </w:rPr>
+          </w:pPr>
+          <w:hyperlink w:anchor="_Toc228966825" w:history="1">
+            <w:r>
+              <w:rPr>
+                <w:rStyle w:val="Hyperlink"/>
+                <w:rFonts w:ascii="Times New Roman" w:hAnsi="Times New Roman" w:cs="Times New Roman"/>
+                <w:noProof/>
+              </w:rPr>
+              <w:t>Főoldal</w:t>
+            </w:r>
+            <w:r>
+              <w:rPr>
+                <w:noProof/>
+                <w:webHidden/>
+              </w:rPr>
+              <w:tab/>
+            </w:r>
+            <w:r>
+              <w:rPr>
+                <w:noProof/>
+                <w:webHidden/>
+              </w:rPr>
+              <w:fldChar w:fldCharType="begin"/>
+            </w:r>
+            <w:r>
+              <w:rPr>
+                <w:noProof/>
+                <w:webHidden/>
+              </w:rPr>
+              <w:instrText xml:space="preserve"> PAGEREF _Toc228966825 \h </w:instrText>
+            </w:r>
+            <w:r>
+              <w:rPr>
+                <w:noProof/>
+                <w:webHidden/>
+              </w:rPr>
+            </w:r>
+            <w:r>
+              <w:rPr>
+                <w:noProof/>
+                <w:webHidden/>
+              </w:rPr>
+              <w:fldChar w:fldCharType="separate"/>
+            </w:r>
+            <w:r>
+              <w:rPr>
+                <w:noProof/>
+                <w:webHidden/>
+              </w:rPr>
+              <w:t>8</w:t>
+            </w:r>
+            <w:r>
+              <w:rPr>
+                <w:noProof/>
+                <w:webHidden/>
+              </w:rPr>
+              <w:fldChar w:fldCharType="end"/>
+            </w:r>
+          </w:hyperlink>
+        </w:p>
+        <w:p>
+          <w:pPr>
+            <w:pStyle w:val="TOC2"/>
+            <w:tabs>
+              <w:tab w:val="right" w:leader="dot" w:pos="9062"/>
+            </w:tabs>
+            <w:rPr>
+              <w:rFonts w:eastAsiaTheme="minorEastAsia"/>
+              <w:noProof/>
+              <w:kern w:val="2"/>
+              <w:sz w:val="24"/>
+              <w:szCs w:val="24"/>
+              <w:lang w:eastAsia="hu-HU"/>
+              <w14:ligatures w14:val="standardContextual"/>
+            </w:rPr>
+          </w:pPr>
+          <w:hyperlink w:anchor="_Toc228966826" w:history="1">
+            <w:r>
+              <w:rPr>
+                <w:rStyle w:val="Hyperlink"/>
+                <w:rFonts w:ascii="Times New Roman" w:hAnsi="Times New Roman" w:cs="Times New Roman"/>
+                <w:noProof/>
+              </w:rPr>
+              <w:t>Regisztráció</w:t>
+            </w:r>
+            <w:r>
+              <w:rPr>
+                <w:noProof/>
+                <w:webHidden/>
+              </w:rPr>
+              <w:tab/>
+            </w:r>
+            <w:r>
+              <w:rPr>
+                <w:noProof/>
+                <w:webHidden/>
+              </w:rPr>
+              <w:fldChar w:fldCharType="begin"/>
+            </w:r>
+            <w:r>
+              <w:rPr>
+                <w:noProof/>
+                <w:webHidden/>
+              </w:rPr>
+              <w:instrText xml:space="preserve"> PAGEREF _Toc228966826 \h </w:instrText>
+            </w:r>
+            <w:r>
+              <w:rPr>
+                <w:noProof/>
+                <w:webHidden/>
+              </w:rPr>
+            </w:r>
+            <w:r>
+              <w:rPr>
+                <w:noProof/>
+                <w:webHidden/>
+              </w:rPr>
+              <w:fldChar w:fldCharType="separate"/>
+            </w:r>
+            <w:r>
+              <w:rPr>
+                <w:noProof/>
+                <w:webHidden/>
+              </w:rPr>
+              <w:t>8</w:t>
+            </w:r>
+            <w:r>
+              <w:rPr>
+                <w:noProof/>
+                <w:webHidden/>
+              </w:rPr>
+              <w:fldChar w:fldCharType="end"/>
+            </w:r>
+          </w:hyperlink>
+        </w:p>
+        <w:p>
+          <w:pPr>
+            <w:pStyle w:val="TOC2"/>
+            <w:tabs>
+              <w:tab w:val="right" w:leader="dot" w:pos="9062"/>
+            </w:tabs>
+            <w:rPr>
+              <w:rFonts w:eastAsiaTheme="minorEastAsia"/>
+              <w:noProof/>
+              <w:kern w:val="2"/>
+              <w:sz w:val="24"/>
+              <w:szCs w:val="24"/>
+              <w:lang w:eastAsia="hu-HU"/>
+              <w14:ligatures w14:val="standardContextual"/>
+            </w:rPr>
+          </w:pPr>
+          <w:hyperlink w:anchor="_Toc228966827" w:history="1">
+            <w:r>
+              <w:rPr>
+                <w:rStyle w:val="Hyperlink"/>
+                <w:rFonts w:ascii="Times New Roman" w:hAnsi="Times New Roman" w:cs="Times New Roman"/>
+                <w:noProof/>
+              </w:rPr>
+              <w:t>Bejelentkezés</w:t>
+            </w:r>
+            <w:r>
+              <w:rPr>
+                <w:noProof/>
+                <w:webHidden/>
+              </w:rPr>
+              <w:tab/>
+            </w:r>
+            <w:r>
+              <w:rPr>
+                <w:noProof/>
+                <w:webHidden/>
+              </w:rPr>
+              <w:fldChar w:fldCharType="begin"/>
+            </w:r>
+            <w:r>
+              <w:rPr>
+                <w:noProof/>
+                <w:webHidden/>
+              </w:rPr>
+              <w:instrText xml:space="preserve"> PAGEREF _Toc228966827 \h </w:instrText>
+            </w:r>
+            <w:r>
+              <w:rPr>
+                <w:noProof/>
+                <w:webHidden/>
+              </w:rPr>
+            </w:r>
+            <w:r>
+              <w:rPr>
+                <w:noProof/>
+                <w:webHidden/>
+              </w:rPr>
+              <w:fldChar w:fldCharType="separate"/>
+            </w:r>
+            <w:r>
+              <w:rPr>
+                <w:noProof/>
+                <w:webHidden/>
+              </w:rPr>
+              <w:t>10</w:t>
+            </w:r>
+            <w:r>
+              <w:rPr>
+                <w:noProof/>
+                <w:webHidden/>
+              </w:rPr>
+              <w:fldChar w:fldCharType="end"/>
+            </w:r>
+          </w:hyperlink>
+        </w:p>
+        <w:p>
+          <w:pPr>
+            <w:pStyle w:val="TOC2"/>
+            <w:tabs>
+              <w:tab w:val="right" w:leader="dot" w:pos="9062"/>
+            </w:tabs>
+            <w:rPr>
+              <w:rFonts w:eastAsiaTheme="minorEastAsia"/>
+              <w:noProof/>
+              <w:kern w:val="2"/>
+              <w:sz w:val="24"/>
+              <w:szCs w:val="24"/>
+              <w:lang w:eastAsia="hu-HU"/>
+              <w14:ligatures w14:val="standardContextual"/>
+            </w:rPr>
+          </w:pPr>
+          <w:hyperlink w:anchor="_Toc228966828" w:history="1">
+            <w:r>
+              <w:rPr>
+                <w:rStyle w:val="Hyperlink"/>
+                <w:rFonts w:ascii="Times New Roman" w:hAnsi="Times New Roman" w:cs="Times New Roman"/>
+                <w:noProof/>
+              </w:rPr>
+              <w:t>Felhasználói oldal</w:t>
+            </w:r>
+            <w:r>
+              <w:rPr>
+                <w:noProof/>
+                <w:webHidden/>
+              </w:rPr>
+              <w:tab/>
+            </w:r>
+            <w:r>
+              <w:rPr>
+                <w:noProof/>
+                <w:webHidden/>
+              </w:rPr>
+              <w:fldChar w:fldCharType="begin"/>
+            </w:r>
+            <w:r>
+              <w:rPr>
+                <w:noProof/>
+                <w:webHidden/>
+              </w:rPr>
+              <w:instrText xml:space="preserve"> PAGEREF _Toc228966828 \h </w:instrText>
+            </w:r>
+            <w:r>
+              <w:rPr>
+                <w:noProof/>
+                <w:webHidden/>
+              </w:rPr>
+            </w:r>
+            <w:r>
+              <w:rPr>
+                <w:noProof/>
+                <w:webHidden/>
+              </w:rPr>
+              <w:fldChar w:fldCharType="separate"/>
+            </w:r>
+            <w:r>
+              <w:rPr>
+                <w:noProof/>
+                <w:webHidden/>
+              </w:rPr>
+              <w:t>11</w:t>
+            </w:r>
+            <w:r>
+              <w:rPr>
+                <w:noProof/>
+                <w:webHidden/>
+              </w:rPr>
+              <w:fldChar w:fldCharType="end"/>
+            </w:r>
+          </w:hyperlink>
+        </w:p>
+        <w:p>
+          <w:pPr>
+            <w:pStyle w:val="TOC2"/>
+            <w:tabs>
+              <w:tab w:val="right" w:leader="dot" w:pos="9062"/>
+            </w:tabs>
+            <w:rPr>
+              <w:rFonts w:eastAsiaTheme="minorEastAsia"/>
+              <w:noProof/>
+              <w:kern w:val="2"/>
+              <w:sz w:val="24"/>
+              <w:szCs w:val="24"/>
+              <w:lang w:eastAsia="hu-HU"/>
+              <w14:ligatures w14:val="standardContextual"/>
+            </w:rPr>
+          </w:pPr>
+          <w:hyperlink w:anchor="_Toc228966829" w:history="1">
+            <w:r>
+              <w:rPr>
+                <w:rStyle w:val="Hyperlink"/>
+                <w:rFonts w:ascii="Times New Roman" w:hAnsi="Times New Roman" w:cs="Times New Roman"/>
+                <w:noProof/>
+              </w:rPr>
+              <w:t>Termékek oldal</w:t>
+            </w:r>
+            <w:r>
+              <w:rPr>
+                <w:noProof/>
+                <w:webHidden/>
+              </w:rPr>
+              <w:tab/>
+            </w:r>
+            <w:r>
+              <w:rPr>
+                <w:noProof/>
+                <w:webHidden/>
+              </w:rPr>
+              <w:fldChar w:fldCharType="begin"/>
+            </w:r>
+            <w:r>
+              <w:rPr>
+                <w:noProof/>
+                <w:webHidden/>
+              </w:rPr>
+              <w:instrText xml:space="preserve"> PAGEREF _Toc228966829 \h </w:instrText>
+            </w:r>
+            <w:r>
+              <w:rPr>
+                <w:noProof/>
+                <w:webHidden/>
+              </w:rPr>
+            </w:r>
+            <w:r>
+              <w:rPr>
+                <w:noProof/>
+                <w:webHidden/>
+              </w:rPr>
+              <w:fldChar w:fldCharType="separate"/>
+            </w:r>
+            <w:r>
+              <w:rPr>
+                <w:noProof/>
+                <w:webHidden/>
+              </w:rPr>
+              <w:t>12</w:t>
+            </w:r>
+            <w:r>
+              <w:rPr>
+                <w:noProof/>
+                <w:webHidden/>
+              </w:rPr>
+              <w:fldChar w:fldCharType="end"/>
+            </w:r>
+          </w:hyperlink>
+        </w:p>
+        <w:p>
+          <w:pPr>
+            <w:pStyle w:val="TOC2"/>
+            <w:tabs>
+              <w:tab w:val="right" w:leader="dot" w:pos="9062"/>
+            </w:tabs>
+            <w:rPr>
+              <w:rFonts w:eastAsiaTheme="minorEastAsia"/>
+              <w:noProof/>
+              <w:kern w:val="2"/>
+              <w:sz w:val="24"/>
+              <w:szCs w:val="24"/>
+              <w:lang w:eastAsia="hu-HU"/>
+              <w14:ligatures w14:val="standardContextual"/>
+            </w:rPr>
+          </w:pPr>
+          <w:hyperlink w:anchor="_Toc228966830" w:history="1">
+            <w:r>
+              <w:rPr>
+                <w:rStyle w:val="Hyperlink"/>
+                <w:rFonts w:ascii="Times New Roman" w:hAnsi="Times New Roman" w:cs="Times New Roman"/>
+                <w:noProof/>
+              </w:rPr>
+              <w:t>Kosár</w:t>
+            </w:r>
+            <w:r>
+              <w:rPr>
+                <w:noProof/>
+                <w:webHidden/>
+              </w:rPr>
+              <w:tab/>
+            </w:r>
+            <w:r>
+              <w:rPr>
+                <w:noProof/>
+                <w:webHidden/>
+              </w:rPr>
+              <w:fldChar w:fldCharType="begin"/>
+            </w:r>
+            <w:r>
+              <w:rPr>
+                <w:noProof/>
+                <w:webHidden/>
+              </w:rPr>
+              <w:instrText xml:space="preserve"> PAGEREF _Toc228966830 \h </w:instrText>
+            </w:r>
+            <w:r>
+              <w:rPr>
+                <w:noProof/>
+                <w:webHidden/>
+              </w:rPr>
+            </w:r>
+            <w:r>
+              <w:rPr>
+                <w:noProof/>
+                <w:webHidden/>
+              </w:rPr>
+              <w:fldChar w:fldCharType="separate"/>
+            </w:r>
+            <w:r>
+              <w:rPr>
+                <w:noProof/>
+                <w:webHidden/>
+              </w:rPr>
+              <w:t>13</w:t>
+            </w:r>
+            <w:r>
+              <w:rPr>
+                <w:noProof/>
+                <w:webHidden/>
+              </w:rPr>
+              <w:fldChar w:fldCharType="end"/>
+            </w:r>
+          </w:hyperlink>
+        </w:p>
+        <w:p>
+          <w:pPr>
+            <w:pStyle w:val="TOC2"/>
+            <w:tabs>
+              <w:tab w:val="right" w:leader="dot" w:pos="9062"/>
+            </w:tabs>
+            <w:rPr>
+              <w:rFonts w:eastAsiaTheme="minorEastAsia"/>
+              <w:noProof/>
+              <w:kern w:val="2"/>
+              <w:sz w:val="24"/>
+              <w:szCs w:val="24"/>
+              <w:lang w:eastAsia="hu-HU"/>
+              <w14:ligatures w14:val="standardContextual"/>
+            </w:rPr>
+          </w:pPr>
+          <w:hyperlink w:anchor="_Toc228966831" w:history="1">
+            <w:r>
+              <w:rPr>
+                <w:rStyle w:val="Hyperlink"/>
+                <w:rFonts w:ascii="Times New Roman" w:hAnsi="Times New Roman" w:cs="Times New Roman"/>
+                <w:noProof/>
+              </w:rPr>
+              <w:t>Rendelések kezelése</w:t>
+            </w:r>
+            <w:r>
+              <w:rPr>
+                <w:noProof/>
+                <w:webHidden/>
+              </w:rPr>
+              <w:tab/>
+            </w:r>
+            <w:r>
+              <w:rPr>
+                <w:noProof/>
+                <w:webHidden/>
+              </w:rPr>
+              <w:fldChar w:fldCharType="begin"/>
+            </w:r>
+            <w:r>
+              <w:rPr>
+                <w:noProof/>
+                <w:webHidden/>
+              </w:rPr>
+              <w:instrText xml:space="preserve"> PAGEREF _Toc228966831 \h </w:instrText>
+            </w:r>
+            <w:r>
+              <w:rPr>
+                <w:noProof/>
+                <w:webHidden/>
+              </w:rPr>
+            </w:r>
+            <w:r>
+              <w:rPr>
+                <w:noProof/>
+                <w:webHidden/>
+              </w:rPr>
+              <w:fldChar w:fldCharType="separate"/>
+            </w:r>
+            <w:r>
+              <w:rPr>
+                <w:noProof/>
+                <w:webHidden/>
+              </w:rPr>
+              <w:t>14</w:t>
+            </w:r>
+            <w:r>
+              <w:rPr>
+                <w:noProof/>
+                <w:webHidden/>
+              </w:rPr>
+              <w:fldChar w:fldCharType="end"/>
+            </w:r>
+          </w:hyperlink>
+        </w:p>
+        <w:p>
+          <w:pPr>
+            <w:pStyle w:val="TOC2"/>
+            <w:tabs>
+              <w:tab w:val="right" w:leader="dot" w:pos="9062"/>
+            </w:tabs>
+            <w:rPr>
+              <w:rFonts w:eastAsiaTheme="minorEastAsia"/>
+              <w:noProof/>
+              <w:kern w:val="2"/>
+              <w:sz w:val="24"/>
+              <w:szCs w:val="24"/>
+              <w:lang w:eastAsia="hu-HU"/>
+              <w14:ligatures w14:val="standardContextual"/>
+            </w:rPr>
+          </w:pPr>
+          <w:hyperlink w:anchor="_Toc228966832" w:history="1">
+            <w:r>
+              <w:rPr>
+                <w:rStyle w:val="Hyperlink"/>
+                <w:rFonts w:ascii="Times New Roman" w:hAnsi="Times New Roman" w:cs="Times New Roman"/>
+                <w:noProof/>
+              </w:rPr>
+              <w:t>Dolgozói felület</w:t>
+            </w:r>
+            <w:r>
+              <w:rPr>
+                <w:noProof/>
+                <w:webHidden/>
+              </w:rPr>
+              <w:tab/>
+            </w:r>
+            <w:r>
+              <w:rPr>
+                <w:noProof/>
+                <w:webHidden/>
+              </w:rPr>
+              <w:fldChar w:fldCharType="begin"/>
+            </w:r>
+            <w:r>
+              <w:rPr>
+                <w:noProof/>
+                <w:webHidden/>
+              </w:rPr>
+              <w:instrText xml:space="preserve"> PAGEREF _Toc228966832 \h </w:instrText>
+            </w:r>
+            <w:r>
+              <w:rPr>
+                <w:noProof/>
+                <w:webHidden/>
+              </w:rPr>
+            </w:r>
+            <w:r>
+              <w:rPr>
+                <w:noProof/>
+                <w:webHidden/>
+              </w:rPr>
+              <w:fldChar w:fldCharType="separate"/>
+            </w:r>
+            <w:r>
+              <w:rPr>
+                <w:noProof/>
+                <w:webHidden/>
+              </w:rPr>
+              <w:t>14</w:t>
+            </w:r>
+            <w:r>
+              <w:rPr>
+                <w:noProof/>
+                <w:webHidden/>
+              </w:rPr>
+              <w:fldChar w:fldCharType="end"/>
+            </w:r>
+          </w:hyperlink>
+        </w:p>
+        <w:p>
+          <w:pPr>
+            <w:pStyle w:val="TOC2"/>
+            <w:tabs>
+              <w:tab w:val="right" w:leader="dot" w:pos="9062"/>
+            </w:tabs>
+            <w:rPr>
+              <w:rFonts w:eastAsiaTheme="minorEastAsia"/>
+              <w:noProof/>
+              <w:kern w:val="2"/>
+              <w:sz w:val="24"/>
+              <w:szCs w:val="24"/>
+              <w:lang w:eastAsia="hu-HU"/>
+              <w14:ligatures w14:val="standardContextual"/>
+            </w:rPr>
+          </w:pPr>
+          <w:hyperlink w:anchor="_Toc228966833" w:history="1">
+            <w:r>
+              <w:rPr>
+                <w:rStyle w:val="Hyperlink"/>
+                <w:rFonts w:ascii="Times New Roman" w:hAnsi="Times New Roman" w:cs="Times New Roman"/>
+                <w:noProof/>
+              </w:rPr>
+              <w:t>Admin felület</w:t>
+            </w:r>
+            <w:r>
+              <w:rPr>
+                <w:noProof/>
+                <w:webHidden/>
+              </w:rPr>
+              <w:tab/>
+            </w:r>
+            <w:r>
+              <w:rPr>
+                <w:noProof/>
+                <w:webHidden/>
+              </w:rPr>
+              <w:fldChar w:fldCharType="begin"/>
+            </w:r>
+            <w:r>
+              <w:rPr>
+                <w:noProof/>
+                <w:webHidden/>
+              </w:rPr>
+              <w:instrText xml:space="preserve"> PAGEREF _Toc228966833 \h </w:instrText>
+            </w:r>
+            <w:r>
+              <w:rPr>
+                <w:noProof/>
+                <w:webHidden/>
+              </w:rPr>
+            </w:r>
+            <w:r>
+              <w:rPr>
+                <w:noProof/>
+                <w:webHidden/>
+              </w:rPr>
+              <w:fldChar w:fldCharType="separate"/>
+            </w:r>
+            <w:r>
+              <w:rPr>
+                <w:noProof/>
+                <w:webHidden/>
+              </w:rPr>
+              <w:t>15</w:t>
+            </w:r>
+            <w:r>
+              <w:rPr>
+                <w:noProof/>
+                <w:webHidden/>
+              </w:rPr>
+              <w:fldChar w:fldCharType="end"/>
+            </w:r>
+          </w:hyperlink>
+        </w:p>
+        <w:p>
+          <w:pPr>
+            <w:pStyle w:val="TOC2"/>
+            <w:tabs>
+              <w:tab w:val="right" w:leader="dot" w:pos="9062"/>
+            </w:tabs>
+            <w:rPr>
+              <w:rFonts w:eastAsiaTheme="minorEastAsia"/>
+              <w:noProof/>
+              <w:kern w:val="2"/>
+              <w:sz w:val="24"/>
+              <w:szCs w:val="24"/>
+              <w:lang w:eastAsia="hu-HU"/>
+              <w14:ligatures w14:val="standardContextual"/>
+            </w:rPr>
+          </w:pPr>
+          <w:hyperlink w:anchor="_Toc228966834" w:history="1">
+            <w:r>
+              <w:rPr>
+                <w:rStyle w:val="Hyperlink"/>
+                <w:rFonts w:ascii="Times New Roman" w:hAnsi="Times New Roman" w:cs="Times New Roman"/>
+                <w:noProof/>
+              </w:rPr>
+              <w:t>Rólunk oldal</w:t>
+            </w:r>
+            <w:r>
+              <w:rPr>
+                <w:noProof/>
+                <w:webHidden/>
+              </w:rPr>
+              <w:tab/>
+            </w:r>
+            <w:r>
+              <w:rPr>
+                <w:noProof/>
+                <w:webHidden/>
+              </w:rPr>
+              <w:fldChar w:fldCharType="begin"/>
+            </w:r>
+            <w:r>
+              <w:rPr>
+                <w:noProof/>
+                <w:webHidden/>
+              </w:rPr>
+              <w:instrText xml:space="preserve"> PAGEREF _Toc228966834 \h </w:instrText>
+            </w:r>
+            <w:r>
+              <w:rPr>
+                <w:noProof/>
+                <w:webHidden/>
+              </w:rPr>
+            </w:r>
+            <w:r>
+              <w:rPr>
+                <w:noProof/>
+                <w:webHidden/>
+              </w:rPr>
+              <w:fldChar w:fldCharType="separate"/>
+            </w:r>
+            <w:r>
+              <w:rPr>
+                <w:noProof/>
+                <w:webHidden/>
+              </w:rPr>
+              <w:t>16</w:t>
+            </w:r>
+            <w:r>
+              <w:rPr>
+                <w:noProof/>
+                <w:webHidden/>
+              </w:rPr>
+              <w:fldChar w:fldCharType="end"/>
+            </w:r>
+          </w:hyperlink>
+        </w:p>
+        <w:p>
+          <w:pPr>
+            <w:pStyle w:val="TOC2"/>
+            <w:tabs>
+              <w:tab w:val="right" w:leader="dot" w:pos="9062"/>
+            </w:tabs>
+            <w:rPr>
+              <w:rFonts w:eastAsiaTheme="minorEastAsia"/>
+              <w:noProof/>
+              <w:kern w:val="2"/>
+              <w:sz w:val="24"/>
+              <w:szCs w:val="24"/>
+              <w:lang w:eastAsia="hu-HU"/>
+              <w14:ligatures w14:val="standardContextual"/>
+            </w:rPr>
+          </w:pPr>
+          <w:hyperlink w:anchor="_Toc228966835" w:history="1">
+            <w:r>
+              <w:rPr>
+                <w:rStyle w:val="Hyperlink"/>
+                <w:rFonts w:ascii="Times New Roman" w:hAnsi="Times New Roman" w:cs="Times New Roman"/>
+                <w:noProof/>
+              </w:rPr>
+              <w:t>Navigáció</w:t>
+            </w:r>
+            <w:r>
+              <w:rPr>
+                <w:noProof/>
+                <w:webHidden/>
+              </w:rPr>
+              <w:tab/>
+            </w:r>
+            <w:r>
+              <w:rPr>
+                <w:noProof/>
+                <w:webHidden/>
+              </w:rPr>
+              <w:fldChar w:fldCharType="begin"/>
+            </w:r>
+            <w:r>
+              <w:rPr>
+                <w:noProof/>
+                <w:webHidden/>
+              </w:rPr>
+              <w:instrText xml:space="preserve"> PAGEREF _Toc228966835 \h </w:instrText>
+            </w:r>
+            <w:r>
+              <w:rPr>
+                <w:noProof/>
+                <w:webHidden/>
+              </w:rPr>
+            </w:r>
+            <w:r>
+              <w:rPr>
+                <w:noProof/>
+                <w:webHidden/>
+              </w:rPr>
+              <w:fldChar w:fldCharType="separate"/>
+            </w:r>
+            <w:r>
+              <w:rPr>
+                <w:noProof/>
+                <w:webHidden/>
+              </w:rPr>
+              <w:t>16</w:t>
+            </w:r>
+            <w:r>
+              <w:rPr>
+                <w:noProof/>
+                <w:webHidden/>
+              </w:rPr>
+              <w:fldChar w:fldCharType="end"/>
+            </w:r>
+          </w:hyperlink>
+        </w:p>
+        <w:p>
+          <w:pPr>
+            <w:pStyle w:val="TOC3"/>
+            <w:tabs>
+              <w:tab w:val="right" w:leader="dot" w:pos="9062"/>
+            </w:tabs>
+            <w:rPr>
+              <w:rFonts w:eastAsiaTheme="minorEastAsia"/>
+              <w:noProof/>
+              <w:kern w:val="2"/>
+              <w:sz w:val="24"/>
+              <w:szCs w:val="24"/>
+              <w:lang w:eastAsia="hu-HU"/>
+              <w14:ligatures w14:val="standardContextual"/>
+            </w:rPr>
+          </w:pPr>
+          <w:hyperlink w:anchor="_Toc228966836" w:history="1">
+            <w:r>
+              <w:rPr>
+                <w:rStyle w:val="Hyperlink"/>
+                <w:rFonts w:ascii="Times New Roman" w:hAnsi="Times New Roman" w:cs="Times New Roman"/>
+                <w:noProof/>
+              </w:rPr>
+              <w:t>Navigációs sáv (Navbar)</w:t>
+            </w:r>
+            <w:r>
+              <w:rPr>
+                <w:noProof/>
+                <w:webHidden/>
+              </w:rPr>
+              <w:tab/>
+            </w:r>
+            <w:r>
+              <w:rPr>
+                <w:noProof/>
+                <w:webHidden/>
+              </w:rPr>
+              <w:fldChar w:fldCharType="begin"/>
+            </w:r>
+            <w:r>
+              <w:rPr>
+                <w:noProof/>
+                <w:webHidden/>
+              </w:rPr>
+              <w:instrText xml:space="preserve"> PAGEREF _Toc228966836 \h </w:instrText>
+            </w:r>
+            <w:r>
+              <w:rPr>
+                <w:noProof/>
+                <w:webHidden/>
+              </w:rPr>
+            </w:r>
+            <w:r>
+              <w:rPr>
+                <w:noProof/>
+                <w:webHidden/>
+              </w:rPr>
+              <w:fldChar w:fldCharType="separate"/>
+            </w:r>
+            <w:r>
+              <w:rPr>
+                <w:noProof/>
+                <w:webHidden/>
+              </w:rPr>
+              <w:t>16</w:t>
+            </w:r>
+            <w:r>
+              <w:rPr>
+                <w:noProof/>
+                <w:webHidden/>
+              </w:rPr>
+              <w:fldChar w:fldCharType="end"/>
+            </w:r>
+          </w:hyperlink>
+        </w:p>
+        <w:p>
+          <w:pPr>
+            <w:pStyle w:val="TOC3"/>
+            <w:tabs>
+              <w:tab w:val="right" w:leader="dot" w:pos="9062"/>
+            </w:tabs>
+            <w:rPr>
+              <w:rFonts w:eastAsiaTheme="minorEastAsia"/>
+              <w:noProof/>
+              <w:kern w:val="2"/>
+              <w:sz w:val="24"/>
+              <w:szCs w:val="24"/>
+              <w:lang w:eastAsia="hu-HU"/>
+              <w14:ligatures w14:val="standardContextual"/>
+            </w:rPr>
+          </w:pPr>
+          <w:hyperlink w:anchor="_Toc228966837" w:history="1">
+            <w:r>
+              <w:rPr>
+                <w:rStyle w:val="Hyperlink"/>
+                <w:rFonts w:ascii="Times New Roman" w:hAnsi="Times New Roman" w:cs="Times New Roman"/>
+                <w:noProof/>
+              </w:rPr>
+              <w:t>Lábléc (Footer)</w:t>
+            </w:r>
+            <w:r>
+              <w:rPr>
+                <w:noProof/>
+                <w:webHidden/>
+              </w:rPr>
+              <w:tab/>
+            </w:r>
+            <w:r>
+              <w:rPr>
+                <w:noProof/>
+                <w:webHidden/>
+              </w:rPr>
+              <w:fldChar w:fldCharType="begin"/>
+            </w:r>
+            <w:r>
+              <w:rPr>
+                <w:noProof/>
+                <w:webHidden/>
+              </w:rPr>
+              <w:instrText xml:space="preserve"> PAGEREF _Toc228966837 \h </w:instrText>
+            </w:r>
+            <w:r>
+              <w:rPr>
+                <w:noProof/>
+                <w:webHidden/>
+              </w:rPr>
+            </w:r>
+            <w:r>
+              <w:rPr>
+                <w:noProof/>
+                <w:webHidden/>
+              </w:rPr>
+              <w:fldChar w:fldCharType="separate"/>
+            </w:r>
+            <w:r>
+              <w:rPr>
+                <w:noProof/>
+                <w:webHidden/>
+              </w:rPr>
+              <w:t>17</w:t>
+            </w:r>
+            <w:r>
+              <w:rPr>
+                <w:noProof/>
+                <w:webHidden/>
+              </w:rPr>
+              <w:fldChar w:fldCharType="end"/>
+            </w:r>
+          </w:hyperlink>
+        </w:p>
+        <w:p>
+          <w:pPr>
+            <w:pStyle w:val="TOC2"/>
+            <w:tabs>
+              <w:tab w:val="right" w:leader="dot" w:pos="9062"/>
+            </w:tabs>
+            <w:rPr>
+              <w:rFonts w:eastAsiaTheme="minorEastAsia"/>
+              <w:noProof/>
+              <w:kern w:val="2"/>
+              <w:sz w:val="24"/>
+              <w:szCs w:val="24"/>
+              <w:lang w:eastAsia="hu-HU"/>
+              <w14:ligatures w14:val="standardContextual"/>
+            </w:rPr>
+          </w:pPr>
+          <w:hyperlink w:anchor="_Toc228966838" w:history="1">
+            <w:r>
+              <w:rPr>
+                <w:rStyle w:val="Hyperlink"/>
+                <w:rFonts w:ascii="Times New Roman" w:hAnsi="Times New Roman" w:cs="Times New Roman"/>
+                <w:noProof/>
+              </w:rPr>
+              <w:t>E-mail értesítések</w:t>
+            </w:r>
+            <w:r>
+              <w:rPr>
+                <w:noProof/>
+                <w:webHidden/>
+              </w:rPr>
+              <w:tab/>
+            </w:r>
+            <w:r>
+              <w:rPr>
+                <w:noProof/>
+                <w:webHidden/>
+              </w:rPr>
+              <w:fldChar w:fldCharType="begin"/>
+            </w:r>
+            <w:r>
+              <w:rPr>
+                <w:noProof/>
+                <w:webHidden/>
+              </w:rPr>
+              <w:instrText xml:space="preserve"> PAGEREF _Toc228966838 \h </w:instrText>
+            </w:r>
+            <w:r>
+              <w:rPr>
+                <w:noProof/>
+                <w:webHidden/>
+              </w:rPr>
+            </w:r>
+            <w:r>
+              <w:rPr>
+                <w:noProof/>
+                <w:webHidden/>
+              </w:rPr>
+              <w:fldChar w:fldCharType="separate"/>
+            </w:r>
+            <w:r>
+              <w:rPr>
+                <w:noProof/>
+                <w:webHidden/>
+              </w:rPr>
+              <w:t>17</w:t>
+            </w:r>
+            <w:r>
+              <w:rPr>
+                <w:noProof/>
+                <w:webHidden/>
+              </w:rPr>
+              <w:fldChar w:fldCharType="end"/>
+            </w:r>
+          </w:hyperlink>
+        </w:p>
+        <w:p>
+          <w:pPr>
+            <w:rPr>
+              <w:b/>
+              <w:bCs/>
+            </w:rPr>
+          </w:pPr>
+          <w:r>
+            <w:rPr>
+              <w:b/>
+              <w:bCs/>
+            </w:rPr>
+            <w:fldChar w:fldCharType="end"/>
+          </w:r>
+        </w:p>
+      </w:sdtContent>
+    </w:sdt>
+    <w:p>
+      <w:r>
+        <w:rPr>
+          <w:rFonts w:ascii="Times New Roman" w:hAnsi="Times New Roman" w:cs="Times New Roman"/>
+        </w:rPr>
+        <w:br w:type="page"/>
+      </w:r>
+    </w:p>
+    <w:p>
+      <w:pPr>
+        <w:pStyle w:val="Heading1"/>
+        <w:rPr>
+          <w:rFonts w:ascii="Times New Roman" w:hAnsi="Times New Roman" w:cs="Times New Roman"/>
+          <w:b/>
+          <w:bCs/>
+        </w:rPr>
+      </w:pPr>
+      <w:bookmarkStart w:id="0" w:name="_Toc228966816"/>
+      <w:r>
+        <w:rPr>
+          <w:rFonts w:ascii="Times New Roman" w:hAnsi="Times New Roman" w:cs="Times New Roman"/>
+          <w:b/>
+          <w:bCs/>
         </w:rPr>
         <w:lastRenderedPageBreak/>
         <w:t>Általános Specifikáció</w:t>
       </w:r>
+      <w:bookmarkEnd w:id="0"/>
     </w:p>
     <w:p>
       <w:pPr>
@@ -481,7 +2290,15 @@
         <w:jc w:val="both"/>
       </w:pPr>
       <w:r>
-        <w:t>Az Arany Agancs Webshop projekt célja egy modern, reszponzív, PHP és MySQL alapú online áruház létrehozása, amely vadászathoz szükséges kiegészítőket és felszereléseket kínál a vásárlók számára. A rendszer célja, hogy egy megbízható, könnyen kezelhető, többnyelvű (angol és magyar) felületet biztosítson mind a vásárlók, mind az adminisztrátorok számára, figyelembe véve a mai digitális elvárásokat és a felhasználói élmény fontosságát.</w:t>
+        <w:t xml:space="preserve">Az Arany Agancs Webshop projekt célja egy modern, reszponzív, PHP és </w:t>
+      </w:r>
+      <w:proofErr w:type="spellStart"/>
+      <w:r>
+        <w:t>MySQL</w:t>
+      </w:r>
+      <w:proofErr w:type="spellEnd"/>
+      <w:r>
+        <w:t xml:space="preserve"> alapú online áruház létrehozása, amely vadászathoz szükséges kiegészítőket és felszereléseket kínál a vásárlók számára. A rendszer célja, hogy egy megbízható, könnyen kezelhető, többnyelvű (angol és magyar) felületet biztosítson mind a vásárlók, mind az adminisztrátorok számára, figyelembe véve a mai digitális elvárásokat és a felhasználói élmény fontosságát.</w:t>
       </w:r>
     </w:p>
     <w:p>
@@ -529,7 +2346,15 @@
         <w:jc w:val="both"/>
       </w:pPr>
       <w:r>
-        <w:t>Az adminisztrátori felület szintén fontos része a rendszernek. Az adminisztrátorok számára egy külön belépési pont biztosított, ahol teljeskörűen kezelhetik a webshop tartalmát. Ide tartozik a termékek felvitele, módosítása és törlése, kategóriák kezelése, készletinformációk frissítése, valamint rendelések nyomon követése. Emellett statisztikai kimutatások is rendelkezésre állnak, amelyek segítségével az adminisztrátorok képet kaphatnak az eladásokról, a legnépszerűbb termékekről és a vásárlói szokásokról.</w:t>
+        <w:t xml:space="preserve">Az adminisztrátori felület szintén fontos része a rendszernek. Az adminisztrátorok számára egy külön belépési pont biztosított, ahol </w:t>
+      </w:r>
+      <w:proofErr w:type="spellStart"/>
+      <w:r>
+        <w:t>teljeskörűen</w:t>
+      </w:r>
+      <w:proofErr w:type="spellEnd"/>
+      <w:r>
+        <w:t xml:space="preserve"> kezelhetik a webshop tartalmát. Ide tartozik a termékek felvitele, módosítása és törlése, kategóriák kezelése, készletinformációk frissítése, valamint rendelések nyomon követése. Emellett statisztikai kimutatások is rendelkezésre állnak, amelyek segítségével az adminisztrátorok képet kaphatnak az eladásokról, a legnépszerűbb termékekről és a vásárlói szokásokról.</w:t>
       </w:r>
     </w:p>
     <w:p>
@@ -582,15 +2407,21 @@
         <w:pStyle w:val="Heading1"/>
         <w:rPr>
           <w:rFonts w:ascii="Times New Roman" w:hAnsi="Times New Roman" w:cs="Times New Roman"/>
-        </w:rPr>
-      </w:pPr>
-      <w:r>
-        <w:rPr>
-          <w:rFonts w:ascii="Times New Roman" w:hAnsi="Times New Roman" w:cs="Times New Roman"/>
+          <w:b/>
+          <w:bCs/>
+        </w:rPr>
+      </w:pPr>
+      <w:bookmarkStart w:id="1" w:name="_Toc228966817"/>
+      <w:r>
+        <w:rPr>
+          <w:rFonts w:ascii="Times New Roman" w:hAnsi="Times New Roman" w:cs="Times New Roman"/>
+          <w:b/>
+          <w:bCs/>
         </w:rPr>
         <w:lastRenderedPageBreak/>
         <w:t>Rendszerkövetelmények:</w:t>
       </w:r>
+      <w:bookmarkEnd w:id="1"/>
     </w:p>
     <w:p>
       <w:pPr>
@@ -599,12 +2430,14 @@
           <w:rFonts w:ascii="Times New Roman" w:hAnsi="Times New Roman" w:cs="Times New Roman"/>
         </w:rPr>
       </w:pPr>
+      <w:bookmarkStart w:id="2" w:name="_Toc228966818"/>
       <w:r>
         <w:rPr>
           <w:rFonts w:ascii="Times New Roman" w:hAnsi="Times New Roman" w:cs="Times New Roman"/>
         </w:rPr>
         <w:t>Hardver:</w:t>
       </w:r>
+      <w:bookmarkEnd w:id="2"/>
     </w:p>
     <w:p>
       <w:pPr>
@@ -664,12 +2497,14 @@
           <w:rFonts w:ascii="Times New Roman" w:hAnsi="Times New Roman" w:cs="Times New Roman"/>
         </w:rPr>
       </w:pPr>
+      <w:bookmarkStart w:id="3" w:name="_Toc228966819"/>
       <w:r>
         <w:rPr>
           <w:rFonts w:ascii="Times New Roman" w:hAnsi="Times New Roman" w:cs="Times New Roman"/>
         </w:rPr>
         <w:t>Szoftver:</w:t>
       </w:r>
+      <w:bookmarkEnd w:id="3"/>
     </w:p>
     <w:p>
       <w:pPr>
@@ -701,24 +2536,25 @@
           <w:sz w:val="28"/>
           <w:szCs w:val="28"/>
         </w:rPr>
-        <w:t xml:space="preserve"> 7,8,10,11, Linux (32 vagy 64 bites), macOS 10.10 vagy újabb</w:t>
-      </w:r>
-    </w:p>
-    <w:p>
-      <w:pPr>
+        <w:t xml:space="preserve"> 7,8,10,11, Linux (32 vagy 64 bites), </w:t>
+      </w:r>
+      <w:proofErr w:type="spellStart"/>
+      <w:r>
         <w:rPr>
           <w:rFonts w:ascii="Times New Roman" w:hAnsi="Times New Roman" w:cs="Times New Roman"/>
           <w:sz w:val="28"/>
           <w:szCs w:val="28"/>
         </w:rPr>
-      </w:pPr>
+        <w:t>macOS</w:t>
+      </w:r>
+      <w:proofErr w:type="spellEnd"/>
       <w:r>
         <w:rPr>
           <w:rFonts w:ascii="Times New Roman" w:hAnsi="Times New Roman" w:cs="Times New Roman"/>
           <w:sz w:val="28"/>
           <w:szCs w:val="28"/>
         </w:rPr>
-        <w:t>Github cmd</w:t>
+        <w:t xml:space="preserve"> 10.10 vagy újabb</w:t>
       </w:r>
     </w:p>
     <w:p>
@@ -729,31 +2565,34 @@
           <w:szCs w:val="28"/>
         </w:rPr>
       </w:pPr>
+      <w:proofErr w:type="spellStart"/>
       <w:r>
         <w:rPr>
           <w:rFonts w:ascii="Times New Roman" w:hAnsi="Times New Roman" w:cs="Times New Roman"/>
           <w:sz w:val="28"/>
           <w:szCs w:val="28"/>
         </w:rPr>
-        <w:t>XAMPP telepítése a „C” meghajtóra</w:t>
-      </w:r>
-    </w:p>
-    <w:p>
-      <w:pPr>
+        <w:t>Github</w:t>
+      </w:r>
+      <w:proofErr w:type="spellEnd"/>
+      <w:r>
         <w:rPr>
           <w:rFonts w:ascii="Times New Roman" w:hAnsi="Times New Roman" w:cs="Times New Roman"/>
           <w:sz w:val="28"/>
           <w:szCs w:val="28"/>
         </w:rPr>
-      </w:pPr>
+        <w:t xml:space="preserve"> </w:t>
+      </w:r>
+      <w:proofErr w:type="spellStart"/>
       <w:r>
         <w:rPr>
           <w:rFonts w:ascii="Times New Roman" w:hAnsi="Times New Roman" w:cs="Times New Roman"/>
           <w:sz w:val="28"/>
           <w:szCs w:val="28"/>
         </w:rPr>
-        <w:t>XAMPP phpmyadmin</w:t>
-      </w:r>
+        <w:t>cmd</w:t>
+      </w:r>
+      <w:proofErr w:type="spellEnd"/>
     </w:p>
     <w:p>
       <w:pPr>
@@ -769,7 +2608,7 @@
           <w:sz w:val="28"/>
           <w:szCs w:val="28"/>
         </w:rPr>
-        <w:t>szabad 80 és 443 port</w:t>
+        <w:t>XAMPP telepítése a „C” meghajtóra</w:t>
       </w:r>
     </w:p>
     <w:p>
@@ -786,32 +2625,96 @@
           <w:sz w:val="28"/>
           <w:szCs w:val="28"/>
         </w:rPr>
-        <w:t>phpmyadmin-ba importálni az „</w:t>
-      </w:r>
+        <w:t xml:space="preserve">XAMPP </w:t>
+      </w:r>
+      <w:proofErr w:type="spellStart"/>
       <w:r>
         <w:rPr>
           <w:rFonts w:ascii="Times New Roman" w:hAnsi="Times New Roman" w:cs="Times New Roman"/>
           <w:sz w:val="28"/>
           <w:szCs w:val="28"/>
         </w:rPr>
-        <w:t>arany_agancs.sql” -</w:t>
-      </w:r>
-      <w:r>
+        <w:t>phpmyadmin</w:t>
+      </w:r>
+      <w:proofErr w:type="spellEnd"/>
+    </w:p>
+    <w:p>
+      <w:pPr>
         <w:rPr>
           <w:rFonts w:ascii="Times New Roman" w:hAnsi="Times New Roman" w:cs="Times New Roman"/>
           <w:sz w:val="28"/>
           <w:szCs w:val="28"/>
         </w:rPr>
-        <w:t>t</w:t>
-      </w:r>
-    </w:p>
-    <w:p>
-      <w:pPr>
+      </w:pPr>
+      <w:r>
         <w:rPr>
           <w:rFonts w:ascii="Times New Roman" w:hAnsi="Times New Roman" w:cs="Times New Roman"/>
           <w:sz w:val="28"/>
           <w:szCs w:val="28"/>
         </w:rPr>
+        <w:t>szabad 80 és 443 port</w:t>
+      </w:r>
+    </w:p>
+    <w:p>
+      <w:pPr>
+        <w:rPr>
+          <w:rFonts w:ascii="Times New Roman" w:hAnsi="Times New Roman" w:cs="Times New Roman"/>
+          <w:sz w:val="28"/>
+          <w:szCs w:val="28"/>
+        </w:rPr>
+      </w:pPr>
+      <w:proofErr w:type="spellStart"/>
+      <w:r>
+        <w:rPr>
+          <w:rFonts w:ascii="Times New Roman" w:hAnsi="Times New Roman" w:cs="Times New Roman"/>
+          <w:sz w:val="28"/>
+          <w:szCs w:val="28"/>
+        </w:rPr>
+        <w:t>phpmyadmin-ba</w:t>
+      </w:r>
+      <w:proofErr w:type="spellEnd"/>
+      <w:r>
+        <w:rPr>
+          <w:rFonts w:ascii="Times New Roman" w:hAnsi="Times New Roman" w:cs="Times New Roman"/>
+          <w:sz w:val="28"/>
+          <w:szCs w:val="28"/>
+        </w:rPr>
+        <w:t xml:space="preserve"> importálni az „</w:t>
+      </w:r>
+      <w:proofErr w:type="spellStart"/>
+      <w:r>
+        <w:rPr>
+          <w:rFonts w:ascii="Times New Roman" w:hAnsi="Times New Roman" w:cs="Times New Roman"/>
+          <w:sz w:val="28"/>
+          <w:szCs w:val="28"/>
+        </w:rPr>
+        <w:t>arany_agancs.sql</w:t>
+      </w:r>
+      <w:proofErr w:type="spellEnd"/>
+      <w:r>
+        <w:rPr>
+          <w:rFonts w:ascii="Times New Roman" w:hAnsi="Times New Roman" w:cs="Times New Roman"/>
+          <w:sz w:val="28"/>
+          <w:szCs w:val="28"/>
+        </w:rPr>
+        <w:t>” -</w:t>
+      </w:r>
+      <w:r>
+        <w:rPr>
+          <w:rFonts w:ascii="Times New Roman" w:hAnsi="Times New Roman" w:cs="Times New Roman"/>
+          <w:sz w:val="28"/>
+          <w:szCs w:val="28"/>
+        </w:rPr>
+        <w:t>t</w:t>
+      </w:r>
+    </w:p>
+    <w:p>
+      <w:pPr>
+        <w:rPr>
+          <w:rFonts w:ascii="Times New Roman" w:hAnsi="Times New Roman" w:cs="Times New Roman"/>
+          <w:sz w:val="28"/>
+          <w:szCs w:val="28"/>
+        </w:rPr>
       </w:pPr>
     </w:p>
     <w:p>
@@ -819,14 +2722,20 @@
         <w:pStyle w:val="Heading1"/>
         <w:rPr>
           <w:rFonts w:ascii="Times New Roman" w:hAnsi="Times New Roman" w:cs="Times New Roman"/>
-        </w:rPr>
-      </w:pPr>
-      <w:r>
-        <w:rPr>
-          <w:rFonts w:ascii="Times New Roman" w:hAnsi="Times New Roman" w:cs="Times New Roman"/>
+          <w:b/>
+          <w:bCs/>
+        </w:rPr>
+      </w:pPr>
+      <w:bookmarkStart w:id="4" w:name="_Toc228966820"/>
+      <w:r>
+        <w:rPr>
+          <w:rFonts w:ascii="Times New Roman" w:hAnsi="Times New Roman" w:cs="Times New Roman"/>
+          <w:b/>
+          <w:bCs/>
         </w:rPr>
         <w:t>A program telepítése:</w:t>
       </w:r>
+      <w:bookmarkEnd w:id="4"/>
     </w:p>
     <w:p>
       <w:pPr>
@@ -835,12 +2744,14 @@
           <w:rFonts w:ascii="Times New Roman" w:hAnsi="Times New Roman" w:cs="Times New Roman"/>
         </w:rPr>
       </w:pPr>
+      <w:bookmarkStart w:id="5" w:name="_Toc228966821"/>
       <w:r>
         <w:rPr>
           <w:rFonts w:ascii="Times New Roman" w:hAnsi="Times New Roman" w:cs="Times New Roman"/>
         </w:rPr>
         <w:t>Projekt működéséhez kötelező letöltések:</w:t>
       </w:r>
+      <w:bookmarkEnd w:id="5"/>
     </w:p>
     <w:p>
       <w:pPr>
@@ -851,13 +2762,77 @@
           <w:szCs w:val="24"/>
         </w:rPr>
       </w:pPr>
-      <w:r>
-        <w:rPr>
-          <w:rFonts w:ascii="Times New Roman" w:hAnsi="Times New Roman" w:cs="Times New Roman"/>
-          <w:sz w:val="24"/>
-          <w:szCs w:val="24"/>
-        </w:rPr>
-        <w:t>Github cmd megnyitása után el kell navigálni a „C:\xampp\htdocs” map</w:t>
+      <w:proofErr w:type="spellStart"/>
+      <w:r>
+        <w:rPr>
+          <w:rFonts w:ascii="Times New Roman" w:hAnsi="Times New Roman" w:cs="Times New Roman"/>
+          <w:sz w:val="24"/>
+          <w:szCs w:val="24"/>
+        </w:rPr>
+        <w:t>Github</w:t>
+      </w:r>
+      <w:proofErr w:type="spellEnd"/>
+      <w:r>
+        <w:rPr>
+          <w:rFonts w:ascii="Times New Roman" w:hAnsi="Times New Roman" w:cs="Times New Roman"/>
+          <w:sz w:val="24"/>
+          <w:szCs w:val="24"/>
+        </w:rPr>
+        <w:t xml:space="preserve"> </w:t>
+      </w:r>
+      <w:proofErr w:type="spellStart"/>
+      <w:r>
+        <w:rPr>
+          <w:rFonts w:ascii="Times New Roman" w:hAnsi="Times New Roman" w:cs="Times New Roman"/>
+          <w:sz w:val="24"/>
+          <w:szCs w:val="24"/>
+        </w:rPr>
+        <w:t>cmd</w:t>
+      </w:r>
+      <w:proofErr w:type="spellEnd"/>
+      <w:r>
+        <w:rPr>
+          <w:rFonts w:ascii="Times New Roman" w:hAnsi="Times New Roman" w:cs="Times New Roman"/>
+          <w:sz w:val="24"/>
+          <w:szCs w:val="24"/>
+        </w:rPr>
+        <w:t xml:space="preserve"> megnyitása után el kell navigálni a „C:\</w:t>
+      </w:r>
+      <w:proofErr w:type="spellStart"/>
+      <w:r>
+        <w:rPr>
+          <w:rFonts w:ascii="Times New Roman" w:hAnsi="Times New Roman" w:cs="Times New Roman"/>
+          <w:sz w:val="24"/>
+          <w:szCs w:val="24"/>
+        </w:rPr>
+        <w:t>xampp</w:t>
+      </w:r>
+      <w:proofErr w:type="spellEnd"/>
+      <w:r>
+        <w:rPr>
+          <w:rFonts w:ascii="Times New Roman" w:hAnsi="Times New Roman" w:cs="Times New Roman"/>
+          <w:sz w:val="24"/>
+          <w:szCs w:val="24"/>
+        </w:rPr>
+        <w:t>\</w:t>
+      </w:r>
+      <w:proofErr w:type="spellStart"/>
+      <w:r>
+        <w:rPr>
+          <w:rFonts w:ascii="Times New Roman" w:hAnsi="Times New Roman" w:cs="Times New Roman"/>
+          <w:sz w:val="24"/>
+          <w:szCs w:val="24"/>
+        </w:rPr>
+        <w:t>htdocs</w:t>
+      </w:r>
+      <w:proofErr w:type="spellEnd"/>
+      <w:r>
+        <w:rPr>
+          <w:rFonts w:ascii="Times New Roman" w:hAnsi="Times New Roman" w:cs="Times New Roman"/>
+          <w:sz w:val="24"/>
+          <w:szCs w:val="24"/>
+        </w:rPr>
+        <w:t>” map</w:t>
       </w:r>
       <w:r>
         <w:rPr>
@@ -897,9 +2872,45 @@
           <w:sz w:val="24"/>
           <w:szCs w:val="24"/>
         </w:rPr>
-        <w:t xml:space="preserve">„git clone </w:t>
-      </w:r>
-      <w:hyperlink r:id="rId7" w:history="1">
+        <w:t>„</w:t>
+      </w:r>
+      <w:proofErr w:type="spellStart"/>
+      <w:r>
+        <w:rPr>
+          <w:rFonts w:ascii="Times New Roman" w:hAnsi="Times New Roman" w:cs="Times New Roman"/>
+          <w:sz w:val="24"/>
+          <w:szCs w:val="24"/>
+        </w:rPr>
+        <w:t>git</w:t>
+      </w:r>
+      <w:proofErr w:type="spellEnd"/>
+      <w:r>
+        <w:rPr>
+          <w:rFonts w:ascii="Times New Roman" w:hAnsi="Times New Roman" w:cs="Times New Roman"/>
+          <w:sz w:val="24"/>
+          <w:szCs w:val="24"/>
+        </w:rPr>
+        <w:t xml:space="preserve"> </w:t>
+      </w:r>
+      <w:proofErr w:type="spellStart"/>
+      <w:r>
+        <w:rPr>
+          <w:rFonts w:ascii="Times New Roman" w:hAnsi="Times New Roman" w:cs="Times New Roman"/>
+          <w:sz w:val="24"/>
+          <w:szCs w:val="24"/>
+        </w:rPr>
+        <w:t>clone</w:t>
+      </w:r>
+      <w:proofErr w:type="spellEnd"/>
+      <w:r>
+        <w:rPr>
+          <w:rFonts w:ascii="Times New Roman" w:hAnsi="Times New Roman" w:cs="Times New Roman"/>
+          <w:sz w:val="24"/>
+          <w:szCs w:val="24"/>
+        </w:rPr>
+        <w:t xml:space="preserve"> </w:t>
+      </w:r>
+      <w:hyperlink r:id="rId8" w:history="1">
         <w:r>
           <w:rPr>
             <w:rStyle w:val="Hyperlink"/>
@@ -940,100 +2951,6 @@
             <wp:extent cx="5760720" cy="1604645"/>
             <wp:effectExtent l="0" t="0" r="0" b="0"/>
             <wp:docPr id="3" name="Kép 3"/>
-            <wp:cNvGraphicFramePr>
-              <a:graphicFrameLocks xmlns:a="http://schemas.openxmlformats.org/drawingml/2006/main" noChangeAspect="1"/>
-            </wp:cNvGraphicFramePr>
-            <a:graphic xmlns:a="http://schemas.openxmlformats.org/drawingml/2006/main">
-              <a:graphicData uri="http://schemas.openxmlformats.org/drawingml/2006/picture">
-                <pic:pic xmlns:pic="http://schemas.openxmlformats.org/drawingml/2006/picture">
-                  <pic:nvPicPr>
-                    <pic:cNvPr id="1" name=""/>
-                    <pic:cNvPicPr/>
-                  </pic:nvPicPr>
-                  <pic:blipFill>
-                    <a:blip r:embed="rId8"/>
-                    <a:stretch>
-                      <a:fillRect/>
-                    </a:stretch>
-                  </pic:blipFill>
-                  <pic:spPr>
-                    <a:xfrm>
-                      <a:off x="0" y="0"/>
-                      <a:ext cx="5760720" cy="1604645"/>
-                    </a:xfrm>
-                    <a:prstGeom prst="rect">
-                      <a:avLst/>
-                    </a:prstGeom>
-                  </pic:spPr>
-                </pic:pic>
-              </a:graphicData>
-            </a:graphic>
-          </wp:inline>
-        </w:drawing>
-      </w:r>
-    </w:p>
-    <w:p>
-      <w:pPr>
-        <w:jc w:val="both"/>
-        <w:rPr>
-          <w:rFonts w:ascii="Times New Roman" w:hAnsi="Times New Roman" w:cs="Times New Roman"/>
-          <w:sz w:val="24"/>
-          <w:szCs w:val="24"/>
-        </w:rPr>
-      </w:pPr>
-      <w:r>
-        <w:rPr>
-          <w:rFonts w:ascii="Times New Roman" w:hAnsi="Times New Roman" w:cs="Times New Roman"/>
-          <w:sz w:val="24"/>
-          <w:szCs w:val="24"/>
-        </w:rPr>
-        <w:lastRenderedPageBreak/>
-        <w:t xml:space="preserve">A C:\xampp\htdocs\vadaszProjekt mappából </w:t>
-      </w:r>
-      <w:r>
-        <w:rPr>
-          <w:rFonts w:ascii="Times New Roman" w:hAnsi="Times New Roman" w:cs="Times New Roman"/>
-          <w:sz w:val="24"/>
-          <w:szCs w:val="24"/>
-        </w:rPr>
-        <w:t xml:space="preserve">az </w:t>
-      </w:r>
-      <w:r>
-        <w:rPr>
-          <w:rFonts w:ascii="Times New Roman" w:hAnsi="Times New Roman" w:cs="Times New Roman"/>
-          <w:sz w:val="24"/>
-          <w:szCs w:val="24"/>
-        </w:rPr>
-        <w:t>„arany_agancs.sql”</w:t>
-      </w:r>
-      <w:r>
-        <w:rPr>
-          <w:rFonts w:ascii="Times New Roman" w:hAnsi="Times New Roman" w:cs="Times New Roman"/>
-          <w:sz w:val="24"/>
-          <w:szCs w:val="24"/>
-        </w:rPr>
-        <w:t xml:space="preserve"> fájlt be kell</w:t>
-      </w:r>
-      <w:r>
-        <w:rPr>
-          <w:rFonts w:ascii="Times New Roman" w:hAnsi="Times New Roman" w:cs="Times New Roman"/>
-          <w:sz w:val="24"/>
-          <w:szCs w:val="24"/>
-        </w:rPr>
-        <w:t xml:space="preserve"> importálni a phpmyadmin-ba.</w:t>
-      </w:r>
-      <w:r>
-        <w:rPr>
-          <w:rFonts w:ascii="Times New Roman" w:hAnsi="Times New Roman" w:cs="Times New Roman"/>
-          <w:noProof/>
-          <w:sz w:val="24"/>
-          <w:szCs w:val="24"/>
-        </w:rPr>
-        <w:drawing>
-          <wp:inline distT="0" distB="0" distL="0" distR="0" wp14:anchorId="7034A101" wp14:editId="6A574346">
-            <wp:extent cx="5760720" cy="1752600"/>
-            <wp:effectExtent l="0" t="0" r="0" b="0"/>
-            <wp:docPr id="4" name="Kép 4"/>
             <wp:cNvGraphicFramePr>
               <a:graphicFrameLocks xmlns:a="http://schemas.openxmlformats.org/drawingml/2006/main" noChangeAspect="1"/>
             </wp:cNvGraphicFramePr>
@@ -1053,6 +2970,136 @@
                   <pic:spPr>
                     <a:xfrm>
                       <a:off x="0" y="0"/>
+                      <a:ext cx="5760720" cy="1604645"/>
+                    </a:xfrm>
+                    <a:prstGeom prst="rect">
+                      <a:avLst/>
+                    </a:prstGeom>
+                  </pic:spPr>
+                </pic:pic>
+              </a:graphicData>
+            </a:graphic>
+          </wp:inline>
+        </w:drawing>
+      </w:r>
+    </w:p>
+    <w:p>
+      <w:pPr>
+        <w:jc w:val="both"/>
+        <w:rPr>
+          <w:rFonts w:ascii="Times New Roman" w:hAnsi="Times New Roman" w:cs="Times New Roman"/>
+          <w:sz w:val="24"/>
+          <w:szCs w:val="24"/>
+        </w:rPr>
+      </w:pPr>
+      <w:r>
+        <w:rPr>
+          <w:rFonts w:ascii="Times New Roman" w:hAnsi="Times New Roman" w:cs="Times New Roman"/>
+          <w:sz w:val="24"/>
+          <w:szCs w:val="24"/>
+        </w:rPr>
+        <w:lastRenderedPageBreak/>
+        <w:t xml:space="preserve">A C:\xampp\htdocs\vadaszProjekt mappából </w:t>
+      </w:r>
+      <w:r>
+        <w:rPr>
+          <w:rFonts w:ascii="Times New Roman" w:hAnsi="Times New Roman" w:cs="Times New Roman"/>
+          <w:sz w:val="24"/>
+          <w:szCs w:val="24"/>
+        </w:rPr>
+        <w:t xml:space="preserve">az </w:t>
+      </w:r>
+      <w:r>
+        <w:rPr>
+          <w:rFonts w:ascii="Times New Roman" w:hAnsi="Times New Roman" w:cs="Times New Roman"/>
+          <w:sz w:val="24"/>
+          <w:szCs w:val="24"/>
+        </w:rPr>
+        <w:t>„</w:t>
+      </w:r>
+      <w:proofErr w:type="spellStart"/>
+      <w:r>
+        <w:rPr>
+          <w:rFonts w:ascii="Times New Roman" w:hAnsi="Times New Roman" w:cs="Times New Roman"/>
+          <w:sz w:val="24"/>
+          <w:szCs w:val="24"/>
+        </w:rPr>
+        <w:t>arany_agancs.sql</w:t>
+      </w:r>
+      <w:proofErr w:type="spellEnd"/>
+      <w:r>
+        <w:rPr>
+          <w:rFonts w:ascii="Times New Roman" w:hAnsi="Times New Roman" w:cs="Times New Roman"/>
+          <w:sz w:val="24"/>
+          <w:szCs w:val="24"/>
+        </w:rPr>
+        <w:t>”</w:t>
+      </w:r>
+      <w:r>
+        <w:rPr>
+          <w:rFonts w:ascii="Times New Roman" w:hAnsi="Times New Roman" w:cs="Times New Roman"/>
+          <w:sz w:val="24"/>
+          <w:szCs w:val="24"/>
+        </w:rPr>
+        <w:t xml:space="preserve"> fájlt be kell</w:t>
+      </w:r>
+      <w:r>
+        <w:rPr>
+          <w:rFonts w:ascii="Times New Roman" w:hAnsi="Times New Roman" w:cs="Times New Roman"/>
+          <w:sz w:val="24"/>
+          <w:szCs w:val="24"/>
+        </w:rPr>
+        <w:t xml:space="preserve"> importálni a </w:t>
+      </w:r>
+      <w:proofErr w:type="spellStart"/>
+      <w:r>
+        <w:rPr>
+          <w:rFonts w:ascii="Times New Roman" w:hAnsi="Times New Roman" w:cs="Times New Roman"/>
+          <w:sz w:val="24"/>
+          <w:szCs w:val="24"/>
+        </w:rPr>
+        <w:t>phpmyadmin-ba</w:t>
+      </w:r>
+      <w:proofErr w:type="spellEnd"/>
+      <w:r>
+        <w:rPr>
+          <w:rFonts w:ascii="Times New Roman" w:hAnsi="Times New Roman" w:cs="Times New Roman"/>
+          <w:sz w:val="24"/>
+          <w:szCs w:val="24"/>
+        </w:rPr>
+        <w:t>.</w:t>
+      </w:r>
+      <w:r>
+        <w:rPr>
+          <w:rFonts w:ascii="Times New Roman" w:hAnsi="Times New Roman" w:cs="Times New Roman"/>
+          <w:noProof/>
+          <w:sz w:val="24"/>
+          <w:szCs w:val="24"/>
+        </w:rPr>
+        <w:drawing>
+          <wp:inline distT="0" distB="0" distL="0" distR="0" wp14:anchorId="7034A101" wp14:editId="6A574346">
+            <wp:extent cx="5760720" cy="1752600"/>
+            <wp:effectExtent l="0" t="0" r="0" b="0"/>
+            <wp:docPr id="4" name="Kép 4"/>
+            <wp:cNvGraphicFramePr>
+              <a:graphicFrameLocks xmlns:a="http://schemas.openxmlformats.org/drawingml/2006/main" noChangeAspect="1"/>
+            </wp:cNvGraphicFramePr>
+            <a:graphic xmlns:a="http://schemas.openxmlformats.org/drawingml/2006/main">
+              <a:graphicData uri="http://schemas.openxmlformats.org/drawingml/2006/picture">
+                <pic:pic xmlns:pic="http://schemas.openxmlformats.org/drawingml/2006/picture">
+                  <pic:nvPicPr>
+                    <pic:cNvPr id="1" name=""/>
+                    <pic:cNvPicPr/>
+                  </pic:nvPicPr>
+                  <pic:blipFill>
+                    <a:blip r:embed="rId10"/>
+                    <a:stretch>
+                      <a:fillRect/>
+                    </a:stretch>
+                  </pic:blipFill>
+                  <pic:spPr>
+                    <a:xfrm>
+                      <a:off x="0" y="0"/>
                       <a:ext cx="5760720" cy="1752600"/>
                     </a:xfrm>
                     <a:prstGeom prst="rect">
@@ -1085,7 +3132,7 @@
         </w:rPr>
         <w:t xml:space="preserve">Ezek mellett a </w:t>
       </w:r>
-      <w:hyperlink r:id="rId10" w:history="1">
+      <w:hyperlink r:id="rId11" w:history="1">
         <w:r>
           <w:rPr>
             <w:rStyle w:val="Hyperlink"/>
@@ -1100,8 +3147,37 @@
         <w:rPr>
           <w:rFonts w:ascii="Times New Roman" w:hAnsi="Times New Roman" w:cs="Times New Roman"/>
         </w:rPr>
-        <w:t xml:space="preserve"> oldalról letöltött ZIP-ből ki kell szedni a src mappát és át kell helyezni a </w:t>
-      </w:r>
+        <w:t xml:space="preserve"> oldalról letöltött ZIP-</w:t>
+      </w:r>
+      <w:proofErr w:type="spellStart"/>
+      <w:r>
+        <w:rPr>
+          <w:rFonts w:ascii="Times New Roman" w:hAnsi="Times New Roman" w:cs="Times New Roman"/>
+        </w:rPr>
+        <w:t>ből</w:t>
+      </w:r>
+      <w:proofErr w:type="spellEnd"/>
+      <w:r>
+        <w:rPr>
+          <w:rFonts w:ascii="Times New Roman" w:hAnsi="Times New Roman" w:cs="Times New Roman"/>
+        </w:rPr>
+        <w:t xml:space="preserve"> ki kell szedni a </w:t>
+      </w:r>
+      <w:proofErr w:type="spellStart"/>
+      <w:r>
+        <w:rPr>
+          <w:rFonts w:ascii="Times New Roman" w:hAnsi="Times New Roman" w:cs="Times New Roman"/>
+        </w:rPr>
+        <w:t>src</w:t>
+      </w:r>
+      <w:proofErr w:type="spellEnd"/>
+      <w:r>
+        <w:rPr>
+          <w:rFonts w:ascii="Times New Roman" w:hAnsi="Times New Roman" w:cs="Times New Roman"/>
+        </w:rPr>
+        <w:t xml:space="preserve"> mappát és át kell helyezni a </w:t>
+      </w:r>
+      <w:proofErr w:type="spellStart"/>
       <w:r>
         <w:rPr>
           <w:rFonts w:ascii="Times New Roman" w:hAnsi="Times New Roman" w:cs="Times New Roman"/>
@@ -1110,8 +3186,9 @@
           <w:szCs w:val="24"/>
           <w:shd w:val="clear" w:color="auto" w:fill="FFFFFF"/>
         </w:rPr>
-        <w:t>vadaszProjekt/backend/bejelentkezes/vendor/firebase/php-jwt</w:t>
-      </w:r>
+        <w:t>vadaszProjekt</w:t>
+      </w:r>
+      <w:proofErr w:type="spellEnd"/>
       <w:r>
         <w:rPr>
           <w:rFonts w:ascii="Times New Roman" w:hAnsi="Times New Roman" w:cs="Times New Roman"/>
@@ -1120,6 +3197,94 @@
           <w:szCs w:val="24"/>
           <w:shd w:val="clear" w:color="auto" w:fill="FFFFFF"/>
         </w:rPr>
+        <w:t>/backend/</w:t>
+      </w:r>
+      <w:proofErr w:type="spellStart"/>
+      <w:r>
+        <w:rPr>
+          <w:rFonts w:ascii="Times New Roman" w:hAnsi="Times New Roman" w:cs="Times New Roman"/>
+          <w:color w:val="1F2328"/>
+          <w:sz w:val="24"/>
+          <w:szCs w:val="24"/>
+          <w:shd w:val="clear" w:color="auto" w:fill="FFFFFF"/>
+        </w:rPr>
+        <w:t>bejelentkezes</w:t>
+      </w:r>
+      <w:proofErr w:type="spellEnd"/>
+      <w:r>
+        <w:rPr>
+          <w:rFonts w:ascii="Times New Roman" w:hAnsi="Times New Roman" w:cs="Times New Roman"/>
+          <w:color w:val="1F2328"/>
+          <w:sz w:val="24"/>
+          <w:szCs w:val="24"/>
+          <w:shd w:val="clear" w:color="auto" w:fill="FFFFFF"/>
+        </w:rPr>
+        <w:t>/</w:t>
+      </w:r>
+      <w:proofErr w:type="spellStart"/>
+      <w:r>
+        <w:rPr>
+          <w:rFonts w:ascii="Times New Roman" w:hAnsi="Times New Roman" w:cs="Times New Roman"/>
+          <w:color w:val="1F2328"/>
+          <w:sz w:val="24"/>
+          <w:szCs w:val="24"/>
+          <w:shd w:val="clear" w:color="auto" w:fill="FFFFFF"/>
+        </w:rPr>
+        <w:t>vendor</w:t>
+      </w:r>
+      <w:proofErr w:type="spellEnd"/>
+      <w:r>
+        <w:rPr>
+          <w:rFonts w:ascii="Times New Roman" w:hAnsi="Times New Roman" w:cs="Times New Roman"/>
+          <w:color w:val="1F2328"/>
+          <w:sz w:val="24"/>
+          <w:szCs w:val="24"/>
+          <w:shd w:val="clear" w:color="auto" w:fill="FFFFFF"/>
+        </w:rPr>
+        <w:t>/</w:t>
+      </w:r>
+      <w:proofErr w:type="spellStart"/>
+      <w:r>
+        <w:rPr>
+          <w:rFonts w:ascii="Times New Roman" w:hAnsi="Times New Roman" w:cs="Times New Roman"/>
+          <w:color w:val="1F2328"/>
+          <w:sz w:val="24"/>
+          <w:szCs w:val="24"/>
+          <w:shd w:val="clear" w:color="auto" w:fill="FFFFFF"/>
+        </w:rPr>
+        <w:t>firebase</w:t>
+      </w:r>
+      <w:proofErr w:type="spellEnd"/>
+      <w:r>
+        <w:rPr>
+          <w:rFonts w:ascii="Times New Roman" w:hAnsi="Times New Roman" w:cs="Times New Roman"/>
+          <w:color w:val="1F2328"/>
+          <w:sz w:val="24"/>
+          <w:szCs w:val="24"/>
+          <w:shd w:val="clear" w:color="auto" w:fill="FFFFFF"/>
+        </w:rPr>
+        <w:t>/php-</w:t>
+      </w:r>
+      <w:proofErr w:type="spellStart"/>
+      <w:r>
+        <w:rPr>
+          <w:rFonts w:ascii="Times New Roman" w:hAnsi="Times New Roman" w:cs="Times New Roman"/>
+          <w:color w:val="1F2328"/>
+          <w:sz w:val="24"/>
+          <w:szCs w:val="24"/>
+          <w:shd w:val="clear" w:color="auto" w:fill="FFFFFF"/>
+        </w:rPr>
+        <w:t>jwt</w:t>
+      </w:r>
+      <w:proofErr w:type="spellEnd"/>
+      <w:r>
+        <w:rPr>
+          <w:rFonts w:ascii="Times New Roman" w:hAnsi="Times New Roman" w:cs="Times New Roman"/>
+          <w:color w:val="1F2328"/>
+          <w:sz w:val="24"/>
+          <w:szCs w:val="24"/>
+          <w:shd w:val="clear" w:color="auto" w:fill="FFFFFF"/>
+        </w:rPr>
         <w:t xml:space="preserve"> mappába. </w:t>
       </w:r>
     </w:p>
@@ -1142,7 +3307,29 @@
           <w:szCs w:val="24"/>
           <w:shd w:val="clear" w:color="auto" w:fill="FFFFFF"/>
         </w:rPr>
-        <w:t xml:space="preserve">Ezután a „JWT.php” fájlból ki kell törölni a </w:t>
+        <w:t>Ezután a „</w:t>
+      </w:r>
+      <w:proofErr w:type="spellStart"/>
+      <w:r>
+        <w:rPr>
+          <w:rFonts w:ascii="Times New Roman" w:hAnsi="Times New Roman" w:cs="Times New Roman"/>
+          <w:color w:val="1F2328"/>
+          <w:sz w:val="24"/>
+          <w:szCs w:val="24"/>
+          <w:shd w:val="clear" w:color="auto" w:fill="FFFFFF"/>
+        </w:rPr>
+        <w:t>JWT.php</w:t>
+      </w:r>
+      <w:proofErr w:type="spellEnd"/>
+      <w:r>
+        <w:rPr>
+          <w:rFonts w:ascii="Times New Roman" w:hAnsi="Times New Roman" w:cs="Times New Roman"/>
+          <w:color w:val="1F2328"/>
+          <w:sz w:val="24"/>
+          <w:szCs w:val="24"/>
+          <w:shd w:val="clear" w:color="auto" w:fill="FFFFFF"/>
+        </w:rPr>
+        <w:t xml:space="preserve">” fájlból ki kell törölni a </w:t>
       </w:r>
       <w:r>
         <w:rPr>
@@ -1217,7 +3404,7 @@
                     <pic:cNvPicPr/>
                   </pic:nvPicPr>
                   <pic:blipFill>
-                    <a:blip r:embed="rId11"/>
+                    <a:blip r:embed="rId12"/>
                     <a:stretch>
                       <a:fillRect/>
                     </a:stretch>
@@ -1253,7 +3440,25 @@
           <w:sz w:val="24"/>
           <w:szCs w:val="24"/>
         </w:rPr>
-        <w:t>Ha a gépen még nincsen letöltve a Composer, akkor ezen a linken kell letölteni</w:t>
+        <w:t xml:space="preserve">Ha a gépen még nincsen letöltve a </w:t>
+      </w:r>
+      <w:proofErr w:type="spellStart"/>
+      <w:r>
+        <w:rPr>
+          <w:rFonts w:ascii="Times New Roman" w:hAnsi="Times New Roman" w:cs="Times New Roman"/>
+          <w:sz w:val="24"/>
+          <w:szCs w:val="24"/>
+        </w:rPr>
+        <w:t>Composer</w:t>
+      </w:r>
+      <w:proofErr w:type="spellEnd"/>
+      <w:r>
+        <w:rPr>
+          <w:rFonts w:ascii="Times New Roman" w:hAnsi="Times New Roman" w:cs="Times New Roman"/>
+          <w:sz w:val="24"/>
+          <w:szCs w:val="24"/>
+        </w:rPr>
+        <w:t>, akkor ezen a linken kell letölteni</w:t>
       </w:r>
       <w:r>
         <w:rPr>
@@ -1293,15 +3498,97 @@
           <w:sz w:val="24"/>
           <w:szCs w:val="24"/>
         </w:rPr>
-        <w:t xml:space="preserve"> a parancsorba el kell navigálni a vadászProjekt mappához, majd ki kell adni a „composer require phpmailer/</w:t>
-      </w:r>
-      <w:r>
-        <w:rPr>
-          <w:rFonts w:ascii="Times New Roman" w:hAnsi="Times New Roman" w:cs="Times New Roman"/>
-          <w:sz w:val="24"/>
-          <w:szCs w:val="24"/>
-        </w:rPr>
-        <w:t>phpmailer” -</w:t>
+        <w:t xml:space="preserve"> a parancsorba el kell navigálni a </w:t>
+      </w:r>
+      <w:proofErr w:type="spellStart"/>
+      <w:r>
+        <w:rPr>
+          <w:rFonts w:ascii="Times New Roman" w:hAnsi="Times New Roman" w:cs="Times New Roman"/>
+          <w:sz w:val="24"/>
+          <w:szCs w:val="24"/>
+        </w:rPr>
+        <w:t>vadászProjekt</w:t>
+      </w:r>
+      <w:proofErr w:type="spellEnd"/>
+      <w:r>
+        <w:rPr>
+          <w:rFonts w:ascii="Times New Roman" w:hAnsi="Times New Roman" w:cs="Times New Roman"/>
+          <w:sz w:val="24"/>
+          <w:szCs w:val="24"/>
+        </w:rPr>
+        <w:t xml:space="preserve"> mappához, majd ki kell adni a „</w:t>
+      </w:r>
+      <w:proofErr w:type="spellStart"/>
+      <w:r>
+        <w:rPr>
+          <w:rFonts w:ascii="Times New Roman" w:hAnsi="Times New Roman" w:cs="Times New Roman"/>
+          <w:sz w:val="24"/>
+          <w:szCs w:val="24"/>
+        </w:rPr>
+        <w:t>composer</w:t>
+      </w:r>
+      <w:proofErr w:type="spellEnd"/>
+      <w:r>
+        <w:rPr>
+          <w:rFonts w:ascii="Times New Roman" w:hAnsi="Times New Roman" w:cs="Times New Roman"/>
+          <w:sz w:val="24"/>
+          <w:szCs w:val="24"/>
+        </w:rPr>
+        <w:t xml:space="preserve"> </w:t>
+      </w:r>
+      <w:proofErr w:type="spellStart"/>
+      <w:r>
+        <w:rPr>
+          <w:rFonts w:ascii="Times New Roman" w:hAnsi="Times New Roman" w:cs="Times New Roman"/>
+          <w:sz w:val="24"/>
+          <w:szCs w:val="24"/>
+        </w:rPr>
+        <w:t>require</w:t>
+      </w:r>
+      <w:proofErr w:type="spellEnd"/>
+      <w:r>
+        <w:rPr>
+          <w:rFonts w:ascii="Times New Roman" w:hAnsi="Times New Roman" w:cs="Times New Roman"/>
+          <w:sz w:val="24"/>
+          <w:szCs w:val="24"/>
+        </w:rPr>
+        <w:t xml:space="preserve"> </w:t>
+      </w:r>
+      <w:proofErr w:type="spellStart"/>
+      <w:r>
+        <w:rPr>
+          <w:rFonts w:ascii="Times New Roman" w:hAnsi="Times New Roman" w:cs="Times New Roman"/>
+          <w:sz w:val="24"/>
+          <w:szCs w:val="24"/>
+        </w:rPr>
+        <w:t>phpmailer</w:t>
+      </w:r>
+      <w:proofErr w:type="spellEnd"/>
+      <w:r>
+        <w:rPr>
+          <w:rFonts w:ascii="Times New Roman" w:hAnsi="Times New Roman" w:cs="Times New Roman"/>
+          <w:sz w:val="24"/>
+          <w:szCs w:val="24"/>
+        </w:rPr>
+        <w:t>/</w:t>
+      </w:r>
+      <w:proofErr w:type="spellStart"/>
+      <w:r>
+        <w:rPr>
+          <w:rFonts w:ascii="Times New Roman" w:hAnsi="Times New Roman" w:cs="Times New Roman"/>
+          <w:sz w:val="24"/>
+          <w:szCs w:val="24"/>
+        </w:rPr>
+        <w:t>phpmailer</w:t>
+      </w:r>
+      <w:proofErr w:type="spellEnd"/>
+      <w:r>
+        <w:rPr>
+          <w:rFonts w:ascii="Times New Roman" w:hAnsi="Times New Roman" w:cs="Times New Roman"/>
+          <w:sz w:val="24"/>
+          <w:szCs w:val="24"/>
+        </w:rPr>
+        <w:t>” -</w:t>
       </w:r>
       <w:r>
         <w:rPr>
@@ -1341,7 +3628,7 @@
                     <pic:cNvPicPr/>
                   </pic:nvPicPr>
                   <pic:blipFill>
-                    <a:blip r:embed="rId12"/>
+                    <a:blip r:embed="rId13"/>
                     <a:stretch>
                       <a:fillRect/>
                     </a:stretch>
@@ -1376,7 +3663,79 @@
           <w:sz w:val="24"/>
           <w:szCs w:val="24"/>
         </w:rPr>
-        <w:t>Majd ki kell adni ugyanabban sorban a „composer require vlucas/phpdotenv” parancsot</w:t>
+        <w:t>Majd ki kell adni ugyanabban sorban a „</w:t>
+      </w:r>
+      <w:proofErr w:type="spellStart"/>
+      <w:r>
+        <w:rPr>
+          <w:rFonts w:ascii="Times New Roman" w:hAnsi="Times New Roman" w:cs="Times New Roman"/>
+          <w:sz w:val="24"/>
+          <w:szCs w:val="24"/>
+        </w:rPr>
+        <w:t>composer</w:t>
+      </w:r>
+      <w:proofErr w:type="spellEnd"/>
+      <w:r>
+        <w:rPr>
+          <w:rFonts w:ascii="Times New Roman" w:hAnsi="Times New Roman" w:cs="Times New Roman"/>
+          <w:sz w:val="24"/>
+          <w:szCs w:val="24"/>
+        </w:rPr>
+        <w:t xml:space="preserve"> </w:t>
+      </w:r>
+      <w:proofErr w:type="spellStart"/>
+      <w:r>
+        <w:rPr>
+          <w:rFonts w:ascii="Times New Roman" w:hAnsi="Times New Roman" w:cs="Times New Roman"/>
+          <w:sz w:val="24"/>
+          <w:szCs w:val="24"/>
+        </w:rPr>
+        <w:t>require</w:t>
+      </w:r>
+      <w:proofErr w:type="spellEnd"/>
+      <w:r>
+        <w:rPr>
+          <w:rFonts w:ascii="Times New Roman" w:hAnsi="Times New Roman" w:cs="Times New Roman"/>
+          <w:sz w:val="24"/>
+          <w:szCs w:val="24"/>
+        </w:rPr>
+        <w:t xml:space="preserve"> </w:t>
+      </w:r>
+      <w:proofErr w:type="spellStart"/>
+      <w:r>
+        <w:rPr>
+          <w:rFonts w:ascii="Times New Roman" w:hAnsi="Times New Roman" w:cs="Times New Roman"/>
+          <w:sz w:val="24"/>
+          <w:szCs w:val="24"/>
+        </w:rPr>
+        <w:t>vlucas</w:t>
+      </w:r>
+      <w:proofErr w:type="spellEnd"/>
+      <w:r>
+        <w:rPr>
+          <w:rFonts w:ascii="Times New Roman" w:hAnsi="Times New Roman" w:cs="Times New Roman"/>
+          <w:sz w:val="24"/>
+          <w:szCs w:val="24"/>
+        </w:rPr>
+        <w:t>/</w:t>
+      </w:r>
+      <w:proofErr w:type="spellStart"/>
+      <w:r>
+        <w:rPr>
+          <w:rFonts w:ascii="Times New Roman" w:hAnsi="Times New Roman" w:cs="Times New Roman"/>
+          <w:sz w:val="24"/>
+          <w:szCs w:val="24"/>
+        </w:rPr>
+        <w:t>phpdotenv</w:t>
+      </w:r>
+      <w:proofErr w:type="spellEnd"/>
+      <w:r>
+        <w:rPr>
+          <w:rFonts w:ascii="Times New Roman" w:hAnsi="Times New Roman" w:cs="Times New Roman"/>
+          <w:sz w:val="24"/>
+          <w:szCs w:val="24"/>
+        </w:rPr>
+        <w:t>” parancsot</w:t>
       </w:r>
       <w:r>
         <w:rPr>
@@ -1417,7 +3776,7 @@
                     <pic:cNvPicPr/>
                   </pic:nvPicPr>
                   <pic:blipFill>
-                    <a:blip r:embed="rId13"/>
+                    <a:blip r:embed="rId14"/>
                     <a:stretch>
                       <a:fillRect/>
                     </a:stretch>
@@ -1454,21 +3813,61 @@
         </w:rPr>
         <w:t xml:space="preserve">Ezután létre kell hozni egy </w:t>
       </w:r>
-      <w:r>
-        <w:rPr>
-          <w:rFonts w:ascii="Times New Roman" w:hAnsi="Times New Roman" w:cs="Times New Roman"/>
-          <w:sz w:val="24"/>
-          <w:szCs w:val="24"/>
-        </w:rPr>
-        <w:t>„.env</w:t>
-      </w:r>
-      <w:r>
-        <w:rPr>
-          <w:rFonts w:ascii="Times New Roman" w:hAnsi="Times New Roman" w:cs="Times New Roman"/>
-          <w:sz w:val="24"/>
-          <w:szCs w:val="24"/>
-        </w:rPr>
-        <w:t>” a „.envexample”-lel egy sorban</w:t>
+      <w:proofErr w:type="gramStart"/>
+      <w:r>
+        <w:rPr>
+          <w:rFonts w:ascii="Times New Roman" w:hAnsi="Times New Roman" w:cs="Times New Roman"/>
+          <w:sz w:val="24"/>
+          <w:szCs w:val="24"/>
+        </w:rPr>
+        <w:t>„.</w:t>
+      </w:r>
+      <w:proofErr w:type="spellStart"/>
+      <w:r>
+        <w:rPr>
+          <w:rFonts w:ascii="Times New Roman" w:hAnsi="Times New Roman" w:cs="Times New Roman"/>
+          <w:sz w:val="24"/>
+          <w:szCs w:val="24"/>
+        </w:rPr>
+        <w:t>env</w:t>
+      </w:r>
+      <w:proofErr w:type="spellEnd"/>
+      <w:proofErr w:type="gramEnd"/>
+      <w:r>
+        <w:rPr>
+          <w:rFonts w:ascii="Times New Roman" w:hAnsi="Times New Roman" w:cs="Times New Roman"/>
+          <w:sz w:val="24"/>
+          <w:szCs w:val="24"/>
+        </w:rPr>
+        <w:t xml:space="preserve">” a </w:t>
+      </w:r>
+      <w:proofErr w:type="gramStart"/>
+      <w:r>
+        <w:rPr>
+          <w:rFonts w:ascii="Times New Roman" w:hAnsi="Times New Roman" w:cs="Times New Roman"/>
+          <w:sz w:val="24"/>
+          <w:szCs w:val="24"/>
+        </w:rPr>
+        <w:t>„.</w:t>
+      </w:r>
+      <w:proofErr w:type="spellStart"/>
+      <w:r>
+        <w:rPr>
+          <w:rFonts w:ascii="Times New Roman" w:hAnsi="Times New Roman" w:cs="Times New Roman"/>
+          <w:sz w:val="24"/>
+          <w:szCs w:val="24"/>
+        </w:rPr>
+        <w:t>envexample</w:t>
+      </w:r>
+      <w:proofErr w:type="spellEnd"/>
+      <w:proofErr w:type="gramEnd"/>
+      <w:r>
+        <w:rPr>
+          <w:rFonts w:ascii="Times New Roman" w:hAnsi="Times New Roman" w:cs="Times New Roman"/>
+          <w:sz w:val="24"/>
+          <w:szCs w:val="24"/>
+        </w:rPr>
+        <w:t>”-lel egy sorban</w:t>
       </w:r>
     </w:p>
     <w:p>
@@ -1500,7 +3899,7 @@
                     <pic:cNvPicPr/>
                   </pic:nvPicPr>
                   <pic:blipFill>
-                    <a:blip r:embed="rId14"/>
+                    <a:blip r:embed="rId15"/>
                     <a:stretch>
                       <a:fillRect/>
                     </a:stretch>
@@ -1567,7 +3966,7 @@
                     <pic:cNvPicPr/>
                   </pic:nvPicPr>
                   <pic:blipFill>
-                    <a:blip r:embed="rId15"/>
+                    <a:blip r:embed="rId16"/>
                     <a:stretch>
                       <a:fillRect/>
                     </a:stretch>
@@ -1595,12 +3994,14 @@
           <w:rFonts w:ascii="Times New Roman" w:hAnsi="Times New Roman" w:cs="Times New Roman"/>
         </w:rPr>
       </w:pPr>
+      <w:bookmarkStart w:id="6" w:name="_Toc228966822"/>
       <w:r>
         <w:rPr>
           <w:rFonts w:ascii="Times New Roman" w:hAnsi="Times New Roman" w:cs="Times New Roman"/>
         </w:rPr>
         <w:t>Frontend tesztelés futtatásához szükséges letöltés:</w:t>
       </w:r>
+      <w:bookmarkEnd w:id="6"/>
     </w:p>
     <w:p>
       <w:pPr>
@@ -1631,7 +4032,7 @@
           <w:lang w:val="hu" w:eastAsia="hu-HU"/>
         </w:rPr>
       </w:pPr>
-      <w:hyperlink r:id="rId16" w:history="1">
+      <w:hyperlink r:id="rId17" w:history="1">
         <w:r>
           <w:rPr>
             <w:rStyle w:val="Hyperlink"/>
@@ -1660,8 +4061,9 @@
           <w:szCs w:val="24"/>
           <w:lang w:val="hu" w:eastAsia="hu-HU"/>
         </w:rPr>
-        <w:t xml:space="preserve">A Cypress megnyitásához a </w:t>
-      </w:r>
+        <w:t xml:space="preserve">A </w:t>
+      </w:r>
+      <w:proofErr w:type="spellStart"/>
       <w:r>
         <w:rPr>
           <w:rFonts w:ascii="Times New Roman" w:hAnsi="Times New Roman" w:cs="Times New Roman"/>
@@ -1669,6 +4071,25 @@
           <w:szCs w:val="24"/>
           <w:lang w:val="hu" w:eastAsia="hu-HU"/>
         </w:rPr>
+        <w:t>Cypress</w:t>
+      </w:r>
+      <w:proofErr w:type="spellEnd"/>
+      <w:r>
+        <w:rPr>
+          <w:rFonts w:ascii="Times New Roman" w:hAnsi="Times New Roman" w:cs="Times New Roman"/>
+          <w:sz w:val="24"/>
+          <w:szCs w:val="24"/>
+          <w:lang w:val="hu" w:eastAsia="hu-HU"/>
+        </w:rPr>
+        <w:t xml:space="preserve"> megnyitásához a </w:t>
+      </w:r>
+      <w:r>
+        <w:rPr>
+          <w:rFonts w:ascii="Times New Roman" w:hAnsi="Times New Roman" w:cs="Times New Roman"/>
+          <w:sz w:val="24"/>
+          <w:szCs w:val="24"/>
+          <w:lang w:val="hu" w:eastAsia="hu-HU"/>
+        </w:rPr>
         <w:t>p</w:t>
       </w:r>
       <w:r>
@@ -1696,7 +4117,147 @@
           <w:szCs w:val="24"/>
           <w:lang w:val="hu" w:eastAsia="hu-HU"/>
         </w:rPr>
-        <w:t>orban ki kell adni a „npm install cypress –save-dev” és a „npx cypress open” parancsot</w:t>
+        <w:t>orban ki kell adni a „</w:t>
+      </w:r>
+      <w:proofErr w:type="spellStart"/>
+      <w:r>
+        <w:rPr>
+          <w:rFonts w:ascii="Times New Roman" w:hAnsi="Times New Roman" w:cs="Times New Roman"/>
+          <w:sz w:val="24"/>
+          <w:szCs w:val="24"/>
+          <w:lang w:val="hu" w:eastAsia="hu-HU"/>
+        </w:rPr>
+        <w:t>npm</w:t>
+      </w:r>
+      <w:proofErr w:type="spellEnd"/>
+      <w:r>
+        <w:rPr>
+          <w:rFonts w:ascii="Times New Roman" w:hAnsi="Times New Roman" w:cs="Times New Roman"/>
+          <w:sz w:val="24"/>
+          <w:szCs w:val="24"/>
+          <w:lang w:val="hu" w:eastAsia="hu-HU"/>
+        </w:rPr>
+        <w:t xml:space="preserve"> </w:t>
+      </w:r>
+      <w:proofErr w:type="spellStart"/>
+      <w:r>
+        <w:rPr>
+          <w:rFonts w:ascii="Times New Roman" w:hAnsi="Times New Roman" w:cs="Times New Roman"/>
+          <w:sz w:val="24"/>
+          <w:szCs w:val="24"/>
+          <w:lang w:val="hu" w:eastAsia="hu-HU"/>
+        </w:rPr>
+        <w:t>install</w:t>
+      </w:r>
+      <w:proofErr w:type="spellEnd"/>
+      <w:r>
+        <w:rPr>
+          <w:rFonts w:ascii="Times New Roman" w:hAnsi="Times New Roman" w:cs="Times New Roman"/>
+          <w:sz w:val="24"/>
+          <w:szCs w:val="24"/>
+          <w:lang w:val="hu" w:eastAsia="hu-HU"/>
+        </w:rPr>
+        <w:t xml:space="preserve"> </w:t>
+      </w:r>
+      <w:proofErr w:type="spellStart"/>
+      <w:r>
+        <w:rPr>
+          <w:rFonts w:ascii="Times New Roman" w:hAnsi="Times New Roman" w:cs="Times New Roman"/>
+          <w:sz w:val="24"/>
+          <w:szCs w:val="24"/>
+          <w:lang w:val="hu" w:eastAsia="hu-HU"/>
+        </w:rPr>
+        <w:t>cypress</w:t>
+      </w:r>
+      <w:proofErr w:type="spellEnd"/>
+      <w:r>
+        <w:rPr>
+          <w:rFonts w:ascii="Times New Roman" w:hAnsi="Times New Roman" w:cs="Times New Roman"/>
+          <w:sz w:val="24"/>
+          <w:szCs w:val="24"/>
+          <w:lang w:val="hu" w:eastAsia="hu-HU"/>
+        </w:rPr>
+        <w:t xml:space="preserve"> –</w:t>
+      </w:r>
+      <w:proofErr w:type="spellStart"/>
+      <w:r>
+        <w:rPr>
+          <w:rFonts w:ascii="Times New Roman" w:hAnsi="Times New Roman" w:cs="Times New Roman"/>
+          <w:sz w:val="24"/>
+          <w:szCs w:val="24"/>
+          <w:lang w:val="hu" w:eastAsia="hu-HU"/>
+        </w:rPr>
+        <w:t>save-dev</w:t>
+      </w:r>
+      <w:proofErr w:type="spellEnd"/>
+      <w:r>
+        <w:rPr>
+          <w:rFonts w:ascii="Times New Roman" w:hAnsi="Times New Roman" w:cs="Times New Roman"/>
+          <w:sz w:val="24"/>
+          <w:szCs w:val="24"/>
+          <w:lang w:val="hu" w:eastAsia="hu-HU"/>
+        </w:rPr>
+        <w:t>” és a „</w:t>
+      </w:r>
+      <w:proofErr w:type="spellStart"/>
+      <w:r>
+        <w:rPr>
+          <w:rFonts w:ascii="Times New Roman" w:hAnsi="Times New Roman" w:cs="Times New Roman"/>
+          <w:sz w:val="24"/>
+          <w:szCs w:val="24"/>
+          <w:lang w:val="hu" w:eastAsia="hu-HU"/>
+        </w:rPr>
+        <w:t>npx</w:t>
+      </w:r>
+      <w:proofErr w:type="spellEnd"/>
+      <w:r>
+        <w:rPr>
+          <w:rFonts w:ascii="Times New Roman" w:hAnsi="Times New Roman" w:cs="Times New Roman"/>
+          <w:sz w:val="24"/>
+          <w:szCs w:val="24"/>
+          <w:lang w:val="hu" w:eastAsia="hu-HU"/>
+        </w:rPr>
+        <w:t xml:space="preserve"> </w:t>
+      </w:r>
+      <w:proofErr w:type="spellStart"/>
+      <w:r>
+        <w:rPr>
+          <w:rFonts w:ascii="Times New Roman" w:hAnsi="Times New Roman" w:cs="Times New Roman"/>
+          <w:sz w:val="24"/>
+          <w:szCs w:val="24"/>
+          <w:lang w:val="hu" w:eastAsia="hu-HU"/>
+        </w:rPr>
+        <w:t>cypress</w:t>
+      </w:r>
+      <w:proofErr w:type="spellEnd"/>
+      <w:r>
+        <w:rPr>
+          <w:rFonts w:ascii="Times New Roman" w:hAnsi="Times New Roman" w:cs="Times New Roman"/>
+          <w:sz w:val="24"/>
+          <w:szCs w:val="24"/>
+          <w:lang w:val="hu" w:eastAsia="hu-HU"/>
+        </w:rPr>
+        <w:t xml:space="preserve"> </w:t>
+      </w:r>
+      <w:proofErr w:type="spellStart"/>
+      <w:r>
+        <w:rPr>
+          <w:rFonts w:ascii="Times New Roman" w:hAnsi="Times New Roman" w:cs="Times New Roman"/>
+          <w:sz w:val="24"/>
+          <w:szCs w:val="24"/>
+          <w:lang w:val="hu" w:eastAsia="hu-HU"/>
+        </w:rPr>
+        <w:t>open</w:t>
+      </w:r>
+      <w:proofErr w:type="spellEnd"/>
+      <w:r>
+        <w:rPr>
+          <w:rFonts w:ascii="Times New Roman" w:hAnsi="Times New Roman" w:cs="Times New Roman"/>
+          <w:sz w:val="24"/>
+          <w:szCs w:val="24"/>
+          <w:lang w:val="hu" w:eastAsia="hu-HU"/>
+        </w:rPr>
+        <w:t>” parancsot</w:t>
       </w:r>
     </w:p>
     <w:p>
@@ -1729,7 +4290,7 @@
                     <pic:cNvPicPr/>
                   </pic:nvPicPr>
                   <pic:blipFill>
-                    <a:blip r:embed="rId17"/>
+                    <a:blip r:embed="rId18"/>
                     <a:stretch>
                       <a:fillRect/>
                     </a:stretch>
@@ -1757,6 +4318,7 @@
           <w:rFonts w:ascii="Times New Roman" w:hAnsi="Times New Roman" w:cs="Times New Roman"/>
         </w:rPr>
       </w:pPr>
+      <w:bookmarkStart w:id="7" w:name="_Toc228966823"/>
       <w:r>
         <w:rPr>
           <w:rFonts w:ascii="Times New Roman" w:hAnsi="Times New Roman" w:cs="Times New Roman"/>
@@ -1770,6 +4332,7 @@
         </w:rPr>
         <w:t>:</w:t>
       </w:r>
+      <w:bookmarkEnd w:id="7"/>
     </w:p>
     <w:p>
       <w:pPr>
@@ -1877,7 +4440,7 @@
                     <pic:cNvPicPr/>
                   </pic:nvPicPr>
                   <pic:blipFill>
-                    <a:blip r:embed="rId18"/>
+                    <a:blip r:embed="rId19"/>
                     <a:stretch>
                       <a:fillRect/>
                     </a:stretch>
@@ -1961,7 +4524,7 @@
                     <pic:cNvPicPr/>
                   </pic:nvPicPr>
                   <pic:blipFill>
-                    <a:blip r:embed="rId19"/>
+                    <a:blip r:embed="rId20"/>
                     <a:stretch>
                       <a:fillRect/>
                     </a:stretch>
@@ -2003,17 +4566,23 @@
         <w:pStyle w:val="Heading1"/>
         <w:rPr>
           <w:rFonts w:ascii="Times New Roman" w:hAnsi="Times New Roman" w:cs="Times New Roman"/>
-        </w:rPr>
-      </w:pPr>
-      <w:bookmarkStart w:id="0" w:name="_c830ly1ptb07" w:colFirst="0" w:colLast="0"/>
-      <w:bookmarkEnd w:id="0"/>
-      <w:r>
-        <w:rPr>
-          <w:rFonts w:ascii="Times New Roman" w:hAnsi="Times New Roman" w:cs="Times New Roman"/>
+          <w:b/>
+          <w:bCs/>
+        </w:rPr>
+      </w:pPr>
+      <w:bookmarkStart w:id="8" w:name="_c830ly1ptb07" w:colFirst="0" w:colLast="0"/>
+      <w:bookmarkStart w:id="9" w:name="_Toc228966824"/>
+      <w:bookmarkEnd w:id="8"/>
+      <w:r>
+        <w:rPr>
+          <w:rFonts w:ascii="Times New Roman" w:hAnsi="Times New Roman" w:cs="Times New Roman"/>
+          <w:b/>
+          <w:bCs/>
         </w:rPr>
         <w:lastRenderedPageBreak/>
         <w:t>Program rendszerhasználati leírása:</w:t>
       </w:r>
+      <w:bookmarkEnd w:id="9"/>
     </w:p>
     <w:p>
       <w:pPr>
@@ -2023,22 +4592,20 @@
         <w:spacing w:after="80"/>
         <w:rPr>
           <w:rFonts w:ascii="Times New Roman" w:hAnsi="Times New Roman" w:cs="Times New Roman"/>
-          <w:b/>
-          <w:bCs/>
           <w:sz w:val="34"/>
           <w:szCs w:val="34"/>
         </w:rPr>
       </w:pPr>
-      <w:r>
-        <w:rPr>
-          <w:rFonts w:ascii="Times New Roman" w:hAnsi="Times New Roman" w:cs="Times New Roman"/>
-          <w:b/>
-          <w:bCs/>
+      <w:bookmarkStart w:id="10" w:name="_Toc228966825"/>
+      <w:r>
+        <w:rPr>
+          <w:rFonts w:ascii="Times New Roman" w:hAnsi="Times New Roman" w:cs="Times New Roman"/>
           <w:sz w:val="34"/>
           <w:szCs w:val="34"/>
         </w:rPr>
         <w:t>Főoldal</w:t>
       </w:r>
+      <w:bookmarkEnd w:id="10"/>
     </w:p>
     <w:p>
       <w:pPr>
@@ -2171,12 +4738,14 @@
         </w:rPr>
         <w:t xml:space="preserve">Ösztönözze a felhasználót a regisztrációra, hogy </w:t>
       </w:r>
+      <w:proofErr w:type="spellStart"/>
       <w:r>
         <w:rPr>
           <w:rFonts w:ascii="Times New Roman" w:hAnsi="Times New Roman" w:cs="Times New Roman"/>
         </w:rPr>
         <w:t>teljeskörűen</w:t>
       </w:r>
+      <w:proofErr w:type="spellEnd"/>
       <w:r>
         <w:rPr>
           <w:rFonts w:ascii="Times New Roman" w:hAnsi="Times New Roman" w:cs="Times New Roman"/>
@@ -2242,7 +4811,7 @@
                     <pic:cNvPicPr preferRelativeResize="0"/>
                   </pic:nvPicPr>
                   <pic:blipFill>
-                    <a:blip r:embed="rId20"/>
+                    <a:blip r:embed="rId21"/>
                     <a:srcRect/>
                     <a:stretch>
                       <a:fillRect/>
@@ -2273,24 +4842,22 @@
         <w:spacing w:after="80"/>
         <w:rPr>
           <w:rFonts w:ascii="Times New Roman" w:hAnsi="Times New Roman" w:cs="Times New Roman"/>
-          <w:b/>
-          <w:bCs/>
           <w:sz w:val="34"/>
           <w:szCs w:val="34"/>
         </w:rPr>
       </w:pPr>
-      <w:bookmarkStart w:id="1" w:name="_4nzuincdu7r0" w:colFirst="0" w:colLast="0"/>
-      <w:bookmarkEnd w:id="1"/>
-      <w:r>
-        <w:rPr>
-          <w:rFonts w:ascii="Times New Roman" w:hAnsi="Times New Roman" w:cs="Times New Roman"/>
-          <w:b/>
-          <w:bCs/>
+      <w:bookmarkStart w:id="11" w:name="_4nzuincdu7r0" w:colFirst="0" w:colLast="0"/>
+      <w:bookmarkStart w:id="12" w:name="_Toc228966826"/>
+      <w:bookmarkEnd w:id="11"/>
+      <w:r>
+        <w:rPr>
+          <w:rFonts w:ascii="Times New Roman" w:hAnsi="Times New Roman" w:cs="Times New Roman"/>
           <w:sz w:val="34"/>
           <w:szCs w:val="34"/>
         </w:rPr>
         <w:t>Regisztráció</w:t>
       </w:r>
+      <w:bookmarkEnd w:id="12"/>
     </w:p>
     <w:p>
       <w:pPr>
@@ -2335,7 +4902,7 @@
                     <pic:cNvPicPr/>
                   </pic:nvPicPr>
                   <pic:blipFill>
-                    <a:blip r:embed="rId21"/>
+                    <a:blip r:embed="rId22"/>
                     <a:stretch>
                       <a:fillRect/>
                     </a:stretch>
@@ -2484,24 +5051,22 @@
         <w:spacing w:after="80"/>
         <w:rPr>
           <w:rFonts w:ascii="Times New Roman" w:hAnsi="Times New Roman" w:cs="Times New Roman"/>
-          <w:b/>
-          <w:bCs/>
           <w:sz w:val="34"/>
           <w:szCs w:val="34"/>
         </w:rPr>
       </w:pPr>
-      <w:bookmarkStart w:id="2" w:name="_f5vxif5ad84p" w:colFirst="0" w:colLast="0"/>
-      <w:bookmarkEnd w:id="2"/>
-      <w:r>
-        <w:rPr>
-          <w:rFonts w:ascii="Times New Roman" w:hAnsi="Times New Roman" w:cs="Times New Roman"/>
-          <w:b/>
-          <w:bCs/>
+      <w:bookmarkStart w:id="13" w:name="_f5vxif5ad84p" w:colFirst="0" w:colLast="0"/>
+      <w:bookmarkStart w:id="14" w:name="_Toc228966827"/>
+      <w:bookmarkEnd w:id="13"/>
+      <w:r>
+        <w:rPr>
+          <w:rFonts w:ascii="Times New Roman" w:hAnsi="Times New Roman" w:cs="Times New Roman"/>
           <w:sz w:val="34"/>
           <w:szCs w:val="34"/>
         </w:rPr>
         <w:t>Bejelentkezés</w:t>
       </w:r>
+      <w:bookmarkEnd w:id="14"/>
     </w:p>
     <w:p>
       <w:pPr>
@@ -2653,7 +5218,7 @@
                     <pic:cNvPicPr preferRelativeResize="0"/>
                   </pic:nvPicPr>
                   <pic:blipFill>
-                    <a:blip r:embed="rId22"/>
+                    <a:blip r:embed="rId23"/>
                     <a:srcRect/>
                     <a:stretch>
                       <a:fillRect/>
@@ -2704,7 +5269,7 @@
                     <pic:cNvPicPr/>
                   </pic:nvPicPr>
                   <pic:blipFill>
-                    <a:blip r:embed="rId23"/>
+                    <a:blip r:embed="rId24"/>
                     <a:stretch>
                       <a:fillRect/>
                     </a:stretch>
@@ -2733,24 +5298,22 @@
         <w:spacing w:after="80"/>
         <w:rPr>
           <w:rFonts w:ascii="Times New Roman" w:hAnsi="Times New Roman" w:cs="Times New Roman"/>
-          <w:b/>
-          <w:bCs/>
           <w:sz w:val="34"/>
           <w:szCs w:val="34"/>
         </w:rPr>
       </w:pPr>
-      <w:bookmarkStart w:id="3" w:name="_hudk1kl6lwjg" w:colFirst="0" w:colLast="0"/>
-      <w:bookmarkEnd w:id="3"/>
-      <w:r>
-        <w:rPr>
-          <w:rFonts w:ascii="Times New Roman" w:hAnsi="Times New Roman" w:cs="Times New Roman"/>
-          <w:b/>
-          <w:bCs/>
+      <w:bookmarkStart w:id="15" w:name="_hudk1kl6lwjg" w:colFirst="0" w:colLast="0"/>
+      <w:bookmarkStart w:id="16" w:name="_Toc228966828"/>
+      <w:bookmarkEnd w:id="15"/>
+      <w:r>
+        <w:rPr>
+          <w:rFonts w:ascii="Times New Roman" w:hAnsi="Times New Roman" w:cs="Times New Roman"/>
           <w:sz w:val="34"/>
           <w:szCs w:val="34"/>
         </w:rPr>
         <w:t>Felhasználói oldal</w:t>
       </w:r>
+      <w:bookmarkEnd w:id="16"/>
     </w:p>
     <w:p>
       <w:pPr>
@@ -2867,7 +5430,21 @@
         <w:rPr>
           <w:rFonts w:ascii="Times New Roman" w:hAnsi="Times New Roman" w:cs="Times New Roman"/>
         </w:rPr>
-        <w:t>Vásárlási statisztikák: Grafikus megjelenítésű összesítők a korábbi vásárlásokról</w:t>
+        <w:t xml:space="preserve">Vásárlási statisztikák: Grafikus </w:t>
+      </w:r>
+      <w:proofErr w:type="spellStart"/>
+      <w:r>
+        <w:rPr>
+          <w:rFonts w:ascii="Times New Roman" w:hAnsi="Times New Roman" w:cs="Times New Roman"/>
+        </w:rPr>
+        <w:t>megjelenítésű</w:t>
+      </w:r>
+      <w:proofErr w:type="spellEnd"/>
+      <w:r>
+        <w:rPr>
+          <w:rFonts w:ascii="Times New Roman" w:hAnsi="Times New Roman" w:cs="Times New Roman"/>
+        </w:rPr>
+        <w:t xml:space="preserve"> összesítők a korábbi vásárlásokról</w:t>
       </w:r>
       <w:r>
         <w:rPr>
@@ -2941,7 +5518,7 @@
                     <pic:cNvPicPr preferRelativeResize="0"/>
                   </pic:nvPicPr>
                   <pic:blipFill>
-                    <a:blip r:embed="rId24"/>
+                    <a:blip r:embed="rId25"/>
                     <a:srcRect/>
                     <a:stretch>
                       <a:fillRect/>
@@ -2972,24 +5549,22 @@
         <w:spacing w:after="80"/>
         <w:rPr>
           <w:rFonts w:ascii="Times New Roman" w:hAnsi="Times New Roman" w:cs="Times New Roman"/>
-          <w:b/>
-          <w:bCs/>
           <w:sz w:val="34"/>
           <w:szCs w:val="34"/>
         </w:rPr>
       </w:pPr>
-      <w:bookmarkStart w:id="4" w:name="_1w10co6swlrb" w:colFirst="0" w:colLast="0"/>
-      <w:bookmarkEnd w:id="4"/>
-      <w:r>
-        <w:rPr>
-          <w:rFonts w:ascii="Times New Roman" w:hAnsi="Times New Roman" w:cs="Times New Roman"/>
-          <w:b/>
-          <w:bCs/>
+      <w:bookmarkStart w:id="17" w:name="_1w10co6swlrb" w:colFirst="0" w:colLast="0"/>
+      <w:bookmarkStart w:id="18" w:name="_Toc228966829"/>
+      <w:bookmarkEnd w:id="17"/>
+      <w:r>
+        <w:rPr>
+          <w:rFonts w:ascii="Times New Roman" w:hAnsi="Times New Roman" w:cs="Times New Roman"/>
           <w:sz w:val="34"/>
           <w:szCs w:val="34"/>
         </w:rPr>
         <w:t>Termékek oldal</w:t>
       </w:r>
+      <w:bookmarkEnd w:id="18"/>
     </w:p>
     <w:p>
       <w:pPr>
@@ -3216,7 +5791,7 @@
                     <pic:cNvPicPr preferRelativeResize="0"/>
                   </pic:nvPicPr>
                   <pic:blipFill>
-                    <a:blip r:embed="rId25"/>
+                    <a:blip r:embed="rId26"/>
                     <a:srcRect/>
                     <a:stretch>
                       <a:fillRect/>
@@ -3247,24 +5822,22 @@
         <w:spacing w:after="80"/>
         <w:rPr>
           <w:rFonts w:ascii="Times New Roman" w:hAnsi="Times New Roman" w:cs="Times New Roman"/>
-          <w:b/>
-          <w:bCs/>
           <w:sz w:val="34"/>
           <w:szCs w:val="34"/>
         </w:rPr>
       </w:pPr>
-      <w:bookmarkStart w:id="5" w:name="_fwym1zw44kuz" w:colFirst="0" w:colLast="0"/>
-      <w:bookmarkEnd w:id="5"/>
-      <w:r>
-        <w:rPr>
-          <w:rFonts w:ascii="Times New Roman" w:hAnsi="Times New Roman" w:cs="Times New Roman"/>
-          <w:b/>
-          <w:bCs/>
+      <w:bookmarkStart w:id="19" w:name="_fwym1zw44kuz" w:colFirst="0" w:colLast="0"/>
+      <w:bookmarkStart w:id="20" w:name="_Toc228966830"/>
+      <w:bookmarkEnd w:id="19"/>
+      <w:r>
+        <w:rPr>
+          <w:rFonts w:ascii="Times New Roman" w:hAnsi="Times New Roman" w:cs="Times New Roman"/>
           <w:sz w:val="34"/>
           <w:szCs w:val="34"/>
         </w:rPr>
         <w:t>Kosár</w:t>
       </w:r>
+      <w:bookmarkEnd w:id="20"/>
     </w:p>
     <w:p>
       <w:pPr>
@@ -3504,7 +6077,7 @@
                     <pic:cNvPicPr preferRelativeResize="0"/>
                   </pic:nvPicPr>
                   <pic:blipFill>
-                    <a:blip r:embed="rId26"/>
+                    <a:blip r:embed="rId27"/>
                     <a:srcRect/>
                     <a:stretch>
                       <a:fillRect/>
@@ -3535,25 +6108,23 @@
         <w:spacing w:after="80"/>
         <w:rPr>
           <w:rFonts w:ascii="Times New Roman" w:hAnsi="Times New Roman" w:cs="Times New Roman"/>
-          <w:b/>
-          <w:bCs/>
           <w:sz w:val="34"/>
           <w:szCs w:val="34"/>
         </w:rPr>
       </w:pPr>
-      <w:bookmarkStart w:id="6" w:name="_bhsc954iem63" w:colFirst="0" w:colLast="0"/>
-      <w:bookmarkEnd w:id="6"/>
-      <w:r>
-        <w:rPr>
-          <w:rFonts w:ascii="Times New Roman" w:hAnsi="Times New Roman" w:cs="Times New Roman"/>
-          <w:b/>
-          <w:bCs/>
+      <w:bookmarkStart w:id="21" w:name="_bhsc954iem63" w:colFirst="0" w:colLast="0"/>
+      <w:bookmarkStart w:id="22" w:name="_Toc228966831"/>
+      <w:bookmarkEnd w:id="21"/>
+      <w:r>
+        <w:rPr>
+          <w:rFonts w:ascii="Times New Roman" w:hAnsi="Times New Roman" w:cs="Times New Roman"/>
           <w:sz w:val="34"/>
           <w:szCs w:val="34"/>
         </w:rPr>
         <w:lastRenderedPageBreak/>
         <w:t>Rendelések kezelése</w:t>
       </w:r>
+      <w:bookmarkEnd w:id="22"/>
     </w:p>
     <w:p>
       <w:pPr>
@@ -3773,24 +6344,22 @@
         <w:spacing w:after="80"/>
         <w:rPr>
           <w:rFonts w:ascii="Times New Roman" w:hAnsi="Times New Roman" w:cs="Times New Roman"/>
-          <w:b/>
-          <w:bCs/>
           <w:sz w:val="34"/>
           <w:szCs w:val="34"/>
         </w:rPr>
       </w:pPr>
-      <w:bookmarkStart w:id="7" w:name="_amhqiunhn2sb" w:colFirst="0" w:colLast="0"/>
-      <w:bookmarkEnd w:id="7"/>
-      <w:r>
-        <w:rPr>
-          <w:rFonts w:ascii="Times New Roman" w:hAnsi="Times New Roman" w:cs="Times New Roman"/>
-          <w:b/>
-          <w:bCs/>
+      <w:bookmarkStart w:id="23" w:name="_amhqiunhn2sb" w:colFirst="0" w:colLast="0"/>
+      <w:bookmarkStart w:id="24" w:name="_Toc228966832"/>
+      <w:bookmarkEnd w:id="23"/>
+      <w:r>
+        <w:rPr>
+          <w:rFonts w:ascii="Times New Roman" w:hAnsi="Times New Roman" w:cs="Times New Roman"/>
           <w:sz w:val="34"/>
           <w:szCs w:val="34"/>
         </w:rPr>
         <w:t>Dolgozói felület</w:t>
       </w:r>
+      <w:bookmarkEnd w:id="24"/>
     </w:p>
     <w:p>
       <w:pPr>
@@ -3933,11 +6502,19 @@
           <w:rFonts w:ascii="Times New Roman" w:hAnsi="Times New Roman" w:cs="Times New Roman"/>
         </w:rPr>
       </w:pPr>
-      <w:r>
-        <w:rPr>
-          <w:rFonts w:ascii="Times New Roman" w:hAnsi="Times New Roman" w:cs="Times New Roman"/>
-        </w:rPr>
-        <w:t>Törölt státusz beállítása (problémás rendelések kezelése)</w:t>
+      <w:proofErr w:type="spellStart"/>
+      <w:r>
+        <w:rPr>
+          <w:rFonts w:ascii="Times New Roman" w:hAnsi="Times New Roman" w:cs="Times New Roman"/>
+        </w:rPr>
+        <w:t>Törölt</w:t>
+      </w:r>
+      <w:proofErr w:type="spellEnd"/>
+      <w:r>
+        <w:rPr>
+          <w:rFonts w:ascii="Times New Roman" w:hAnsi="Times New Roman" w:cs="Times New Roman"/>
+        </w:rPr>
+        <w:t xml:space="preserve"> státusz beállítása (problémás rendelések kezelése)</w:t>
       </w:r>
     </w:p>
     <w:p>
@@ -3967,7 +6544,7 @@
                     <pic:cNvPicPr preferRelativeResize="0"/>
                   </pic:nvPicPr>
                   <pic:blipFill>
-                    <a:blip r:embed="rId27"/>
+                    <a:blip r:embed="rId28"/>
                     <a:srcRect/>
                     <a:stretch>
                       <a:fillRect/>
@@ -3998,24 +6575,32 @@
         <w:spacing w:after="80"/>
         <w:rPr>
           <w:rFonts w:ascii="Times New Roman" w:hAnsi="Times New Roman" w:cs="Times New Roman"/>
-          <w:b/>
-          <w:bCs/>
           <w:sz w:val="34"/>
           <w:szCs w:val="34"/>
         </w:rPr>
       </w:pPr>
-      <w:bookmarkStart w:id="8" w:name="_dyc17u1optnu" w:colFirst="0" w:colLast="0"/>
-      <w:bookmarkEnd w:id="8"/>
-      <w:r>
-        <w:rPr>
-          <w:rFonts w:ascii="Times New Roman" w:hAnsi="Times New Roman" w:cs="Times New Roman"/>
-          <w:b/>
-          <w:bCs/>
+      <w:bookmarkStart w:id="25" w:name="_dyc17u1optnu" w:colFirst="0" w:colLast="0"/>
+      <w:bookmarkStart w:id="26" w:name="_Toc228966833"/>
+      <w:bookmarkEnd w:id="25"/>
+      <w:proofErr w:type="spellStart"/>
+      <w:r>
+        <w:rPr>
+          <w:rFonts w:ascii="Times New Roman" w:hAnsi="Times New Roman" w:cs="Times New Roman"/>
           <w:sz w:val="34"/>
           <w:szCs w:val="34"/>
         </w:rPr>
-        <w:t>Admin felület</w:t>
-      </w:r>
+        <w:t>Admin</w:t>
+      </w:r>
+      <w:proofErr w:type="spellEnd"/>
+      <w:r>
+        <w:rPr>
+          <w:rFonts w:ascii="Times New Roman" w:hAnsi="Times New Roman" w:cs="Times New Roman"/>
+          <w:sz w:val="34"/>
+          <w:szCs w:val="34"/>
+        </w:rPr>
+        <w:t xml:space="preserve"> felület</w:t>
+      </w:r>
+      <w:bookmarkEnd w:id="26"/>
     </w:p>
     <w:p>
       <w:pPr>
@@ -4147,7 +6732,7 @@
                     <pic:cNvPicPr preferRelativeResize="0"/>
                   </pic:nvPicPr>
                   <pic:blipFill>
-                    <a:blip r:embed="rId28"/>
+                    <a:blip r:embed="rId29"/>
                     <a:srcRect/>
                     <a:stretch>
                       <a:fillRect/>
@@ -4195,7 +6780,21 @@
         <w:rPr>
           <w:rFonts w:ascii="Times New Roman" w:hAnsi="Times New Roman" w:cs="Times New Roman"/>
         </w:rPr>
-        <w:t>Az admin felület vizuális grafikonokat is tartalmaz, amelyek segítik az üzleti adatok könnyebb áttekintését és elemzését:</w:t>
+        <w:t xml:space="preserve">Az </w:t>
+      </w:r>
+      <w:proofErr w:type="spellStart"/>
+      <w:r>
+        <w:rPr>
+          <w:rFonts w:ascii="Times New Roman" w:hAnsi="Times New Roman" w:cs="Times New Roman"/>
+        </w:rPr>
+        <w:t>admin</w:t>
+      </w:r>
+      <w:proofErr w:type="spellEnd"/>
+      <w:r>
+        <w:rPr>
+          <w:rFonts w:ascii="Times New Roman" w:hAnsi="Times New Roman" w:cs="Times New Roman"/>
+        </w:rPr>
+        <w:t xml:space="preserve"> felület vizuális grafikonokat is tartalmaz, amelyek segítik az üzleti adatok könnyebb áttekintését és elemzését:</w:t>
       </w:r>
     </w:p>
     <w:p>
@@ -4291,7 +6890,7 @@
                     <pic:cNvPicPr preferRelativeResize="0"/>
                   </pic:nvPicPr>
                   <pic:blipFill>
-                    <a:blip r:embed="rId29"/>
+                    <a:blip r:embed="rId30"/>
                     <a:srcRect/>
                     <a:stretch>
                       <a:fillRect/>
@@ -4322,24 +6921,22 @@
         <w:spacing w:after="80"/>
         <w:rPr>
           <w:rFonts w:ascii="Times New Roman" w:hAnsi="Times New Roman" w:cs="Times New Roman"/>
-          <w:b/>
-          <w:bCs/>
           <w:sz w:val="34"/>
           <w:szCs w:val="34"/>
         </w:rPr>
       </w:pPr>
-      <w:bookmarkStart w:id="9" w:name="_1fy2g9jjslhc" w:colFirst="0" w:colLast="0"/>
-      <w:bookmarkEnd w:id="9"/>
-      <w:r>
-        <w:rPr>
-          <w:rFonts w:ascii="Times New Roman" w:hAnsi="Times New Roman" w:cs="Times New Roman"/>
-          <w:b/>
-          <w:bCs/>
+      <w:bookmarkStart w:id="27" w:name="_1fy2g9jjslhc" w:colFirst="0" w:colLast="0"/>
+      <w:bookmarkStart w:id="28" w:name="_Toc228966834"/>
+      <w:bookmarkEnd w:id="27"/>
+      <w:r>
+        <w:rPr>
+          <w:rFonts w:ascii="Times New Roman" w:hAnsi="Times New Roman" w:cs="Times New Roman"/>
           <w:sz w:val="34"/>
           <w:szCs w:val="34"/>
         </w:rPr>
         <w:t>Rólunk oldal</w:t>
       </w:r>
+      <w:bookmarkEnd w:id="28"/>
     </w:p>
     <w:p>
       <w:pPr>
@@ -4481,7 +7078,7 @@
                     <pic:cNvPicPr preferRelativeResize="0"/>
                   </pic:nvPicPr>
                   <pic:blipFill>
-                    <a:blip r:embed="rId30"/>
+                    <a:blip r:embed="rId31"/>
                     <a:srcRect/>
                     <a:stretch>
                       <a:fillRect/>
@@ -4512,24 +7109,22 @@
         <w:spacing w:after="80"/>
         <w:rPr>
           <w:rFonts w:ascii="Times New Roman" w:hAnsi="Times New Roman" w:cs="Times New Roman"/>
-          <w:b/>
-          <w:bCs/>
           <w:sz w:val="34"/>
           <w:szCs w:val="34"/>
         </w:rPr>
       </w:pPr>
-      <w:bookmarkStart w:id="10" w:name="_gv66vrt53v4" w:colFirst="0" w:colLast="0"/>
-      <w:bookmarkEnd w:id="10"/>
-      <w:r>
-        <w:rPr>
-          <w:rFonts w:ascii="Times New Roman" w:hAnsi="Times New Roman" w:cs="Times New Roman"/>
-          <w:b/>
-          <w:bCs/>
+      <w:bookmarkStart w:id="29" w:name="_gv66vrt53v4" w:colFirst="0" w:colLast="0"/>
+      <w:bookmarkStart w:id="30" w:name="_Toc228966835"/>
+      <w:bookmarkEnd w:id="29"/>
+      <w:r>
+        <w:rPr>
+          <w:rFonts w:ascii="Times New Roman" w:hAnsi="Times New Roman" w:cs="Times New Roman"/>
           <w:sz w:val="34"/>
           <w:szCs w:val="34"/>
         </w:rPr>
         <w:t>Navigáció</w:t>
       </w:r>
+      <w:bookmarkEnd w:id="30"/>
     </w:p>
     <w:p>
       <w:pPr>
@@ -4539,26 +7134,44 @@
         <w:spacing w:before="280"/>
         <w:rPr>
           <w:rFonts w:ascii="Times New Roman" w:hAnsi="Times New Roman" w:cs="Times New Roman"/>
-          <w:b/>
-          <w:bCs/>
           <w:color w:val="000000"/>
           <w:sz w:val="26"/>
           <w:szCs w:val="26"/>
         </w:rPr>
       </w:pPr>
-      <w:bookmarkStart w:id="11" w:name="_pdj3njmey17l" w:colFirst="0" w:colLast="0"/>
-      <w:bookmarkEnd w:id="11"/>
-      <w:r>
-        <w:rPr>
-          <w:rFonts w:ascii="Times New Roman" w:hAnsi="Times New Roman" w:cs="Times New Roman"/>
-          <w:b/>
-          <w:bCs/>
+      <w:bookmarkStart w:id="31" w:name="_pdj3njmey17l" w:colFirst="0" w:colLast="0"/>
+      <w:bookmarkStart w:id="32" w:name="_Toc228966836"/>
+      <w:bookmarkEnd w:id="31"/>
+      <w:r>
+        <w:rPr>
+          <w:rFonts w:ascii="Times New Roman" w:hAnsi="Times New Roman" w:cs="Times New Roman"/>
           <w:color w:val="000000"/>
           <w:sz w:val="26"/>
           <w:szCs w:val="26"/>
         </w:rPr>
-        <w:t>Navigációs sáv (Navbar)</w:t>
-      </w:r>
+        <w:t>Navigációs sáv (</w:t>
+      </w:r>
+      <w:proofErr w:type="spellStart"/>
+      <w:r>
+        <w:rPr>
+          <w:rFonts w:ascii="Times New Roman" w:hAnsi="Times New Roman" w:cs="Times New Roman"/>
+          <w:color w:val="000000"/>
+          <w:sz w:val="26"/>
+          <w:szCs w:val="26"/>
+        </w:rPr>
+        <w:t>Navbar</w:t>
+      </w:r>
+      <w:proofErr w:type="spellEnd"/>
+      <w:r>
+        <w:rPr>
+          <w:rFonts w:ascii="Times New Roman" w:hAnsi="Times New Roman" w:cs="Times New Roman"/>
+          <w:color w:val="000000"/>
+          <w:sz w:val="26"/>
+          <w:szCs w:val="26"/>
+        </w:rPr>
+        <w:t>)</w:t>
+      </w:r>
+      <w:bookmarkEnd w:id="32"/>
     </w:p>
     <w:p>
       <w:pPr>
@@ -4732,11 +7345,33 @@
           <w:rFonts w:ascii="Times New Roman" w:hAnsi="Times New Roman" w:cs="Times New Roman"/>
         </w:rPr>
       </w:pPr>
-      <w:r>
-        <w:rPr>
-          <w:rFonts w:ascii="Times New Roman" w:hAnsi="Times New Roman" w:cs="Times New Roman"/>
-        </w:rPr>
-        <w:t>Admin jogosultság esetén: admin oldal elérése</w:t>
+      <w:proofErr w:type="spellStart"/>
+      <w:r>
+        <w:rPr>
+          <w:rFonts w:ascii="Times New Roman" w:hAnsi="Times New Roman" w:cs="Times New Roman"/>
+        </w:rPr>
+        <w:t>Admin</w:t>
+      </w:r>
+      <w:proofErr w:type="spellEnd"/>
+      <w:r>
+        <w:rPr>
+          <w:rFonts w:ascii="Times New Roman" w:hAnsi="Times New Roman" w:cs="Times New Roman"/>
+        </w:rPr>
+        <w:t xml:space="preserve"> jogosultság esetén: </w:t>
+      </w:r>
+      <w:proofErr w:type="spellStart"/>
+      <w:r>
+        <w:rPr>
+          <w:rFonts w:ascii="Times New Roman" w:hAnsi="Times New Roman" w:cs="Times New Roman"/>
+        </w:rPr>
+        <w:t>admin</w:t>
+      </w:r>
+      <w:proofErr w:type="spellEnd"/>
+      <w:r>
+        <w:rPr>
+          <w:rFonts w:ascii="Times New Roman" w:hAnsi="Times New Roman" w:cs="Times New Roman"/>
+        </w:rPr>
+        <w:t xml:space="preserve"> oldal elérése</w:t>
       </w:r>
     </w:p>
     <w:p>
@@ -4807,7 +7442,7 @@
                     <pic:cNvPicPr preferRelativeResize="0"/>
                   </pic:nvPicPr>
                   <pic:blipFill>
-                    <a:blip r:embed="rId31"/>
+                    <a:blip r:embed="rId32"/>
                     <a:srcRect/>
                     <a:stretch>
                       <a:fillRect/>
@@ -4838,26 +7473,44 @@
         <w:spacing w:before="280"/>
         <w:rPr>
           <w:rFonts w:ascii="Times New Roman" w:hAnsi="Times New Roman" w:cs="Times New Roman"/>
-          <w:b/>
-          <w:bCs/>
           <w:color w:val="000000"/>
           <w:sz w:val="26"/>
           <w:szCs w:val="26"/>
         </w:rPr>
       </w:pPr>
-      <w:bookmarkStart w:id="12" w:name="_gnboe35wu9uv" w:colFirst="0" w:colLast="0"/>
-      <w:bookmarkEnd w:id="12"/>
-      <w:r>
-        <w:rPr>
-          <w:rFonts w:ascii="Times New Roman" w:hAnsi="Times New Roman" w:cs="Times New Roman"/>
-          <w:b/>
-          <w:bCs/>
+      <w:bookmarkStart w:id="33" w:name="_gnboe35wu9uv" w:colFirst="0" w:colLast="0"/>
+      <w:bookmarkStart w:id="34" w:name="_Toc228966837"/>
+      <w:bookmarkEnd w:id="33"/>
+      <w:r>
+        <w:rPr>
+          <w:rFonts w:ascii="Times New Roman" w:hAnsi="Times New Roman" w:cs="Times New Roman"/>
           <w:color w:val="000000"/>
           <w:sz w:val="26"/>
           <w:szCs w:val="26"/>
         </w:rPr>
-        <w:t>Lábléc (Footer)</w:t>
-      </w:r>
+        <w:t>Lábléc (</w:t>
+      </w:r>
+      <w:proofErr w:type="spellStart"/>
+      <w:r>
+        <w:rPr>
+          <w:rFonts w:ascii="Times New Roman" w:hAnsi="Times New Roman" w:cs="Times New Roman"/>
+          <w:color w:val="000000"/>
+          <w:sz w:val="26"/>
+          <w:szCs w:val="26"/>
+        </w:rPr>
+        <w:t>Footer</w:t>
+      </w:r>
+      <w:proofErr w:type="spellEnd"/>
+      <w:r>
+        <w:rPr>
+          <w:rFonts w:ascii="Times New Roman" w:hAnsi="Times New Roman" w:cs="Times New Roman"/>
+          <w:color w:val="000000"/>
+          <w:sz w:val="26"/>
+          <w:szCs w:val="26"/>
+        </w:rPr>
+        <w:t>)</w:t>
+      </w:r>
+      <w:bookmarkEnd w:id="34"/>
     </w:p>
     <w:p>
       <w:pPr>
@@ -4961,7 +7614,7 @@
                     <pic:cNvPicPr preferRelativeResize="0"/>
                   </pic:nvPicPr>
                   <pic:blipFill>
-                    <a:blip r:embed="rId32"/>
+                    <a:blip r:embed="rId33"/>
                     <a:srcRect/>
                     <a:stretch>
                       <a:fillRect/>
@@ -4992,24 +7645,22 @@
         <w:spacing w:after="80"/>
         <w:rPr>
           <w:rFonts w:ascii="Times New Roman" w:hAnsi="Times New Roman" w:cs="Times New Roman"/>
-          <w:b/>
-          <w:bCs/>
           <w:sz w:val="34"/>
           <w:szCs w:val="34"/>
         </w:rPr>
       </w:pPr>
-      <w:bookmarkStart w:id="13" w:name="_pnu9agu3bmlg" w:colFirst="0" w:colLast="0"/>
-      <w:bookmarkEnd w:id="13"/>
-      <w:r>
-        <w:rPr>
-          <w:rFonts w:ascii="Times New Roman" w:hAnsi="Times New Roman" w:cs="Times New Roman"/>
-          <w:b/>
-          <w:bCs/>
+      <w:bookmarkStart w:id="35" w:name="_pnu9agu3bmlg" w:colFirst="0" w:colLast="0"/>
+      <w:bookmarkStart w:id="36" w:name="_Toc228966838"/>
+      <w:bookmarkEnd w:id="35"/>
+      <w:r>
+        <w:rPr>
+          <w:rFonts w:ascii="Times New Roman" w:hAnsi="Times New Roman" w:cs="Times New Roman"/>
           <w:sz w:val="34"/>
           <w:szCs w:val="34"/>
         </w:rPr>
         <w:t>E-mail értesítések</w:t>
       </w:r>
+      <w:bookmarkEnd w:id="36"/>
     </w:p>
     <w:p>
       <w:pPr>
@@ -5108,7 +7759,21 @@
         <w:rPr>
           <w:rFonts w:ascii="Times New Roman" w:hAnsi="Times New Roman" w:cs="Times New Roman"/>
         </w:rPr>
-        <w:t>Ezek az automatikus értesítések biztosítják a felhasználók folyamatos tájékoztatását, hogy mindig naprakészek legyenek rendeléseik állapotával kapcsolatban, anélkül hogy külön be kellene lépniük a rendszerbe.</w:t>
+        <w:t xml:space="preserve">Ezek az automatikus értesítések biztosítják a felhasználók folyamatos tájékoztatását, hogy mindig naprakészek legyenek rendeléseik állapotával kapcsolatban, </w:t>
+      </w:r>
+      <w:proofErr w:type="gramStart"/>
+      <w:r>
+        <w:rPr>
+          <w:rFonts w:ascii="Times New Roman" w:hAnsi="Times New Roman" w:cs="Times New Roman"/>
+        </w:rPr>
+        <w:t>anélkül</w:t>
+      </w:r>
+      <w:proofErr w:type="gramEnd"/>
+      <w:r>
+        <w:rPr>
+          <w:rFonts w:ascii="Times New Roman" w:hAnsi="Times New Roman" w:cs="Times New Roman"/>
+        </w:rPr>
+        <w:t xml:space="preserve"> hogy külön be kellene lépniük a rendszerbe.</w:t>
       </w:r>
     </w:p>
     <w:p>
@@ -5138,7 +7803,7 @@
                     <pic:cNvPicPr preferRelativeResize="0"/>
                   </pic:nvPicPr>
                   <pic:blipFill>
-                    <a:blip r:embed="rId33"/>
+                    <a:blip r:embed="rId34"/>
                     <a:srcRect/>
                     <a:stretch>
                       <a:fillRect/>
@@ -5172,7 +7837,7 @@
       </w:pPr>
     </w:p>
     <w:sectPr>
-      <w:footerReference w:type="default" r:id="rId34"/>
+      <w:footerReference w:type="default" r:id="rId35"/>
       <w:pgSz w:w="11906" w:h="16838"/>
       <w:pgMar w:top="1417" w:right="1417" w:bottom="1417" w:left="1417" w:header="708" w:footer="708" w:gutter="0"/>
       <w:cols w:space="708"/>
@@ -7725,6 +10390,60 @@
       <w:szCs w:val="32"/>
     </w:rPr>
   </w:style>
+  <w:style w:type="paragraph" w:styleId="TOCHeading">
+    <w:name w:val="TOC Heading"/>
+    <w:basedOn w:val="Heading1"/>
+    <w:next w:val="Normal"/>
+    <w:uiPriority w:val="39"/>
+    <w:unhideWhenUsed/>
+    <w:qFormat/>
+    <w:rsid w:val="0042251B"/>
+    <w:pPr>
+      <w:outlineLvl w:val="9"/>
+    </w:pPr>
+    <w:rPr>
+      <w:color w:val="2F5496" w:themeColor="accent1" w:themeShade="BF"/>
+      <w:lang w:eastAsia="hu-HU"/>
+    </w:rPr>
+  </w:style>
+  <w:style w:type="paragraph" w:styleId="TOC1">
+    <w:name w:val="toc 1"/>
+    <w:basedOn w:val="Normal"/>
+    <w:next w:val="Normal"/>
+    <w:autoRedefine/>
+    <w:uiPriority w:val="39"/>
+    <w:unhideWhenUsed/>
+    <w:rsid w:val="0042251B"/>
+    <w:pPr>
+      <w:spacing w:after="100"/>
+    </w:pPr>
+  </w:style>
+  <w:style w:type="paragraph" w:styleId="TOC2">
+    <w:name w:val="toc 2"/>
+    <w:basedOn w:val="Normal"/>
+    <w:next w:val="Normal"/>
+    <w:autoRedefine/>
+    <w:uiPriority w:val="39"/>
+    <w:unhideWhenUsed/>
+    <w:rsid w:val="0042251B"/>
+    <w:pPr>
+      <w:spacing w:after="100"/>
+      <w:ind w:left="220"/>
+    </w:pPr>
+  </w:style>
+  <w:style w:type="paragraph" w:styleId="TOC3">
+    <w:name w:val="toc 3"/>
+    <w:basedOn w:val="Normal"/>
+    <w:next w:val="Normal"/>
+    <w:autoRedefine/>
+    <w:uiPriority w:val="39"/>
+    <w:unhideWhenUsed/>
+    <w:rsid w:val="0042251B"/>
+    <w:pPr>
+      <w:spacing w:after="100"/>
+      <w:ind w:left="440"/>
+    </w:pPr>
+  </w:style>
 </w:styles>
 </file>
 
@@ -8021,4 +10740,16 @@
     </a:ext>
   </a:extLst>
 </a:theme>
+</file>
+
+<file path=customXml/item1.xml><?xml version="1.0" encoding="utf-8"?>
+<b:Sources xmlns:b="http://schemas.openxmlformats.org/officeDocument/2006/bibliography" xmlns="http://schemas.openxmlformats.org/officeDocument/2006/bibliography" SelectedStyle="\APASixthEditionOfficeOnline.xsl" StyleName="APA" Version="6"/>
+</file>
+
+<file path=customXml/itemProps1.xml><?xml version="1.0" encoding="utf-8"?>
+<ds:datastoreItem xmlns:ds="http://schemas.openxmlformats.org/officeDocument/2006/customXml" ds:itemID="{D74501A7-8DD7-4C37-B874-1DD5F5A58923}">
+  <ds:schemaRefs>
+    <ds:schemaRef ds:uri="http://schemas.openxmlformats.org/officeDocument/2006/bibliography"/>
+  </ds:schemaRefs>
+</ds:datastoreItem>
 </file>